--- a/konstitutsiya_variant_3.docx
+++ b/konstitutsiya_variant_3.docx
@@ -4,139 +4,206 @@
   <w:body>
     <w:p>
       <w:pPr>
-        <w:jc w:val="center"/>
+        <w:widowControl/>
+        <w:spacing w:line="240" w:lineRule="auto" w:after="120"/>
+        <w:jc w:val="left"/>
       </w:pPr>
       <w:r>
         <w:rPr>
+          <w:rFonts w:ascii="Times New Roman" w:hAnsi="Times New Roman" w:eastAsia="Times New Roman"/>
           <w:b/>
-          <w:color w:val="2975E5"/>
-          <w:sz w:val="32"/>
+          <w:color w:val="181A1F"/>
+          <w:sz w:val="28"/>
         </w:rPr>
-        <w:t>ЕГЭ ПО ОБЩЕСТВОЗНАНИЮ — 2026</w:t>
+        <w:t>Тематический пробный вариант № 3. Конституция</w:t>
       </w:r>
     </w:p>
     <w:p>
       <w:pPr>
-        <w:jc w:val="center"/>
+        <w:widowControl/>
+        <w:spacing w:line="240" w:lineRule="auto" w:after="140"/>
+        <w:jc w:val="left"/>
       </w:pPr>
       <w:r>
         <w:rPr>
-          <w:b/>
-          <w:sz w:val="30"/>
+          <w:rFonts w:ascii="Times New Roman" w:hAnsi="Times New Roman" w:eastAsia="Times New Roman"/>
+          <w:color w:val="181A1F"/>
+          <w:sz w:val="28"/>
         </w:rPr>
-        <w:t>Тематический пробный вариант № 3</w:t>
-        <w:br/>
-        <w:t>Конституция</w:t>
-      </w:r>
-    </w:p>
-    <w:p>
-      <w:r>
         <w:t>25 заданий • максимальный первичный балл — 58 • рекомендуемое время — 3 часа 30 минут</w:t>
-      </w:r>
-    </w:p>
-    <w:p>
-      <w:r>
-        <w:rPr>
-          <w:i/>
-        </w:rPr>
-        <w:t>Все задания относятся к указанному разделу; фиксированные тематические номера заменены равноценными по максимальному баллу.</w:t>
       </w:r>
     </w:p>
     <w:p>
       <w:pPr>
         <w:pStyle w:val="Heading1"/>
+        <w:keepNext/>
+        <w:widowControl/>
+        <w:spacing w:line="240" w:lineRule="auto" w:after="60" w:before="160"/>
       </w:pPr>
       <w:r>
+        <w:rPr>
+          <w:rFonts w:ascii="Times New Roman" w:hAnsi="Times New Roman" w:eastAsia="Times New Roman"/>
+          <w:b/>
+          <w:color w:val="181A1F"/>
+          <w:sz w:val="28"/>
+        </w:rPr>
         <w:t>Часть 1</w:t>
       </w:r>
     </w:p>
     <w:p>
+      <w:pPr>
+        <w:widowControl/>
+        <w:spacing w:line="240" w:lineRule="auto" w:after="0"/>
+      </w:pPr>
       <w:r>
+        <w:rPr>
+          <w:rFonts w:ascii="Times New Roman" w:hAnsi="Times New Roman" w:eastAsia="Times New Roman"/>
+          <w:color w:val="181A1F"/>
+          <w:sz w:val="28"/>
+        </w:rPr>
         <w:t>Ответами к заданиям 1–16 являются последовательности цифр. Запишите ответ без пробелов и дополнительных символов.</w:t>
       </w:r>
     </w:p>
     <w:p>
+      <w:pPr>
+        <w:keepNext/>
+        <w:widowControl/>
+        <w:spacing w:line="240" w:lineRule="auto" w:after="0" w:before="120"/>
+      </w:pPr>
       <w:r>
         <w:rPr>
+          <w:rFonts w:ascii="Times New Roman" w:hAnsi="Times New Roman" w:eastAsia="Times New Roman"/>
           <w:b/>
-          <w:sz w:val="24"/>
+          <w:color w:val="181A1F"/>
+          <w:sz w:val="28"/>
         </w:rPr>
         <w:t>1.</w:t>
       </w:r>
     </w:p>
     <w:p>
+      <w:pPr>
+        <w:widowControl/>
+        <w:spacing w:line="240" w:lineRule="auto" w:after="0"/>
+      </w:pPr>
       <w:r>
         <w:rPr>
+          <w:rFonts w:ascii="Times New Roman" w:hAnsi="Times New Roman" w:eastAsia="Times New Roman"/>
           <w:b w:val="0"/>
           <w:i w:val="0"/>
+          <w:color w:val="181A1F"/>
+          <w:sz w:val="28"/>
         </w:rPr>
         <w:t xml:space="preserve">Выберите в приведённом списке положения, характеризующие основы конституционного строя Российской Федерации. Запишите цифры, под которыми они указаны. </w:t>
       </w:r>
     </w:p>
     <w:p>
+      <w:pPr>
+        <w:widowControl/>
+        <w:spacing w:line="240" w:lineRule="auto" w:after="0"/>
+      </w:pPr>
       <w:r>
         <w:rPr>
+          <w:rFonts w:ascii="Times New Roman" w:hAnsi="Times New Roman" w:eastAsia="Times New Roman"/>
           <w:b w:val="0"/>
           <w:i w:val="0"/>
+          <w:color w:val="181A1F"/>
+          <w:sz w:val="28"/>
         </w:rPr>
         <w:t xml:space="preserve">1) Во взаимоотношениях с федеральными органами государственной власти все субъекты Российской Федерации между собой равноправны. </w:t>
       </w:r>
     </w:p>
     <w:p>
+      <w:pPr>
+        <w:widowControl/>
+        <w:spacing w:line="240" w:lineRule="auto" w:after="0"/>
+      </w:pPr>
       <w:r>
         <w:rPr>
+          <w:rFonts w:ascii="Times New Roman" w:hAnsi="Times New Roman" w:eastAsia="Times New Roman"/>
           <w:b w:val="0"/>
           <w:i w:val="0"/>
+          <w:color w:val="181A1F"/>
+          <w:sz w:val="28"/>
         </w:rPr>
         <w:t xml:space="preserve">2) Человек, его права и свободы являются высшей ценностью. </w:t>
       </w:r>
     </w:p>
     <w:p>
+      <w:pPr>
+        <w:widowControl/>
+        <w:spacing w:line="240" w:lineRule="auto" w:after="0"/>
+      </w:pPr>
       <w:r>
         <w:rPr>
+          <w:rFonts w:ascii="Times New Roman" w:hAnsi="Times New Roman" w:eastAsia="Times New Roman"/>
           <w:b w:val="0"/>
           <w:i w:val="0"/>
+          <w:color w:val="181A1F"/>
+          <w:sz w:val="28"/>
         </w:rPr>
         <w:t xml:space="preserve">3) Если лицо, нарушившее право, получило вследствие этого доходы, лицо, право которого нарушено, вправе требовать возмещения наряду с другими убытками упущенной выгоды в размере не меньшем, чем такие доходы. </w:t>
       </w:r>
     </w:p>
     <w:p>
+      <w:pPr>
+        <w:widowControl/>
+        <w:spacing w:line="240" w:lineRule="auto" w:after="0"/>
+      </w:pPr>
       <w:r>
         <w:rPr>
+          <w:rFonts w:ascii="Times New Roman" w:hAnsi="Times New Roman" w:eastAsia="Times New Roman"/>
           <w:b w:val="0"/>
           <w:i w:val="0"/>
+          <w:color w:val="181A1F"/>
+          <w:sz w:val="28"/>
         </w:rPr>
         <w:t xml:space="preserve">4) Конституция Российской Федерации и федеральные законы имеют верховенство на всей территории Российской Федерации. </w:t>
       </w:r>
     </w:p>
     <w:p>
+      <w:pPr>
+        <w:widowControl/>
+        <w:spacing w:line="240" w:lineRule="auto" w:after="0"/>
+      </w:pPr>
       <w:r>
         <w:rPr>
+          <w:rFonts w:ascii="Times New Roman" w:hAnsi="Times New Roman" w:eastAsia="Times New Roman"/>
           <w:b w:val="0"/>
           <w:i w:val="0"/>
+          <w:color w:val="181A1F"/>
+          <w:sz w:val="28"/>
         </w:rPr>
         <w:t>5) Нормальная продолжительность рабочего времени не может превышать 40 часов в неделю.</w:t>
       </w:r>
     </w:p>
     <w:p>
-      <w:r>
-        <w:t>Ответ: ______________________________</w:t>
-      </w:r>
-    </w:p>
-    <w:p>
+      <w:pPr>
+        <w:keepNext/>
+        <w:widowControl/>
+        <w:spacing w:line="240" w:lineRule="auto" w:after="0" w:before="120"/>
+      </w:pPr>
       <w:r>
         <w:rPr>
+          <w:rFonts w:ascii="Times New Roman" w:hAnsi="Times New Roman" w:eastAsia="Times New Roman"/>
           <w:b/>
-          <w:sz w:val="24"/>
+          <w:color w:val="181A1F"/>
+          <w:sz w:val="28"/>
         </w:rPr>
         <w:t>2.</w:t>
       </w:r>
     </w:p>
     <w:p>
+      <w:pPr>
+        <w:widowControl/>
+        <w:spacing w:line="240" w:lineRule="auto" w:after="0"/>
+      </w:pPr>
       <w:r>
         <w:rPr>
+          <w:rFonts w:ascii="Times New Roman" w:hAnsi="Times New Roman" w:eastAsia="Times New Roman"/>
           <w:b w:val="0"/>
           <w:i w:val="0"/>
+          <w:color w:val="181A1F"/>
+          <w:sz w:val="28"/>
         </w:rPr>
         <w:t>Установите соответствие между полномочиями и субъектами государственной власти Российской Федерации, реализующими эти полномочия: к каждой позиции, данной в первом столбце, подберите соответствующую позицию из второго столбца</w:t>
       </w:r>
@@ -145,6 +212,7 @@
       <w:tblPr>
         <w:tblStyle w:val="TableGrid"/>
         <w:tblW w:type="auto" w:w="0"/>
+        <w:tblLayout w:type="autofit"/>
         <w:tblLook w:firstColumn="1" w:firstRow="1" w:lastColumn="0" w:lastRow="0" w:noHBand="0" w:noVBand="1" w:val="04A0"/>
       </w:tblPr>
       <w:tblGrid>
@@ -157,7 +225,16 @@
             <w:tcW w:type="dxa" w:w="5128"/>
           </w:tcPr>
           <w:p>
+            <w:pPr>
+              <w:spacing w:after="0" w:line="240" w:lineRule="auto"/>
+            </w:pPr>
             <w:r>
+              <w:rPr>
+                <w:rFonts w:ascii="Times New Roman" w:hAnsi="Times New Roman" w:eastAsia="Times New Roman"/>
+                <w:b/>
+                <w:color w:val="181A1F"/>
+                <w:sz w:val="28"/>
+              </w:rPr>
               <w:t>ПОЛНОМОЧИЯ</w:t>
             </w:r>
           </w:p>
@@ -167,7 +244,16 @@
             <w:tcW w:type="dxa" w:w="5128"/>
           </w:tcPr>
           <w:p>
+            <w:pPr>
+              <w:spacing w:after="0" w:line="240" w:lineRule="auto"/>
+            </w:pPr>
             <w:r>
+              <w:rPr>
+                <w:rFonts w:ascii="Times New Roman" w:hAnsi="Times New Roman" w:eastAsia="Times New Roman"/>
+                <w:b/>
+                <w:color w:val="181A1F"/>
+                <w:sz w:val="28"/>
+              </w:rPr>
               <w:t>СУБЪЕКТЫ ГОСУДАРСТВЕННОЙ ВЛАСТИ РФ</w:t>
             </w:r>
           </w:p>
@@ -179,8 +265,24 @@
             <w:tcW w:type="dxa" w:w="5128"/>
           </w:tcPr>
           <w:p>
+            <w:pPr>
+              <w:spacing w:after="0" w:line="240" w:lineRule="auto"/>
+            </w:pPr>
             <w:r>
-              <w:t>А) осуществление помилования Б) решение вопроса о возможности использования Вооружённых Сил Российской Федерации за пределами её территорииВ) утверждение изменения границ между субъектами Российской ФедерацииГ) обеспечение исполнения федерального бюджетаД) осуществление мер по обеспечению законности, прав и свобод граждан</w:t>
+              <w:rPr>
+                <w:rFonts w:ascii="Times New Roman" w:hAnsi="Times New Roman" w:eastAsia="Times New Roman"/>
+                <w:color w:val="181A1F"/>
+                <w:sz w:val="28"/>
+              </w:rPr>
+              <w:t xml:space="preserve">А) осуществление помилования </w:t>
+              <w:br/>
+              <w:t>Б) решение вопроса о возможности использования Вооружённых Сил Российской Федерации за пределами её территории</w:t>
+              <w:br/>
+              <w:t>В) утверждение изменения границ между субъектами Российской Федерации</w:t>
+              <w:br/>
+              <w:t>Г) обеспечение исполнения федерального бюджета</w:t>
+              <w:br/>
+              <w:t>Д) осуществление мер по обеспечению законности, прав и свобод граждан</w:t>
             </w:r>
           </w:p>
         </w:tc>
@@ -189,18 +291,37 @@
             <w:tcW w:type="dxa" w:w="5128"/>
           </w:tcPr>
           <w:p>
+            <w:pPr>
+              <w:spacing w:after="0" w:line="240" w:lineRule="auto"/>
+            </w:pPr>
             <w:r>
-              <w:t>1) Правительство Российской Федерации2) Совет Федерации3) Президент Российской Федерации</w:t>
+              <w:rPr>
+                <w:rFonts w:ascii="Times New Roman" w:hAnsi="Times New Roman" w:eastAsia="Times New Roman"/>
+                <w:color w:val="181A1F"/>
+                <w:sz w:val="28"/>
+              </w:rPr>
+              <w:t>1) Правительство Российской Федерации</w:t>
+              <w:br/>
+              <w:t>2) Совет Федерации</w:t>
+              <w:br/>
+              <w:t>3) Президент Российской Федерации</w:t>
             </w:r>
           </w:p>
         </w:tc>
       </w:tr>
     </w:tbl>
     <w:p>
+      <w:pPr>
+        <w:widowControl/>
+        <w:spacing w:line="240" w:lineRule="auto" w:after="0"/>
+      </w:pPr>
       <w:r>
         <w:rPr>
+          <w:rFonts w:ascii="Times New Roman" w:hAnsi="Times New Roman" w:eastAsia="Times New Roman"/>
           <w:b w:val="0"/>
           <w:i w:val="0"/>
+          <w:color w:val="181A1F"/>
+          <w:sz w:val="28"/>
         </w:rPr>
         <w:t>Запишите в ответ цифры, расположив их в порядке, соответствующем буквам:</w:t>
       </w:r>
@@ -209,6 +330,7 @@
       <w:tblPr>
         <w:tblStyle w:val="TableGrid"/>
         <w:tblW w:type="auto" w:w="0"/>
+        <w:tblLayout w:type="autofit"/>
         <w:tblLook w:firstColumn="1" w:firstRow="1" w:lastColumn="0" w:lastRow="0" w:noHBand="0" w:noVBand="1" w:val="04A0"/>
       </w:tblPr>
       <w:tblGrid>
@@ -224,7 +346,16 @@
             <w:tcW w:type="dxa" w:w="2051"/>
           </w:tcPr>
           <w:p>
+            <w:pPr>
+              <w:spacing w:after="0" w:line="240" w:lineRule="auto"/>
+            </w:pPr>
             <w:r>
+              <w:rPr>
+                <w:rFonts w:ascii="Times New Roman" w:hAnsi="Times New Roman" w:eastAsia="Times New Roman"/>
+                <w:b/>
+                <w:color w:val="181A1F"/>
+                <w:sz w:val="28"/>
+              </w:rPr>
               <w:t>A</w:t>
             </w:r>
           </w:p>
@@ -234,7 +365,16 @@
             <w:tcW w:type="dxa" w:w="2051"/>
           </w:tcPr>
           <w:p>
+            <w:pPr>
+              <w:spacing w:after="0" w:line="240" w:lineRule="auto"/>
+            </w:pPr>
             <w:r>
+              <w:rPr>
+                <w:rFonts w:ascii="Times New Roman" w:hAnsi="Times New Roman" w:eastAsia="Times New Roman"/>
+                <w:b/>
+                <w:color w:val="181A1F"/>
+                <w:sz w:val="28"/>
+              </w:rPr>
               <w:t>Б</w:t>
             </w:r>
           </w:p>
@@ -244,7 +384,16 @@
             <w:tcW w:type="dxa" w:w="2051"/>
           </w:tcPr>
           <w:p>
+            <w:pPr>
+              <w:spacing w:after="0" w:line="240" w:lineRule="auto"/>
+            </w:pPr>
             <w:r>
+              <w:rPr>
+                <w:rFonts w:ascii="Times New Roman" w:hAnsi="Times New Roman" w:eastAsia="Times New Roman"/>
+                <w:b/>
+                <w:color w:val="181A1F"/>
+                <w:sz w:val="28"/>
+              </w:rPr>
               <w:t>В</w:t>
             </w:r>
           </w:p>
@@ -254,7 +403,16 @@
             <w:tcW w:type="dxa" w:w="2051"/>
           </w:tcPr>
           <w:p>
+            <w:pPr>
+              <w:spacing w:after="0" w:line="240" w:lineRule="auto"/>
+            </w:pPr>
             <w:r>
+              <w:rPr>
+                <w:rFonts w:ascii="Times New Roman" w:hAnsi="Times New Roman" w:eastAsia="Times New Roman"/>
+                <w:b/>
+                <w:color w:val="181A1F"/>
+                <w:sz w:val="28"/>
+              </w:rPr>
               <w:t>Г</w:t>
             </w:r>
           </w:p>
@@ -264,7 +422,16 @@
             <w:tcW w:type="dxa" w:w="2051"/>
           </w:tcPr>
           <w:p>
+            <w:pPr>
+              <w:spacing w:after="0" w:line="240" w:lineRule="auto"/>
+            </w:pPr>
             <w:r>
+              <w:rPr>
+                <w:rFonts w:ascii="Times New Roman" w:hAnsi="Times New Roman" w:eastAsia="Times New Roman"/>
+                <w:b/>
+                <w:color w:val="181A1F"/>
+                <w:sz w:val="28"/>
+              </w:rPr>
               <w:t>Д</w:t>
             </w:r>
           </w:p>
@@ -276,7 +443,16 @@
             <w:tcW w:type="dxa" w:w="2051"/>
           </w:tcPr>
           <w:p>
-            <w:r/>
+            <w:pPr>
+              <w:spacing w:after="0" w:line="240" w:lineRule="auto"/>
+            </w:pPr>
+            <w:r>
+              <w:rPr>
+                <w:rFonts w:ascii="Times New Roman" w:hAnsi="Times New Roman" w:eastAsia="Times New Roman"/>
+                <w:color w:val="181A1F"/>
+                <w:sz w:val="28"/>
+              </w:rPr>
+            </w:r>
           </w:p>
         </w:tc>
         <w:tc>
@@ -284,7 +460,16 @@
             <w:tcW w:type="dxa" w:w="2051"/>
           </w:tcPr>
           <w:p>
-            <w:r/>
+            <w:pPr>
+              <w:spacing w:after="0" w:line="240" w:lineRule="auto"/>
+            </w:pPr>
+            <w:r>
+              <w:rPr>
+                <w:rFonts w:ascii="Times New Roman" w:hAnsi="Times New Roman" w:eastAsia="Times New Roman"/>
+                <w:color w:val="181A1F"/>
+                <w:sz w:val="28"/>
+              </w:rPr>
+            </w:r>
           </w:p>
         </w:tc>
         <w:tc>
@@ -292,7 +477,16 @@
             <w:tcW w:type="dxa" w:w="2051"/>
           </w:tcPr>
           <w:p>
-            <w:r/>
+            <w:pPr>
+              <w:spacing w:after="0" w:line="240" w:lineRule="auto"/>
+            </w:pPr>
+            <w:r>
+              <w:rPr>
+                <w:rFonts w:ascii="Times New Roman" w:hAnsi="Times New Roman" w:eastAsia="Times New Roman"/>
+                <w:color w:val="181A1F"/>
+                <w:sz w:val="28"/>
+              </w:rPr>
+            </w:r>
           </w:p>
         </w:tc>
         <w:tc>
@@ -300,7 +494,16 @@
             <w:tcW w:type="dxa" w:w="2051"/>
           </w:tcPr>
           <w:p>
-            <w:r/>
+            <w:pPr>
+              <w:spacing w:after="0" w:line="240" w:lineRule="auto"/>
+            </w:pPr>
+            <w:r>
+              <w:rPr>
+                <w:rFonts w:ascii="Times New Roman" w:hAnsi="Times New Roman" w:eastAsia="Times New Roman"/>
+                <w:color w:val="181A1F"/>
+                <w:sz w:val="28"/>
+              </w:rPr>
+            </w:r>
           </w:p>
         </w:tc>
         <w:tc>
@@ -308,98 +511,160 @@
             <w:tcW w:type="dxa" w:w="2051"/>
           </w:tcPr>
           <w:p>
-            <w:r/>
+            <w:pPr>
+              <w:spacing w:after="0" w:line="240" w:lineRule="auto"/>
+            </w:pPr>
+            <w:r>
+              <w:rPr>
+                <w:rFonts w:ascii="Times New Roman" w:hAnsi="Times New Roman" w:eastAsia="Times New Roman"/>
+                <w:color w:val="181A1F"/>
+                <w:sz w:val="28"/>
+              </w:rPr>
+            </w:r>
           </w:p>
         </w:tc>
       </w:tr>
     </w:tbl>
     <w:p>
-      <w:r>
-        <w:t>Ответ: ______________________________</w:t>
-      </w:r>
-    </w:p>
-    <w:p>
+      <w:pPr>
+        <w:keepNext/>
+        <w:widowControl/>
+        <w:spacing w:line="240" w:lineRule="auto" w:after="0" w:before="120"/>
+      </w:pPr>
       <w:r>
         <w:rPr>
+          <w:rFonts w:ascii="Times New Roman" w:hAnsi="Times New Roman" w:eastAsia="Times New Roman"/>
           <w:b/>
-          <w:sz w:val="24"/>
+          <w:color w:val="181A1F"/>
+          <w:sz w:val="28"/>
         </w:rPr>
         <w:t>3.</w:t>
       </w:r>
     </w:p>
     <w:p>
+      <w:pPr>
+        <w:widowControl/>
+        <w:spacing w:line="240" w:lineRule="auto" w:after="0"/>
+      </w:pPr>
       <w:r>
         <w:rPr>
+          <w:rFonts w:ascii="Times New Roman" w:hAnsi="Times New Roman" w:eastAsia="Times New Roman"/>
           <w:b w:val="0"/>
           <w:i w:val="0"/>
+          <w:color w:val="181A1F"/>
+          <w:sz w:val="28"/>
         </w:rPr>
         <w:t>Что из перечисленного ниже относится к политическим правам гражданина России? Запишите цифры, под которыми они указаны.</w:t>
       </w:r>
     </w:p>
     <w:p>
+      <w:pPr>
+        <w:widowControl/>
+        <w:spacing w:line="240" w:lineRule="auto" w:after="0"/>
+      </w:pPr>
       <w:r>
         <w:rPr>
+          <w:rFonts w:ascii="Times New Roman" w:hAnsi="Times New Roman" w:eastAsia="Times New Roman"/>
           <w:b w:val="0"/>
           <w:i w:val="0"/>
+          <w:color w:val="181A1F"/>
+          <w:sz w:val="28"/>
         </w:rPr>
         <w:t>1) право участвовать в управлении делами государства</w:t>
       </w:r>
     </w:p>
     <w:p>
+      <w:pPr>
+        <w:widowControl/>
+        <w:spacing w:line="240" w:lineRule="auto" w:after="0"/>
+      </w:pPr>
       <w:r>
         <w:rPr>
+          <w:rFonts w:ascii="Times New Roman" w:hAnsi="Times New Roman" w:eastAsia="Times New Roman"/>
           <w:b w:val="0"/>
           <w:i w:val="0"/>
+          <w:color w:val="181A1F"/>
+          <w:sz w:val="28"/>
         </w:rPr>
         <w:t>2) право на свободу и личную неприкосновенность</w:t>
       </w:r>
     </w:p>
     <w:p>
+      <w:pPr>
+        <w:widowControl/>
+        <w:spacing w:line="240" w:lineRule="auto" w:after="0"/>
+      </w:pPr>
       <w:r>
         <w:rPr>
+          <w:rFonts w:ascii="Times New Roman" w:hAnsi="Times New Roman" w:eastAsia="Times New Roman"/>
           <w:b w:val="0"/>
           <w:i w:val="0"/>
+          <w:color w:val="181A1F"/>
+          <w:sz w:val="28"/>
         </w:rPr>
         <w:t>3) право обращаться в органы государственной власти</w:t>
       </w:r>
     </w:p>
     <w:p>
+      <w:pPr>
+        <w:widowControl/>
+        <w:spacing w:line="240" w:lineRule="auto" w:after="0"/>
+      </w:pPr>
       <w:r>
         <w:rPr>
+          <w:rFonts w:ascii="Times New Roman" w:hAnsi="Times New Roman" w:eastAsia="Times New Roman"/>
           <w:b w:val="0"/>
           <w:i w:val="0"/>
+          <w:color w:val="181A1F"/>
+          <w:sz w:val="28"/>
         </w:rPr>
         <w:t>4) право участвовать в референдуме</w:t>
       </w:r>
     </w:p>
     <w:p>
+      <w:pPr>
+        <w:widowControl/>
+        <w:spacing w:line="240" w:lineRule="auto" w:after="0"/>
+      </w:pPr>
       <w:r>
         <w:rPr>
+          <w:rFonts w:ascii="Times New Roman" w:hAnsi="Times New Roman" w:eastAsia="Times New Roman"/>
           <w:b w:val="0"/>
           <w:i w:val="0"/>
+          <w:color w:val="181A1F"/>
+          <w:sz w:val="28"/>
         </w:rPr>
         <w:t>5) право на личную и семейную тайну</w:t>
       </w:r>
     </w:p>
     <w:p>
-      <w:r>
-        <w:t>Ответ: ______________________________</w:t>
-      </w:r>
-    </w:p>
-    <w:p>
+      <w:pPr>
+        <w:keepNext/>
+        <w:widowControl/>
+        <w:spacing w:line="240" w:lineRule="auto" w:after="0" w:before="120"/>
+      </w:pPr>
       <w:r>
         <w:rPr>
+          <w:rFonts w:ascii="Times New Roman" w:hAnsi="Times New Roman" w:eastAsia="Times New Roman"/>
           <w:b/>
-          <w:sz w:val="24"/>
+          <w:color w:val="181A1F"/>
+          <w:sz w:val="28"/>
         </w:rPr>
         <w:t>4.</w:t>
       </w:r>
     </w:p>
     <w:p>
+      <w:pPr>
+        <w:widowControl/>
+        <w:spacing w:line="240" w:lineRule="auto" w:after="0"/>
+      </w:pPr>
       <w:r>
         <w:rPr>
+          <w:rFonts w:ascii="Times New Roman" w:hAnsi="Times New Roman" w:eastAsia="Times New Roman"/>
           <w:b w:val="0"/>
           <w:i w:val="0"/>
+          <w:color w:val="181A1F"/>
+          <w:sz w:val="28"/>
         </w:rPr>
         <w:t>Установите соответствие между вопросами и субъектами государственной власти РФ, к ведению которых эти вопросы относятся: к каждой позиции, данной в первом столбце, подберите соответствующую позицию из второго столбца.</w:t>
       </w:r>
@@ -408,6 +673,7 @@
       <w:tblPr>
         <w:tblStyle w:val="TableGrid"/>
         <w:tblW w:type="auto" w:w="0"/>
+        <w:tblLayout w:type="autofit"/>
         <w:tblLook w:firstColumn="1" w:firstRow="1" w:lastColumn="0" w:lastRow="0" w:noHBand="0" w:noVBand="1" w:val="04A0"/>
       </w:tblPr>
       <w:tblGrid>
@@ -420,7 +686,16 @@
             <w:tcW w:type="dxa" w:w="5128"/>
           </w:tcPr>
           <w:p>
+            <w:pPr>
+              <w:spacing w:after="0" w:line="240" w:lineRule="auto"/>
+            </w:pPr>
             <w:r>
+              <w:rPr>
+                <w:rFonts w:ascii="Times New Roman" w:hAnsi="Times New Roman" w:eastAsia="Times New Roman"/>
+                <w:b/>
+                <w:color w:val="181A1F"/>
+                <w:sz w:val="28"/>
+              </w:rPr>
               <w:t>ВОПРОСЫ</w:t>
             </w:r>
           </w:p>
@@ -430,7 +705,16 @@
             <w:tcW w:type="dxa" w:w="5128"/>
           </w:tcPr>
           <w:p>
+            <w:pPr>
+              <w:spacing w:after="0" w:line="240" w:lineRule="auto"/>
+            </w:pPr>
             <w:r>
+              <w:rPr>
+                <w:rFonts w:ascii="Times New Roman" w:hAnsi="Times New Roman" w:eastAsia="Times New Roman"/>
+                <w:b/>
+                <w:color w:val="181A1F"/>
+                <w:sz w:val="28"/>
+              </w:rPr>
               <w:t>СУБЪЕКТЫ ГОСУДАРСТВЕННОЙ ВЛАСТИ СУБЪЕКТОВ РФ</w:t>
             </w:r>
           </w:p>
@@ -442,8 +726,24 @@
             <w:tcW w:type="dxa" w:w="5128"/>
           </w:tcPr>
           <w:p>
+            <w:pPr>
+              <w:spacing w:after="0" w:line="240" w:lineRule="auto"/>
+            </w:pPr>
             <w:r>
-              <w:t>А) судоустройство, прокуратураБ) защита исконной среды обитания и традиционного образа жизни малочисленных этнических общностейВ) координация вопросов здравоохраненияГ) федеральная государственная собственность и управление еюД) оборонное производство</w:t>
+              <w:rPr>
+                <w:rFonts w:ascii="Times New Roman" w:hAnsi="Times New Roman" w:eastAsia="Times New Roman"/>
+                <w:color w:val="181A1F"/>
+                <w:sz w:val="28"/>
+              </w:rPr>
+              <w:t>А) судоустройство, прокуратура</w:t>
+              <w:br/>
+              <w:t>Б) защита исконной среды обитания и традиционного образа жизни малочисленных этнических общностей</w:t>
+              <w:br/>
+              <w:t>В) координация вопросов здравоохранения</w:t>
+              <w:br/>
+              <w:t>Г) федеральная государственная собственность и управление ею</w:t>
+              <w:br/>
+              <w:t>Д) оборонное производство</w:t>
             </w:r>
           </w:p>
         </w:tc>
@@ -452,18 +752,35 @@
             <w:tcW w:type="dxa" w:w="5128"/>
           </w:tcPr>
           <w:p>
+            <w:pPr>
+              <w:spacing w:after="0" w:line="240" w:lineRule="auto"/>
+            </w:pPr>
             <w:r>
-              <w:t>1) только федеральный центр2) совместно федеральный центр и субъекты РФ</w:t>
+              <w:rPr>
+                <w:rFonts w:ascii="Times New Roman" w:hAnsi="Times New Roman" w:eastAsia="Times New Roman"/>
+                <w:color w:val="181A1F"/>
+                <w:sz w:val="28"/>
+              </w:rPr>
+              <w:t>1) только федеральный центр</w:t>
+              <w:br/>
+              <w:t>2) совместно федеральный центр и субъекты РФ</w:t>
             </w:r>
           </w:p>
         </w:tc>
       </w:tr>
     </w:tbl>
     <w:p>
+      <w:pPr>
+        <w:widowControl/>
+        <w:spacing w:line="240" w:lineRule="auto" w:after="0"/>
+      </w:pPr>
       <w:r>
         <w:rPr>
+          <w:rFonts w:ascii="Times New Roman" w:hAnsi="Times New Roman" w:eastAsia="Times New Roman"/>
           <w:b w:val="0"/>
           <w:i w:val="0"/>
+          <w:color w:val="181A1F"/>
+          <w:sz w:val="28"/>
         </w:rPr>
         <w:t>Запишите в ответ цифры, расположив их в порядке, соответствующем буквам:</w:t>
       </w:r>
@@ -472,6 +789,7 @@
       <w:tblPr>
         <w:tblStyle w:val="TableGrid"/>
         <w:tblW w:type="auto" w:w="0"/>
+        <w:tblLayout w:type="autofit"/>
         <w:tblLook w:firstColumn="1" w:firstRow="1" w:lastColumn="0" w:lastRow="0" w:noHBand="0" w:noVBand="1" w:val="04A0"/>
       </w:tblPr>
       <w:tblGrid>
@@ -487,7 +805,16 @@
             <w:tcW w:type="dxa" w:w="2051"/>
           </w:tcPr>
           <w:p>
+            <w:pPr>
+              <w:spacing w:after="0" w:line="240" w:lineRule="auto"/>
+            </w:pPr>
             <w:r>
+              <w:rPr>
+                <w:rFonts w:ascii="Times New Roman" w:hAnsi="Times New Roman" w:eastAsia="Times New Roman"/>
+                <w:b/>
+                <w:color w:val="181A1F"/>
+                <w:sz w:val="28"/>
+              </w:rPr>
               <w:t>A</w:t>
             </w:r>
           </w:p>
@@ -497,7 +824,16 @@
             <w:tcW w:type="dxa" w:w="2051"/>
           </w:tcPr>
           <w:p>
+            <w:pPr>
+              <w:spacing w:after="0" w:line="240" w:lineRule="auto"/>
+            </w:pPr>
             <w:r>
+              <w:rPr>
+                <w:rFonts w:ascii="Times New Roman" w:hAnsi="Times New Roman" w:eastAsia="Times New Roman"/>
+                <w:b/>
+                <w:color w:val="181A1F"/>
+                <w:sz w:val="28"/>
+              </w:rPr>
               <w:t>Б</w:t>
             </w:r>
           </w:p>
@@ -507,7 +843,16 @@
             <w:tcW w:type="dxa" w:w="2051"/>
           </w:tcPr>
           <w:p>
+            <w:pPr>
+              <w:spacing w:after="0" w:line="240" w:lineRule="auto"/>
+            </w:pPr>
             <w:r>
+              <w:rPr>
+                <w:rFonts w:ascii="Times New Roman" w:hAnsi="Times New Roman" w:eastAsia="Times New Roman"/>
+                <w:b/>
+                <w:color w:val="181A1F"/>
+                <w:sz w:val="28"/>
+              </w:rPr>
               <w:t>В</w:t>
             </w:r>
           </w:p>
@@ -517,7 +862,16 @@
             <w:tcW w:type="dxa" w:w="2051"/>
           </w:tcPr>
           <w:p>
+            <w:pPr>
+              <w:spacing w:after="0" w:line="240" w:lineRule="auto"/>
+            </w:pPr>
             <w:r>
+              <w:rPr>
+                <w:rFonts w:ascii="Times New Roman" w:hAnsi="Times New Roman" w:eastAsia="Times New Roman"/>
+                <w:b/>
+                <w:color w:val="181A1F"/>
+                <w:sz w:val="28"/>
+              </w:rPr>
               <w:t>Г</w:t>
             </w:r>
           </w:p>
@@ -527,7 +881,16 @@
             <w:tcW w:type="dxa" w:w="2051"/>
           </w:tcPr>
           <w:p>
+            <w:pPr>
+              <w:spacing w:after="0" w:line="240" w:lineRule="auto"/>
+            </w:pPr>
             <w:r>
+              <w:rPr>
+                <w:rFonts w:ascii="Times New Roman" w:hAnsi="Times New Roman" w:eastAsia="Times New Roman"/>
+                <w:b/>
+                <w:color w:val="181A1F"/>
+                <w:sz w:val="28"/>
+              </w:rPr>
               <w:t>Д</w:t>
             </w:r>
           </w:p>
@@ -539,7 +902,16 @@
             <w:tcW w:type="dxa" w:w="2051"/>
           </w:tcPr>
           <w:p>
-            <w:r/>
+            <w:pPr>
+              <w:spacing w:after="0" w:line="240" w:lineRule="auto"/>
+            </w:pPr>
+            <w:r>
+              <w:rPr>
+                <w:rFonts w:ascii="Times New Roman" w:hAnsi="Times New Roman" w:eastAsia="Times New Roman"/>
+                <w:color w:val="181A1F"/>
+                <w:sz w:val="28"/>
+              </w:rPr>
+            </w:r>
           </w:p>
         </w:tc>
         <w:tc>
@@ -547,7 +919,16 @@
             <w:tcW w:type="dxa" w:w="2051"/>
           </w:tcPr>
           <w:p>
-            <w:r/>
+            <w:pPr>
+              <w:spacing w:after="0" w:line="240" w:lineRule="auto"/>
+            </w:pPr>
+            <w:r>
+              <w:rPr>
+                <w:rFonts w:ascii="Times New Roman" w:hAnsi="Times New Roman" w:eastAsia="Times New Roman"/>
+                <w:color w:val="181A1F"/>
+                <w:sz w:val="28"/>
+              </w:rPr>
+            </w:r>
           </w:p>
         </w:tc>
         <w:tc>
@@ -555,7 +936,16 @@
             <w:tcW w:type="dxa" w:w="2051"/>
           </w:tcPr>
           <w:p>
-            <w:r/>
+            <w:pPr>
+              <w:spacing w:after="0" w:line="240" w:lineRule="auto"/>
+            </w:pPr>
+            <w:r>
+              <w:rPr>
+                <w:rFonts w:ascii="Times New Roman" w:hAnsi="Times New Roman" w:eastAsia="Times New Roman"/>
+                <w:color w:val="181A1F"/>
+                <w:sz w:val="28"/>
+              </w:rPr>
+            </w:r>
           </w:p>
         </w:tc>
         <w:tc>
@@ -563,7 +953,16 @@
             <w:tcW w:type="dxa" w:w="2051"/>
           </w:tcPr>
           <w:p>
-            <w:r/>
+            <w:pPr>
+              <w:spacing w:after="0" w:line="240" w:lineRule="auto"/>
+            </w:pPr>
+            <w:r>
+              <w:rPr>
+                <w:rFonts w:ascii="Times New Roman" w:hAnsi="Times New Roman" w:eastAsia="Times New Roman"/>
+                <w:color w:val="181A1F"/>
+                <w:sz w:val="28"/>
+              </w:rPr>
+            </w:r>
           </w:p>
         </w:tc>
         <w:tc>
@@ -571,30 +970,48 @@
             <w:tcW w:type="dxa" w:w="2051"/>
           </w:tcPr>
           <w:p>
-            <w:r/>
+            <w:pPr>
+              <w:spacing w:after="0" w:line="240" w:lineRule="auto"/>
+            </w:pPr>
+            <w:r>
+              <w:rPr>
+                <w:rFonts w:ascii="Times New Roman" w:hAnsi="Times New Roman" w:eastAsia="Times New Roman"/>
+                <w:color w:val="181A1F"/>
+                <w:sz w:val="28"/>
+              </w:rPr>
+            </w:r>
           </w:p>
         </w:tc>
       </w:tr>
     </w:tbl>
     <w:p>
-      <w:r>
-        <w:t>Ответ: ______________________________</w:t>
-      </w:r>
-    </w:p>
-    <w:p>
+      <w:pPr>
+        <w:keepNext/>
+        <w:widowControl/>
+        <w:spacing w:line="240" w:lineRule="auto" w:after="0" w:before="120"/>
+      </w:pPr>
       <w:r>
         <w:rPr>
+          <w:rFonts w:ascii="Times New Roman" w:hAnsi="Times New Roman" w:eastAsia="Times New Roman"/>
           <w:b/>
-          <w:sz w:val="24"/>
+          <w:color w:val="181A1F"/>
+          <w:sz w:val="28"/>
         </w:rPr>
         <w:t>5.</w:t>
       </w:r>
     </w:p>
     <w:p>
+      <w:pPr>
+        <w:widowControl/>
+        <w:spacing w:line="240" w:lineRule="auto" w:after="0"/>
+      </w:pPr>
       <w:r>
         <w:rPr>
+          <w:rFonts w:ascii="Times New Roman" w:hAnsi="Times New Roman" w:eastAsia="Times New Roman"/>
           <w:b w:val="0"/>
           <w:i w:val="0"/>
+          <w:color w:val="181A1F"/>
+          <w:sz w:val="28"/>
         </w:rPr>
         <w:t>Установите соответствие между полномочиями и субъектами государственной власти Российской Федерации, реализующими эти полномочия: к каждой позиции, данной в первом столбце, подберите соответствующую позицию из второго столбца.</w:t>
       </w:r>
@@ -603,6 +1020,7 @@
       <w:tblPr>
         <w:tblStyle w:val="TableGrid"/>
         <w:tblW w:type="auto" w:w="0"/>
+        <w:tblLayout w:type="autofit"/>
         <w:tblLook w:firstColumn="1" w:firstRow="1" w:lastColumn="0" w:lastRow="0" w:noHBand="0" w:noVBand="1" w:val="04A0"/>
       </w:tblPr>
       <w:tblGrid>
@@ -615,7 +1033,16 @@
             <w:tcW w:type="dxa" w:w="5128"/>
           </w:tcPr>
           <w:p>
+            <w:pPr>
+              <w:spacing w:after="0" w:line="240" w:lineRule="auto"/>
+            </w:pPr>
             <w:r>
+              <w:rPr>
+                <w:rFonts w:ascii="Times New Roman" w:hAnsi="Times New Roman" w:eastAsia="Times New Roman"/>
+                <w:b/>
+                <w:color w:val="181A1F"/>
+                <w:sz w:val="28"/>
+              </w:rPr>
               <w:t>ПОЛНОМОЧИЯ</w:t>
             </w:r>
           </w:p>
@@ -625,7 +1052,16 @@
             <w:tcW w:type="dxa" w:w="5128"/>
           </w:tcPr>
           <w:p>
+            <w:pPr>
+              <w:spacing w:after="0" w:line="240" w:lineRule="auto"/>
+            </w:pPr>
             <w:r>
+              <w:rPr>
+                <w:rFonts w:ascii="Times New Roman" w:hAnsi="Times New Roman" w:eastAsia="Times New Roman"/>
+                <w:b/>
+                <w:color w:val="181A1F"/>
+                <w:sz w:val="28"/>
+              </w:rPr>
               <w:t>СУБЪЕКТЫ ГОСУДАРСТВЕННОЙ ВЛАСТИ РОССИЙСКОЙФЕДЕРАЦИИ</w:t>
             </w:r>
           </w:p>
@@ -637,8 +1073,24 @@
             <w:tcW w:type="dxa" w:w="5128"/>
           </w:tcPr>
           <w:p>
+            <w:pPr>
+              <w:spacing w:after="0" w:line="240" w:lineRule="auto"/>
+            </w:pPr>
             <w:r>
-              <w:t>А) создание условий для развития системы экологического образования гражданБ) утверждение изменения границ между субъектами Российской ФедерацииВ) утверждение военной доктрины Российской ФедерацииГ) обеспечение государственной поддержки научно-технического развития Российской ФедерацииД) осуществление помилования</w:t>
+              <w:rPr>
+                <w:rFonts w:ascii="Times New Roman" w:hAnsi="Times New Roman" w:eastAsia="Times New Roman"/>
+                <w:color w:val="181A1F"/>
+                <w:sz w:val="28"/>
+              </w:rPr>
+              <w:t>А) создание условий для развития системы экологического образования граждан</w:t>
+              <w:br/>
+              <w:t>Б) утверждение изменения границ между субъектами Российской Федерации</w:t>
+              <w:br/>
+              <w:t>В) утверждение военной доктрины Российской Федерации</w:t>
+              <w:br/>
+              <w:t>Г) обеспечение государственной поддержки научно-технического развития Российской Федерации</w:t>
+              <w:br/>
+              <w:t>Д) осуществление помилования</w:t>
             </w:r>
           </w:p>
         </w:tc>
@@ -647,18 +1099,37 @@
             <w:tcW w:type="dxa" w:w="5128"/>
           </w:tcPr>
           <w:p>
+            <w:pPr>
+              <w:spacing w:after="0" w:line="240" w:lineRule="auto"/>
+            </w:pPr>
             <w:r>
-              <w:t>1) Совет Федерации2) Правительство Российской Федерации3) Президент Российской Федерации</w:t>
+              <w:rPr>
+                <w:rFonts w:ascii="Times New Roman" w:hAnsi="Times New Roman" w:eastAsia="Times New Roman"/>
+                <w:color w:val="181A1F"/>
+                <w:sz w:val="28"/>
+              </w:rPr>
+              <w:t>1) Совет Федерации</w:t>
+              <w:br/>
+              <w:t>2) Правительство Российской Федерации</w:t>
+              <w:br/>
+              <w:t>3) Президент Российской Федерации</w:t>
             </w:r>
           </w:p>
         </w:tc>
       </w:tr>
     </w:tbl>
     <w:p>
+      <w:pPr>
+        <w:widowControl/>
+        <w:spacing w:line="240" w:lineRule="auto" w:after="0"/>
+      </w:pPr>
       <w:r>
         <w:rPr>
+          <w:rFonts w:ascii="Times New Roman" w:hAnsi="Times New Roman" w:eastAsia="Times New Roman"/>
           <w:b w:val="0"/>
           <w:i w:val="0"/>
+          <w:color w:val="181A1F"/>
+          <w:sz w:val="28"/>
         </w:rPr>
         <w:t>Запишите в таблицу выбранные цифры под соответствующими буквами:</w:t>
       </w:r>
@@ -667,6 +1138,7 @@
       <w:tblPr>
         <w:tblStyle w:val="TableGrid"/>
         <w:tblW w:type="auto" w:w="0"/>
+        <w:tblLayout w:type="autofit"/>
         <w:tblLook w:firstColumn="1" w:firstRow="1" w:lastColumn="0" w:lastRow="0" w:noHBand="0" w:noVBand="1" w:val="04A0"/>
       </w:tblPr>
       <w:tblGrid>
@@ -682,7 +1154,16 @@
             <w:tcW w:type="dxa" w:w="2051"/>
           </w:tcPr>
           <w:p>
+            <w:pPr>
+              <w:spacing w:after="0" w:line="240" w:lineRule="auto"/>
+            </w:pPr>
             <w:r>
+              <w:rPr>
+                <w:rFonts w:ascii="Times New Roman" w:hAnsi="Times New Roman" w:eastAsia="Times New Roman"/>
+                <w:b/>
+                <w:color w:val="181A1F"/>
+                <w:sz w:val="28"/>
+              </w:rPr>
               <w:t>A</w:t>
             </w:r>
           </w:p>
@@ -692,7 +1173,16 @@
             <w:tcW w:type="dxa" w:w="2051"/>
           </w:tcPr>
           <w:p>
+            <w:pPr>
+              <w:spacing w:after="0" w:line="240" w:lineRule="auto"/>
+            </w:pPr>
             <w:r>
+              <w:rPr>
+                <w:rFonts w:ascii="Times New Roman" w:hAnsi="Times New Roman" w:eastAsia="Times New Roman"/>
+                <w:b/>
+                <w:color w:val="181A1F"/>
+                <w:sz w:val="28"/>
+              </w:rPr>
               <w:t>Б</w:t>
             </w:r>
           </w:p>
@@ -702,7 +1192,16 @@
             <w:tcW w:type="dxa" w:w="2051"/>
           </w:tcPr>
           <w:p>
+            <w:pPr>
+              <w:spacing w:after="0" w:line="240" w:lineRule="auto"/>
+            </w:pPr>
             <w:r>
+              <w:rPr>
+                <w:rFonts w:ascii="Times New Roman" w:hAnsi="Times New Roman" w:eastAsia="Times New Roman"/>
+                <w:b/>
+                <w:color w:val="181A1F"/>
+                <w:sz w:val="28"/>
+              </w:rPr>
               <w:t>В</w:t>
             </w:r>
           </w:p>
@@ -712,7 +1211,16 @@
             <w:tcW w:type="dxa" w:w="2051"/>
           </w:tcPr>
           <w:p>
+            <w:pPr>
+              <w:spacing w:after="0" w:line="240" w:lineRule="auto"/>
+            </w:pPr>
             <w:r>
+              <w:rPr>
+                <w:rFonts w:ascii="Times New Roman" w:hAnsi="Times New Roman" w:eastAsia="Times New Roman"/>
+                <w:b/>
+                <w:color w:val="181A1F"/>
+                <w:sz w:val="28"/>
+              </w:rPr>
               <w:t>Г</w:t>
             </w:r>
           </w:p>
@@ -722,7 +1230,16 @@
             <w:tcW w:type="dxa" w:w="2051"/>
           </w:tcPr>
           <w:p>
+            <w:pPr>
+              <w:spacing w:after="0" w:line="240" w:lineRule="auto"/>
+            </w:pPr>
             <w:r>
+              <w:rPr>
+                <w:rFonts w:ascii="Times New Roman" w:hAnsi="Times New Roman" w:eastAsia="Times New Roman"/>
+                <w:b/>
+                <w:color w:val="181A1F"/>
+                <w:sz w:val="28"/>
+              </w:rPr>
               <w:t>Д</w:t>
             </w:r>
           </w:p>
@@ -734,7 +1251,16 @@
             <w:tcW w:type="dxa" w:w="2051"/>
           </w:tcPr>
           <w:p>
-            <w:r/>
+            <w:pPr>
+              <w:spacing w:after="0" w:line="240" w:lineRule="auto"/>
+            </w:pPr>
+            <w:r>
+              <w:rPr>
+                <w:rFonts w:ascii="Times New Roman" w:hAnsi="Times New Roman" w:eastAsia="Times New Roman"/>
+                <w:color w:val="181A1F"/>
+                <w:sz w:val="28"/>
+              </w:rPr>
+            </w:r>
           </w:p>
         </w:tc>
         <w:tc>
@@ -742,7 +1268,16 @@
             <w:tcW w:type="dxa" w:w="2051"/>
           </w:tcPr>
           <w:p>
-            <w:r/>
+            <w:pPr>
+              <w:spacing w:after="0" w:line="240" w:lineRule="auto"/>
+            </w:pPr>
+            <w:r>
+              <w:rPr>
+                <w:rFonts w:ascii="Times New Roman" w:hAnsi="Times New Roman" w:eastAsia="Times New Roman"/>
+                <w:color w:val="181A1F"/>
+                <w:sz w:val="28"/>
+              </w:rPr>
+            </w:r>
           </w:p>
         </w:tc>
         <w:tc>
@@ -750,7 +1285,16 @@
             <w:tcW w:type="dxa" w:w="2051"/>
           </w:tcPr>
           <w:p>
-            <w:r/>
+            <w:pPr>
+              <w:spacing w:after="0" w:line="240" w:lineRule="auto"/>
+            </w:pPr>
+            <w:r>
+              <w:rPr>
+                <w:rFonts w:ascii="Times New Roman" w:hAnsi="Times New Roman" w:eastAsia="Times New Roman"/>
+                <w:color w:val="181A1F"/>
+                <w:sz w:val="28"/>
+              </w:rPr>
+            </w:r>
           </w:p>
         </w:tc>
         <w:tc>
@@ -758,7 +1302,16 @@
             <w:tcW w:type="dxa" w:w="2051"/>
           </w:tcPr>
           <w:p>
-            <w:r/>
+            <w:pPr>
+              <w:spacing w:after="0" w:line="240" w:lineRule="auto"/>
+            </w:pPr>
+            <w:r>
+              <w:rPr>
+                <w:rFonts w:ascii="Times New Roman" w:hAnsi="Times New Roman" w:eastAsia="Times New Roman"/>
+                <w:color w:val="181A1F"/>
+                <w:sz w:val="28"/>
+              </w:rPr>
+            </w:r>
           </w:p>
         </w:tc>
         <w:tc>
@@ -766,98 +1319,160 @@
             <w:tcW w:type="dxa" w:w="2051"/>
           </w:tcPr>
           <w:p>
-            <w:r/>
+            <w:pPr>
+              <w:spacing w:after="0" w:line="240" w:lineRule="auto"/>
+            </w:pPr>
+            <w:r>
+              <w:rPr>
+                <w:rFonts w:ascii="Times New Roman" w:hAnsi="Times New Roman" w:eastAsia="Times New Roman"/>
+                <w:color w:val="181A1F"/>
+                <w:sz w:val="28"/>
+              </w:rPr>
+            </w:r>
           </w:p>
         </w:tc>
       </w:tr>
     </w:tbl>
     <w:p>
-      <w:r>
-        <w:t>Ответ: ______________________________</w:t>
-      </w:r>
-    </w:p>
-    <w:p>
+      <w:pPr>
+        <w:keepNext/>
+        <w:widowControl/>
+        <w:spacing w:line="240" w:lineRule="auto" w:after="0" w:before="120"/>
+      </w:pPr>
       <w:r>
         <w:rPr>
+          <w:rFonts w:ascii="Times New Roman" w:hAnsi="Times New Roman" w:eastAsia="Times New Roman"/>
           <w:b/>
-          <w:sz w:val="24"/>
+          <w:color w:val="181A1F"/>
+          <w:sz w:val="28"/>
         </w:rPr>
         <w:t>6.</w:t>
       </w:r>
     </w:p>
     <w:p>
+      <w:pPr>
+        <w:widowControl/>
+        <w:spacing w:line="240" w:lineRule="auto" w:after="0"/>
+      </w:pPr>
       <w:r>
         <w:rPr>
+          <w:rFonts w:ascii="Times New Roman" w:hAnsi="Times New Roman" w:eastAsia="Times New Roman"/>
           <w:b w:val="0"/>
           <w:i w:val="0"/>
+          <w:color w:val="181A1F"/>
+          <w:sz w:val="28"/>
         </w:rPr>
         <w:t>Выберите верные суждения о выборах депутатов Государственной Думы Федерального Собрания РФ. Запишите цифры. под которыми они указаны.</w:t>
       </w:r>
     </w:p>
     <w:p>
+      <w:pPr>
+        <w:widowControl/>
+        <w:spacing w:line="240" w:lineRule="auto" w:after="0"/>
+      </w:pPr>
       <w:r>
         <w:rPr>
+          <w:rFonts w:ascii="Times New Roman" w:hAnsi="Times New Roman" w:eastAsia="Times New Roman"/>
           <w:b w:val="0"/>
           <w:i w:val="0"/>
+          <w:color w:val="181A1F"/>
+          <w:sz w:val="28"/>
         </w:rPr>
         <w:t xml:space="preserve">1) Гражданин РФ, достигший на день голосования 18 лет, может быть избран депутатом Государственной Думы. </w:t>
       </w:r>
     </w:p>
     <w:p>
+      <w:pPr>
+        <w:widowControl/>
+        <w:spacing w:line="240" w:lineRule="auto" w:after="0"/>
+      </w:pPr>
       <w:r>
         <w:rPr>
+          <w:rFonts w:ascii="Times New Roman" w:hAnsi="Times New Roman" w:eastAsia="Times New Roman"/>
           <w:b w:val="0"/>
           <w:i w:val="0"/>
+          <w:color w:val="181A1F"/>
+          <w:sz w:val="28"/>
         </w:rPr>
         <w:t xml:space="preserve">2) В соответствии с Конституцией РФ в Государственную Думу РФ избирается 450 депутатов. </w:t>
       </w:r>
     </w:p>
     <w:p>
+      <w:pPr>
+        <w:widowControl/>
+        <w:spacing w:line="240" w:lineRule="auto" w:after="0"/>
+      </w:pPr>
       <w:r>
         <w:rPr>
+          <w:rFonts w:ascii="Times New Roman" w:hAnsi="Times New Roman" w:eastAsia="Times New Roman"/>
           <w:b w:val="0"/>
           <w:i w:val="0"/>
+          <w:color w:val="181A1F"/>
+          <w:sz w:val="28"/>
         </w:rPr>
         <w:t xml:space="preserve">3) Не имеет права быть избранным депутатом Государственной Думы гражданин РФ, осуждённый к лишению свободы за совершение тяжкого и (или) особо тяжкого преступления и имеющий на день голосования неснятую и непогашенную судимость за указанное преступление. </w:t>
       </w:r>
     </w:p>
     <w:p>
+      <w:pPr>
+        <w:widowControl/>
+        <w:spacing w:line="240" w:lineRule="auto" w:after="0"/>
+      </w:pPr>
       <w:r>
         <w:rPr>
+          <w:rFonts w:ascii="Times New Roman" w:hAnsi="Times New Roman" w:eastAsia="Times New Roman"/>
           <w:b w:val="0"/>
           <w:i w:val="0"/>
+          <w:color w:val="181A1F"/>
+          <w:sz w:val="28"/>
         </w:rPr>
         <w:t xml:space="preserve">4) Подготовка и проведение выборов депутатов Государственной Думы осуществляются открыто и гласно. </w:t>
       </w:r>
     </w:p>
     <w:p>
+      <w:pPr>
+        <w:widowControl/>
+        <w:spacing w:line="240" w:lineRule="auto" w:after="0"/>
+      </w:pPr>
       <w:r>
         <w:rPr>
+          <w:rFonts w:ascii="Times New Roman" w:hAnsi="Times New Roman" w:eastAsia="Times New Roman"/>
           <w:b w:val="0"/>
           <w:i w:val="0"/>
+          <w:color w:val="181A1F"/>
+          <w:sz w:val="28"/>
         </w:rPr>
         <w:t>5) Все депутаты Государственной Думы избираются по одномандатным избирательным округам.</w:t>
       </w:r>
     </w:p>
     <w:p>
-      <w:r>
-        <w:t>Ответ: ______________________________</w:t>
-      </w:r>
-    </w:p>
-    <w:p>
+      <w:pPr>
+        <w:keepNext/>
+        <w:widowControl/>
+        <w:spacing w:line="240" w:lineRule="auto" w:after="0" w:before="120"/>
+      </w:pPr>
       <w:r>
         <w:rPr>
+          <w:rFonts w:ascii="Times New Roman" w:hAnsi="Times New Roman" w:eastAsia="Times New Roman"/>
           <w:b/>
-          <w:sz w:val="24"/>
+          <w:color w:val="181A1F"/>
+          <w:sz w:val="28"/>
         </w:rPr>
         <w:t>7.</w:t>
       </w:r>
     </w:p>
     <w:p>
+      <w:pPr>
+        <w:widowControl/>
+        <w:spacing w:line="240" w:lineRule="auto" w:after="0"/>
+      </w:pPr>
       <w:r>
         <w:rPr>
+          <w:rFonts w:ascii="Times New Roman" w:hAnsi="Times New Roman" w:eastAsia="Times New Roman"/>
           <w:b w:val="0"/>
           <w:i w:val="0"/>
+          <w:color w:val="181A1F"/>
+          <w:sz w:val="28"/>
         </w:rPr>
         <w:t>Установите соответствие между полномочиями и субъектами государственной власти Российской Федерации, реализующими эти полномочия.</w:t>
       </w:r>
@@ -866,6 +1481,7 @@
       <w:tblPr>
         <w:tblStyle w:val="TableGrid"/>
         <w:tblW w:type="auto" w:w="0"/>
+        <w:tblLayout w:type="autofit"/>
         <w:tblLook w:firstColumn="1" w:firstRow="1" w:lastColumn="0" w:lastRow="0" w:noHBand="0" w:noVBand="1" w:val="04A0"/>
       </w:tblPr>
       <w:tblGrid>
@@ -878,7 +1494,16 @@
             <w:tcW w:type="dxa" w:w="5128"/>
           </w:tcPr>
           <w:p>
+            <w:pPr>
+              <w:spacing w:after="0" w:line="240" w:lineRule="auto"/>
+            </w:pPr>
             <w:r>
+              <w:rPr>
+                <w:rFonts w:ascii="Times New Roman" w:hAnsi="Times New Roman" w:eastAsia="Times New Roman"/>
+                <w:b/>
+                <w:color w:val="181A1F"/>
+                <w:sz w:val="28"/>
+              </w:rPr>
               <w:t>ПОЛНОМОЧИЯ</w:t>
             </w:r>
           </w:p>
@@ -888,7 +1513,16 @@
             <w:tcW w:type="dxa" w:w="5128"/>
           </w:tcPr>
           <w:p>
+            <w:pPr>
+              <w:spacing w:after="0" w:line="240" w:lineRule="auto"/>
+            </w:pPr>
             <w:r>
+              <w:rPr>
+                <w:rFonts w:ascii="Times New Roman" w:hAnsi="Times New Roman" w:eastAsia="Times New Roman"/>
+                <w:b/>
+                <w:color w:val="181A1F"/>
+                <w:sz w:val="28"/>
+              </w:rPr>
               <w:t>СУБЪЕКТЫ ВЛАСТИ</w:t>
             </w:r>
           </w:p>
@@ -900,8 +1534,24 @@
             <w:tcW w:type="dxa" w:w="5128"/>
           </w:tcPr>
           <w:p>
+            <w:pPr>
+              <w:spacing w:after="0" w:line="240" w:lineRule="auto"/>
+            </w:pPr>
             <w:r>
-              <w:t>A) заслушивание ежегодных докладов Генерального прокурора РФ Б) утверждение изменения границ между субъектами РФ В) принятие федеральных законов Г) разрешение споров о компетенции между федеральными органами власти Д) назначение выборов Президента РФ</w:t>
+              <w:rPr>
+                <w:rFonts w:ascii="Times New Roman" w:hAnsi="Times New Roman" w:eastAsia="Times New Roman"/>
+                <w:color w:val="181A1F"/>
+                <w:sz w:val="28"/>
+              </w:rPr>
+              <w:t xml:space="preserve">A) заслушивание ежегодных докладов Генерального прокурора РФ </w:t>
+              <w:br/>
+              <w:t xml:space="preserve">Б) утверждение изменения границ между субъектами РФ </w:t>
+              <w:br/>
+              <w:t xml:space="preserve">В) принятие федеральных законов </w:t>
+              <w:br/>
+              <w:t xml:space="preserve">Г) разрешение споров о компетенции между федеральными органами власти </w:t>
+              <w:br/>
+              <w:t>Д) назначение выборов Президента РФ</w:t>
             </w:r>
           </w:p>
         </w:tc>
@@ -910,18 +1560,37 @@
             <w:tcW w:type="dxa" w:w="5128"/>
           </w:tcPr>
           <w:p>
+            <w:pPr>
+              <w:spacing w:after="0" w:line="240" w:lineRule="auto"/>
+            </w:pPr>
             <w:r>
-              <w:t>1) Совет Федерации 2) Государственная Дума 3) Конституционный Суд РФ</w:t>
+              <w:rPr>
+                <w:rFonts w:ascii="Times New Roman" w:hAnsi="Times New Roman" w:eastAsia="Times New Roman"/>
+                <w:color w:val="181A1F"/>
+                <w:sz w:val="28"/>
+              </w:rPr>
+              <w:t xml:space="preserve">1) Совет Федерации </w:t>
+              <w:br/>
+              <w:t xml:space="preserve">2) Государственная Дума </w:t>
+              <w:br/>
+              <w:t>3) Конституционный Суд РФ</w:t>
             </w:r>
           </w:p>
         </w:tc>
       </w:tr>
     </w:tbl>
     <w:p>
+      <w:pPr>
+        <w:widowControl/>
+        <w:spacing w:line="240" w:lineRule="auto" w:after="0"/>
+      </w:pPr>
       <w:r>
         <w:rPr>
+          <w:rFonts w:ascii="Times New Roman" w:hAnsi="Times New Roman" w:eastAsia="Times New Roman"/>
           <w:b w:val="0"/>
           <w:i w:val="0"/>
+          <w:color w:val="181A1F"/>
+          <w:sz w:val="28"/>
         </w:rPr>
         <w:t>Запишите в таблицу выбранные цифры под соответствующими буквами:</w:t>
       </w:r>
@@ -930,6 +1599,7 @@
       <w:tblPr>
         <w:tblStyle w:val="TableGrid"/>
         <w:tblW w:type="auto" w:w="0"/>
+        <w:tblLayout w:type="autofit"/>
         <w:tblLook w:firstColumn="1" w:firstRow="1" w:lastColumn="0" w:lastRow="0" w:noHBand="0" w:noVBand="1" w:val="04A0"/>
       </w:tblPr>
       <w:tblGrid>
@@ -945,7 +1615,16 @@
             <w:tcW w:type="dxa" w:w="2051"/>
           </w:tcPr>
           <w:p>
+            <w:pPr>
+              <w:spacing w:after="0" w:line="240" w:lineRule="auto"/>
+            </w:pPr>
             <w:r>
+              <w:rPr>
+                <w:rFonts w:ascii="Times New Roman" w:hAnsi="Times New Roman" w:eastAsia="Times New Roman"/>
+                <w:b/>
+                <w:color w:val="181A1F"/>
+                <w:sz w:val="28"/>
+              </w:rPr>
               <w:t>A</w:t>
             </w:r>
           </w:p>
@@ -955,7 +1634,16 @@
             <w:tcW w:type="dxa" w:w="2051"/>
           </w:tcPr>
           <w:p>
+            <w:pPr>
+              <w:spacing w:after="0" w:line="240" w:lineRule="auto"/>
+            </w:pPr>
             <w:r>
+              <w:rPr>
+                <w:rFonts w:ascii="Times New Roman" w:hAnsi="Times New Roman" w:eastAsia="Times New Roman"/>
+                <w:b/>
+                <w:color w:val="181A1F"/>
+                <w:sz w:val="28"/>
+              </w:rPr>
               <w:t>Б</w:t>
             </w:r>
           </w:p>
@@ -965,7 +1653,16 @@
             <w:tcW w:type="dxa" w:w="2051"/>
           </w:tcPr>
           <w:p>
+            <w:pPr>
+              <w:spacing w:after="0" w:line="240" w:lineRule="auto"/>
+            </w:pPr>
             <w:r>
+              <w:rPr>
+                <w:rFonts w:ascii="Times New Roman" w:hAnsi="Times New Roman" w:eastAsia="Times New Roman"/>
+                <w:b/>
+                <w:color w:val="181A1F"/>
+                <w:sz w:val="28"/>
+              </w:rPr>
               <w:t>В</w:t>
             </w:r>
           </w:p>
@@ -975,7 +1672,16 @@
             <w:tcW w:type="dxa" w:w="2051"/>
           </w:tcPr>
           <w:p>
+            <w:pPr>
+              <w:spacing w:after="0" w:line="240" w:lineRule="auto"/>
+            </w:pPr>
             <w:r>
+              <w:rPr>
+                <w:rFonts w:ascii="Times New Roman" w:hAnsi="Times New Roman" w:eastAsia="Times New Roman"/>
+                <w:b/>
+                <w:color w:val="181A1F"/>
+                <w:sz w:val="28"/>
+              </w:rPr>
               <w:t>Г</w:t>
             </w:r>
           </w:p>
@@ -985,7 +1691,16 @@
             <w:tcW w:type="dxa" w:w="2051"/>
           </w:tcPr>
           <w:p>
+            <w:pPr>
+              <w:spacing w:after="0" w:line="240" w:lineRule="auto"/>
+            </w:pPr>
             <w:r>
+              <w:rPr>
+                <w:rFonts w:ascii="Times New Roman" w:hAnsi="Times New Roman" w:eastAsia="Times New Roman"/>
+                <w:b/>
+                <w:color w:val="181A1F"/>
+                <w:sz w:val="28"/>
+              </w:rPr>
               <w:t>Д</w:t>
             </w:r>
           </w:p>
@@ -997,7 +1712,16 @@
             <w:tcW w:type="dxa" w:w="2051"/>
           </w:tcPr>
           <w:p>
-            <w:r/>
+            <w:pPr>
+              <w:spacing w:after="0" w:line="240" w:lineRule="auto"/>
+            </w:pPr>
+            <w:r>
+              <w:rPr>
+                <w:rFonts w:ascii="Times New Roman" w:hAnsi="Times New Roman" w:eastAsia="Times New Roman"/>
+                <w:color w:val="181A1F"/>
+                <w:sz w:val="28"/>
+              </w:rPr>
+            </w:r>
           </w:p>
         </w:tc>
         <w:tc>
@@ -1005,7 +1729,16 @@
             <w:tcW w:type="dxa" w:w="2051"/>
           </w:tcPr>
           <w:p>
-            <w:r/>
+            <w:pPr>
+              <w:spacing w:after="0" w:line="240" w:lineRule="auto"/>
+            </w:pPr>
+            <w:r>
+              <w:rPr>
+                <w:rFonts w:ascii="Times New Roman" w:hAnsi="Times New Roman" w:eastAsia="Times New Roman"/>
+                <w:color w:val="181A1F"/>
+                <w:sz w:val="28"/>
+              </w:rPr>
+            </w:r>
           </w:p>
         </w:tc>
         <w:tc>
@@ -1013,7 +1746,16 @@
             <w:tcW w:type="dxa" w:w="2051"/>
           </w:tcPr>
           <w:p>
-            <w:r/>
+            <w:pPr>
+              <w:spacing w:after="0" w:line="240" w:lineRule="auto"/>
+            </w:pPr>
+            <w:r>
+              <w:rPr>
+                <w:rFonts w:ascii="Times New Roman" w:hAnsi="Times New Roman" w:eastAsia="Times New Roman"/>
+                <w:color w:val="181A1F"/>
+                <w:sz w:val="28"/>
+              </w:rPr>
+            </w:r>
           </w:p>
         </w:tc>
         <w:tc>
@@ -1021,7 +1763,16 @@
             <w:tcW w:type="dxa" w:w="2051"/>
           </w:tcPr>
           <w:p>
-            <w:r/>
+            <w:pPr>
+              <w:spacing w:after="0" w:line="240" w:lineRule="auto"/>
+            </w:pPr>
+            <w:r>
+              <w:rPr>
+                <w:rFonts w:ascii="Times New Roman" w:hAnsi="Times New Roman" w:eastAsia="Times New Roman"/>
+                <w:color w:val="181A1F"/>
+                <w:sz w:val="28"/>
+              </w:rPr>
+            </w:r>
           </w:p>
         </w:tc>
         <w:tc>
@@ -1029,30 +1780,48 @@
             <w:tcW w:type="dxa" w:w="2051"/>
           </w:tcPr>
           <w:p>
-            <w:r/>
+            <w:pPr>
+              <w:spacing w:after="0" w:line="240" w:lineRule="auto"/>
+            </w:pPr>
+            <w:r>
+              <w:rPr>
+                <w:rFonts w:ascii="Times New Roman" w:hAnsi="Times New Roman" w:eastAsia="Times New Roman"/>
+                <w:color w:val="181A1F"/>
+                <w:sz w:val="28"/>
+              </w:rPr>
+            </w:r>
           </w:p>
         </w:tc>
       </w:tr>
     </w:tbl>
     <w:p>
-      <w:r>
-        <w:t>Ответ: ______________________________</w:t>
-      </w:r>
-    </w:p>
-    <w:p>
+      <w:pPr>
+        <w:keepNext/>
+        <w:widowControl/>
+        <w:spacing w:line="240" w:lineRule="auto" w:after="0" w:before="120"/>
+      </w:pPr>
       <w:r>
         <w:rPr>
+          <w:rFonts w:ascii="Times New Roman" w:hAnsi="Times New Roman" w:eastAsia="Times New Roman"/>
           <w:b/>
-          <w:sz w:val="24"/>
+          <w:color w:val="181A1F"/>
+          <w:sz w:val="28"/>
         </w:rPr>
         <w:t>8.</w:t>
       </w:r>
     </w:p>
     <w:p>
+      <w:pPr>
+        <w:widowControl/>
+        <w:spacing w:line="240" w:lineRule="auto" w:after="0"/>
+      </w:pPr>
       <w:r>
         <w:rPr>
+          <w:rFonts w:ascii="Times New Roman" w:hAnsi="Times New Roman" w:eastAsia="Times New Roman"/>
           <w:b w:val="0"/>
           <w:i w:val="0"/>
+          <w:color w:val="181A1F"/>
+          <w:sz w:val="28"/>
         </w:rPr>
         <w:t>Установите соответствие между полномочиями и субъектами государственной власти Российской Федерации, реализующими эти полномочия: к каждой позиции, данной в первом столбце, подберите соответствующую позицию из второго столбца.</w:t>
       </w:r>
@@ -1061,6 +1830,7 @@
       <w:tblPr>
         <w:tblStyle w:val="TableGrid"/>
         <w:tblW w:type="auto" w:w="0"/>
+        <w:tblLayout w:type="autofit"/>
         <w:tblLook w:firstColumn="1" w:firstRow="1" w:lastColumn="0" w:lastRow="0" w:noHBand="0" w:noVBand="1" w:val="04A0"/>
       </w:tblPr>
       <w:tblGrid>
@@ -1073,7 +1843,16 @@
             <w:tcW w:type="dxa" w:w="5128"/>
           </w:tcPr>
           <w:p>
+            <w:pPr>
+              <w:spacing w:after="0" w:line="240" w:lineRule="auto"/>
+            </w:pPr>
             <w:r>
+              <w:rPr>
+                <w:rFonts w:ascii="Times New Roman" w:hAnsi="Times New Roman" w:eastAsia="Times New Roman"/>
+                <w:b/>
+                <w:color w:val="181A1F"/>
+                <w:sz w:val="28"/>
+              </w:rPr>
               <w:t>ПОЛНОМОЧИЯ</w:t>
             </w:r>
           </w:p>
@@ -1083,7 +1862,16 @@
             <w:tcW w:type="dxa" w:w="5128"/>
           </w:tcPr>
           <w:p>
+            <w:pPr>
+              <w:spacing w:after="0" w:line="240" w:lineRule="auto"/>
+            </w:pPr>
             <w:r>
+              <w:rPr>
+                <w:rFonts w:ascii="Times New Roman" w:hAnsi="Times New Roman" w:eastAsia="Times New Roman"/>
+                <w:b/>
+                <w:color w:val="181A1F"/>
+                <w:sz w:val="28"/>
+              </w:rPr>
               <w:t>СУБЪЕКТЫ ГОСУДАРСТВЕННОЙ ВЛАСТИ РОССИЙСКОЙ ФЕДЕРАЦИИ</w:t>
             </w:r>
           </w:p>
@@ -1095,8 +1883,22 @@
             <w:tcW w:type="dxa" w:w="5128"/>
           </w:tcPr>
           <w:p>
+            <w:pPr>
+              <w:spacing w:after="0" w:line="240" w:lineRule="auto"/>
+            </w:pPr>
             <w:r>
-              <w:t>A) обеспечение исполнения федерального бюджетаБ) принятие федеральных законовB) осуществление помилованияГ) осуществление мер по поддержке институтов гражданского обществаД) объявление амнистии</w:t>
+              <w:rPr>
+                <w:rFonts w:ascii="Times New Roman" w:hAnsi="Times New Roman" w:eastAsia="Times New Roman"/>
+                <w:color w:val="181A1F"/>
+                <w:sz w:val="28"/>
+              </w:rPr>
+              <w:t>A) обеспечение исполнения федерального бюджета</w:t>
+              <w:br/>
+              <w:t>Б) принятие федеральных законовB) осуществление помилования</w:t>
+              <w:br/>
+              <w:t>Г) осуществление мер по поддержке институтов гражданского общества</w:t>
+              <w:br/>
+              <w:t>Д) объявление амнистии</w:t>
             </w:r>
           </w:p>
         </w:tc>
@@ -1105,18 +1907,37 @@
             <w:tcW w:type="dxa" w:w="5128"/>
           </w:tcPr>
           <w:p>
+            <w:pPr>
+              <w:spacing w:after="0" w:line="240" w:lineRule="auto"/>
+            </w:pPr>
             <w:r>
-              <w:t>1) Правительство Российской Федерации2) Государственная Дума3) Президент Российской Федерации</w:t>
+              <w:rPr>
+                <w:rFonts w:ascii="Times New Roman" w:hAnsi="Times New Roman" w:eastAsia="Times New Roman"/>
+                <w:color w:val="181A1F"/>
+                <w:sz w:val="28"/>
+              </w:rPr>
+              <w:t>1) Правительство Российской Федерации</w:t>
+              <w:br/>
+              <w:t>2) Государственная Дума</w:t>
+              <w:br/>
+              <w:t>3) Президент Российской Федерации</w:t>
             </w:r>
           </w:p>
         </w:tc>
       </w:tr>
     </w:tbl>
     <w:p>
+      <w:pPr>
+        <w:widowControl/>
+        <w:spacing w:line="240" w:lineRule="auto" w:after="0"/>
+      </w:pPr>
       <w:r>
         <w:rPr>
+          <w:rFonts w:ascii="Times New Roman" w:hAnsi="Times New Roman" w:eastAsia="Times New Roman"/>
           <w:b w:val="0"/>
           <w:i w:val="0"/>
+          <w:color w:val="181A1F"/>
+          <w:sz w:val="28"/>
         </w:rPr>
         <w:t>Запишите в таблицу выбранные цифры под соответствующими буквами:</w:t>
       </w:r>
@@ -1125,6 +1946,7 @@
       <w:tblPr>
         <w:tblStyle w:val="TableGrid"/>
         <w:tblW w:type="auto" w:w="0"/>
+        <w:tblLayout w:type="autofit"/>
         <w:tblLook w:firstColumn="1" w:firstRow="1" w:lastColumn="0" w:lastRow="0" w:noHBand="0" w:noVBand="1" w:val="04A0"/>
       </w:tblPr>
       <w:tblGrid>
@@ -1140,7 +1962,16 @@
             <w:tcW w:type="dxa" w:w="2051"/>
           </w:tcPr>
           <w:p>
+            <w:pPr>
+              <w:spacing w:after="0" w:line="240" w:lineRule="auto"/>
+            </w:pPr>
             <w:r>
+              <w:rPr>
+                <w:rFonts w:ascii="Times New Roman" w:hAnsi="Times New Roman" w:eastAsia="Times New Roman"/>
+                <w:b/>
+                <w:color w:val="181A1F"/>
+                <w:sz w:val="28"/>
+              </w:rPr>
               <w:t>A</w:t>
             </w:r>
           </w:p>
@@ -1150,7 +1981,16 @@
             <w:tcW w:type="dxa" w:w="2051"/>
           </w:tcPr>
           <w:p>
+            <w:pPr>
+              <w:spacing w:after="0" w:line="240" w:lineRule="auto"/>
+            </w:pPr>
             <w:r>
+              <w:rPr>
+                <w:rFonts w:ascii="Times New Roman" w:hAnsi="Times New Roman" w:eastAsia="Times New Roman"/>
+                <w:b/>
+                <w:color w:val="181A1F"/>
+                <w:sz w:val="28"/>
+              </w:rPr>
               <w:t>Б</w:t>
             </w:r>
           </w:p>
@@ -1160,7 +2000,16 @@
             <w:tcW w:type="dxa" w:w="2051"/>
           </w:tcPr>
           <w:p>
+            <w:pPr>
+              <w:spacing w:after="0" w:line="240" w:lineRule="auto"/>
+            </w:pPr>
             <w:r>
+              <w:rPr>
+                <w:rFonts w:ascii="Times New Roman" w:hAnsi="Times New Roman" w:eastAsia="Times New Roman"/>
+                <w:b/>
+                <w:color w:val="181A1F"/>
+                <w:sz w:val="28"/>
+              </w:rPr>
               <w:t>В</w:t>
             </w:r>
           </w:p>
@@ -1170,7 +2019,16 @@
             <w:tcW w:type="dxa" w:w="2051"/>
           </w:tcPr>
           <w:p>
+            <w:pPr>
+              <w:spacing w:after="0" w:line="240" w:lineRule="auto"/>
+            </w:pPr>
             <w:r>
+              <w:rPr>
+                <w:rFonts w:ascii="Times New Roman" w:hAnsi="Times New Roman" w:eastAsia="Times New Roman"/>
+                <w:b/>
+                <w:color w:val="181A1F"/>
+                <w:sz w:val="28"/>
+              </w:rPr>
               <w:t>Г</w:t>
             </w:r>
           </w:p>
@@ -1180,7 +2038,16 @@
             <w:tcW w:type="dxa" w:w="2051"/>
           </w:tcPr>
           <w:p>
+            <w:pPr>
+              <w:spacing w:after="0" w:line="240" w:lineRule="auto"/>
+            </w:pPr>
             <w:r>
+              <w:rPr>
+                <w:rFonts w:ascii="Times New Roman" w:hAnsi="Times New Roman" w:eastAsia="Times New Roman"/>
+                <w:b/>
+                <w:color w:val="181A1F"/>
+                <w:sz w:val="28"/>
+              </w:rPr>
               <w:t>Д</w:t>
             </w:r>
           </w:p>
@@ -1192,7 +2059,16 @@
             <w:tcW w:type="dxa" w:w="2051"/>
           </w:tcPr>
           <w:p>
-            <w:r/>
+            <w:pPr>
+              <w:spacing w:after="0" w:line="240" w:lineRule="auto"/>
+            </w:pPr>
+            <w:r>
+              <w:rPr>
+                <w:rFonts w:ascii="Times New Roman" w:hAnsi="Times New Roman" w:eastAsia="Times New Roman"/>
+                <w:color w:val="181A1F"/>
+                <w:sz w:val="28"/>
+              </w:rPr>
+            </w:r>
           </w:p>
         </w:tc>
         <w:tc>
@@ -1200,7 +2076,16 @@
             <w:tcW w:type="dxa" w:w="2051"/>
           </w:tcPr>
           <w:p>
-            <w:r/>
+            <w:pPr>
+              <w:spacing w:after="0" w:line="240" w:lineRule="auto"/>
+            </w:pPr>
+            <w:r>
+              <w:rPr>
+                <w:rFonts w:ascii="Times New Roman" w:hAnsi="Times New Roman" w:eastAsia="Times New Roman"/>
+                <w:color w:val="181A1F"/>
+                <w:sz w:val="28"/>
+              </w:rPr>
+            </w:r>
           </w:p>
         </w:tc>
         <w:tc>
@@ -1208,7 +2093,16 @@
             <w:tcW w:type="dxa" w:w="2051"/>
           </w:tcPr>
           <w:p>
-            <w:r/>
+            <w:pPr>
+              <w:spacing w:after="0" w:line="240" w:lineRule="auto"/>
+            </w:pPr>
+            <w:r>
+              <w:rPr>
+                <w:rFonts w:ascii="Times New Roman" w:hAnsi="Times New Roman" w:eastAsia="Times New Roman"/>
+                <w:color w:val="181A1F"/>
+                <w:sz w:val="28"/>
+              </w:rPr>
+            </w:r>
           </w:p>
         </w:tc>
         <w:tc>
@@ -1216,7 +2110,16 @@
             <w:tcW w:type="dxa" w:w="2051"/>
           </w:tcPr>
           <w:p>
-            <w:r/>
+            <w:pPr>
+              <w:spacing w:after="0" w:line="240" w:lineRule="auto"/>
+            </w:pPr>
+            <w:r>
+              <w:rPr>
+                <w:rFonts w:ascii="Times New Roman" w:hAnsi="Times New Roman" w:eastAsia="Times New Roman"/>
+                <w:color w:val="181A1F"/>
+                <w:sz w:val="28"/>
+              </w:rPr>
+            </w:r>
           </w:p>
         </w:tc>
         <w:tc>
@@ -1224,98 +2127,160 @@
             <w:tcW w:type="dxa" w:w="2051"/>
           </w:tcPr>
           <w:p>
-            <w:r/>
+            <w:pPr>
+              <w:spacing w:after="0" w:line="240" w:lineRule="auto"/>
+            </w:pPr>
+            <w:r>
+              <w:rPr>
+                <w:rFonts w:ascii="Times New Roman" w:hAnsi="Times New Roman" w:eastAsia="Times New Roman"/>
+                <w:color w:val="181A1F"/>
+                <w:sz w:val="28"/>
+              </w:rPr>
+            </w:r>
           </w:p>
         </w:tc>
       </w:tr>
     </w:tbl>
     <w:p>
-      <w:r>
-        <w:t>Ответ: ______________________________</w:t>
-      </w:r>
-    </w:p>
-    <w:p>
+      <w:pPr>
+        <w:keepNext/>
+        <w:widowControl/>
+        <w:spacing w:line="240" w:lineRule="auto" w:after="0" w:before="120"/>
+      </w:pPr>
       <w:r>
         <w:rPr>
+          <w:rFonts w:ascii="Times New Roman" w:hAnsi="Times New Roman" w:eastAsia="Times New Roman"/>
           <w:b/>
-          <w:sz w:val="24"/>
+          <w:color w:val="181A1F"/>
+          <w:sz w:val="28"/>
         </w:rPr>
         <w:t>9.</w:t>
       </w:r>
     </w:p>
     <w:p>
+      <w:pPr>
+        <w:widowControl/>
+        <w:spacing w:line="240" w:lineRule="auto" w:after="0"/>
+      </w:pPr>
       <w:r>
         <w:rPr>
+          <w:rFonts w:ascii="Times New Roman" w:hAnsi="Times New Roman" w:eastAsia="Times New Roman"/>
           <w:b w:val="0"/>
           <w:i w:val="0"/>
+          <w:color w:val="181A1F"/>
+          <w:sz w:val="28"/>
         </w:rPr>
         <w:t>Что из перечисленного относится к социально-экономическим правам (свободам) гражданина РФ? Запишите цифры, под которыми они указаны.</w:t>
       </w:r>
     </w:p>
     <w:p>
+      <w:pPr>
+        <w:widowControl/>
+        <w:spacing w:line="240" w:lineRule="auto" w:after="0"/>
+      </w:pPr>
       <w:r>
         <w:rPr>
+          <w:rFonts w:ascii="Times New Roman" w:hAnsi="Times New Roman" w:eastAsia="Times New Roman"/>
           <w:b w:val="0"/>
           <w:i w:val="0"/>
+          <w:color w:val="181A1F"/>
+          <w:sz w:val="28"/>
         </w:rPr>
         <w:t>1) получать вознаграждение за труд без какой бы то ни было дискриминации и не ниже установленного федеральным законом минимального размера оплаты труда</w:t>
       </w:r>
     </w:p>
     <w:p>
+      <w:pPr>
+        <w:widowControl/>
+        <w:spacing w:line="240" w:lineRule="auto" w:after="0"/>
+      </w:pPr>
       <w:r>
         <w:rPr>
+          <w:rFonts w:ascii="Times New Roman" w:hAnsi="Times New Roman" w:eastAsia="Times New Roman"/>
           <w:b w:val="0"/>
           <w:i w:val="0"/>
+          <w:color w:val="181A1F"/>
+          <w:sz w:val="28"/>
         </w:rPr>
         <w:t>2) уплачивать законно установленные налоги и сборы</w:t>
       </w:r>
     </w:p>
     <w:p>
+      <w:pPr>
+        <w:widowControl/>
+        <w:spacing w:line="240" w:lineRule="auto" w:after="0"/>
+      </w:pPr>
       <w:r>
         <w:rPr>
+          <w:rFonts w:ascii="Times New Roman" w:hAnsi="Times New Roman" w:eastAsia="Times New Roman"/>
           <w:b w:val="0"/>
           <w:i w:val="0"/>
+          <w:color w:val="181A1F"/>
+          <w:sz w:val="28"/>
         </w:rPr>
         <w:t>3) направлять индивидуальные и коллективные обращения в государственные органы</w:t>
       </w:r>
     </w:p>
     <w:p>
+      <w:pPr>
+        <w:widowControl/>
+        <w:spacing w:line="240" w:lineRule="auto" w:after="0"/>
+      </w:pPr>
       <w:r>
         <w:rPr>
+          <w:rFonts w:ascii="Times New Roman" w:hAnsi="Times New Roman" w:eastAsia="Times New Roman"/>
           <w:b w:val="0"/>
           <w:i w:val="0"/>
+          <w:color w:val="181A1F"/>
+          <w:sz w:val="28"/>
         </w:rPr>
         <w:t>4) получать социальное обеспечение по возрасту, в случаях болезни, инвалидности, потери кормильца</w:t>
       </w:r>
     </w:p>
     <w:p>
+      <w:pPr>
+        <w:widowControl/>
+        <w:spacing w:line="240" w:lineRule="auto" w:after="0"/>
+      </w:pPr>
       <w:r>
         <w:rPr>
+          <w:rFonts w:ascii="Times New Roman" w:hAnsi="Times New Roman" w:eastAsia="Times New Roman"/>
           <w:b w:val="0"/>
           <w:i w:val="0"/>
+          <w:color w:val="181A1F"/>
+          <w:sz w:val="28"/>
         </w:rPr>
         <w:t>5) использовать свои способности и имущество для не запрещенной законом экономической деятельности</w:t>
       </w:r>
     </w:p>
     <w:p>
-      <w:r>
-        <w:t>Ответ: ______________________________</w:t>
-      </w:r>
-    </w:p>
-    <w:p>
+      <w:pPr>
+        <w:keepNext/>
+        <w:widowControl/>
+        <w:spacing w:line="240" w:lineRule="auto" w:after="0" w:before="120"/>
+      </w:pPr>
       <w:r>
         <w:rPr>
+          <w:rFonts w:ascii="Times New Roman" w:hAnsi="Times New Roman" w:eastAsia="Times New Roman"/>
           <w:b/>
-          <w:sz w:val="24"/>
+          <w:color w:val="181A1F"/>
+          <w:sz w:val="28"/>
         </w:rPr>
         <w:t>10.</w:t>
       </w:r>
     </w:p>
     <w:p>
+      <w:pPr>
+        <w:widowControl/>
+        <w:spacing w:line="240" w:lineRule="auto" w:after="0"/>
+      </w:pPr>
       <w:r>
         <w:rPr>
+          <w:rFonts w:ascii="Times New Roman" w:hAnsi="Times New Roman" w:eastAsia="Times New Roman"/>
           <w:b w:val="0"/>
           <w:i w:val="0"/>
+          <w:color w:val="181A1F"/>
+          <w:sz w:val="28"/>
         </w:rPr>
         <w:t>Установите соответствие между предметами ведения, полномочиями и уровнями публичной власти в Российской Федерации, к которым эти предметы ведения относятся: к каждой позиции, данной в первом столбце, подберите соответствующую позицию из второго столбца.</w:t>
       </w:r>
@@ -1324,6 +2289,7 @@
       <w:tblPr>
         <w:tblStyle w:val="TableGrid"/>
         <w:tblW w:type="auto" w:w="0"/>
+        <w:tblLayout w:type="autofit"/>
         <w:tblLook w:firstColumn="1" w:firstRow="1" w:lastColumn="0" w:lastRow="0" w:noHBand="0" w:noVBand="1" w:val="04A0"/>
       </w:tblPr>
       <w:tblGrid>
@@ -1336,7 +2302,16 @@
             <w:tcW w:type="dxa" w:w="5128"/>
           </w:tcPr>
           <w:p>
+            <w:pPr>
+              <w:spacing w:after="0" w:line="240" w:lineRule="auto"/>
+            </w:pPr>
             <w:r>
+              <w:rPr>
+                <w:rFonts w:ascii="Times New Roman" w:hAnsi="Times New Roman" w:eastAsia="Times New Roman"/>
+                <w:b/>
+                <w:color w:val="181A1F"/>
+                <w:sz w:val="28"/>
+              </w:rPr>
               <w:t>ПРЕДМЕТЫ ВЕДЕНИЯ, ПОЛНОМОЧИЯ</w:t>
             </w:r>
           </w:p>
@@ -1346,7 +2321,16 @@
             <w:tcW w:type="dxa" w:w="5128"/>
           </w:tcPr>
           <w:p>
+            <w:pPr>
+              <w:spacing w:after="0" w:line="240" w:lineRule="auto"/>
+            </w:pPr>
             <w:r>
+              <w:rPr>
+                <w:rFonts w:ascii="Times New Roman" w:hAnsi="Times New Roman" w:eastAsia="Times New Roman"/>
+                <w:b/>
+                <w:color w:val="181A1F"/>
+                <w:sz w:val="28"/>
+              </w:rPr>
               <w:t>УРОВНИ ПУБЛИЧНОЙ ВЛАСТИ В РОССИЙСКОЙ ФЕДЕРАЦИИ</w:t>
             </w:r>
           </w:p>
@@ -1358,8 +2342,22 @@
             <w:tcW w:type="dxa" w:w="5128"/>
           </w:tcPr>
           <w:p>
+            <w:pPr>
+              <w:spacing w:after="0" w:line="240" w:lineRule="auto"/>
+            </w:pPr>
             <w:r>
-              <w:t>A) координация вопросов здравоохраненияБ) внешняя политика и международные отношения Российской ФедерацииB) правовое регулирование интеллектуальной собственностиГ) принятие и изменение Конституции Российской Федерации и федеральных законов, контроль за их соблюдениемД) защита исконной среды обитания и традиционного образа жизни малочисленных этнических общностей</w:t>
+              <w:rPr>
+                <w:rFonts w:ascii="Times New Roman" w:hAnsi="Times New Roman" w:eastAsia="Times New Roman"/>
+                <w:color w:val="181A1F"/>
+                <w:sz w:val="28"/>
+              </w:rPr>
+              <w:t>A) координация вопросов здравоохранения</w:t>
+              <w:br/>
+              <w:t>Б) внешняя политика и международные отношения Российской ФедерацииB) правовое регулирование интеллектуальной собственности</w:t>
+              <w:br/>
+              <w:t>Г) принятие и изменение Конституции Российской Федерации и федеральных законов, контроль за их соблюдением</w:t>
+              <w:br/>
+              <w:t>Д) защита исконной среды обитания и традиционного образа жизни малочисленных этнических общностей</w:t>
             </w:r>
           </w:p>
         </w:tc>
@@ -1368,18 +2366,35 @@
             <w:tcW w:type="dxa" w:w="5128"/>
           </w:tcPr>
           <w:p>
+            <w:pPr>
+              <w:spacing w:after="0" w:line="240" w:lineRule="auto"/>
+            </w:pPr>
             <w:r>
-              <w:t>1) исключительное ведение Российской Федерации2) совместно Российская Федерация и субъекты Российской Федерации</w:t>
+              <w:rPr>
+                <w:rFonts w:ascii="Times New Roman" w:hAnsi="Times New Roman" w:eastAsia="Times New Roman"/>
+                <w:color w:val="181A1F"/>
+                <w:sz w:val="28"/>
+              </w:rPr>
+              <w:t>1) исключительное ведение Российской Федерации</w:t>
+              <w:br/>
+              <w:t>2) совместно Российская Федерация и субъекты Российской Федерации</w:t>
             </w:r>
           </w:p>
         </w:tc>
       </w:tr>
     </w:tbl>
     <w:p>
+      <w:pPr>
+        <w:widowControl/>
+        <w:spacing w:line="240" w:lineRule="auto" w:after="0"/>
+      </w:pPr>
       <w:r>
         <w:rPr>
+          <w:rFonts w:ascii="Times New Roman" w:hAnsi="Times New Roman" w:eastAsia="Times New Roman"/>
           <w:b w:val="0"/>
           <w:i w:val="0"/>
+          <w:color w:val="181A1F"/>
+          <w:sz w:val="28"/>
         </w:rPr>
         <w:t>Запишите в таблицу выбранные цифры под соответствующими буквами:</w:t>
       </w:r>
@@ -1388,6 +2403,7 @@
       <w:tblPr>
         <w:tblStyle w:val="TableGrid"/>
         <w:tblW w:type="auto" w:w="0"/>
+        <w:tblLayout w:type="autofit"/>
         <w:tblLook w:firstColumn="1" w:firstRow="1" w:lastColumn="0" w:lastRow="0" w:noHBand="0" w:noVBand="1" w:val="04A0"/>
       </w:tblPr>
       <w:tblGrid>
@@ -1403,7 +2419,16 @@
             <w:tcW w:type="dxa" w:w="2051"/>
           </w:tcPr>
           <w:p>
+            <w:pPr>
+              <w:spacing w:after="0" w:line="240" w:lineRule="auto"/>
+            </w:pPr>
             <w:r>
+              <w:rPr>
+                <w:rFonts w:ascii="Times New Roman" w:hAnsi="Times New Roman" w:eastAsia="Times New Roman"/>
+                <w:b/>
+                <w:color w:val="181A1F"/>
+                <w:sz w:val="28"/>
+              </w:rPr>
               <w:t>A</w:t>
             </w:r>
           </w:p>
@@ -1413,7 +2438,16 @@
             <w:tcW w:type="dxa" w:w="2051"/>
           </w:tcPr>
           <w:p>
+            <w:pPr>
+              <w:spacing w:after="0" w:line="240" w:lineRule="auto"/>
+            </w:pPr>
             <w:r>
+              <w:rPr>
+                <w:rFonts w:ascii="Times New Roman" w:hAnsi="Times New Roman" w:eastAsia="Times New Roman"/>
+                <w:b/>
+                <w:color w:val="181A1F"/>
+                <w:sz w:val="28"/>
+              </w:rPr>
               <w:t>Б</w:t>
             </w:r>
           </w:p>
@@ -1423,7 +2457,16 @@
             <w:tcW w:type="dxa" w:w="2051"/>
           </w:tcPr>
           <w:p>
+            <w:pPr>
+              <w:spacing w:after="0" w:line="240" w:lineRule="auto"/>
+            </w:pPr>
             <w:r>
+              <w:rPr>
+                <w:rFonts w:ascii="Times New Roman" w:hAnsi="Times New Roman" w:eastAsia="Times New Roman"/>
+                <w:b/>
+                <w:color w:val="181A1F"/>
+                <w:sz w:val="28"/>
+              </w:rPr>
               <w:t>В</w:t>
             </w:r>
           </w:p>
@@ -1433,7 +2476,16 @@
             <w:tcW w:type="dxa" w:w="2051"/>
           </w:tcPr>
           <w:p>
+            <w:pPr>
+              <w:spacing w:after="0" w:line="240" w:lineRule="auto"/>
+            </w:pPr>
             <w:r>
+              <w:rPr>
+                <w:rFonts w:ascii="Times New Roman" w:hAnsi="Times New Roman" w:eastAsia="Times New Roman"/>
+                <w:b/>
+                <w:color w:val="181A1F"/>
+                <w:sz w:val="28"/>
+              </w:rPr>
               <w:t>Г</w:t>
             </w:r>
           </w:p>
@@ -1443,7 +2495,16 @@
             <w:tcW w:type="dxa" w:w="2051"/>
           </w:tcPr>
           <w:p>
+            <w:pPr>
+              <w:spacing w:after="0" w:line="240" w:lineRule="auto"/>
+            </w:pPr>
             <w:r>
+              <w:rPr>
+                <w:rFonts w:ascii="Times New Roman" w:hAnsi="Times New Roman" w:eastAsia="Times New Roman"/>
+                <w:b/>
+                <w:color w:val="181A1F"/>
+                <w:sz w:val="28"/>
+              </w:rPr>
               <w:t>Д</w:t>
             </w:r>
           </w:p>
@@ -1455,7 +2516,16 @@
             <w:tcW w:type="dxa" w:w="2051"/>
           </w:tcPr>
           <w:p>
-            <w:r/>
+            <w:pPr>
+              <w:spacing w:after="0" w:line="240" w:lineRule="auto"/>
+            </w:pPr>
+            <w:r>
+              <w:rPr>
+                <w:rFonts w:ascii="Times New Roman" w:hAnsi="Times New Roman" w:eastAsia="Times New Roman"/>
+                <w:color w:val="181A1F"/>
+                <w:sz w:val="28"/>
+              </w:rPr>
+            </w:r>
           </w:p>
         </w:tc>
         <w:tc>
@@ -1463,7 +2533,16 @@
             <w:tcW w:type="dxa" w:w="2051"/>
           </w:tcPr>
           <w:p>
-            <w:r/>
+            <w:pPr>
+              <w:spacing w:after="0" w:line="240" w:lineRule="auto"/>
+            </w:pPr>
+            <w:r>
+              <w:rPr>
+                <w:rFonts w:ascii="Times New Roman" w:hAnsi="Times New Roman" w:eastAsia="Times New Roman"/>
+                <w:color w:val="181A1F"/>
+                <w:sz w:val="28"/>
+              </w:rPr>
+            </w:r>
           </w:p>
         </w:tc>
         <w:tc>
@@ -1471,7 +2550,16 @@
             <w:tcW w:type="dxa" w:w="2051"/>
           </w:tcPr>
           <w:p>
-            <w:r/>
+            <w:pPr>
+              <w:spacing w:after="0" w:line="240" w:lineRule="auto"/>
+            </w:pPr>
+            <w:r>
+              <w:rPr>
+                <w:rFonts w:ascii="Times New Roman" w:hAnsi="Times New Roman" w:eastAsia="Times New Roman"/>
+                <w:color w:val="181A1F"/>
+                <w:sz w:val="28"/>
+              </w:rPr>
+            </w:r>
           </w:p>
         </w:tc>
         <w:tc>
@@ -1479,7 +2567,16 @@
             <w:tcW w:type="dxa" w:w="2051"/>
           </w:tcPr>
           <w:p>
-            <w:r/>
+            <w:pPr>
+              <w:spacing w:after="0" w:line="240" w:lineRule="auto"/>
+            </w:pPr>
+            <w:r>
+              <w:rPr>
+                <w:rFonts w:ascii="Times New Roman" w:hAnsi="Times New Roman" w:eastAsia="Times New Roman"/>
+                <w:color w:val="181A1F"/>
+                <w:sz w:val="28"/>
+              </w:rPr>
+            </w:r>
           </w:p>
         </w:tc>
         <w:tc>
@@ -1487,30 +2584,48 @@
             <w:tcW w:type="dxa" w:w="2051"/>
           </w:tcPr>
           <w:p>
-            <w:r/>
+            <w:pPr>
+              <w:spacing w:after="0" w:line="240" w:lineRule="auto"/>
+            </w:pPr>
+            <w:r>
+              <w:rPr>
+                <w:rFonts w:ascii="Times New Roman" w:hAnsi="Times New Roman" w:eastAsia="Times New Roman"/>
+                <w:color w:val="181A1F"/>
+                <w:sz w:val="28"/>
+              </w:rPr>
+            </w:r>
           </w:p>
         </w:tc>
       </w:tr>
     </w:tbl>
     <w:p>
-      <w:r>
-        <w:t>Ответ: ______________________________</w:t>
-      </w:r>
-    </w:p>
-    <w:p>
+      <w:pPr>
+        <w:keepNext/>
+        <w:widowControl/>
+        <w:spacing w:line="240" w:lineRule="auto" w:after="0" w:before="120"/>
+      </w:pPr>
       <w:r>
         <w:rPr>
+          <w:rFonts w:ascii="Times New Roman" w:hAnsi="Times New Roman" w:eastAsia="Times New Roman"/>
           <w:b/>
-          <w:sz w:val="24"/>
+          <w:color w:val="181A1F"/>
+          <w:sz w:val="28"/>
         </w:rPr>
         <w:t>11.</w:t>
       </w:r>
     </w:p>
     <w:p>
+      <w:pPr>
+        <w:widowControl/>
+        <w:spacing w:line="240" w:lineRule="auto" w:after="0"/>
+      </w:pPr>
       <w:r>
         <w:rPr>
+          <w:rFonts w:ascii="Times New Roman" w:hAnsi="Times New Roman" w:eastAsia="Times New Roman"/>
           <w:b w:val="0"/>
           <w:i w:val="0"/>
+          <w:color w:val="181A1F"/>
+          <w:sz w:val="28"/>
         </w:rPr>
         <w:t>Установите соответствие между полномочиями и субъектами государственной власти Российской Федерации, которые их исполняют: к каждой позиции, данной в первом столбце, подберите соответствующую позицию из второго столбца.</w:t>
       </w:r>
@@ -1519,6 +2634,7 @@
       <w:tblPr>
         <w:tblStyle w:val="TableGrid"/>
         <w:tblW w:type="auto" w:w="0"/>
+        <w:tblLayout w:type="autofit"/>
         <w:tblLook w:firstColumn="1" w:firstRow="1" w:lastColumn="0" w:lastRow="0" w:noHBand="0" w:noVBand="1" w:val="04A0"/>
       </w:tblPr>
       <w:tblGrid>
@@ -1531,7 +2647,16 @@
             <w:tcW w:type="dxa" w:w="5128"/>
           </w:tcPr>
           <w:p>
+            <w:pPr>
+              <w:spacing w:after="0" w:line="240" w:lineRule="auto"/>
+            </w:pPr>
             <w:r>
+              <w:rPr>
+                <w:rFonts w:ascii="Times New Roman" w:hAnsi="Times New Roman" w:eastAsia="Times New Roman"/>
+                <w:b/>
+                <w:color w:val="181A1F"/>
+                <w:sz w:val="28"/>
+              </w:rPr>
               <w:t>ПОЛНОМОЧИЯ</w:t>
             </w:r>
           </w:p>
@@ -1541,7 +2666,16 @@
             <w:tcW w:type="dxa" w:w="5128"/>
           </w:tcPr>
           <w:p>
+            <w:pPr>
+              <w:spacing w:after="0" w:line="240" w:lineRule="auto"/>
+            </w:pPr>
             <w:r>
+              <w:rPr>
+                <w:rFonts w:ascii="Times New Roman" w:hAnsi="Times New Roman" w:eastAsia="Times New Roman"/>
+                <w:b/>
+                <w:color w:val="181A1F"/>
+                <w:sz w:val="28"/>
+              </w:rPr>
               <w:t>СУБЪЕКТЫ ГОСУДАРСТВЕННОЙ ВЛАСТИ РОССИЙСКОЙ ФЕДЕРАЦИИ</w:t>
             </w:r>
           </w:p>
@@ -1553,8 +2687,22 @@
             <w:tcW w:type="dxa" w:w="5128"/>
           </w:tcPr>
           <w:p>
+            <w:pPr>
+              <w:spacing w:after="0" w:line="240" w:lineRule="auto"/>
+            </w:pPr>
             <w:r>
-              <w:t>A) представление Государственной Думе кандидатуры на должность Председателя Центрального банка Российской ФедерацииБ) управление федеральной собственностьюB) утверждение изменения границ между субъектами Российской ФедерацииГ) осуществление помилованияД) обеспечение государственной поддержки научно-технологического развития РФ</w:t>
+              <w:rPr>
+                <w:rFonts w:ascii="Times New Roman" w:hAnsi="Times New Roman" w:eastAsia="Times New Roman"/>
+                <w:color w:val="181A1F"/>
+                <w:sz w:val="28"/>
+              </w:rPr>
+              <w:t>A) представление Государственной Думе кандидатуры на должность Председателя Центрального банка Российской Федерации</w:t>
+              <w:br/>
+              <w:t>Б) управление федеральной собственностьюB) утверждение изменения границ между субъектами Российской Федерации</w:t>
+              <w:br/>
+              <w:t>Г) осуществление помилования</w:t>
+              <w:br/>
+              <w:t>Д) обеспечение государственной поддержки научно-технологического развития РФ</w:t>
             </w:r>
           </w:p>
         </w:tc>
@@ -1563,18 +2711,37 @@
             <w:tcW w:type="dxa" w:w="5128"/>
           </w:tcPr>
           <w:p>
+            <w:pPr>
+              <w:spacing w:after="0" w:line="240" w:lineRule="auto"/>
+            </w:pPr>
             <w:r>
-              <w:t>1) Президент Российской Федерации2) Совет Федерации3) Правительство Российской Федерации</w:t>
+              <w:rPr>
+                <w:rFonts w:ascii="Times New Roman" w:hAnsi="Times New Roman" w:eastAsia="Times New Roman"/>
+                <w:color w:val="181A1F"/>
+                <w:sz w:val="28"/>
+              </w:rPr>
+              <w:t>1) Президент Российской Федерации</w:t>
+              <w:br/>
+              <w:t>2) Совет Федерации</w:t>
+              <w:br/>
+              <w:t>3) Правительство Российской Федерации</w:t>
             </w:r>
           </w:p>
         </w:tc>
       </w:tr>
     </w:tbl>
     <w:p>
+      <w:pPr>
+        <w:widowControl/>
+        <w:spacing w:line="240" w:lineRule="auto" w:after="0"/>
+      </w:pPr>
       <w:r>
         <w:rPr>
+          <w:rFonts w:ascii="Times New Roman" w:hAnsi="Times New Roman" w:eastAsia="Times New Roman"/>
           <w:b w:val="0"/>
           <w:i w:val="0"/>
+          <w:color w:val="181A1F"/>
+          <w:sz w:val="28"/>
         </w:rPr>
         <w:t>Запишите в таблицу выбранные цифры под соответствующими буквами.</w:t>
       </w:r>
@@ -1583,6 +2750,7 @@
       <w:tblPr>
         <w:tblStyle w:val="TableGrid"/>
         <w:tblW w:type="auto" w:w="0"/>
+        <w:tblLayout w:type="autofit"/>
         <w:tblLook w:firstColumn="1" w:firstRow="1" w:lastColumn="0" w:lastRow="0" w:noHBand="0" w:noVBand="1" w:val="04A0"/>
       </w:tblPr>
       <w:tblGrid>
@@ -1598,7 +2766,16 @@
             <w:tcW w:type="dxa" w:w="2051"/>
           </w:tcPr>
           <w:p>
+            <w:pPr>
+              <w:spacing w:after="0" w:line="240" w:lineRule="auto"/>
+            </w:pPr>
             <w:r>
+              <w:rPr>
+                <w:rFonts w:ascii="Times New Roman" w:hAnsi="Times New Roman" w:eastAsia="Times New Roman"/>
+                <w:b/>
+                <w:color w:val="181A1F"/>
+                <w:sz w:val="28"/>
+              </w:rPr>
               <w:t>А</w:t>
             </w:r>
           </w:p>
@@ -1608,7 +2785,16 @@
             <w:tcW w:type="dxa" w:w="2051"/>
           </w:tcPr>
           <w:p>
+            <w:pPr>
+              <w:spacing w:after="0" w:line="240" w:lineRule="auto"/>
+            </w:pPr>
             <w:r>
+              <w:rPr>
+                <w:rFonts w:ascii="Times New Roman" w:hAnsi="Times New Roman" w:eastAsia="Times New Roman"/>
+                <w:b/>
+                <w:color w:val="181A1F"/>
+                <w:sz w:val="28"/>
+              </w:rPr>
               <w:t>Б</w:t>
             </w:r>
           </w:p>
@@ -1618,7 +2804,16 @@
             <w:tcW w:type="dxa" w:w="2051"/>
           </w:tcPr>
           <w:p>
+            <w:pPr>
+              <w:spacing w:after="0" w:line="240" w:lineRule="auto"/>
+            </w:pPr>
             <w:r>
+              <w:rPr>
+                <w:rFonts w:ascii="Times New Roman" w:hAnsi="Times New Roman" w:eastAsia="Times New Roman"/>
+                <w:b/>
+                <w:color w:val="181A1F"/>
+                <w:sz w:val="28"/>
+              </w:rPr>
               <w:t>В</w:t>
             </w:r>
           </w:p>
@@ -1628,7 +2823,16 @@
             <w:tcW w:type="dxa" w:w="2051"/>
           </w:tcPr>
           <w:p>
+            <w:pPr>
+              <w:spacing w:after="0" w:line="240" w:lineRule="auto"/>
+            </w:pPr>
             <w:r>
+              <w:rPr>
+                <w:rFonts w:ascii="Times New Roman" w:hAnsi="Times New Roman" w:eastAsia="Times New Roman"/>
+                <w:b/>
+                <w:color w:val="181A1F"/>
+                <w:sz w:val="28"/>
+              </w:rPr>
               <w:t>Г</w:t>
             </w:r>
           </w:p>
@@ -1638,7 +2842,16 @@
             <w:tcW w:type="dxa" w:w="2051"/>
           </w:tcPr>
           <w:p>
+            <w:pPr>
+              <w:spacing w:after="0" w:line="240" w:lineRule="auto"/>
+            </w:pPr>
             <w:r>
+              <w:rPr>
+                <w:rFonts w:ascii="Times New Roman" w:hAnsi="Times New Roman" w:eastAsia="Times New Roman"/>
+                <w:b/>
+                <w:color w:val="181A1F"/>
+                <w:sz w:val="28"/>
+              </w:rPr>
               <w:t>Д</w:t>
             </w:r>
           </w:p>
@@ -1650,7 +2863,16 @@
             <w:tcW w:type="dxa" w:w="2051"/>
           </w:tcPr>
           <w:p>
-            <w:r/>
+            <w:pPr>
+              <w:spacing w:after="0" w:line="240" w:lineRule="auto"/>
+            </w:pPr>
+            <w:r>
+              <w:rPr>
+                <w:rFonts w:ascii="Times New Roman" w:hAnsi="Times New Roman" w:eastAsia="Times New Roman"/>
+                <w:color w:val="181A1F"/>
+                <w:sz w:val="28"/>
+              </w:rPr>
+            </w:r>
           </w:p>
         </w:tc>
         <w:tc>
@@ -1658,7 +2880,16 @@
             <w:tcW w:type="dxa" w:w="2051"/>
           </w:tcPr>
           <w:p>
-            <w:r/>
+            <w:pPr>
+              <w:spacing w:after="0" w:line="240" w:lineRule="auto"/>
+            </w:pPr>
+            <w:r>
+              <w:rPr>
+                <w:rFonts w:ascii="Times New Roman" w:hAnsi="Times New Roman" w:eastAsia="Times New Roman"/>
+                <w:color w:val="181A1F"/>
+                <w:sz w:val="28"/>
+              </w:rPr>
+            </w:r>
           </w:p>
         </w:tc>
         <w:tc>
@@ -1666,7 +2897,16 @@
             <w:tcW w:type="dxa" w:w="2051"/>
           </w:tcPr>
           <w:p>
-            <w:r/>
+            <w:pPr>
+              <w:spacing w:after="0" w:line="240" w:lineRule="auto"/>
+            </w:pPr>
+            <w:r>
+              <w:rPr>
+                <w:rFonts w:ascii="Times New Roman" w:hAnsi="Times New Roman" w:eastAsia="Times New Roman"/>
+                <w:color w:val="181A1F"/>
+                <w:sz w:val="28"/>
+              </w:rPr>
+            </w:r>
           </w:p>
         </w:tc>
         <w:tc>
@@ -1674,7 +2914,16 @@
             <w:tcW w:type="dxa" w:w="2051"/>
           </w:tcPr>
           <w:p>
-            <w:r/>
+            <w:pPr>
+              <w:spacing w:after="0" w:line="240" w:lineRule="auto"/>
+            </w:pPr>
+            <w:r>
+              <w:rPr>
+                <w:rFonts w:ascii="Times New Roman" w:hAnsi="Times New Roman" w:eastAsia="Times New Roman"/>
+                <w:color w:val="181A1F"/>
+                <w:sz w:val="28"/>
+              </w:rPr>
+            </w:r>
           </w:p>
         </w:tc>
         <w:tc>
@@ -1682,98 +2931,160 @@
             <w:tcW w:type="dxa" w:w="2051"/>
           </w:tcPr>
           <w:p>
-            <w:r/>
+            <w:pPr>
+              <w:spacing w:after="0" w:line="240" w:lineRule="auto"/>
+            </w:pPr>
+            <w:r>
+              <w:rPr>
+                <w:rFonts w:ascii="Times New Roman" w:hAnsi="Times New Roman" w:eastAsia="Times New Roman"/>
+                <w:color w:val="181A1F"/>
+                <w:sz w:val="28"/>
+              </w:rPr>
+            </w:r>
           </w:p>
         </w:tc>
       </w:tr>
     </w:tbl>
     <w:p>
-      <w:r>
-        <w:t>Ответ: ______________________________</w:t>
-      </w:r>
-    </w:p>
-    <w:p>
+      <w:pPr>
+        <w:keepNext/>
+        <w:widowControl/>
+        <w:spacing w:line="240" w:lineRule="auto" w:after="0" w:before="120"/>
+      </w:pPr>
       <w:r>
         <w:rPr>
+          <w:rFonts w:ascii="Times New Roman" w:hAnsi="Times New Roman" w:eastAsia="Times New Roman"/>
           <w:b/>
-          <w:sz w:val="24"/>
+          <w:color w:val="181A1F"/>
+          <w:sz w:val="28"/>
         </w:rPr>
         <w:t>12.</w:t>
       </w:r>
     </w:p>
     <w:p>
+      <w:pPr>
+        <w:widowControl/>
+        <w:spacing w:line="240" w:lineRule="auto" w:after="0"/>
+      </w:pPr>
       <w:r>
         <w:rPr>
+          <w:rFonts w:ascii="Times New Roman" w:hAnsi="Times New Roman" w:eastAsia="Times New Roman"/>
           <w:b w:val="0"/>
           <w:i w:val="0"/>
+          <w:color w:val="181A1F"/>
+          <w:sz w:val="28"/>
         </w:rPr>
         <w:t>Конституция РФ гарантирует различные права. Что из перечисленного относится к социально-экономическим правам (свободам) гражданина РФ? Запишите цифры, под которыми они указаны.</w:t>
       </w:r>
     </w:p>
     <w:p>
+      <w:pPr>
+        <w:widowControl/>
+        <w:spacing w:line="240" w:lineRule="auto" w:after="0"/>
+      </w:pPr>
       <w:r>
         <w:rPr>
+          <w:rFonts w:ascii="Times New Roman" w:hAnsi="Times New Roman" w:eastAsia="Times New Roman"/>
           <w:b w:val="0"/>
           <w:i w:val="0"/>
+          <w:color w:val="181A1F"/>
+          <w:sz w:val="28"/>
         </w:rPr>
         <w:t>1) свободно использовать свои способности и имущество для предпринимательской деятельности</w:t>
       </w:r>
     </w:p>
     <w:p>
+      <w:pPr>
+        <w:widowControl/>
+        <w:spacing w:line="240" w:lineRule="auto" w:after="0"/>
+      </w:pPr>
       <w:r>
         <w:rPr>
+          <w:rFonts w:ascii="Times New Roman" w:hAnsi="Times New Roman" w:eastAsia="Times New Roman"/>
           <w:b w:val="0"/>
           <w:i w:val="0"/>
+          <w:color w:val="181A1F"/>
+          <w:sz w:val="28"/>
         </w:rPr>
         <w:t>2) трудиться в условиях, отвечающих требованиям безопасности и гигиены</w:t>
       </w:r>
     </w:p>
     <w:p>
+      <w:pPr>
+        <w:widowControl/>
+        <w:spacing w:line="240" w:lineRule="auto" w:after="0"/>
+      </w:pPr>
       <w:r>
         <w:rPr>
+          <w:rFonts w:ascii="Times New Roman" w:hAnsi="Times New Roman" w:eastAsia="Times New Roman"/>
           <w:b w:val="0"/>
           <w:i w:val="0"/>
+          <w:color w:val="181A1F"/>
+          <w:sz w:val="28"/>
         </w:rPr>
         <w:t>3) уплачивать законно установленные налоги и сборы</w:t>
       </w:r>
     </w:p>
     <w:p>
+      <w:pPr>
+        <w:widowControl/>
+        <w:spacing w:line="240" w:lineRule="auto" w:after="0"/>
+      </w:pPr>
       <w:r>
         <w:rPr>
+          <w:rFonts w:ascii="Times New Roman" w:hAnsi="Times New Roman" w:eastAsia="Times New Roman"/>
           <w:b w:val="0"/>
           <w:i w:val="0"/>
+          <w:color w:val="181A1F"/>
+          <w:sz w:val="28"/>
         </w:rPr>
         <w:t>4) совершеннолетним трудоспособным детям заботиться о нетрудоспособных родителях</w:t>
       </w:r>
     </w:p>
     <w:p>
+      <w:pPr>
+        <w:widowControl/>
+        <w:spacing w:line="240" w:lineRule="auto" w:after="0"/>
+      </w:pPr>
       <w:r>
         <w:rPr>
+          <w:rFonts w:ascii="Times New Roman" w:hAnsi="Times New Roman" w:eastAsia="Times New Roman"/>
           <w:b w:val="0"/>
           <w:i w:val="0"/>
+          <w:color w:val="181A1F"/>
+          <w:sz w:val="28"/>
         </w:rPr>
         <w:t>5) иметь имущество в собственности; владеть, пользоваться и распоряжаться им как единолично, так и совместно с другими лицами</w:t>
       </w:r>
     </w:p>
     <w:p>
-      <w:r>
-        <w:t>Ответ: ______________________________</w:t>
-      </w:r>
-    </w:p>
-    <w:p>
+      <w:pPr>
+        <w:keepNext/>
+        <w:widowControl/>
+        <w:spacing w:line="240" w:lineRule="auto" w:after="0" w:before="120"/>
+      </w:pPr>
       <w:r>
         <w:rPr>
+          <w:rFonts w:ascii="Times New Roman" w:hAnsi="Times New Roman" w:eastAsia="Times New Roman"/>
           <w:b/>
-          <w:sz w:val="24"/>
+          <w:color w:val="181A1F"/>
+          <w:sz w:val="28"/>
         </w:rPr>
         <w:t>13.</w:t>
       </w:r>
     </w:p>
     <w:p>
+      <w:pPr>
+        <w:widowControl/>
+        <w:spacing w:line="240" w:lineRule="auto" w:after="0"/>
+      </w:pPr>
       <w:r>
         <w:rPr>
+          <w:rFonts w:ascii="Times New Roman" w:hAnsi="Times New Roman" w:eastAsia="Times New Roman"/>
           <w:b w:val="0"/>
           <w:i w:val="0"/>
+          <w:color w:val="181A1F"/>
+          <w:sz w:val="28"/>
         </w:rPr>
         <w:t>Установите соответствие между вопросами и субъектами государственной власти Российской Федерации, к ведению которых эти вопросы относятся: к каждой позиции, данной в первом столбце, подберите соответствующую позицию из второго столбца.</w:t>
       </w:r>
@@ -1782,6 +3093,7 @@
       <w:tblPr>
         <w:tblStyle w:val="TableGrid"/>
         <w:tblW w:type="auto" w:w="0"/>
+        <w:tblLayout w:type="autofit"/>
         <w:tblLook w:firstColumn="1" w:firstRow="1" w:lastColumn="0" w:lastRow="0" w:noHBand="0" w:noVBand="1" w:val="04A0"/>
       </w:tblPr>
       <w:tblGrid>
@@ -1794,7 +3106,16 @@
             <w:tcW w:type="dxa" w:w="5128"/>
           </w:tcPr>
           <w:p>
+            <w:pPr>
+              <w:spacing w:after="0" w:line="240" w:lineRule="auto"/>
+            </w:pPr>
             <w:r>
+              <w:rPr>
+                <w:rFonts w:ascii="Times New Roman" w:hAnsi="Times New Roman" w:eastAsia="Times New Roman"/>
+                <w:b/>
+                <w:color w:val="181A1F"/>
+                <w:sz w:val="28"/>
+              </w:rPr>
               <w:t>ВОПРОСЫ</w:t>
             </w:r>
           </w:p>
@@ -1804,7 +3125,16 @@
             <w:tcW w:type="dxa" w:w="5128"/>
           </w:tcPr>
           <w:p>
+            <w:pPr>
+              <w:spacing w:after="0" w:line="240" w:lineRule="auto"/>
+            </w:pPr>
             <w:r>
+              <w:rPr>
+                <w:rFonts w:ascii="Times New Roman" w:hAnsi="Times New Roman" w:eastAsia="Times New Roman"/>
+                <w:b/>
+                <w:color w:val="181A1F"/>
+                <w:sz w:val="28"/>
+              </w:rPr>
               <w:t>СУБЪЕКТЫ ГОСУДАРСТВЕННОЙ ВЛАСТИ РОССИЙСКОЙ ФЕДЕРАЦИИ</w:t>
             </w:r>
           </w:p>
@@ -1816,8 +3146,24 @@
             <w:tcW w:type="dxa" w:w="5128"/>
           </w:tcPr>
           <w:p>
+            <w:pPr>
+              <w:spacing w:after="0" w:line="240" w:lineRule="auto"/>
+            </w:pPr>
             <w:r>
-              <w:t>А) внешняя политика и международные отношения Российской ФедерацииБ) осуществление мер по борьбе с катастрофамиВ) судоустройство и прокуратураГ) создание условий для осуществления совершеннолетними детьми обязанности заботиться о родителяхД) охрана памятников истории и культуры</w:t>
+              <w:rPr>
+                <w:rFonts w:ascii="Times New Roman" w:hAnsi="Times New Roman" w:eastAsia="Times New Roman"/>
+                <w:color w:val="181A1F"/>
+                <w:sz w:val="28"/>
+              </w:rPr>
+              <w:t>А) внешняя политика и международные отношения Российской Федерации</w:t>
+              <w:br/>
+              <w:t>Б) осуществление мер по борьбе с катастрофами</w:t>
+              <w:br/>
+              <w:t>В) судоустройство и прокуратура</w:t>
+              <w:br/>
+              <w:t>Г) создание условий для осуществления совершеннолетними детьми обязанности заботиться о родителях</w:t>
+              <w:br/>
+              <w:t>Д) охрана памятников истории и культуры</w:t>
             </w:r>
           </w:p>
         </w:tc>
@@ -1826,18 +3172,35 @@
             <w:tcW w:type="dxa" w:w="5128"/>
           </w:tcPr>
           <w:p>
+            <w:pPr>
+              <w:spacing w:after="0" w:line="240" w:lineRule="auto"/>
+            </w:pPr>
             <w:r>
-              <w:t>1) только федеральный центр2) совместно федеральный центр и субъекты Российской Федерации</w:t>
+              <w:rPr>
+                <w:rFonts w:ascii="Times New Roman" w:hAnsi="Times New Roman" w:eastAsia="Times New Roman"/>
+                <w:color w:val="181A1F"/>
+                <w:sz w:val="28"/>
+              </w:rPr>
+              <w:t>1) только федеральный центр</w:t>
+              <w:br/>
+              <w:t>2) совместно федеральный центр и субъекты Российской Федерации</w:t>
             </w:r>
           </w:p>
         </w:tc>
       </w:tr>
     </w:tbl>
     <w:p>
+      <w:pPr>
+        <w:widowControl/>
+        <w:spacing w:line="240" w:lineRule="auto" w:after="0"/>
+      </w:pPr>
       <w:r>
         <w:rPr>
+          <w:rFonts w:ascii="Times New Roman" w:hAnsi="Times New Roman" w:eastAsia="Times New Roman"/>
           <w:b w:val="0"/>
           <w:i w:val="0"/>
+          <w:color w:val="181A1F"/>
+          <w:sz w:val="28"/>
         </w:rPr>
         <w:t>Запишите в таблицу выбранные цифры под соответствующими буквами:</w:t>
       </w:r>
@@ -1846,6 +3209,7 @@
       <w:tblPr>
         <w:tblStyle w:val="TableGrid"/>
         <w:tblW w:type="auto" w:w="0"/>
+        <w:tblLayout w:type="autofit"/>
         <w:tblLook w:firstColumn="1" w:firstRow="1" w:lastColumn="0" w:lastRow="0" w:noHBand="0" w:noVBand="1" w:val="04A0"/>
       </w:tblPr>
       <w:tblGrid>
@@ -1861,7 +3225,16 @@
             <w:tcW w:type="dxa" w:w="2051"/>
           </w:tcPr>
           <w:p>
+            <w:pPr>
+              <w:spacing w:after="0" w:line="240" w:lineRule="auto"/>
+            </w:pPr>
             <w:r>
+              <w:rPr>
+                <w:rFonts w:ascii="Times New Roman" w:hAnsi="Times New Roman" w:eastAsia="Times New Roman"/>
+                <w:b/>
+                <w:color w:val="181A1F"/>
+                <w:sz w:val="28"/>
+              </w:rPr>
               <w:t>A</w:t>
             </w:r>
           </w:p>
@@ -1871,7 +3244,16 @@
             <w:tcW w:type="dxa" w:w="2051"/>
           </w:tcPr>
           <w:p>
+            <w:pPr>
+              <w:spacing w:after="0" w:line="240" w:lineRule="auto"/>
+            </w:pPr>
             <w:r>
+              <w:rPr>
+                <w:rFonts w:ascii="Times New Roman" w:hAnsi="Times New Roman" w:eastAsia="Times New Roman"/>
+                <w:b/>
+                <w:color w:val="181A1F"/>
+                <w:sz w:val="28"/>
+              </w:rPr>
               <w:t>Б</w:t>
             </w:r>
           </w:p>
@@ -1881,7 +3263,16 @@
             <w:tcW w:type="dxa" w:w="2051"/>
           </w:tcPr>
           <w:p>
+            <w:pPr>
+              <w:spacing w:after="0" w:line="240" w:lineRule="auto"/>
+            </w:pPr>
             <w:r>
+              <w:rPr>
+                <w:rFonts w:ascii="Times New Roman" w:hAnsi="Times New Roman" w:eastAsia="Times New Roman"/>
+                <w:b/>
+                <w:color w:val="181A1F"/>
+                <w:sz w:val="28"/>
+              </w:rPr>
               <w:t>В</w:t>
             </w:r>
           </w:p>
@@ -1891,7 +3282,16 @@
             <w:tcW w:type="dxa" w:w="2051"/>
           </w:tcPr>
           <w:p>
+            <w:pPr>
+              <w:spacing w:after="0" w:line="240" w:lineRule="auto"/>
+            </w:pPr>
             <w:r>
+              <w:rPr>
+                <w:rFonts w:ascii="Times New Roman" w:hAnsi="Times New Roman" w:eastAsia="Times New Roman"/>
+                <w:b/>
+                <w:color w:val="181A1F"/>
+                <w:sz w:val="28"/>
+              </w:rPr>
               <w:t>Г</w:t>
             </w:r>
           </w:p>
@@ -1901,7 +3301,16 @@
             <w:tcW w:type="dxa" w:w="2051"/>
           </w:tcPr>
           <w:p>
+            <w:pPr>
+              <w:spacing w:after="0" w:line="240" w:lineRule="auto"/>
+            </w:pPr>
             <w:r>
+              <w:rPr>
+                <w:rFonts w:ascii="Times New Roman" w:hAnsi="Times New Roman" w:eastAsia="Times New Roman"/>
+                <w:b/>
+                <w:color w:val="181A1F"/>
+                <w:sz w:val="28"/>
+              </w:rPr>
               <w:t>Д</w:t>
             </w:r>
           </w:p>
@@ -1913,7 +3322,16 @@
             <w:tcW w:type="dxa" w:w="2051"/>
           </w:tcPr>
           <w:p>
-            <w:r/>
+            <w:pPr>
+              <w:spacing w:after="0" w:line="240" w:lineRule="auto"/>
+            </w:pPr>
+            <w:r>
+              <w:rPr>
+                <w:rFonts w:ascii="Times New Roman" w:hAnsi="Times New Roman" w:eastAsia="Times New Roman"/>
+                <w:color w:val="181A1F"/>
+                <w:sz w:val="28"/>
+              </w:rPr>
+            </w:r>
           </w:p>
         </w:tc>
         <w:tc>
@@ -1921,7 +3339,16 @@
             <w:tcW w:type="dxa" w:w="2051"/>
           </w:tcPr>
           <w:p>
-            <w:r/>
+            <w:pPr>
+              <w:spacing w:after="0" w:line="240" w:lineRule="auto"/>
+            </w:pPr>
+            <w:r>
+              <w:rPr>
+                <w:rFonts w:ascii="Times New Roman" w:hAnsi="Times New Roman" w:eastAsia="Times New Roman"/>
+                <w:color w:val="181A1F"/>
+                <w:sz w:val="28"/>
+              </w:rPr>
+            </w:r>
           </w:p>
         </w:tc>
         <w:tc>
@@ -1929,7 +3356,16 @@
             <w:tcW w:type="dxa" w:w="2051"/>
           </w:tcPr>
           <w:p>
-            <w:r/>
+            <w:pPr>
+              <w:spacing w:after="0" w:line="240" w:lineRule="auto"/>
+            </w:pPr>
+            <w:r>
+              <w:rPr>
+                <w:rFonts w:ascii="Times New Roman" w:hAnsi="Times New Roman" w:eastAsia="Times New Roman"/>
+                <w:color w:val="181A1F"/>
+                <w:sz w:val="28"/>
+              </w:rPr>
+            </w:r>
           </w:p>
         </w:tc>
         <w:tc>
@@ -1937,7 +3373,16 @@
             <w:tcW w:type="dxa" w:w="2051"/>
           </w:tcPr>
           <w:p>
-            <w:r/>
+            <w:pPr>
+              <w:spacing w:after="0" w:line="240" w:lineRule="auto"/>
+            </w:pPr>
+            <w:r>
+              <w:rPr>
+                <w:rFonts w:ascii="Times New Roman" w:hAnsi="Times New Roman" w:eastAsia="Times New Roman"/>
+                <w:color w:val="181A1F"/>
+                <w:sz w:val="28"/>
+              </w:rPr>
+            </w:r>
           </w:p>
         </w:tc>
         <w:tc>
@@ -1945,30 +3390,48 @@
             <w:tcW w:type="dxa" w:w="2051"/>
           </w:tcPr>
           <w:p>
-            <w:r/>
+            <w:pPr>
+              <w:spacing w:after="0" w:line="240" w:lineRule="auto"/>
+            </w:pPr>
+            <w:r>
+              <w:rPr>
+                <w:rFonts w:ascii="Times New Roman" w:hAnsi="Times New Roman" w:eastAsia="Times New Roman"/>
+                <w:color w:val="181A1F"/>
+                <w:sz w:val="28"/>
+              </w:rPr>
+            </w:r>
           </w:p>
         </w:tc>
       </w:tr>
     </w:tbl>
     <w:p>
-      <w:r>
-        <w:t>Ответ: ______________________________</w:t>
-      </w:r>
-    </w:p>
-    <w:p>
+      <w:pPr>
+        <w:keepNext/>
+        <w:widowControl/>
+        <w:spacing w:line="240" w:lineRule="auto" w:after="0" w:before="120"/>
+      </w:pPr>
       <w:r>
         <w:rPr>
+          <w:rFonts w:ascii="Times New Roman" w:hAnsi="Times New Roman" w:eastAsia="Times New Roman"/>
           <w:b/>
-          <w:sz w:val="24"/>
+          <w:color w:val="181A1F"/>
+          <w:sz w:val="28"/>
         </w:rPr>
         <w:t>14.</w:t>
       </w:r>
     </w:p>
     <w:p>
+      <w:pPr>
+        <w:widowControl/>
+        <w:spacing w:line="240" w:lineRule="auto" w:after="0"/>
+      </w:pPr>
       <w:r>
         <w:rPr>
+          <w:rFonts w:ascii="Times New Roman" w:hAnsi="Times New Roman" w:eastAsia="Times New Roman"/>
           <w:b w:val="0"/>
           <w:i w:val="0"/>
+          <w:color w:val="181A1F"/>
+          <w:sz w:val="28"/>
         </w:rPr>
         <w:t>Установите соответствие между полномочиями и субъектами государственной власти РФ, реализующими эти полномочия: к каждой позиции, данной в первом столбце, подберите соответствующую позицию из второго столбца.</w:t>
       </w:r>
@@ -1977,6 +3440,7 @@
       <w:tblPr>
         <w:tblStyle w:val="TableGrid"/>
         <w:tblW w:type="auto" w:w="0"/>
+        <w:tblLayout w:type="autofit"/>
         <w:tblLook w:firstColumn="1" w:firstRow="1" w:lastColumn="0" w:lastRow="0" w:noHBand="0" w:noVBand="1" w:val="04A0"/>
       </w:tblPr>
       <w:tblGrid>
@@ -1989,7 +3453,16 @@
             <w:tcW w:type="dxa" w:w="5128"/>
           </w:tcPr>
           <w:p>
+            <w:pPr>
+              <w:spacing w:after="0" w:line="240" w:lineRule="auto"/>
+            </w:pPr>
             <w:r>
+              <w:rPr>
+                <w:rFonts w:ascii="Times New Roman" w:hAnsi="Times New Roman" w:eastAsia="Times New Roman"/>
+                <w:b/>
+                <w:color w:val="181A1F"/>
+                <w:sz w:val="28"/>
+              </w:rPr>
               <w:t>ПОЛНОМОЧИЯ</w:t>
             </w:r>
           </w:p>
@@ -1999,7 +3472,16 @@
             <w:tcW w:type="dxa" w:w="5128"/>
           </w:tcPr>
           <w:p>
+            <w:pPr>
+              <w:spacing w:after="0" w:line="240" w:lineRule="auto"/>
+            </w:pPr>
             <w:r>
+              <w:rPr>
+                <w:rFonts w:ascii="Times New Roman" w:hAnsi="Times New Roman" w:eastAsia="Times New Roman"/>
+                <w:b/>
+                <w:color w:val="181A1F"/>
+                <w:sz w:val="28"/>
+              </w:rPr>
               <w:t>СУБЪЕКТЫ ГОСУДАРСТВЕННОЙ ВЛАСТИ РФ</w:t>
             </w:r>
           </w:p>
@@ -2011,8 +3493,24 @@
             <w:tcW w:type="dxa" w:w="5128"/>
           </w:tcPr>
           <w:p>
+            <w:pPr>
+              <w:spacing w:after="0" w:line="240" w:lineRule="auto"/>
+            </w:pPr>
             <w:r>
-              <w:t>А) утверждение изменения границ между субъектами РФБ) осуществление управления федеральной собственностьюВ) обеспечение исполнения федерального бюджетаГ) утверждение военной доктрины РФД) назначение на должность судей Конституционного Суда РФ</w:t>
+              <w:rPr>
+                <w:rFonts w:ascii="Times New Roman" w:hAnsi="Times New Roman" w:eastAsia="Times New Roman"/>
+                <w:color w:val="181A1F"/>
+                <w:sz w:val="28"/>
+              </w:rPr>
+              <w:t>А) утверждение изменения границ между субъектами РФ</w:t>
+              <w:br/>
+              <w:t>Б) осуществление управления федеральной собственностью</w:t>
+              <w:br/>
+              <w:t>В) обеспечение исполнения федерального бюджета</w:t>
+              <w:br/>
+              <w:t>Г) утверждение военной доктрины РФ</w:t>
+              <w:br/>
+              <w:t>Д) назначение на должность судей Конституционного Суда РФ</w:t>
             </w:r>
           </w:p>
         </w:tc>
@@ -2021,18 +3519,37 @@
             <w:tcW w:type="dxa" w:w="5128"/>
           </w:tcPr>
           <w:p>
+            <w:pPr>
+              <w:spacing w:after="0" w:line="240" w:lineRule="auto"/>
+            </w:pPr>
             <w:r>
-              <w:t>1) Совет Федерации2) Президент РФ3) Правительство РФ</w:t>
+              <w:rPr>
+                <w:rFonts w:ascii="Times New Roman" w:hAnsi="Times New Roman" w:eastAsia="Times New Roman"/>
+                <w:color w:val="181A1F"/>
+                <w:sz w:val="28"/>
+              </w:rPr>
+              <w:t>1) Совет Федерации</w:t>
+              <w:br/>
+              <w:t>2) Президент РФ</w:t>
+              <w:br/>
+              <w:t>3) Правительство РФ</w:t>
             </w:r>
           </w:p>
         </w:tc>
       </w:tr>
     </w:tbl>
     <w:p>
+      <w:pPr>
+        <w:widowControl/>
+        <w:spacing w:line="240" w:lineRule="auto" w:after="0"/>
+      </w:pPr>
       <w:r>
         <w:rPr>
+          <w:rFonts w:ascii="Times New Roman" w:hAnsi="Times New Roman" w:eastAsia="Times New Roman"/>
           <w:b w:val="0"/>
           <w:i w:val="0"/>
+          <w:color w:val="181A1F"/>
+          <w:sz w:val="28"/>
         </w:rPr>
         <w:t>Запишите в таблицу выбранные цифры под соответствующими буквами:</w:t>
       </w:r>
@@ -2041,6 +3558,7 @@
       <w:tblPr>
         <w:tblStyle w:val="TableGrid"/>
         <w:tblW w:type="auto" w:w="0"/>
+        <w:tblLayout w:type="autofit"/>
         <w:tblLook w:firstColumn="1" w:firstRow="1" w:lastColumn="0" w:lastRow="0" w:noHBand="0" w:noVBand="1" w:val="04A0"/>
       </w:tblPr>
       <w:tblGrid>
@@ -2056,7 +3574,16 @@
             <w:tcW w:type="dxa" w:w="2051"/>
           </w:tcPr>
           <w:p>
+            <w:pPr>
+              <w:spacing w:after="0" w:line="240" w:lineRule="auto"/>
+            </w:pPr>
             <w:r>
+              <w:rPr>
+                <w:rFonts w:ascii="Times New Roman" w:hAnsi="Times New Roman" w:eastAsia="Times New Roman"/>
+                <w:b/>
+                <w:color w:val="181A1F"/>
+                <w:sz w:val="28"/>
+              </w:rPr>
               <w:t>A</w:t>
             </w:r>
           </w:p>
@@ -2066,7 +3593,16 @@
             <w:tcW w:type="dxa" w:w="2051"/>
           </w:tcPr>
           <w:p>
+            <w:pPr>
+              <w:spacing w:after="0" w:line="240" w:lineRule="auto"/>
+            </w:pPr>
             <w:r>
+              <w:rPr>
+                <w:rFonts w:ascii="Times New Roman" w:hAnsi="Times New Roman" w:eastAsia="Times New Roman"/>
+                <w:b/>
+                <w:color w:val="181A1F"/>
+                <w:sz w:val="28"/>
+              </w:rPr>
               <w:t>Б</w:t>
             </w:r>
           </w:p>
@@ -2076,7 +3612,16 @@
             <w:tcW w:type="dxa" w:w="2051"/>
           </w:tcPr>
           <w:p>
+            <w:pPr>
+              <w:spacing w:after="0" w:line="240" w:lineRule="auto"/>
+            </w:pPr>
             <w:r>
+              <w:rPr>
+                <w:rFonts w:ascii="Times New Roman" w:hAnsi="Times New Roman" w:eastAsia="Times New Roman"/>
+                <w:b/>
+                <w:color w:val="181A1F"/>
+                <w:sz w:val="28"/>
+              </w:rPr>
               <w:t>В</w:t>
             </w:r>
           </w:p>
@@ -2086,7 +3631,16 @@
             <w:tcW w:type="dxa" w:w="2051"/>
           </w:tcPr>
           <w:p>
+            <w:pPr>
+              <w:spacing w:after="0" w:line="240" w:lineRule="auto"/>
+            </w:pPr>
             <w:r>
+              <w:rPr>
+                <w:rFonts w:ascii="Times New Roman" w:hAnsi="Times New Roman" w:eastAsia="Times New Roman"/>
+                <w:b/>
+                <w:color w:val="181A1F"/>
+                <w:sz w:val="28"/>
+              </w:rPr>
               <w:t>Г</w:t>
             </w:r>
           </w:p>
@@ -2096,7 +3650,16 @@
             <w:tcW w:type="dxa" w:w="2051"/>
           </w:tcPr>
           <w:p>
+            <w:pPr>
+              <w:spacing w:after="0" w:line="240" w:lineRule="auto"/>
+            </w:pPr>
             <w:r>
+              <w:rPr>
+                <w:rFonts w:ascii="Times New Roman" w:hAnsi="Times New Roman" w:eastAsia="Times New Roman"/>
+                <w:b/>
+                <w:color w:val="181A1F"/>
+                <w:sz w:val="28"/>
+              </w:rPr>
               <w:t>Д</w:t>
             </w:r>
           </w:p>
@@ -2108,7 +3671,16 @@
             <w:tcW w:type="dxa" w:w="2051"/>
           </w:tcPr>
           <w:p>
-            <w:r/>
+            <w:pPr>
+              <w:spacing w:after="0" w:line="240" w:lineRule="auto"/>
+            </w:pPr>
+            <w:r>
+              <w:rPr>
+                <w:rFonts w:ascii="Times New Roman" w:hAnsi="Times New Roman" w:eastAsia="Times New Roman"/>
+                <w:color w:val="181A1F"/>
+                <w:sz w:val="28"/>
+              </w:rPr>
+            </w:r>
           </w:p>
         </w:tc>
         <w:tc>
@@ -2116,7 +3688,16 @@
             <w:tcW w:type="dxa" w:w="2051"/>
           </w:tcPr>
           <w:p>
-            <w:r/>
+            <w:pPr>
+              <w:spacing w:after="0" w:line="240" w:lineRule="auto"/>
+            </w:pPr>
+            <w:r>
+              <w:rPr>
+                <w:rFonts w:ascii="Times New Roman" w:hAnsi="Times New Roman" w:eastAsia="Times New Roman"/>
+                <w:color w:val="181A1F"/>
+                <w:sz w:val="28"/>
+              </w:rPr>
+            </w:r>
           </w:p>
         </w:tc>
         <w:tc>
@@ -2124,7 +3705,16 @@
             <w:tcW w:type="dxa" w:w="2051"/>
           </w:tcPr>
           <w:p>
-            <w:r/>
+            <w:pPr>
+              <w:spacing w:after="0" w:line="240" w:lineRule="auto"/>
+            </w:pPr>
+            <w:r>
+              <w:rPr>
+                <w:rFonts w:ascii="Times New Roman" w:hAnsi="Times New Roman" w:eastAsia="Times New Roman"/>
+                <w:color w:val="181A1F"/>
+                <w:sz w:val="28"/>
+              </w:rPr>
+            </w:r>
           </w:p>
         </w:tc>
         <w:tc>
@@ -2132,7 +3722,16 @@
             <w:tcW w:type="dxa" w:w="2051"/>
           </w:tcPr>
           <w:p>
-            <w:r/>
+            <w:pPr>
+              <w:spacing w:after="0" w:line="240" w:lineRule="auto"/>
+            </w:pPr>
+            <w:r>
+              <w:rPr>
+                <w:rFonts w:ascii="Times New Roman" w:hAnsi="Times New Roman" w:eastAsia="Times New Roman"/>
+                <w:color w:val="181A1F"/>
+                <w:sz w:val="28"/>
+              </w:rPr>
+            </w:r>
           </w:p>
         </w:tc>
         <w:tc>
@@ -2140,30 +3739,48 @@
             <w:tcW w:type="dxa" w:w="2051"/>
           </w:tcPr>
           <w:p>
-            <w:r/>
+            <w:pPr>
+              <w:spacing w:after="0" w:line="240" w:lineRule="auto"/>
+            </w:pPr>
+            <w:r>
+              <w:rPr>
+                <w:rFonts w:ascii="Times New Roman" w:hAnsi="Times New Roman" w:eastAsia="Times New Roman"/>
+                <w:color w:val="181A1F"/>
+                <w:sz w:val="28"/>
+              </w:rPr>
+            </w:r>
           </w:p>
         </w:tc>
       </w:tr>
     </w:tbl>
     <w:p>
-      <w:r>
-        <w:t>Ответ: ______________________________</w:t>
-      </w:r>
-    </w:p>
-    <w:p>
+      <w:pPr>
+        <w:keepNext/>
+        <w:widowControl/>
+        <w:spacing w:line="240" w:lineRule="auto" w:after="0" w:before="120"/>
+      </w:pPr>
       <w:r>
         <w:rPr>
+          <w:rFonts w:ascii="Times New Roman" w:hAnsi="Times New Roman" w:eastAsia="Times New Roman"/>
           <w:b/>
-          <w:sz w:val="24"/>
+          <w:color w:val="181A1F"/>
+          <w:sz w:val="28"/>
         </w:rPr>
         <w:t>15.</w:t>
       </w:r>
     </w:p>
     <w:p>
+      <w:pPr>
+        <w:widowControl/>
+        <w:spacing w:line="240" w:lineRule="auto" w:after="0"/>
+      </w:pPr>
       <w:r>
         <w:rPr>
+          <w:rFonts w:ascii="Times New Roman" w:hAnsi="Times New Roman" w:eastAsia="Times New Roman"/>
           <w:b w:val="0"/>
           <w:i w:val="0"/>
+          <w:color w:val="181A1F"/>
+          <w:sz w:val="28"/>
         </w:rPr>
         <w:t>Установите соответствие между функциями и субъектами государственной власти РФ, которые их исполняют: к каждой позиции, данной в первом столбце, подберите соответствующую позицию из второго столбца.</w:t>
       </w:r>
@@ -2172,6 +3789,7 @@
       <w:tblPr>
         <w:tblStyle w:val="TableGrid"/>
         <w:tblW w:type="auto" w:w="0"/>
+        <w:tblLayout w:type="autofit"/>
         <w:tblLook w:firstColumn="1" w:firstRow="1" w:lastColumn="0" w:lastRow="0" w:noHBand="0" w:noVBand="1" w:val="04A0"/>
       </w:tblPr>
       <w:tblGrid>
@@ -2184,7 +3802,16 @@
             <w:tcW w:type="dxa" w:w="5128"/>
           </w:tcPr>
           <w:p>
+            <w:pPr>
+              <w:spacing w:after="0" w:line="240" w:lineRule="auto"/>
+            </w:pPr>
             <w:r>
+              <w:rPr>
+                <w:rFonts w:ascii="Times New Roman" w:hAnsi="Times New Roman" w:eastAsia="Times New Roman"/>
+                <w:b/>
+                <w:color w:val="181A1F"/>
+                <w:sz w:val="28"/>
+              </w:rPr>
               <w:t>ФУНКЦИИ</w:t>
             </w:r>
           </w:p>
@@ -2194,7 +3821,16 @@
             <w:tcW w:type="dxa" w:w="5128"/>
           </w:tcPr>
           <w:p>
+            <w:pPr>
+              <w:spacing w:after="0" w:line="240" w:lineRule="auto"/>
+            </w:pPr>
             <w:r>
+              <w:rPr>
+                <w:rFonts w:ascii="Times New Roman" w:hAnsi="Times New Roman" w:eastAsia="Times New Roman"/>
+                <w:b/>
+                <w:color w:val="181A1F"/>
+                <w:sz w:val="28"/>
+              </w:rPr>
               <w:t>СУБЪЕКТЫ ГОСУДАРСТВЕННОЙ ВЛАСТИ РФ</w:t>
             </w:r>
           </w:p>
@@ -2206,8 +3842,24 @@
             <w:tcW w:type="dxa" w:w="5128"/>
           </w:tcPr>
           <w:p>
+            <w:pPr>
+              <w:spacing w:after="0" w:line="240" w:lineRule="auto"/>
+            </w:pPr>
             <w:r>
-              <w:t>А) управление федеральной государственной собственностьюБ) разработка и представление Государственной Думе федерального бюджетаВ) осуществление помилованияГ) решение вопросов предоставления политического убежища Д) осуществление мер, направленных на формирование в обществе ответственного отношения к животным</w:t>
+              <w:rPr>
+                <w:rFonts w:ascii="Times New Roman" w:hAnsi="Times New Roman" w:eastAsia="Times New Roman"/>
+                <w:color w:val="181A1F"/>
+                <w:sz w:val="28"/>
+              </w:rPr>
+              <w:t>А) управление федеральной государственной собственностью</w:t>
+              <w:br/>
+              <w:t>Б) разработка и представление Государственной Думе федерального бюджета</w:t>
+              <w:br/>
+              <w:t>В) осуществление помилования</w:t>
+              <w:br/>
+              <w:t xml:space="preserve">Г) решение вопросов предоставления политического убежища </w:t>
+              <w:br/>
+              <w:t>Д) осуществление мер, направленных на формирование в обществе ответственного отношения к животным</w:t>
             </w:r>
           </w:p>
         </w:tc>
@@ -2216,18 +3868,35 @@
             <w:tcW w:type="dxa" w:w="5128"/>
           </w:tcPr>
           <w:p>
+            <w:pPr>
+              <w:spacing w:after="0" w:line="240" w:lineRule="auto"/>
+            </w:pPr>
             <w:r>
-              <w:t>1) Президент РФ2) Правительство РФ</w:t>
+              <w:rPr>
+                <w:rFonts w:ascii="Times New Roman" w:hAnsi="Times New Roman" w:eastAsia="Times New Roman"/>
+                <w:color w:val="181A1F"/>
+                <w:sz w:val="28"/>
+              </w:rPr>
+              <w:t>1) Президент РФ</w:t>
+              <w:br/>
+              <w:t>2) Правительство РФ</w:t>
             </w:r>
           </w:p>
         </w:tc>
       </w:tr>
     </w:tbl>
     <w:p>
+      <w:pPr>
+        <w:widowControl/>
+        <w:spacing w:line="240" w:lineRule="auto" w:after="0"/>
+      </w:pPr>
       <w:r>
         <w:rPr>
+          <w:rFonts w:ascii="Times New Roman" w:hAnsi="Times New Roman" w:eastAsia="Times New Roman"/>
           <w:b w:val="0"/>
           <w:i w:val="0"/>
+          <w:color w:val="181A1F"/>
+          <w:sz w:val="28"/>
         </w:rPr>
         <w:t>Запишите в строку выбранные цифры под соответствующими буквами:</w:t>
       </w:r>
@@ -2236,6 +3905,7 @@
       <w:tblPr>
         <w:tblStyle w:val="TableGrid"/>
         <w:tblW w:type="auto" w:w="0"/>
+        <w:tblLayout w:type="autofit"/>
         <w:tblLook w:firstColumn="1" w:firstRow="1" w:lastColumn="0" w:lastRow="0" w:noHBand="0" w:noVBand="1" w:val="04A0"/>
       </w:tblPr>
       <w:tblGrid>
@@ -2251,7 +3921,16 @@
             <w:tcW w:type="dxa" w:w="2051"/>
           </w:tcPr>
           <w:p>
+            <w:pPr>
+              <w:spacing w:after="0" w:line="240" w:lineRule="auto"/>
+            </w:pPr>
             <w:r>
+              <w:rPr>
+                <w:rFonts w:ascii="Times New Roman" w:hAnsi="Times New Roman" w:eastAsia="Times New Roman"/>
+                <w:b/>
+                <w:color w:val="181A1F"/>
+                <w:sz w:val="28"/>
+              </w:rPr>
               <w:t>A</w:t>
             </w:r>
           </w:p>
@@ -2261,7 +3940,16 @@
             <w:tcW w:type="dxa" w:w="2051"/>
           </w:tcPr>
           <w:p>
+            <w:pPr>
+              <w:spacing w:after="0" w:line="240" w:lineRule="auto"/>
+            </w:pPr>
             <w:r>
+              <w:rPr>
+                <w:rFonts w:ascii="Times New Roman" w:hAnsi="Times New Roman" w:eastAsia="Times New Roman"/>
+                <w:b/>
+                <w:color w:val="181A1F"/>
+                <w:sz w:val="28"/>
+              </w:rPr>
               <w:t>Б</w:t>
             </w:r>
           </w:p>
@@ -2271,7 +3959,16 @@
             <w:tcW w:type="dxa" w:w="2051"/>
           </w:tcPr>
           <w:p>
+            <w:pPr>
+              <w:spacing w:after="0" w:line="240" w:lineRule="auto"/>
+            </w:pPr>
             <w:r>
+              <w:rPr>
+                <w:rFonts w:ascii="Times New Roman" w:hAnsi="Times New Roman" w:eastAsia="Times New Roman"/>
+                <w:b/>
+                <w:color w:val="181A1F"/>
+                <w:sz w:val="28"/>
+              </w:rPr>
               <w:t>В</w:t>
             </w:r>
           </w:p>
@@ -2281,7 +3978,16 @@
             <w:tcW w:type="dxa" w:w="2051"/>
           </w:tcPr>
           <w:p>
+            <w:pPr>
+              <w:spacing w:after="0" w:line="240" w:lineRule="auto"/>
+            </w:pPr>
             <w:r>
+              <w:rPr>
+                <w:rFonts w:ascii="Times New Roman" w:hAnsi="Times New Roman" w:eastAsia="Times New Roman"/>
+                <w:b/>
+                <w:color w:val="181A1F"/>
+                <w:sz w:val="28"/>
+              </w:rPr>
               <w:t>Г</w:t>
             </w:r>
           </w:p>
@@ -2291,7 +3997,16 @@
             <w:tcW w:type="dxa" w:w="2051"/>
           </w:tcPr>
           <w:p>
+            <w:pPr>
+              <w:spacing w:after="0" w:line="240" w:lineRule="auto"/>
+            </w:pPr>
             <w:r>
+              <w:rPr>
+                <w:rFonts w:ascii="Times New Roman" w:hAnsi="Times New Roman" w:eastAsia="Times New Roman"/>
+                <w:b/>
+                <w:color w:val="181A1F"/>
+                <w:sz w:val="28"/>
+              </w:rPr>
               <w:t>Д</w:t>
             </w:r>
           </w:p>
@@ -2303,7 +4018,16 @@
             <w:tcW w:type="dxa" w:w="2051"/>
           </w:tcPr>
           <w:p>
-            <w:r/>
+            <w:pPr>
+              <w:spacing w:after="0" w:line="240" w:lineRule="auto"/>
+            </w:pPr>
+            <w:r>
+              <w:rPr>
+                <w:rFonts w:ascii="Times New Roman" w:hAnsi="Times New Roman" w:eastAsia="Times New Roman"/>
+                <w:color w:val="181A1F"/>
+                <w:sz w:val="28"/>
+              </w:rPr>
+            </w:r>
           </w:p>
         </w:tc>
         <w:tc>
@@ -2311,7 +4035,16 @@
             <w:tcW w:type="dxa" w:w="2051"/>
           </w:tcPr>
           <w:p>
-            <w:r/>
+            <w:pPr>
+              <w:spacing w:after="0" w:line="240" w:lineRule="auto"/>
+            </w:pPr>
+            <w:r>
+              <w:rPr>
+                <w:rFonts w:ascii="Times New Roman" w:hAnsi="Times New Roman" w:eastAsia="Times New Roman"/>
+                <w:color w:val="181A1F"/>
+                <w:sz w:val="28"/>
+              </w:rPr>
+            </w:r>
           </w:p>
         </w:tc>
         <w:tc>
@@ -2319,7 +4052,16 @@
             <w:tcW w:type="dxa" w:w="2051"/>
           </w:tcPr>
           <w:p>
-            <w:r/>
+            <w:pPr>
+              <w:spacing w:after="0" w:line="240" w:lineRule="auto"/>
+            </w:pPr>
+            <w:r>
+              <w:rPr>
+                <w:rFonts w:ascii="Times New Roman" w:hAnsi="Times New Roman" w:eastAsia="Times New Roman"/>
+                <w:color w:val="181A1F"/>
+                <w:sz w:val="28"/>
+              </w:rPr>
+            </w:r>
           </w:p>
         </w:tc>
         <w:tc>
@@ -2327,7 +4069,16 @@
             <w:tcW w:type="dxa" w:w="2051"/>
           </w:tcPr>
           <w:p>
-            <w:r/>
+            <w:pPr>
+              <w:spacing w:after="0" w:line="240" w:lineRule="auto"/>
+            </w:pPr>
+            <w:r>
+              <w:rPr>
+                <w:rFonts w:ascii="Times New Roman" w:hAnsi="Times New Roman" w:eastAsia="Times New Roman"/>
+                <w:color w:val="181A1F"/>
+                <w:sz w:val="28"/>
+              </w:rPr>
+            </w:r>
           </w:p>
         </w:tc>
         <w:tc>
@@ -2335,30 +4086,48 @@
             <w:tcW w:type="dxa" w:w="2051"/>
           </w:tcPr>
           <w:p>
-            <w:r/>
+            <w:pPr>
+              <w:spacing w:after="0" w:line="240" w:lineRule="auto"/>
+            </w:pPr>
+            <w:r>
+              <w:rPr>
+                <w:rFonts w:ascii="Times New Roman" w:hAnsi="Times New Roman" w:eastAsia="Times New Roman"/>
+                <w:color w:val="181A1F"/>
+                <w:sz w:val="28"/>
+              </w:rPr>
+            </w:r>
           </w:p>
         </w:tc>
       </w:tr>
     </w:tbl>
     <w:p>
-      <w:r>
-        <w:t>Ответ: ______________________________</w:t>
-      </w:r>
-    </w:p>
-    <w:p>
+      <w:pPr>
+        <w:keepNext/>
+        <w:widowControl/>
+        <w:spacing w:line="240" w:lineRule="auto" w:after="0" w:before="120"/>
+      </w:pPr>
       <w:r>
         <w:rPr>
+          <w:rFonts w:ascii="Times New Roman" w:hAnsi="Times New Roman" w:eastAsia="Times New Roman"/>
           <w:b/>
-          <w:sz w:val="24"/>
+          <w:color w:val="181A1F"/>
+          <w:sz w:val="28"/>
         </w:rPr>
         <w:t>16.</w:t>
       </w:r>
     </w:p>
     <w:p>
+      <w:pPr>
+        <w:widowControl/>
+        <w:spacing w:line="240" w:lineRule="auto" w:after="0"/>
+      </w:pPr>
       <w:r>
         <w:rPr>
+          <w:rFonts w:ascii="Times New Roman" w:hAnsi="Times New Roman" w:eastAsia="Times New Roman"/>
           <w:b w:val="0"/>
           <w:i w:val="0"/>
+          <w:color w:val="181A1F"/>
+          <w:sz w:val="28"/>
         </w:rPr>
         <w:t>Установите соответствие между вопросами и субъектами государственной власти РФ, к ведению которых эти вопросы относятся: к каждой позиции, данной в первом столбце, подберите соответствующую позицию из второго столбца.</w:t>
       </w:r>
@@ -2367,6 +4136,7 @@
       <w:tblPr>
         <w:tblStyle w:val="TableGrid"/>
         <w:tblW w:type="auto" w:w="0"/>
+        <w:tblLayout w:type="autofit"/>
         <w:tblLook w:firstColumn="1" w:firstRow="1" w:lastColumn="0" w:lastRow="0" w:noHBand="0" w:noVBand="1" w:val="04A0"/>
       </w:tblPr>
       <w:tblGrid>
@@ -2379,7 +4149,16 @@
             <w:tcW w:type="dxa" w:w="5128"/>
           </w:tcPr>
           <w:p>
+            <w:pPr>
+              <w:spacing w:after="0" w:line="240" w:lineRule="auto"/>
+            </w:pPr>
             <w:r>
+              <w:rPr>
+                <w:rFonts w:ascii="Times New Roman" w:hAnsi="Times New Roman" w:eastAsia="Times New Roman"/>
+                <w:b/>
+                <w:color w:val="181A1F"/>
+                <w:sz w:val="28"/>
+              </w:rPr>
               <w:t>ВОПРОСЫ</w:t>
             </w:r>
           </w:p>
@@ -2389,7 +4168,16 @@
             <w:tcW w:type="dxa" w:w="5128"/>
           </w:tcPr>
           <w:p>
+            <w:pPr>
+              <w:spacing w:after="0" w:line="240" w:lineRule="auto"/>
+            </w:pPr>
             <w:r>
+              <w:rPr>
+                <w:rFonts w:ascii="Times New Roman" w:hAnsi="Times New Roman" w:eastAsia="Times New Roman"/>
+                <w:b/>
+                <w:color w:val="181A1F"/>
+                <w:sz w:val="28"/>
+              </w:rPr>
               <w:t>СУБЪЕКТЫ ГОСУДАРСТВЕННОЙ ВЛАСТИ</w:t>
             </w:r>
           </w:p>
@@ -2401,8 +4189,24 @@
             <w:tcW w:type="dxa" w:w="5128"/>
           </w:tcPr>
           <w:p>
+            <w:pPr>
+              <w:spacing w:after="0" w:line="240" w:lineRule="auto"/>
+            </w:pPr>
             <w:r>
-              <w:t>А) судоустройство, прокуратураБ) вопросы владения, пользования и распоряжения землёй, недрами, водными и другими природными ресурсамиВ) осуществление мер по борьбе с катастрофамиГ) федеральные фонды регионального развитияД) федеральная государственная собственность и управление ею</w:t>
+              <w:rPr>
+                <w:rFonts w:ascii="Times New Roman" w:hAnsi="Times New Roman" w:eastAsia="Times New Roman"/>
+                <w:color w:val="181A1F"/>
+                <w:sz w:val="28"/>
+              </w:rPr>
+              <w:t>А) судоустройство, прокуратура</w:t>
+              <w:br/>
+              <w:t>Б) вопросы владения, пользования и распоряжения землёй, недрами, водными и другими природными ресурсами</w:t>
+              <w:br/>
+              <w:t>В) осуществление мер по борьбе с катастрофами</w:t>
+              <w:br/>
+              <w:t>Г) федеральные фонды регионального развития</w:t>
+              <w:br/>
+              <w:t>Д) федеральная государственная собственность и управление ею</w:t>
             </w:r>
           </w:p>
         </w:tc>
@@ -2411,18 +4215,35 @@
             <w:tcW w:type="dxa" w:w="5128"/>
           </w:tcPr>
           <w:p>
+            <w:pPr>
+              <w:spacing w:after="0" w:line="240" w:lineRule="auto"/>
+            </w:pPr>
             <w:r>
-              <w:t>1) только федеральный центр2) совместно федеральный центр и субъекты РФ</w:t>
+              <w:rPr>
+                <w:rFonts w:ascii="Times New Roman" w:hAnsi="Times New Roman" w:eastAsia="Times New Roman"/>
+                <w:color w:val="181A1F"/>
+                <w:sz w:val="28"/>
+              </w:rPr>
+              <w:t>1) только федеральный центр</w:t>
+              <w:br/>
+              <w:t>2) совместно федеральный центр и субъекты РФ</w:t>
             </w:r>
           </w:p>
         </w:tc>
       </w:tr>
     </w:tbl>
     <w:p>
+      <w:pPr>
+        <w:widowControl/>
+        <w:spacing w:line="240" w:lineRule="auto" w:after="0"/>
+      </w:pPr>
       <w:r>
         <w:rPr>
+          <w:rFonts w:ascii="Times New Roman" w:hAnsi="Times New Roman" w:eastAsia="Times New Roman"/>
           <w:b w:val="0"/>
           <w:i w:val="0"/>
+          <w:color w:val="181A1F"/>
+          <w:sz w:val="28"/>
         </w:rPr>
         <w:t>Запишите в ответ цифры, расположив их в порядке, соответствующем буквам:</w:t>
       </w:r>
@@ -2431,6 +4252,7 @@
       <w:tblPr>
         <w:tblStyle w:val="TableGrid"/>
         <w:tblW w:type="auto" w:w="0"/>
+        <w:tblLayout w:type="autofit"/>
         <w:tblLook w:firstColumn="1" w:firstRow="1" w:lastColumn="0" w:lastRow="0" w:noHBand="0" w:noVBand="1" w:val="04A0"/>
       </w:tblPr>
       <w:tblGrid>
@@ -2446,7 +4268,16 @@
             <w:tcW w:type="dxa" w:w="2051"/>
           </w:tcPr>
           <w:p>
+            <w:pPr>
+              <w:spacing w:after="0" w:line="240" w:lineRule="auto"/>
+            </w:pPr>
             <w:r>
+              <w:rPr>
+                <w:rFonts w:ascii="Times New Roman" w:hAnsi="Times New Roman" w:eastAsia="Times New Roman"/>
+                <w:b/>
+                <w:color w:val="181A1F"/>
+                <w:sz w:val="28"/>
+              </w:rPr>
               <w:t>A</w:t>
             </w:r>
           </w:p>
@@ -2456,7 +4287,16 @@
             <w:tcW w:type="dxa" w:w="2051"/>
           </w:tcPr>
           <w:p>
+            <w:pPr>
+              <w:spacing w:after="0" w:line="240" w:lineRule="auto"/>
+            </w:pPr>
             <w:r>
+              <w:rPr>
+                <w:rFonts w:ascii="Times New Roman" w:hAnsi="Times New Roman" w:eastAsia="Times New Roman"/>
+                <w:b/>
+                <w:color w:val="181A1F"/>
+                <w:sz w:val="28"/>
+              </w:rPr>
               <w:t>Б</w:t>
             </w:r>
           </w:p>
@@ -2466,7 +4306,16 @@
             <w:tcW w:type="dxa" w:w="2051"/>
           </w:tcPr>
           <w:p>
+            <w:pPr>
+              <w:spacing w:after="0" w:line="240" w:lineRule="auto"/>
+            </w:pPr>
             <w:r>
+              <w:rPr>
+                <w:rFonts w:ascii="Times New Roman" w:hAnsi="Times New Roman" w:eastAsia="Times New Roman"/>
+                <w:b/>
+                <w:color w:val="181A1F"/>
+                <w:sz w:val="28"/>
+              </w:rPr>
               <w:t>В</w:t>
             </w:r>
           </w:p>
@@ -2476,7 +4325,16 @@
             <w:tcW w:type="dxa" w:w="2051"/>
           </w:tcPr>
           <w:p>
+            <w:pPr>
+              <w:spacing w:after="0" w:line="240" w:lineRule="auto"/>
+            </w:pPr>
             <w:r>
+              <w:rPr>
+                <w:rFonts w:ascii="Times New Roman" w:hAnsi="Times New Roman" w:eastAsia="Times New Roman"/>
+                <w:b/>
+                <w:color w:val="181A1F"/>
+                <w:sz w:val="28"/>
+              </w:rPr>
               <w:t>Г</w:t>
             </w:r>
           </w:p>
@@ -2486,7 +4344,16 @@
             <w:tcW w:type="dxa" w:w="2051"/>
           </w:tcPr>
           <w:p>
+            <w:pPr>
+              <w:spacing w:after="0" w:line="240" w:lineRule="auto"/>
+            </w:pPr>
             <w:r>
+              <w:rPr>
+                <w:rFonts w:ascii="Times New Roman" w:hAnsi="Times New Roman" w:eastAsia="Times New Roman"/>
+                <w:b/>
+                <w:color w:val="181A1F"/>
+                <w:sz w:val="28"/>
+              </w:rPr>
               <w:t>Д</w:t>
             </w:r>
           </w:p>
@@ -2498,7 +4365,16 @@
             <w:tcW w:type="dxa" w:w="2051"/>
           </w:tcPr>
           <w:p>
-            <w:r/>
+            <w:pPr>
+              <w:spacing w:after="0" w:line="240" w:lineRule="auto"/>
+            </w:pPr>
+            <w:r>
+              <w:rPr>
+                <w:rFonts w:ascii="Times New Roman" w:hAnsi="Times New Roman" w:eastAsia="Times New Roman"/>
+                <w:color w:val="181A1F"/>
+                <w:sz w:val="28"/>
+              </w:rPr>
+            </w:r>
           </w:p>
         </w:tc>
         <w:tc>
@@ -2506,7 +4382,16 @@
             <w:tcW w:type="dxa" w:w="2051"/>
           </w:tcPr>
           <w:p>
-            <w:r/>
+            <w:pPr>
+              <w:spacing w:after="0" w:line="240" w:lineRule="auto"/>
+            </w:pPr>
+            <w:r>
+              <w:rPr>
+                <w:rFonts w:ascii="Times New Roman" w:hAnsi="Times New Roman" w:eastAsia="Times New Roman"/>
+                <w:color w:val="181A1F"/>
+                <w:sz w:val="28"/>
+              </w:rPr>
+            </w:r>
           </w:p>
         </w:tc>
         <w:tc>
@@ -2514,7 +4399,16 @@
             <w:tcW w:type="dxa" w:w="2051"/>
           </w:tcPr>
           <w:p>
-            <w:r/>
+            <w:pPr>
+              <w:spacing w:after="0" w:line="240" w:lineRule="auto"/>
+            </w:pPr>
+            <w:r>
+              <w:rPr>
+                <w:rFonts w:ascii="Times New Roman" w:hAnsi="Times New Roman" w:eastAsia="Times New Roman"/>
+                <w:color w:val="181A1F"/>
+                <w:sz w:val="28"/>
+              </w:rPr>
+            </w:r>
           </w:p>
         </w:tc>
         <w:tc>
@@ -2522,7 +4416,16 @@
             <w:tcW w:type="dxa" w:w="2051"/>
           </w:tcPr>
           <w:p>
-            <w:r/>
+            <w:pPr>
+              <w:spacing w:after="0" w:line="240" w:lineRule="auto"/>
+            </w:pPr>
+            <w:r>
+              <w:rPr>
+                <w:rFonts w:ascii="Times New Roman" w:hAnsi="Times New Roman" w:eastAsia="Times New Roman"/>
+                <w:color w:val="181A1F"/>
+                <w:sz w:val="28"/>
+              </w:rPr>
+            </w:r>
           </w:p>
         </w:tc>
         <w:tc>
@@ -2530,1741 +4433,896 @@
             <w:tcW w:type="dxa" w:w="2051"/>
           </w:tcPr>
           <w:p>
-            <w:r/>
+            <w:pPr>
+              <w:spacing w:after="0" w:line="240" w:lineRule="auto"/>
+            </w:pPr>
+            <w:r>
+              <w:rPr>
+                <w:rFonts w:ascii="Times New Roman" w:hAnsi="Times New Roman" w:eastAsia="Times New Roman"/>
+                <w:color w:val="181A1F"/>
+                <w:sz w:val="28"/>
+              </w:rPr>
+            </w:r>
           </w:p>
         </w:tc>
       </w:tr>
     </w:tbl>
     <w:p>
+      <w:pPr>
+        <w:widowControl/>
+        <w:spacing w:line="240" w:lineRule="auto" w:after="0"/>
+      </w:pPr>
       <w:r>
-        <w:t>Ответ: ______________________________</w:t>
-      </w:r>
-    </w:p>
-    <w:p>
-      <w:r>
+        <w:rPr>
+          <w:rFonts w:ascii="Times New Roman" w:hAnsi="Times New Roman" w:eastAsia="Times New Roman"/>
+          <w:color w:val="181A1F"/>
+          <w:sz w:val="28"/>
+        </w:rPr>
         <w:br w:type="page"/>
       </w:r>
     </w:p>
     <w:p>
       <w:pPr>
         <w:pStyle w:val="Heading1"/>
+        <w:keepNext/>
+        <w:widowControl/>
+        <w:spacing w:line="240" w:lineRule="auto" w:after="60" w:before="160"/>
       </w:pPr>
       <w:r>
+        <w:rPr>
+          <w:rFonts w:ascii="Times New Roman" w:hAnsi="Times New Roman" w:eastAsia="Times New Roman"/>
+          <w:b/>
+          <w:color w:val="181A1F"/>
+          <w:sz w:val="28"/>
+        </w:rPr>
         <w:t>Часть 2</w:t>
       </w:r>
     </w:p>
     <w:p>
+      <w:pPr>
+        <w:widowControl/>
+        <w:spacing w:line="240" w:lineRule="auto" w:after="0"/>
+      </w:pPr>
       <w:r>
+        <w:rPr>
+          <w:rFonts w:ascii="Times New Roman" w:hAnsi="Times New Roman" w:eastAsia="Times New Roman"/>
+          <w:color w:val="181A1F"/>
+          <w:sz w:val="28"/>
+        </w:rPr>
         <w:t>Для заданий 17–25 запишите полный развёрнутый ответ. Каждый вопрос самодостаточен и тематически соответствует варианту.</w:t>
       </w:r>
     </w:p>
     <w:p>
+      <w:pPr>
+        <w:keepNext/>
+        <w:widowControl/>
+        <w:spacing w:line="240" w:lineRule="auto" w:after="0" w:before="120"/>
+      </w:pPr>
       <w:r>
         <w:rPr>
+          <w:rFonts w:ascii="Times New Roman" w:hAnsi="Times New Roman" w:eastAsia="Times New Roman"/>
           <w:b/>
-          <w:sz w:val="24"/>
+          <w:color w:val="181A1F"/>
+          <w:sz w:val="28"/>
         </w:rPr>
         <w:t>17.</w:t>
       </w:r>
     </w:p>
     <w:p>
+      <w:pPr>
+        <w:widowControl/>
+        <w:spacing w:line="240" w:lineRule="auto" w:after="0"/>
+      </w:pPr>
       <w:r>
         <w:rPr>
+          <w:rFonts w:ascii="Times New Roman" w:hAnsi="Times New Roman" w:eastAsia="Times New Roman"/>
           <w:b w:val="0"/>
           <w:i w:val="0"/>
+          <w:color w:val="181A1F"/>
+          <w:sz w:val="28"/>
         </w:rPr>
         <w:t xml:space="preserve">В науке конституционного права наиболее распространенным критерием классификации прав и свобод выступает реальное содержание прав и свобод человека и гражданина. Все основные права и свободы образуют определенную систему в соответствии со сферами деятельности (гражданские, политические, экономические, социальные и культурные). </w:t>
       </w:r>
     </w:p>
     <w:p>
+      <w:pPr>
+        <w:widowControl/>
+        <w:spacing w:line="240" w:lineRule="auto" w:after="0"/>
+      </w:pPr>
       <w:r>
         <w:rPr>
+          <w:rFonts w:ascii="Times New Roman" w:hAnsi="Times New Roman" w:eastAsia="Times New Roman"/>
           <w:b w:val="0"/>
           <w:i w:val="0"/>
+          <w:color w:val="181A1F"/>
+          <w:sz w:val="28"/>
         </w:rPr>
         <w:t xml:space="preserve">Представляется, что политические права являются инструментом борьбы за все иные права и свободы человека и гражданина. Они являются необходимым условием для реализации любых прав. &lt;…&gt; Сущность политических прав и свобод во многом зависит от специфики взаимоотношений между человеком и государством. Политические права и свободы включают следующие связи между государством и его гражданами: во-первых, право участвовать в управлении государством, во-вторых, право воздействовать на политические отношения. Политические права придают народу реальную значимость как первичному источнику власти, составляют органическую основу демократии и выступают как ценности, которыми власть должна ограничивать себя, и на которые должна ориентироваться. Именно с помощью политических прав гражданине становится участником политического процесса, получает возможность оказывать влияние на политическую жизнь общества, участвовать в формировании и осуществлении государственной власти. Политические права обеспечивают активную самореализацию человека в обществе. Они оказывают непосредственное влияние на прочность устоев конституционного строя, реальность его демократизма и уровень политической культуры населения. </w:t>
       </w:r>
     </w:p>
     <w:p>
+      <w:pPr>
+        <w:widowControl/>
+        <w:spacing w:line="240" w:lineRule="auto" w:after="0"/>
+      </w:pPr>
       <w:r>
         <w:rPr>
+          <w:rFonts w:ascii="Times New Roman" w:hAnsi="Times New Roman" w:eastAsia="Times New Roman"/>
           <w:b w:val="0"/>
           <w:i w:val="0"/>
+          <w:color w:val="181A1F"/>
+          <w:sz w:val="28"/>
         </w:rPr>
         <w:t xml:space="preserve">В отличие от других прав человека, где личность выступает в качестве индивидуальности, обладающей неповторимыми и своеобразными особенностями (гражданские права), труженика и собственника (экономические права), участника социальной и культурной жизни (социальные и культурные права), в политических правах воплощаются интересы человека как политического деятеля, участника политических процессов, протекающих в обществе. </w:t>
       </w:r>
     </w:p>
     <w:p>
+      <w:pPr>
+        <w:widowControl/>
+        <w:spacing w:line="240" w:lineRule="auto" w:after="0"/>
+      </w:pPr>
       <w:r>
         <w:rPr>
+          <w:rFonts w:ascii="Times New Roman" w:hAnsi="Times New Roman" w:eastAsia="Times New Roman"/>
           <w:b w:val="0"/>
           <w:i w:val="0"/>
+          <w:color w:val="181A1F"/>
+          <w:sz w:val="28"/>
         </w:rPr>
         <w:t xml:space="preserve">Важное отличие политических прав – их тесная связь с обладанием гражданством государства. Большинство политических прав и свобод, согласно Конституции Российской Федерации, признаются за гражданами. Однако, например, право на объединение, свобода мысли и слова гарантируются каждому человеку. (По С.А. Афанасьевой) </w:t>
       </w:r>
     </w:p>
     <w:p>
+      <w:pPr>
+        <w:widowControl/>
+        <w:spacing w:line="240" w:lineRule="auto" w:after="0"/>
+      </w:pPr>
       <w:r>
         <w:rPr>
+          <w:rFonts w:ascii="Times New Roman" w:hAnsi="Times New Roman" w:eastAsia="Times New Roman"/>
           <w:b w:val="0"/>
           <w:i w:val="0"/>
+          <w:color w:val="181A1F"/>
+          <w:sz w:val="28"/>
         </w:rPr>
         <w:t>В тексте упомянуты ключевые понятия социально-гуманитарных наук.</w:t>
       </w:r>
     </w:p>
     <w:p>
+      <w:pPr>
+        <w:widowControl/>
+        <w:spacing w:line="240" w:lineRule="auto" w:after="0"/>
+      </w:pPr>
       <w:r>
         <w:rPr>
+          <w:rFonts w:ascii="Times New Roman" w:hAnsi="Times New Roman" w:eastAsia="Times New Roman"/>
           <w:b w:val="0"/>
           <w:i w:val="0"/>
+          <w:color w:val="181A1F"/>
+          <w:sz w:val="28"/>
         </w:rPr>
         <w:t xml:space="preserve">Используя обществоведческие знания, </w:t>
       </w:r>
     </w:p>
     <w:p>
+      <w:pPr>
+        <w:widowControl/>
+        <w:spacing w:line="240" w:lineRule="auto" w:after="0"/>
+      </w:pPr>
       <w:r>
         <w:rPr>
+          <w:rFonts w:ascii="Times New Roman" w:hAnsi="Times New Roman" w:eastAsia="Times New Roman"/>
           <w:b w:val="0"/>
           <w:i w:val="0"/>
+          <w:color w:val="181A1F"/>
+          <w:sz w:val="28"/>
         </w:rPr>
         <w:t xml:space="preserve">– укажите не менее трёх основных признаков государства как политического института; </w:t>
       </w:r>
     </w:p>
     <w:p>
+      <w:pPr>
+        <w:widowControl/>
+        <w:spacing w:line="240" w:lineRule="auto" w:after="0"/>
+      </w:pPr>
       <w:r>
         <w:rPr>
+          <w:rFonts w:ascii="Times New Roman" w:hAnsi="Times New Roman" w:eastAsia="Times New Roman"/>
           <w:b w:val="0"/>
           <w:i w:val="0"/>
+          <w:color w:val="181A1F"/>
+          <w:sz w:val="28"/>
         </w:rPr>
         <w:t>– объясните связь рассмотренной автором роли политических прав с задачами социально-экономической политики государства.</w:t>
       </w:r>
     </w:p>
     <w:p>
+      <w:pPr>
+        <w:widowControl/>
+        <w:spacing w:line="240" w:lineRule="auto" w:after="0"/>
+      </w:pPr>
       <w:r>
         <w:rPr>
+          <w:rFonts w:ascii="Times New Roman" w:hAnsi="Times New Roman" w:eastAsia="Times New Roman"/>
           <w:b w:val="0"/>
           <w:i w:val="0"/>
+          <w:color w:val="181A1F"/>
+          <w:sz w:val="28"/>
         </w:rPr>
         <w:t>(Объяснение с опорой на положения текста может быть дано в одном или нескольких распространенных предложениях.)</w:t>
       </w:r>
     </w:p>
     <w:p>
+      <w:pPr>
+        <w:widowControl/>
+        <w:spacing w:line="240" w:lineRule="auto" w:after="0"/>
+      </w:pPr>
       <w:r>
+        <w:rPr>
+          <w:rFonts w:ascii="Times New Roman" w:hAnsi="Times New Roman" w:eastAsia="Times New Roman"/>
+          <w:color w:val="181A1F"/>
+          <w:sz w:val="28"/>
+        </w:rPr>
         <w:t>Ответ:</w:t>
       </w:r>
     </w:p>
     <w:p>
-      <w:r>
-        <w:t>__________________________________________________________________________________________</w:t>
-      </w:r>
-    </w:p>
-    <w:p>
-      <w:r>
-        <w:t>__________________________________________________________________________________________</w:t>
-      </w:r>
-    </w:p>
-    <w:p>
-      <w:r>
-        <w:t>__________________________________________________________________________________________</w:t>
-      </w:r>
-    </w:p>
-    <w:p>
+      <w:pPr>
+        <w:keepNext/>
+        <w:widowControl/>
+        <w:spacing w:line="240" w:lineRule="auto" w:after="0" w:before="120"/>
+      </w:pPr>
       <w:r>
         <w:rPr>
+          <w:rFonts w:ascii="Times New Roman" w:hAnsi="Times New Roman" w:eastAsia="Times New Roman"/>
           <w:b/>
-          <w:sz w:val="24"/>
+          <w:color w:val="181A1F"/>
+          <w:sz w:val="28"/>
         </w:rPr>
         <w:t>18.</w:t>
       </w:r>
     </w:p>
     <w:p>
+      <w:pPr>
+        <w:widowControl/>
+        <w:spacing w:line="240" w:lineRule="auto" w:after="0"/>
+      </w:pPr>
       <w:r>
         <w:rPr>
+          <w:rFonts w:ascii="Times New Roman" w:hAnsi="Times New Roman" w:eastAsia="Times New Roman"/>
           <w:b w:val="0"/>
           <w:i w:val="0"/>
+          <w:color w:val="181A1F"/>
+          <w:sz w:val="28"/>
         </w:rPr>
         <w:t xml:space="preserve">В науке конституционного права наиболее распространенным критерием классификации прав и свобод выступает реальное содержание прав и свобод человека и гражданина. Все основные права и свободы образуют определенную систему в соответствии со сферами деятельности (гражданские, политические, экономические, социальные и культурные). </w:t>
       </w:r>
     </w:p>
     <w:p>
+      <w:pPr>
+        <w:widowControl/>
+        <w:spacing w:line="240" w:lineRule="auto" w:after="0"/>
+      </w:pPr>
       <w:r>
         <w:rPr>
+          <w:rFonts w:ascii="Times New Roman" w:hAnsi="Times New Roman" w:eastAsia="Times New Roman"/>
           <w:b w:val="0"/>
           <w:i w:val="0"/>
+          <w:color w:val="181A1F"/>
+          <w:sz w:val="28"/>
         </w:rPr>
         <w:t xml:space="preserve">Представляется, что политические права являются инструментом борьбы за все иные права и свободы человека и гражданина. Они являются необходимым условием для реализации любых прав. &lt;…&gt; Сущность политических прав и свобод во многом зависит от специфики взаимоотношений между человеком и государством. Политические права и свободы включают следующие связи между государством и его гражданами: во-первых, право участвовать в управлении государством, во-вторых, право воздействовать на политические отношения. Политические права придают народу реальную значимость как первичному источнику власти, составляют органическую основу демократии и выступают как ценности, которыми власть должна ограничивать себя, и на которые должна ориентироваться. Именно с помощью политических прав гражданине становится участником политического процесса, получает возможность оказывать влияние на политическую жизнь общества, участвовать в формировании и осуществлении государственной власти. Политические права обеспечивают активную самореализацию человека в обществе. Они оказывают непосредственное влияние на прочность устоев конституционного строя, реальность его демократизма и уровень политической культуры населения. </w:t>
       </w:r>
     </w:p>
     <w:p>
+      <w:pPr>
+        <w:widowControl/>
+        <w:spacing w:line="240" w:lineRule="auto" w:after="0"/>
+      </w:pPr>
       <w:r>
         <w:rPr>
+          <w:rFonts w:ascii="Times New Roman" w:hAnsi="Times New Roman" w:eastAsia="Times New Roman"/>
           <w:b w:val="0"/>
           <w:i w:val="0"/>
+          <w:color w:val="181A1F"/>
+          <w:sz w:val="28"/>
         </w:rPr>
         <w:t xml:space="preserve">В отличие от других прав человека, где личность выступает в качестве индивидуальности, обладающей неповторимыми и своеобразными особенностями (гражданские права), труженика и собственника (экономические права), участника социальной и культурной жизни (социальные и культурные права), в политических правах воплощаются интересы человека как политического деятеля, участника политических процессов, протекающих в обществе. </w:t>
       </w:r>
     </w:p>
     <w:p>
+      <w:pPr>
+        <w:widowControl/>
+        <w:spacing w:line="240" w:lineRule="auto" w:after="0"/>
+      </w:pPr>
       <w:r>
         <w:rPr>
+          <w:rFonts w:ascii="Times New Roman" w:hAnsi="Times New Roman" w:eastAsia="Times New Roman"/>
           <w:b w:val="0"/>
           <w:i w:val="0"/>
+          <w:color w:val="181A1F"/>
+          <w:sz w:val="28"/>
         </w:rPr>
         <w:t xml:space="preserve">Важное отличие политических прав – их тесная связь с обладанием гражданством государства. Большинство политических прав и свобод, согласно Конституции Российской Федерации, признаются за гражданами. Однако, например, право на объединение, свобода мысли и слова гарантируются каждому человеку. (По С.А. Афанасьевой) </w:t>
       </w:r>
     </w:p>
     <w:p>
+      <w:pPr>
+        <w:widowControl/>
+        <w:spacing w:line="240" w:lineRule="auto" w:after="0"/>
+      </w:pPr>
       <w:r>
         <w:rPr>
+          <w:rFonts w:ascii="Times New Roman" w:hAnsi="Times New Roman" w:eastAsia="Times New Roman"/>
           <w:b w:val="0"/>
           <w:i w:val="0"/>
+          <w:color w:val="181A1F"/>
+          <w:sz w:val="28"/>
         </w:rPr>
         <w:t xml:space="preserve">Как автор характеризует роль политических прав по отношению к другим правам человека? Какие две группы связей между государством и его гражданами включают политические права и свободы? Какие политические права принадлежат каждому человеку независимо от наличия гражданства конкретного государства? (Ответы на все вопросы даются только на основе текста.) </w:t>
       </w:r>
     </w:p>
     <w:p>
+      <w:pPr>
+        <w:widowControl/>
+        <w:spacing w:line="240" w:lineRule="auto" w:after="0"/>
+      </w:pPr>
       <w:r>
+        <w:rPr>
+          <w:rFonts w:ascii="Times New Roman" w:hAnsi="Times New Roman" w:eastAsia="Times New Roman"/>
+          <w:color w:val="181A1F"/>
+          <w:sz w:val="28"/>
+        </w:rPr>
         <w:t>Ответ:</w:t>
       </w:r>
     </w:p>
     <w:p>
-      <w:r>
-        <w:t>__________________________________________________________________________________________</w:t>
-      </w:r>
-    </w:p>
-    <w:p>
-      <w:r>
-        <w:t>__________________________________________________________________________________________</w:t>
-      </w:r>
-    </w:p>
-    <w:p>
-      <w:r>
-        <w:t>__________________________________________________________________________________________</w:t>
-      </w:r>
-    </w:p>
-    <w:p>
+      <w:pPr>
+        <w:keepNext/>
+        <w:widowControl/>
+        <w:spacing w:line="240" w:lineRule="auto" w:after="0" w:before="120"/>
+      </w:pPr>
       <w:r>
         <w:rPr>
+          <w:rFonts w:ascii="Times New Roman" w:hAnsi="Times New Roman" w:eastAsia="Times New Roman"/>
           <w:b/>
-          <w:sz w:val="24"/>
+          <w:color w:val="181A1F"/>
+          <w:sz w:val="28"/>
         </w:rPr>
         <w:t>19.</w:t>
       </w:r>
     </w:p>
     <w:p>
+      <w:pPr>
+        <w:widowControl/>
+        <w:spacing w:line="240" w:lineRule="auto" w:after="0"/>
+      </w:pPr>
       <w:r>
         <w:rPr>
+          <w:rFonts w:ascii="Times New Roman" w:hAnsi="Times New Roman" w:eastAsia="Times New Roman"/>
           <w:b w:val="0"/>
           <w:i w:val="0"/>
+          <w:color w:val="181A1F"/>
+          <w:sz w:val="28"/>
         </w:rPr>
         <w:t xml:space="preserve">Конституция Российской Федерации определяет необходимое и должное поведение человека и гражданина. </w:t>
       </w:r>
     </w:p>
     <w:p>
+      <w:pPr>
+        <w:widowControl/>
+        <w:spacing w:line="240" w:lineRule="auto" w:after="0"/>
+      </w:pPr>
       <w:r>
         <w:rPr>
+          <w:rFonts w:ascii="Times New Roman" w:hAnsi="Times New Roman" w:eastAsia="Times New Roman"/>
           <w:b w:val="0"/>
           <w:i w:val="0"/>
+          <w:color w:val="181A1F"/>
+          <w:sz w:val="28"/>
         </w:rPr>
         <w:t>На основе положений Конституции Российской Федерации приведите три объяснения этой характеристики.</w:t>
       </w:r>
     </w:p>
     <w:p>
+      <w:pPr>
+        <w:widowControl/>
+        <w:spacing w:line="240" w:lineRule="auto" w:after="0"/>
+      </w:pPr>
       <w:r>
         <w:rPr>
+          <w:rFonts w:ascii="Times New Roman" w:hAnsi="Times New Roman" w:eastAsia="Times New Roman"/>
           <w:b w:val="0"/>
           <w:i w:val="0"/>
+          <w:color w:val="181A1F"/>
+          <w:sz w:val="28"/>
         </w:rPr>
         <w:t xml:space="preserve">(Каждое объяснение должно быть сформулировано как распространённое предложение с опорой на конкретное положение Конституции Российской Федерации. </w:t>
       </w:r>
     </w:p>
     <w:p>
+      <w:pPr>
+        <w:widowControl/>
+        <w:spacing w:line="240" w:lineRule="auto" w:after="0"/>
+      </w:pPr>
       <w:r>
         <w:rPr>
+          <w:rFonts w:ascii="Times New Roman" w:hAnsi="Times New Roman" w:eastAsia="Times New Roman"/>
           <w:b w:val="0"/>
           <w:i w:val="0"/>
+          <w:color w:val="181A1F"/>
+          <w:sz w:val="28"/>
         </w:rPr>
         <w:t>Обратите внимание на то, что правильное выполнение задания не требует указания в ответе номеров соответствующих статей Конституции и дословного воспроизведения их содержания.)</w:t>
       </w:r>
     </w:p>
     <w:p>
+      <w:pPr>
+        <w:widowControl/>
+        <w:spacing w:line="240" w:lineRule="auto" w:after="0"/>
+      </w:pPr>
       <w:r>
+        <w:rPr>
+          <w:rFonts w:ascii="Times New Roman" w:hAnsi="Times New Roman" w:eastAsia="Times New Roman"/>
+          <w:color w:val="181A1F"/>
+          <w:sz w:val="28"/>
+        </w:rPr>
         <w:t>Ответ:</w:t>
       </w:r>
     </w:p>
     <w:p>
-      <w:r>
-        <w:t>__________________________________________________________________________________________</w:t>
-      </w:r>
-    </w:p>
-    <w:p>
-      <w:r>
-        <w:t>__________________________________________________________________________________________</w:t>
-      </w:r>
-    </w:p>
-    <w:p>
-      <w:r>
-        <w:t>__________________________________________________________________________________________</w:t>
-      </w:r>
-    </w:p>
-    <w:p>
+      <w:pPr>
+        <w:keepNext/>
+        <w:widowControl/>
+        <w:spacing w:line="240" w:lineRule="auto" w:after="0" w:before="120"/>
+      </w:pPr>
       <w:r>
         <w:rPr>
+          <w:rFonts w:ascii="Times New Roman" w:hAnsi="Times New Roman" w:eastAsia="Times New Roman"/>
           <w:b/>
-          <w:sz w:val="24"/>
+          <w:color w:val="181A1F"/>
+          <w:sz w:val="28"/>
         </w:rPr>
         <w:t>20.</w:t>
       </w:r>
     </w:p>
     <w:p>
+      <w:pPr>
+        <w:widowControl/>
+        <w:spacing w:line="240" w:lineRule="auto" w:after="0"/>
+      </w:pPr>
       <w:r>
         <w:rPr>
+          <w:rFonts w:ascii="Times New Roman" w:hAnsi="Times New Roman" w:eastAsia="Times New Roman"/>
           <w:b w:val="0"/>
           <w:i w:val="0"/>
+          <w:color w:val="181A1F"/>
+          <w:sz w:val="28"/>
         </w:rPr>
         <w:t>Конституция Российской Федерации определяет нематериальные блага, принадлежащие человеку и гражданину от рождения или в силу закона.</w:t>
       </w:r>
     </w:p>
     <w:p>
+      <w:pPr>
+        <w:widowControl/>
+        <w:spacing w:line="240" w:lineRule="auto" w:after="0"/>
+      </w:pPr>
       <w:r>
         <w:rPr>
+          <w:rFonts w:ascii="Times New Roman" w:hAnsi="Times New Roman" w:eastAsia="Times New Roman"/>
           <w:b w:val="0"/>
           <w:i w:val="0"/>
+          <w:color w:val="181A1F"/>
+          <w:sz w:val="28"/>
         </w:rPr>
         <w:t>На основе положений Конституции Российской Федерации приведите три объяснения этой характеристики.</w:t>
       </w:r>
     </w:p>
     <w:p>
+      <w:pPr>
+        <w:widowControl/>
+        <w:spacing w:line="240" w:lineRule="auto" w:after="0"/>
+      </w:pPr>
       <w:r>
         <w:rPr>
+          <w:rFonts w:ascii="Times New Roman" w:hAnsi="Times New Roman" w:eastAsia="Times New Roman"/>
           <w:b w:val="0"/>
           <w:i w:val="0"/>
+          <w:color w:val="181A1F"/>
+          <w:sz w:val="28"/>
         </w:rPr>
         <w:t>(Каждое объяснение должно быть приведено как распространённое предложение с опорой на конкретное положение Конституции Российской Федерации.</w:t>
       </w:r>
     </w:p>
     <w:p>
+      <w:pPr>
+        <w:widowControl/>
+        <w:spacing w:line="240" w:lineRule="auto" w:after="0"/>
+      </w:pPr>
       <w:r>
         <w:rPr>
+          <w:rFonts w:ascii="Times New Roman" w:hAnsi="Times New Roman" w:eastAsia="Times New Roman"/>
           <w:b w:val="0"/>
           <w:i w:val="0"/>
+          <w:color w:val="181A1F"/>
+          <w:sz w:val="28"/>
         </w:rPr>
         <w:t>Обратите внимание на то, что правильное выполнение задания не требует указания в ответе номеров соответствующих статей Конституции и дословного воспроизведения их содержания.)</w:t>
       </w:r>
     </w:p>
     <w:p>
+      <w:pPr>
+        <w:widowControl/>
+        <w:spacing w:line="240" w:lineRule="auto" w:after="0"/>
+      </w:pPr>
       <w:r>
+        <w:rPr>
+          <w:rFonts w:ascii="Times New Roman" w:hAnsi="Times New Roman" w:eastAsia="Times New Roman"/>
+          <w:color w:val="181A1F"/>
+          <w:sz w:val="28"/>
+        </w:rPr>
         <w:t>Ответ:</w:t>
       </w:r>
     </w:p>
     <w:p>
-      <w:r>
-        <w:t>__________________________________________________________________________________________</w:t>
-      </w:r>
-    </w:p>
-    <w:p>
-      <w:r>
-        <w:t>__________________________________________________________________________________________</w:t>
-      </w:r>
-    </w:p>
-    <w:p>
-      <w:r>
-        <w:t>__________________________________________________________________________________________</w:t>
-      </w:r>
-    </w:p>
-    <w:p>
+      <w:pPr>
+        <w:keepNext/>
+        <w:widowControl/>
+        <w:spacing w:line="240" w:lineRule="auto" w:after="0" w:before="120"/>
+      </w:pPr>
       <w:r>
         <w:rPr>
+          <w:rFonts w:ascii="Times New Roman" w:hAnsi="Times New Roman" w:eastAsia="Times New Roman"/>
           <w:b/>
-          <w:sz w:val="24"/>
+          <w:color w:val="181A1F"/>
+          <w:sz w:val="28"/>
         </w:rPr>
         <w:t>21.</w:t>
       </w:r>
     </w:p>
     <w:p>
+      <w:pPr>
+        <w:widowControl/>
+        <w:spacing w:line="240" w:lineRule="auto" w:after="0"/>
+      </w:pPr>
       <w:r>
         <w:rPr>
+          <w:rFonts w:ascii="Times New Roman" w:hAnsi="Times New Roman" w:eastAsia="Times New Roman"/>
           <w:b w:val="0"/>
           <w:i w:val="0"/>
+          <w:color w:val="181A1F"/>
+          <w:sz w:val="28"/>
         </w:rPr>
         <w:t>Используя обществоведческие знания, на примере РФ покажите любые три способа обеспечения стабильности конституции, её защиты. (В каждом случае сначала укажите способ, затем приведите соответствующий пример. Каждый пример должен быть сформулирован развёрнуто.)</w:t>
       </w:r>
     </w:p>
     <w:p>
+      <w:pPr>
+        <w:widowControl/>
+        <w:spacing w:line="240" w:lineRule="auto" w:after="0"/>
+      </w:pPr>
       <w:r>
+        <w:rPr>
+          <w:rFonts w:ascii="Times New Roman" w:hAnsi="Times New Roman" w:eastAsia="Times New Roman"/>
+          <w:color w:val="181A1F"/>
+          <w:sz w:val="28"/>
+        </w:rPr>
         <w:t>Ответ:</w:t>
       </w:r>
     </w:p>
     <w:p>
-      <w:r>
-        <w:t>__________________________________________________________________________________________</w:t>
-      </w:r>
-    </w:p>
-    <w:p>
-      <w:r>
-        <w:t>__________________________________________________________________________________________</w:t>
-      </w:r>
-    </w:p>
-    <w:p>
-      <w:r>
-        <w:t>__________________________________________________________________________________________</w:t>
-      </w:r>
-    </w:p>
-    <w:p>
+      <w:pPr>
+        <w:keepNext/>
+        <w:widowControl/>
+        <w:spacing w:line="240" w:lineRule="auto" w:after="0" w:before="120"/>
+      </w:pPr>
       <w:r>
         <w:rPr>
+          <w:rFonts w:ascii="Times New Roman" w:hAnsi="Times New Roman" w:eastAsia="Times New Roman"/>
           <w:b/>
-          <w:sz w:val="24"/>
+          <w:color w:val="181A1F"/>
+          <w:sz w:val="28"/>
         </w:rPr>
         <w:t>22.</w:t>
       </w:r>
     </w:p>
     <w:p>
+      <w:pPr>
+        <w:widowControl/>
+        <w:spacing w:line="240" w:lineRule="auto" w:after="0"/>
+      </w:pPr>
       <w:r>
         <w:rPr>
+          <w:rFonts w:ascii="Times New Roman" w:hAnsi="Times New Roman" w:eastAsia="Times New Roman"/>
           <w:b w:val="0"/>
           <w:i w:val="0"/>
+          <w:color w:val="181A1F"/>
+          <w:sz w:val="28"/>
         </w:rPr>
         <w:t>Используя обществоведческие знания, составьте сложный план, позволяющий раскрыть по существу тему «Правительство РФ как высший орган и институт исполнительной власти РФ». Сложный план должен содержать не менее трёх пунктов, непосредственно раскрывающих тему по существу, из которых два или более детализированы в подпунктах. (Количество подпунктов каждого детализированного пункта должно быть не менее трёх, за исключением случаев, когда с точки зрения общественных наук возможны только два подпункта.)</w:t>
       </w:r>
     </w:p>
     <w:p>
+      <w:pPr>
+        <w:widowControl/>
+        <w:spacing w:line="240" w:lineRule="auto" w:after="0"/>
+      </w:pPr>
       <w:r>
+        <w:rPr>
+          <w:rFonts w:ascii="Times New Roman" w:hAnsi="Times New Roman" w:eastAsia="Times New Roman"/>
+          <w:color w:val="181A1F"/>
+          <w:sz w:val="28"/>
+        </w:rPr>
         <w:t>Ответ:</w:t>
       </w:r>
     </w:p>
     <w:p>
-      <w:r>
-        <w:t>__________________________________________________________________________________________</w:t>
-      </w:r>
-    </w:p>
-    <w:p>
-      <w:r>
-        <w:t>__________________________________________________________________________________________</w:t>
-      </w:r>
-    </w:p>
-    <w:p>
-      <w:r>
-        <w:t>__________________________________________________________________________________________</w:t>
-      </w:r>
-    </w:p>
-    <w:p>
+      <w:pPr>
+        <w:keepNext/>
+        <w:widowControl/>
+        <w:spacing w:line="240" w:lineRule="auto" w:after="0" w:before="120"/>
+      </w:pPr>
       <w:r>
         <w:rPr>
+          <w:rFonts w:ascii="Times New Roman" w:hAnsi="Times New Roman" w:eastAsia="Times New Roman"/>
           <w:b/>
-          <w:sz w:val="24"/>
+          <w:color w:val="181A1F"/>
+          <w:sz w:val="28"/>
         </w:rPr>
         <w:t>23.</w:t>
       </w:r>
     </w:p>
     <w:p>
+      <w:pPr>
+        <w:widowControl/>
+        <w:spacing w:line="240" w:lineRule="auto" w:after="0"/>
+      </w:pPr>
       <w:r>
         <w:rPr>
+          <w:rFonts w:ascii="Times New Roman" w:hAnsi="Times New Roman" w:eastAsia="Times New Roman"/>
           <w:b w:val="0"/>
           <w:i w:val="0"/>
+          <w:color w:val="181A1F"/>
+          <w:sz w:val="28"/>
         </w:rPr>
         <w:t>Конституция Российской Федерации закрепляет основы конституционного строя нашего государства, права и свободы человека и гражданина.</w:t>
       </w:r>
     </w:p>
     <w:p>
+      <w:pPr>
+        <w:widowControl/>
+        <w:spacing w:line="240" w:lineRule="auto" w:after="0"/>
+      </w:pPr>
       <w:r>
         <w:rPr>
+          <w:rFonts w:ascii="Times New Roman" w:hAnsi="Times New Roman" w:eastAsia="Times New Roman"/>
           <w:b w:val="0"/>
           <w:i w:val="0"/>
+          <w:color w:val="181A1F"/>
+          <w:sz w:val="28"/>
         </w:rPr>
         <w:t>На основе положений Конституции Российской Федерации объясните смысл следующих принципов конституционного строя нашего государства: 1) приоритет прав и свобод человека; 2) федерализм; 3) разделение властей.</w:t>
       </w:r>
     </w:p>
     <w:p>
+      <w:pPr>
+        <w:widowControl/>
+        <w:spacing w:line="240" w:lineRule="auto" w:after="0"/>
+      </w:pPr>
       <w:r>
         <w:rPr>
+          <w:rFonts w:ascii="Times New Roman" w:hAnsi="Times New Roman" w:eastAsia="Times New Roman"/>
           <w:b w:val="0"/>
           <w:i w:val="0"/>
+          <w:color w:val="181A1F"/>
+          <w:sz w:val="28"/>
         </w:rPr>
         <w:t>(Каждое объяснение должно быть сформулировано как распространённое предложение с опорой на конкретное положение Конституции Российской Федерации.</w:t>
       </w:r>
     </w:p>
     <w:p>
+      <w:pPr>
+        <w:widowControl/>
+        <w:spacing w:line="240" w:lineRule="auto" w:after="0"/>
+      </w:pPr>
       <w:r>
         <w:rPr>
+          <w:rFonts w:ascii="Times New Roman" w:hAnsi="Times New Roman" w:eastAsia="Times New Roman"/>
           <w:b w:val="0"/>
           <w:i w:val="0"/>
+          <w:color w:val="181A1F"/>
+          <w:sz w:val="28"/>
         </w:rPr>
         <w:t>Обратите внимание на то, что правильное выполнение задания не требует указания в ответе номеров соответствующих статей Конституции и дословного воспроизведения их содержания.)</w:t>
       </w:r>
     </w:p>
     <w:p>
+      <w:pPr>
+        <w:widowControl/>
+        <w:spacing w:line="240" w:lineRule="auto" w:after="0"/>
+      </w:pPr>
       <w:r>
+        <w:rPr>
+          <w:rFonts w:ascii="Times New Roman" w:hAnsi="Times New Roman" w:eastAsia="Times New Roman"/>
+          <w:color w:val="181A1F"/>
+          <w:sz w:val="28"/>
+        </w:rPr>
         <w:t>Ответ:</w:t>
       </w:r>
     </w:p>
     <w:p>
-      <w:r>
-        <w:t>__________________________________________________________________________________________</w:t>
-      </w:r>
-    </w:p>
-    <w:p>
-      <w:r>
-        <w:t>__________________________________________________________________________________________</w:t>
-      </w:r>
-    </w:p>
-    <w:p>
-      <w:r>
-        <w:t>__________________________________________________________________________________________</w:t>
-      </w:r>
-    </w:p>
-    <w:p>
+      <w:pPr>
+        <w:keepNext/>
+        <w:widowControl/>
+        <w:spacing w:line="240" w:lineRule="auto" w:after="0" w:before="120"/>
+      </w:pPr>
       <w:r>
         <w:rPr>
+          <w:rFonts w:ascii="Times New Roman" w:hAnsi="Times New Roman" w:eastAsia="Times New Roman"/>
           <w:b/>
-          <w:sz w:val="24"/>
+          <w:color w:val="181A1F"/>
+          <w:sz w:val="28"/>
         </w:rPr>
         <w:t>24.</w:t>
       </w:r>
     </w:p>
     <w:p>
+      <w:pPr>
+        <w:widowControl/>
+        <w:spacing w:line="240" w:lineRule="auto" w:after="0"/>
+      </w:pPr>
       <w:r>
         <w:rPr>
+          <w:rFonts w:ascii="Times New Roman" w:hAnsi="Times New Roman" w:eastAsia="Times New Roman"/>
           <w:b w:val="0"/>
           <w:i w:val="0"/>
+          <w:color w:val="181A1F"/>
+          <w:sz w:val="28"/>
         </w:rPr>
         <w:t xml:space="preserve">Отслуживший в рядах Вооружённых Сил Российской Федерации Андрей К. учится на 3 курсе технического университета. В свободное от учёбы время он работает в конструкторском бюро. Заработная плата выплачивается Андрею К. в виде фиксированной суммы. Андрей К. занимает активную гражданскую позицию, во время каникул Андрей К. на личном автомобиле возит гуманитарную помощь жителям Донбасса. </w:t>
       </w:r>
     </w:p>
     <w:p>
+      <w:pPr>
+        <w:widowControl/>
+        <w:spacing w:line="240" w:lineRule="auto" w:after="0"/>
+      </w:pPr>
       <w:r>
         <w:rPr>
+          <w:rFonts w:ascii="Times New Roman" w:hAnsi="Times New Roman" w:eastAsia="Times New Roman"/>
           <w:b w:val="0"/>
           <w:i w:val="0"/>
+          <w:color w:val="181A1F"/>
+          <w:sz w:val="28"/>
         </w:rPr>
         <w:t>Образование какого уровня получает Андрей К.? Какую форму денежной оплаты труда иллюстрирует приведённый пример? Какая конституционная обязанность связана с получением заработной платы? Какое нравственное качество и традиционная духовно-нравственная ценность проявляется в описанной в задании деятельности Андрея К.?</w:t>
       </w:r>
     </w:p>
     <w:p>
+      <w:pPr>
+        <w:widowControl/>
+        <w:spacing w:line="240" w:lineRule="auto" w:after="0"/>
+      </w:pPr>
       <w:r>
+        <w:rPr>
+          <w:rFonts w:ascii="Times New Roman" w:hAnsi="Times New Roman" w:eastAsia="Times New Roman"/>
+          <w:color w:val="181A1F"/>
+          <w:sz w:val="28"/>
+        </w:rPr>
         <w:t>Ответ:</w:t>
       </w:r>
     </w:p>
     <w:p>
-      <w:r>
-        <w:t>__________________________________________________________________________________________</w:t>
-      </w:r>
-    </w:p>
-    <w:p>
-      <w:r>
-        <w:t>__________________________________________________________________________________________</w:t>
-      </w:r>
-    </w:p>
-    <w:p>
-      <w:r>
-        <w:t>__________________________________________________________________________________________</w:t>
-      </w:r>
-    </w:p>
-    <w:p>
-      <w:r>
-        <w:t>__________________________________________________________________________________________</w:t>
-      </w:r>
-    </w:p>
-    <w:p>
-      <w:r>
-        <w:t>__________________________________________________________________________________________</w:t>
-      </w:r>
-    </w:p>
-    <w:p>
+      <w:pPr>
+        <w:keepNext/>
+        <w:widowControl/>
+        <w:spacing w:line="240" w:lineRule="auto" w:after="0" w:before="120"/>
+      </w:pPr>
       <w:r>
         <w:rPr>
+          <w:rFonts w:ascii="Times New Roman" w:hAnsi="Times New Roman" w:eastAsia="Times New Roman"/>
           <w:b/>
-          <w:sz w:val="24"/>
+          <w:color w:val="181A1F"/>
+          <w:sz w:val="28"/>
         </w:rPr>
         <w:t>25.</w:t>
       </w:r>
     </w:p>
     <w:p>
+      <w:pPr>
+        <w:widowControl/>
+        <w:spacing w:line="240" w:lineRule="auto" w:after="0"/>
+      </w:pPr>
       <w:r>
         <w:rPr>
+          <w:rFonts w:ascii="Times New Roman" w:hAnsi="Times New Roman" w:eastAsia="Times New Roman"/>
           <w:b w:val="0"/>
           <w:i w:val="0"/>
+          <w:color w:val="181A1F"/>
+          <w:sz w:val="28"/>
         </w:rPr>
         <w:t>1) Обоснуйте необходимость государственной защиты свободы совести. (Обоснование должно быть дано с опорой на обществоведческие знания в нескольких связанных между собой распространённых предложениях, раскрывать причинно- следственные и(или) функциональные связи.)</w:t>
       </w:r>
     </w:p>
     <w:p>
+      <w:pPr>
+        <w:widowControl/>
+        <w:spacing w:line="240" w:lineRule="auto" w:after="0"/>
+      </w:pPr>
       <w:r>
         <w:rPr>
+          <w:rFonts w:ascii="Times New Roman" w:hAnsi="Times New Roman" w:eastAsia="Times New Roman"/>
           <w:b w:val="0"/>
           <w:i w:val="0"/>
+          <w:color w:val="181A1F"/>
+          <w:sz w:val="28"/>
         </w:rPr>
         <w:t>2) Какие есть характеристики светского государства? (Назовите любые три такие характеристики).</w:t>
       </w:r>
     </w:p>
     <w:p>
+      <w:pPr>
+        <w:widowControl/>
+        <w:spacing w:line="240" w:lineRule="auto" w:after="0"/>
+      </w:pPr>
       <w:r>
         <w:rPr>
+          <w:rFonts w:ascii="Times New Roman" w:hAnsi="Times New Roman" w:eastAsia="Times New Roman"/>
           <w:b w:val="0"/>
           <w:i w:val="0"/>
+          <w:color w:val="181A1F"/>
+          <w:sz w:val="28"/>
         </w:rPr>
         <w:t>3) Приведите в качестве примеров три факта, отражающие черты светского государства в Российской Федерации. (Каждый пример должен быть сформулирован развернуто).</w:t>
       </w:r>
     </w:p>
     <w:p>
+      <w:pPr>
+        <w:widowControl/>
+        <w:spacing w:line="240" w:lineRule="auto" w:after="0"/>
+      </w:pPr>
       <w:r>
+        <w:rPr>
+          <w:rFonts w:ascii="Times New Roman" w:hAnsi="Times New Roman" w:eastAsia="Times New Roman"/>
+          <w:color w:val="181A1F"/>
+          <w:sz w:val="28"/>
+        </w:rPr>
         <w:t>Ответ:</w:t>
       </w:r>
     </w:p>
     <w:p>
+      <w:pPr>
+        <w:widowControl/>
+        <w:spacing w:line="240" w:lineRule="auto" w:after="0"/>
+      </w:pPr>
       <w:r>
-        <w:t>__________________________________________________________________________________________</w:t>
-      </w:r>
-    </w:p>
-    <w:p>
-      <w:r>
-        <w:t>__________________________________________________________________________________________</w:t>
-      </w:r>
-    </w:p>
-    <w:p>
-      <w:r>
-        <w:t>__________________________________________________________________________________________</w:t>
-      </w:r>
-    </w:p>
-    <w:p>
-      <w:r>
-        <w:t>__________________________________________________________________________________________</w:t>
-      </w:r>
-    </w:p>
-    <w:p>
-      <w:r>
-        <w:t>__________________________________________________________________________________________</w:t>
-      </w:r>
-    </w:p>
-    <w:p>
-      <w:r>
+        <w:rPr>
+          <w:rFonts w:ascii="Times New Roman" w:hAnsi="Times New Roman" w:eastAsia="Times New Roman"/>
+          <w:color w:val="181A1F"/>
+          <w:sz w:val="28"/>
+        </w:rPr>
         <w:br w:type="page"/>
       </w:r>
     </w:p>
-    <w:p>
-      <w:pPr>
-        <w:pStyle w:val="Heading1"/>
-      </w:pPr>
-      <w:r>
-        <w:t>Ответы и критерии</w:t>
-      </w:r>
-    </w:p>
-    <w:tbl>
-      <w:tblPr>
-        <w:tblStyle w:val="TableGrid"/>
-        <w:tblW w:type="auto" w:w="0"/>
-        <w:tblLook w:firstColumn="1" w:firstRow="1" w:lastColumn="0" w:lastRow="0" w:noHBand="0" w:noVBand="1" w:val="04A0"/>
-      </w:tblPr>
-      <w:tblGrid>
-        <w:gridCol w:w="3419"/>
-        <w:gridCol w:w="3419"/>
-        <w:gridCol w:w="3419"/>
-      </w:tblGrid>
-      <w:tr>
-        <w:tc>
-          <w:tcPr>
-            <w:tcW w:type="dxa" w:w="3419"/>
-            <w:shd w:fill="DCE9FA"/>
-          </w:tcPr>
-          <w:p>
-            <w:r>
-              <w:t>№</w:t>
-            </w:r>
-          </w:p>
-        </w:tc>
-        <w:tc>
-          <w:tcPr>
-            <w:tcW w:type="dxa" w:w="3419"/>
-            <w:shd w:fill="DCE9FA"/>
-          </w:tcPr>
-          <w:p>
-            <w:r>
-              <w:t>Ответ</w:t>
-            </w:r>
-          </w:p>
-        </w:tc>
-        <w:tc>
-          <w:tcPr>
-            <w:tcW w:type="dxa" w:w="3419"/>
-            <w:shd w:fill="DCE9FA"/>
-          </w:tcPr>
-          <w:p>
-            <w:r>
-              <w:t>Макс. балл</w:t>
-            </w:r>
-          </w:p>
-        </w:tc>
-      </w:tr>
-      <w:tr>
-        <w:tc>
-          <w:tcPr>
-            <w:tcW w:type="dxa" w:w="3419"/>
-          </w:tcPr>
-          <w:p>
-            <w:r>
-              <w:t>1</w:t>
-            </w:r>
-          </w:p>
-        </w:tc>
-        <w:tc>
-          <w:tcPr>
-            <w:tcW w:type="dxa" w:w="3419"/>
-          </w:tcPr>
-          <w:p>
-            <w:r>
-              <w:t>124</w:t>
-            </w:r>
-          </w:p>
-        </w:tc>
-        <w:tc>
-          <w:tcPr>
-            <w:tcW w:type="dxa" w:w="3419"/>
-          </w:tcPr>
-          <w:p>
-            <w:r>
-              <w:t>1</w:t>
-            </w:r>
-          </w:p>
-        </w:tc>
-      </w:tr>
-      <w:tr>
-        <w:tc>
-          <w:tcPr>
-            <w:tcW w:type="dxa" w:w="3419"/>
-          </w:tcPr>
-          <w:p>
-            <w:r>
-              <w:t>2</w:t>
-            </w:r>
-          </w:p>
-        </w:tc>
-        <w:tc>
-          <w:tcPr>
-            <w:tcW w:type="dxa" w:w="3419"/>
-          </w:tcPr>
-          <w:p>
-            <w:r>
-              <w:t>32211</w:t>
-            </w:r>
-          </w:p>
-        </w:tc>
-        <w:tc>
-          <w:tcPr>
-            <w:tcW w:type="dxa" w:w="3419"/>
-          </w:tcPr>
-          <w:p>
-            <w:r>
-              <w:t>2</w:t>
-            </w:r>
-          </w:p>
-        </w:tc>
-      </w:tr>
-      <w:tr>
-        <w:tc>
-          <w:tcPr>
-            <w:tcW w:type="dxa" w:w="3419"/>
-          </w:tcPr>
-          <w:p>
-            <w:r>
-              <w:t>3</w:t>
-            </w:r>
-          </w:p>
-        </w:tc>
-        <w:tc>
-          <w:tcPr>
-            <w:tcW w:type="dxa" w:w="3419"/>
-          </w:tcPr>
-          <w:p>
-            <w:r>
-              <w:t>134</w:t>
-            </w:r>
-          </w:p>
-        </w:tc>
-        <w:tc>
-          <w:tcPr>
-            <w:tcW w:type="dxa" w:w="3419"/>
-          </w:tcPr>
-          <w:p>
-            <w:r>
-              <w:t>1</w:t>
-            </w:r>
-          </w:p>
-        </w:tc>
-      </w:tr>
-      <w:tr>
-        <w:tc>
-          <w:tcPr>
-            <w:tcW w:type="dxa" w:w="3419"/>
-          </w:tcPr>
-          <w:p>
-            <w:r>
-              <w:t>4</w:t>
-            </w:r>
-          </w:p>
-        </w:tc>
-        <w:tc>
-          <w:tcPr>
-            <w:tcW w:type="dxa" w:w="3419"/>
-          </w:tcPr>
-          <w:p>
-            <w:r>
-              <w:t>12211</w:t>
-            </w:r>
-          </w:p>
-        </w:tc>
-        <w:tc>
-          <w:tcPr>
-            <w:tcW w:type="dxa" w:w="3419"/>
-          </w:tcPr>
-          <w:p>
-            <w:r>
-              <w:t>2</w:t>
-            </w:r>
-          </w:p>
-        </w:tc>
-      </w:tr>
-      <w:tr>
-        <w:tc>
-          <w:tcPr>
-            <w:tcW w:type="dxa" w:w="3419"/>
-          </w:tcPr>
-          <w:p>
-            <w:r>
-              <w:t>5</w:t>
-            </w:r>
-          </w:p>
-        </w:tc>
-        <w:tc>
-          <w:tcPr>
-            <w:tcW w:type="dxa" w:w="3419"/>
-          </w:tcPr>
-          <w:p>
-            <w:r>
-              <w:t>21323</w:t>
-            </w:r>
-          </w:p>
-        </w:tc>
-        <w:tc>
-          <w:tcPr>
-            <w:tcW w:type="dxa" w:w="3419"/>
-          </w:tcPr>
-          <w:p>
-            <w:r>
-              <w:t>2</w:t>
-            </w:r>
-          </w:p>
-        </w:tc>
-      </w:tr>
-      <w:tr>
-        <w:tc>
-          <w:tcPr>
-            <w:tcW w:type="dxa" w:w="3419"/>
-          </w:tcPr>
-          <w:p>
-            <w:r>
-              <w:t>6</w:t>
-            </w:r>
-          </w:p>
-        </w:tc>
-        <w:tc>
-          <w:tcPr>
-            <w:tcW w:type="dxa" w:w="3419"/>
-          </w:tcPr>
-          <w:p>
-            <w:r>
-              <w:t>234</w:t>
-            </w:r>
-          </w:p>
-        </w:tc>
-        <w:tc>
-          <w:tcPr>
-            <w:tcW w:type="dxa" w:w="3419"/>
-          </w:tcPr>
-          <w:p>
-            <w:r>
-              <w:t>2</w:t>
-            </w:r>
-          </w:p>
-        </w:tc>
-      </w:tr>
-      <w:tr>
-        <w:tc>
-          <w:tcPr>
-            <w:tcW w:type="dxa" w:w="3419"/>
-          </w:tcPr>
-          <w:p>
-            <w:r>
-              <w:t>7</w:t>
-            </w:r>
-          </w:p>
-        </w:tc>
-        <w:tc>
-          <w:tcPr>
-            <w:tcW w:type="dxa" w:w="3419"/>
-          </w:tcPr>
-          <w:p>
-            <w:r>
-              <w:t>11231</w:t>
-            </w:r>
-          </w:p>
-        </w:tc>
-        <w:tc>
-          <w:tcPr>
-            <w:tcW w:type="dxa" w:w="3419"/>
-          </w:tcPr>
-          <w:p>
-            <w:r>
-              <w:t>2</w:t>
-            </w:r>
-          </w:p>
-        </w:tc>
-      </w:tr>
-      <w:tr>
-        <w:tc>
-          <w:tcPr>
-            <w:tcW w:type="dxa" w:w="3419"/>
-          </w:tcPr>
-          <w:p>
-            <w:r>
-              <w:t>8</w:t>
-            </w:r>
-          </w:p>
-        </w:tc>
-        <w:tc>
-          <w:tcPr>
-            <w:tcW w:type="dxa" w:w="3419"/>
-          </w:tcPr>
-          <w:p>
-            <w:r>
-              <w:t>12312</w:t>
-            </w:r>
-          </w:p>
-        </w:tc>
-        <w:tc>
-          <w:tcPr>
-            <w:tcW w:type="dxa" w:w="3419"/>
-          </w:tcPr>
-          <w:p>
-            <w:r>
-              <w:t>2</w:t>
-            </w:r>
-          </w:p>
-        </w:tc>
-      </w:tr>
-      <w:tr>
-        <w:tc>
-          <w:tcPr>
-            <w:tcW w:type="dxa" w:w="3419"/>
-          </w:tcPr>
-          <w:p>
-            <w:r>
-              <w:t>9</w:t>
-            </w:r>
-          </w:p>
-        </w:tc>
-        <w:tc>
-          <w:tcPr>
-            <w:tcW w:type="dxa" w:w="3419"/>
-          </w:tcPr>
-          <w:p>
-            <w:r>
-              <w:t>145</w:t>
-            </w:r>
-          </w:p>
-        </w:tc>
-        <w:tc>
-          <w:tcPr>
-            <w:tcW w:type="dxa" w:w="3419"/>
-          </w:tcPr>
-          <w:p>
-            <w:r>
-              <w:t>1</w:t>
-            </w:r>
-          </w:p>
-        </w:tc>
-      </w:tr>
-      <w:tr>
-        <w:tc>
-          <w:tcPr>
-            <w:tcW w:type="dxa" w:w="3419"/>
-          </w:tcPr>
-          <w:p>
-            <w:r>
-              <w:t>10</w:t>
-            </w:r>
-          </w:p>
-        </w:tc>
-        <w:tc>
-          <w:tcPr>
-            <w:tcW w:type="dxa" w:w="3419"/>
-          </w:tcPr>
-          <w:p>
-            <w:r>
-              <w:t>21112</w:t>
-            </w:r>
-          </w:p>
-        </w:tc>
-        <w:tc>
-          <w:tcPr>
-            <w:tcW w:type="dxa" w:w="3419"/>
-          </w:tcPr>
-          <w:p>
-            <w:r>
-              <w:t>2</w:t>
-            </w:r>
-          </w:p>
-        </w:tc>
-      </w:tr>
-      <w:tr>
-        <w:tc>
-          <w:tcPr>
-            <w:tcW w:type="dxa" w:w="3419"/>
-          </w:tcPr>
-          <w:p>
-            <w:r>
-              <w:t>11</w:t>
-            </w:r>
-          </w:p>
-        </w:tc>
-        <w:tc>
-          <w:tcPr>
-            <w:tcW w:type="dxa" w:w="3419"/>
-          </w:tcPr>
-          <w:p>
-            <w:r>
-              <w:t>13213</w:t>
-            </w:r>
-          </w:p>
-        </w:tc>
-        <w:tc>
-          <w:tcPr>
-            <w:tcW w:type="dxa" w:w="3419"/>
-          </w:tcPr>
-          <w:p>
-            <w:r>
-              <w:t>2</w:t>
-            </w:r>
-          </w:p>
-        </w:tc>
-      </w:tr>
-      <w:tr>
-        <w:tc>
-          <w:tcPr>
-            <w:tcW w:type="dxa" w:w="3419"/>
-          </w:tcPr>
-          <w:p>
-            <w:r>
-              <w:t>12</w:t>
-            </w:r>
-          </w:p>
-        </w:tc>
-        <w:tc>
-          <w:tcPr>
-            <w:tcW w:type="dxa" w:w="3419"/>
-          </w:tcPr>
-          <w:p>
-            <w:r>
-              <w:t>125</w:t>
-            </w:r>
-          </w:p>
-        </w:tc>
-        <w:tc>
-          <w:tcPr>
-            <w:tcW w:type="dxa" w:w="3419"/>
-          </w:tcPr>
-          <w:p>
-            <w:r>
-              <w:t>1</w:t>
-            </w:r>
-          </w:p>
-        </w:tc>
-      </w:tr>
-      <w:tr>
-        <w:tc>
-          <w:tcPr>
-            <w:tcW w:type="dxa" w:w="3419"/>
-          </w:tcPr>
-          <w:p>
-            <w:r>
-              <w:t>13</w:t>
-            </w:r>
-          </w:p>
-        </w:tc>
-        <w:tc>
-          <w:tcPr>
-            <w:tcW w:type="dxa" w:w="3419"/>
-          </w:tcPr>
-          <w:p>
-            <w:r>
-              <w:t>12122</w:t>
-            </w:r>
-          </w:p>
-        </w:tc>
-        <w:tc>
-          <w:tcPr>
-            <w:tcW w:type="dxa" w:w="3419"/>
-          </w:tcPr>
-          <w:p>
-            <w:r>
-              <w:t>2</w:t>
-            </w:r>
-          </w:p>
-        </w:tc>
-      </w:tr>
-      <w:tr>
-        <w:tc>
-          <w:tcPr>
-            <w:tcW w:type="dxa" w:w="3419"/>
-          </w:tcPr>
-          <w:p>
-            <w:r>
-              <w:t>14</w:t>
-            </w:r>
-          </w:p>
-        </w:tc>
-        <w:tc>
-          <w:tcPr>
-            <w:tcW w:type="dxa" w:w="3419"/>
-          </w:tcPr>
-          <w:p>
-            <w:r>
-              <w:t>13321</w:t>
-            </w:r>
-          </w:p>
-        </w:tc>
-        <w:tc>
-          <w:tcPr>
-            <w:tcW w:type="dxa" w:w="3419"/>
-          </w:tcPr>
-          <w:p>
-            <w:r>
-              <w:t>2</w:t>
-            </w:r>
-          </w:p>
-        </w:tc>
-      </w:tr>
-      <w:tr>
-        <w:tc>
-          <w:tcPr>
-            <w:tcW w:type="dxa" w:w="3419"/>
-          </w:tcPr>
-          <w:p>
-            <w:r>
-              <w:t>15</w:t>
-            </w:r>
-          </w:p>
-        </w:tc>
-        <w:tc>
-          <w:tcPr>
-            <w:tcW w:type="dxa" w:w="3419"/>
-          </w:tcPr>
-          <w:p>
-            <w:r>
-              <w:t>22112</w:t>
-            </w:r>
-          </w:p>
-        </w:tc>
-        <w:tc>
-          <w:tcPr>
-            <w:tcW w:type="dxa" w:w="3419"/>
-          </w:tcPr>
-          <w:p>
-            <w:r>
-              <w:t>2</w:t>
-            </w:r>
-          </w:p>
-        </w:tc>
-      </w:tr>
-      <w:tr>
-        <w:tc>
-          <w:tcPr>
-            <w:tcW w:type="dxa" w:w="3419"/>
-          </w:tcPr>
-          <w:p>
-            <w:r>
-              <w:t>16</w:t>
-            </w:r>
-          </w:p>
-        </w:tc>
-        <w:tc>
-          <w:tcPr>
-            <w:tcW w:type="dxa" w:w="3419"/>
-          </w:tcPr>
-          <w:p>
-            <w:r>
-              <w:t>12211</w:t>
-            </w:r>
-          </w:p>
-        </w:tc>
-        <w:tc>
-          <w:tcPr>
-            <w:tcW w:type="dxa" w:w="3419"/>
-          </w:tcPr>
-          <w:p>
-            <w:r>
-              <w:t>2</w:t>
-            </w:r>
-          </w:p>
-        </w:tc>
-      </w:tr>
-    </w:tbl>
-    <w:p>
-      <w:r>
-        <w:rPr>
-          <w:b/>
-        </w:rPr>
-        <w:t>Задание 17 — до 2 баллов</w:t>
-      </w:r>
-    </w:p>
-    <w:p>
-      <w:r>
-        <w:rPr>
-          <w:b w:val="0"/>
-          <w:i w:val="0"/>
-        </w:rPr>
-        <w:t>1) Признаки понятия “государство”:</w:t>
-      </w:r>
-    </w:p>
-    <w:p>
-      <w:r>
-        <w:rPr>
-          <w:b w:val="0"/>
-          <w:i w:val="0"/>
-        </w:rPr>
-        <w:t>а) наличие государственно-властного аппарата;</w:t>
-      </w:r>
-    </w:p>
-    <w:p>
-      <w:r>
-        <w:rPr>
-          <w:b w:val="0"/>
-          <w:i w:val="0"/>
-        </w:rPr>
-        <w:t>б) монополия на насилие;</w:t>
-      </w:r>
-    </w:p>
-    <w:p>
-      <w:r>
-        <w:rPr>
-          <w:b w:val="0"/>
-          <w:i w:val="0"/>
-        </w:rPr>
-        <w:t>в) исключительное право за создание правовых норм.</w:t>
-      </w:r>
-    </w:p>
-    <w:p>
-      <w:r>
-        <w:rPr>
-          <w:b w:val="0"/>
-          <w:i w:val="0"/>
-        </w:rPr>
-        <w:t>2) Связь роли политических прав как инструмента борьбы за все иные права и свободы человека и гражданина с задачами социально-экономической политики государства заключается в том, что через данный инструмент также происходит борьба за социально-экономические права, благодаря чему общество добивается от государство изменять свою социально-экономическую политику и ставить в ней задачи в соответствии с запросами общества.</w:t>
-      </w:r>
-    </w:p>
-    <w:p>
-      <w:r>
-        <w:rPr>
-          <w:b/>
-        </w:rPr>
-        <w:t>Задание 18 — до 2 баллов</w:t>
-      </w:r>
-    </w:p>
-    <w:p>
-      <w:r>
-        <w:rPr>
-          <w:b w:val="0"/>
-          <w:i w:val="0"/>
-        </w:rPr>
-        <w:t>1) Представляется, что политические права являются инструментом борьбы за все иные права и свободы человека и гражданина. Они являются необходимым условием для реализации любых прав;</w:t>
-      </w:r>
-    </w:p>
-    <w:p>
-      <w:r>
-        <w:rPr>
-          <w:b w:val="0"/>
-          <w:i w:val="0"/>
-        </w:rPr>
-        <w:t>2) Две группы:</w:t>
-      </w:r>
-    </w:p>
-    <w:p>
-      <w:r>
-        <w:rPr>
-          <w:b w:val="0"/>
-          <w:i w:val="0"/>
-        </w:rPr>
-        <w:t>а) право участвовать в управлении государством;</w:t>
-      </w:r>
-    </w:p>
-    <w:p>
-      <w:r>
-        <w:rPr>
-          <w:b w:val="0"/>
-          <w:i w:val="0"/>
-        </w:rPr>
-        <w:t>б) право воздействовать на политические отношения.</w:t>
-      </w:r>
-    </w:p>
-    <w:p>
-      <w:r>
-        <w:rPr>
-          <w:b w:val="0"/>
-          <w:i w:val="0"/>
-        </w:rPr>
-        <w:t>3) Право на объединение, свобода мысли и слова.</w:t>
-      </w:r>
-    </w:p>
-    <w:p>
-      <w:r>
-        <w:rPr>
-          <w:b/>
-        </w:rPr>
-        <w:t>Задание 19 — до 3 баллов</w:t>
-      </w:r>
-    </w:p>
-    <w:p>
-      <w:r>
-        <w:rPr>
-          <w:b w:val="0"/>
-          <w:i w:val="0"/>
-        </w:rPr>
-        <w:t>1) Согласно Конституции РФ защита отечества является долгом и обязанностью гражданина РФ;</w:t>
-      </w:r>
-    </w:p>
-    <w:p>
-      <w:r>
-        <w:rPr>
-          <w:b w:val="0"/>
-          <w:i w:val="0"/>
-        </w:rPr>
-        <w:t>2) Согласно Конституции РФ каждый обязан заботиться о сохранении исторического и культурного наследия, беречь памятники истории и культуры;</w:t>
-      </w:r>
-    </w:p>
-    <w:p>
-      <w:r>
-        <w:rPr>
-          <w:b w:val="0"/>
-          <w:i w:val="0"/>
-        </w:rPr>
-        <w:t>3) Согласно Конституции РФ каждый обязан платить законно установленные налоги и сборы.</w:t>
-      </w:r>
-    </w:p>
-    <w:p>
-      <w:r>
-        <w:rPr>
-          <w:b/>
-        </w:rPr>
-        <w:t>Задание 20 — до 3 баллов</w:t>
-      </w:r>
-    </w:p>
-    <w:p>
-      <w:r>
-        <w:rPr>
-          <w:b w:val="0"/>
-          <w:i w:val="0"/>
-        </w:rPr>
-        <w:t>1) Согласно Конституции Российской Федерации, каждый имеет право на жизнь.</w:t>
-      </w:r>
-    </w:p>
-    <w:p>
-      <w:r>
-        <w:rPr>
-          <w:b w:val="0"/>
-          <w:i w:val="0"/>
-        </w:rPr>
-        <w:t xml:space="preserve">2) Согласно Конституции Российской Федерации, каждый имеет право на свободу и личную неприкосновенность. </w:t>
-      </w:r>
-    </w:p>
-    <w:p>
-      <w:r>
-        <w:rPr>
-          <w:b w:val="0"/>
-          <w:i w:val="0"/>
-        </w:rPr>
-        <w:t>3) Согласно Конституции Российской Федерации, каждый имеет право на неприкосновенность частной жизни, личную и семейную тайну, защиту своей чести и доброго имени.</w:t>
-      </w:r>
-    </w:p>
-    <w:p>
-      <w:r>
-        <w:rPr>
-          <w:b/>
-        </w:rPr>
-        <w:t>Задание 21 — до 3 баллов</w:t>
-      </w:r>
-    </w:p>
-    <w:p>
-      <w:r>
-        <w:rPr>
-          <w:b w:val="0"/>
-          <w:i w:val="0"/>
-        </w:rPr>
-        <w:t xml:space="preserve">1) Установление сложной процедуры изменения Конституции: в Конституции РФ главы об основах конституционного строя, правах человека и конституционных поправках не могут быть изменены Федеральным Собранием. Для их пересмотра требуется созыв Конституционного Собрания, что защищает Конституцию от произвольных изменений и обеспечивает ее стабильность.  </w:t>
-      </w:r>
-    </w:p>
-    <w:p>
-      <w:r>
-        <w:rPr>
-          <w:b w:val="0"/>
-          <w:i w:val="0"/>
-        </w:rPr>
-        <w:t xml:space="preserve">2) Создание институтов, обеспечивающих защиту конституционных норм: Конституционный суд РФ проверяет соответствие законов Конституции и может признать их недействительными. Это гарантирует верховенство Конституции в правовой системе.  </w:t>
-      </w:r>
-    </w:p>
-    <w:p>
-      <w:r>
-        <w:rPr>
-          <w:b w:val="0"/>
-          <w:i w:val="0"/>
-        </w:rPr>
-        <w:t>3) Введение юридической ответственности за действия против конституционного строя: УК РФ (глава 29) предусматривает наказание за преступления против основ конституционного строя, такие как захват власти или нарушение территориальной целостности, укрепляя защиту Конституции.</w:t>
-      </w:r>
-    </w:p>
-    <w:p>
-      <w:r>
-        <w:rPr>
-          <w:b/>
-        </w:rPr>
-        <w:t>Задание 22 — до 4 баллов</w:t>
-      </w:r>
-    </w:p>
-    <w:p>
-      <w:r>
-        <w:rPr>
-          <w:b w:val="0"/>
-          <w:i w:val="0"/>
-        </w:rPr>
-        <w:t xml:space="preserve">1) Структура государственных органов исполнительной ветви власти РФ: </w:t>
-      </w:r>
-    </w:p>
-    <w:p>
-      <w:r>
-        <w:rPr>
-          <w:b w:val="0"/>
-          <w:i w:val="0"/>
-        </w:rPr>
-        <w:t>а) Правительство РФ;</w:t>
-      </w:r>
-    </w:p>
-    <w:p>
-      <w:r>
-        <w:rPr>
-          <w:b w:val="0"/>
-          <w:i w:val="0"/>
-        </w:rPr>
-        <w:t>б) Министерства;</w:t>
-      </w:r>
-    </w:p>
-    <w:p>
-      <w:r>
-        <w:rPr>
-          <w:b w:val="0"/>
-          <w:i w:val="0"/>
-        </w:rPr>
-        <w:t>в) Федеральные службы.</w:t>
-      </w:r>
-    </w:p>
-    <w:p>
-      <w:r>
-        <w:rPr>
-          <w:b w:val="0"/>
-          <w:i w:val="0"/>
-        </w:rPr>
-        <w:t>2) Состав Правительства РФ:</w:t>
-      </w:r>
-    </w:p>
-    <w:p>
-      <w:r>
-        <w:rPr>
-          <w:b w:val="0"/>
-          <w:i w:val="0"/>
-        </w:rPr>
-        <w:t>а) Председатель Правительства РФ;</w:t>
-      </w:r>
-    </w:p>
-    <w:p>
-      <w:r>
-        <w:rPr>
-          <w:b w:val="0"/>
-          <w:i w:val="0"/>
-        </w:rPr>
-        <w:t>б) Заместители Председателя Правительства РФ;</w:t>
-      </w:r>
-    </w:p>
-    <w:p>
-      <w:r>
-        <w:rPr>
-          <w:b w:val="0"/>
-          <w:i w:val="0"/>
-        </w:rPr>
-        <w:t>в) Федеральные Министры РФ.</w:t>
-      </w:r>
-    </w:p>
-    <w:p>
-      <w:r>
-        <w:rPr>
-          <w:b w:val="0"/>
-          <w:i w:val="0"/>
-        </w:rPr>
-        <w:t>3) Порядок формирования Правительства РФ:</w:t>
-      </w:r>
-    </w:p>
-    <w:p>
-      <w:r>
-        <w:rPr>
-          <w:b w:val="0"/>
-          <w:i w:val="0"/>
-        </w:rPr>
-        <w:t xml:space="preserve">а) Председатель Правительства назначается Президентом после утверждении его кандидатуры Государственной Думой; </w:t>
-      </w:r>
-    </w:p>
-    <w:p>
-      <w:r>
-        <w:rPr>
-          <w:b w:val="0"/>
-          <w:i w:val="0"/>
-        </w:rPr>
-        <w:t>б) Председатель Правительства представляет Президенту структуру федеральных органов исполнительной власти;</w:t>
-      </w:r>
-    </w:p>
-    <w:p>
-      <w:r>
-        <w:rPr>
-          <w:b w:val="0"/>
-          <w:i w:val="0"/>
-        </w:rPr>
-        <w:t>в) Председатель Правительства представляет Президенту кандидатуры членов Правительства.</w:t>
-      </w:r>
-    </w:p>
-    <w:p>
-      <w:r>
-        <w:rPr>
-          <w:b w:val="0"/>
-          <w:i w:val="0"/>
-        </w:rPr>
-        <w:t xml:space="preserve">4) Полномочия (функции) Правительства РФ: </w:t>
-      </w:r>
-    </w:p>
-    <w:p>
-      <w:r>
-        <w:rPr>
-          <w:b w:val="0"/>
-          <w:i w:val="0"/>
-        </w:rPr>
-        <w:t xml:space="preserve">а) разрабатывает федеральный бюджет и обеспечивает его исполнение проведение единой финансовой, кредитной и денежной политики; </w:t>
-      </w:r>
-    </w:p>
-    <w:p>
-      <w:r>
-        <w:rPr>
-          <w:b w:val="0"/>
-          <w:i w:val="0"/>
-        </w:rPr>
-        <w:t>б) проведение единой социально ориентированной политики в области культуры, науки, образования, здравоохранения, семьи, экологии;</w:t>
-      </w:r>
-    </w:p>
-    <w:p>
-      <w:r>
-        <w:rPr>
-          <w:b w:val="0"/>
-          <w:i w:val="0"/>
-        </w:rPr>
-        <w:t>в) управление федеральной собственностью.</w:t>
-      </w:r>
-    </w:p>
-    <w:p>
-      <w:r>
-        <w:rPr>
-          <w:b w:val="0"/>
-          <w:i w:val="0"/>
-        </w:rPr>
-        <w:t xml:space="preserve">5) Прекращение полномочий Правительства РФ: </w:t>
-      </w:r>
-    </w:p>
-    <w:p>
-      <w:r>
-        <w:rPr>
-          <w:b w:val="0"/>
-          <w:i w:val="0"/>
-        </w:rPr>
-        <w:t>а) по инициативе Президента РФ;</w:t>
-      </w:r>
-    </w:p>
-    <w:p>
-      <w:r>
-        <w:rPr>
-          <w:b w:val="0"/>
-          <w:i w:val="0"/>
-        </w:rPr>
-        <w:t>б) по инициативе Председателя Правительства;</w:t>
-      </w:r>
-    </w:p>
-    <w:p>
-      <w:r>
-        <w:rPr>
-          <w:b w:val="0"/>
-          <w:i w:val="0"/>
-        </w:rPr>
-        <w:t>в) добровольная отставка Правительства.</w:t>
-      </w:r>
-    </w:p>
-    <w:p>
-      <w:r>
-        <w:rPr>
-          <w:b w:val="0"/>
-          <w:i w:val="0"/>
-        </w:rPr>
-        <w:t>Обязательные: 1, 3, 4, 5</w:t>
-      </w:r>
-    </w:p>
-    <w:p>
-      <w:r>
-        <w:rPr>
-          <w:b/>
-        </w:rPr>
-        <w:t>Задание 23 — до 3 баллов</w:t>
-      </w:r>
-    </w:p>
-    <w:p>
-      <w:r>
-        <w:rPr>
-          <w:b w:val="0"/>
-          <w:i w:val="0"/>
-        </w:rPr>
-        <w:t>1) Приоритет прав и свобод человека: человек, его права и свободы являются высшей ценностью;</w:t>
-      </w:r>
-    </w:p>
-    <w:p>
-      <w:r>
-        <w:rPr>
-          <w:b w:val="0"/>
-          <w:i w:val="0"/>
-        </w:rPr>
-        <w:t xml:space="preserve">2) Федерализм: Российская Федерация состоит из республик, краев, областей, городов федерального значения, автономной области, автономных округов — равноправных субъектов Российской Федерации; </w:t>
-      </w:r>
-    </w:p>
-    <w:p>
-      <w:r>
-        <w:rPr>
-          <w:b w:val="0"/>
-          <w:i w:val="0"/>
-        </w:rPr>
-        <w:t>3) Разделение властей: государственную власть в Российской Федерации осуществляют Президент Российской Федерации, Федеральное Собрание (Совет Федерации и Государственная Дума), Правительство Российской Федерации, суды Российской Федерации).</w:t>
-      </w:r>
-    </w:p>
-    <w:p>
-      <w:r>
-        <w:rPr>
-          <w:b/>
-        </w:rPr>
-        <w:t>Задание 24 — до 4 баллов</w:t>
-      </w:r>
-    </w:p>
-    <w:p>
-      <w:r>
-        <w:rPr>
-          <w:b w:val="0"/>
-          <w:i w:val="0"/>
-        </w:rPr>
-        <w:t>1) Высшее образование.</w:t>
-      </w:r>
-    </w:p>
-    <w:p>
-      <w:r>
-        <w:rPr>
-          <w:b w:val="0"/>
-          <w:i w:val="0"/>
-        </w:rPr>
-        <w:t>2) Оклад (повременная).</w:t>
-      </w:r>
-    </w:p>
-    <w:p>
-      <w:r>
-        <w:rPr>
-          <w:b w:val="0"/>
-          <w:i w:val="0"/>
-        </w:rPr>
-        <w:t>3) Обязанность платить законно установленные налоги и сборы.</w:t>
-      </w:r>
-    </w:p>
-    <w:p>
-      <w:r>
-        <w:rPr>
-          <w:b w:val="0"/>
-          <w:i w:val="0"/>
-        </w:rPr>
-        <w:t>4) Патриотизм / гражданственность / служение Отечеству и ответственность за его судьбу.</w:t>
-      </w:r>
-    </w:p>
-    <w:p>
-      <w:r>
-        <w:rPr>
-          <w:b/>
-        </w:rPr>
-        <w:t>Задание 25 — до 6 баллов</w:t>
-      </w:r>
-    </w:p>
-    <w:p>
-      <w:r>
-        <w:rPr>
-          <w:b w:val="0"/>
-          <w:i w:val="0"/>
-        </w:rPr>
-        <w:t>1) Гарантия свободы совести является необходимым условием реализации ряда неотчуждаемых прав и свобод человека. Она обеспечивает возможность каждому индивиду самостоятельно формировать, изменять и выражать свои мировоззренческие, религиозные и иные убеждения без какого-либо принуждения со стороны государства, общественных объединений или отдельных лиц. Реализация данного права способствует защите достоинства личности, её признанию, а также выступает важным признаком демократического правового государства, основанного на принципах идеологического многообразия и соблюдения реальных прав и свобод человека.</w:t>
-      </w:r>
-    </w:p>
-    <w:p>
-      <w:r>
-        <w:rPr>
-          <w:b w:val="0"/>
-          <w:i w:val="0"/>
-        </w:rPr>
-        <w:t>2) Характеристики светского государства: отсутствие официальной государственной религии, отделение религиозных объединений от государства, равенство прав и свобод каждого человека вне зависимости от его религиозных убеждений.</w:t>
-      </w:r>
-    </w:p>
-    <w:p>
-      <w:r>
-        <w:rPr>
-          <w:b w:val="0"/>
-          <w:i w:val="0"/>
-        </w:rPr>
-        <w:t>3) Примеры:</w:t>
-      </w:r>
-    </w:p>
-    <w:p>
-      <w:r>
-        <w:rPr>
-          <w:b w:val="0"/>
-          <w:i w:val="0"/>
-        </w:rPr>
-        <w:t>— Отсутствие официальной государственной религии (В городе Москва среди населения распространена религия христианство. Наравне с православными храмами в городе построено большое количество религиозных учреждений для представителей других конфессий, что указывает на то, что на территории Российской Федерации никакая религия не установлена в качестве официальной и обязательной).</w:t>
-      </w:r>
-    </w:p>
-    <w:p>
-      <w:r>
-        <w:rPr>
-          <w:b w:val="0"/>
-          <w:i w:val="0"/>
-        </w:rPr>
-        <w:t>— Отделение религиозных объединений от государства (Патриарх Кирилл Московский является главой РПЦ, однако, ввиду того, что Российская Федерация является светским государством, религиозные лидеры не являются частью государственной судебной системы, поэтому он может действовать исключительно в рамках своих полномочий).</w:t>
-      </w:r>
-    </w:p>
-    <w:p>
-      <w:r>
-        <w:rPr>
-          <w:b w:val="0"/>
-          <w:i w:val="0"/>
-        </w:rPr>
-        <w:t xml:space="preserve">— Равенство прав и свобод каждого человека вне зависимости от его религиозных убеждений (Майя исповедует буддизм, а Никита — православие. Они являются студентами МГУ и на равных правах получают высшее образование, несмотря на то, что являются представителями различных религиозных конфессий). </w:t>
-      </w:r>
-    </w:p>
     <w:sectPr>
-      <w:pgSz w:w="12240" w:h="15840"/>
-      <w:pgMar w:top="964" w:right="850" w:bottom="964" w:left="1134" w:header="720" w:footer="720" w:gutter="0"/>
+      <w:footerReference w:type="default" r:id="rId9"/>
+      <w:pgSz w:w="11906" w:h="16838"/>
+      <w:pgMar w:top="935" w:right="879" w:bottom="879" w:left="992" w:header="397" w:footer="397" w:gutter="0"/>
       <w:cols w:space="720"/>
       <w:docGrid w:linePitch="360"/>
     </w:sectPr>
   </w:body>
 </w:document>
+</file>
+
+<file path=word/footer1.xml><?xml version="1.0" encoding="utf-8"?>
+<w:ftr xmlns:m="http://schemas.openxmlformats.org/officeDocument/2006/math" xmlns:mc="http://schemas.openxmlformats.org/markup-compatibility/2006" xmlns:mo="http://schemas.microsoft.com/office/mac/office/2008/main" xmlns:mv="urn:schemas-microsoft-com:mac:vml" xmlns:o="urn:schemas-microsoft-com:office:office" xmlns:r="http://schemas.openxmlformats.org/officeDocument/2006/relationships" xmlns:v="urn:schemas-microsoft-com:vml" xmlns:w10="urn:schemas-microsoft-com:office:word" xmlns:w14="http://schemas.microsoft.com/office/word/2010/wordml" xmlns:w="http://schemas.openxmlformats.org/wordprocessingml/2006/main" xmlns:wne="http://schemas.microsoft.com/office/word/2006/wordml" xmlns:wp14="http://schemas.microsoft.com/office/word/2010/wordprocessingDrawing" xmlns:wp="http://schemas.openxmlformats.org/drawingml/2006/wordprocessingDrawing" xmlns:wpc="http://schemas.microsoft.com/office/word/2010/wordprocessingCanvas" xmlns:wpg="http://schemas.microsoft.com/office/word/2010/wordprocessingGroup" xmlns:wpi="http://schemas.microsoft.com/office/word/2010/wordprocessingInk" xmlns:wps="http://schemas.microsoft.com/office/word/2010/wordprocessingShape" mc:Ignorable="w14 wp14">
+  <w:p>
+    <w:pPr>
+      <w:pStyle w:val="Footer"/>
+    </w:pPr>
+  </w:p>
+</w:ftr>
 </file>
 
 <file path=word/numbering.xml><?xml version="1.0" encoding="utf-8"?>
@@ -4631,11 +5689,12 @@
     <w:qFormat/>
     <w:rsid w:val="00FC693F"/>
     <w:pPr>
-      <w:spacing w:after="100"/>
+      <w:spacing w:after="0" w:line="240" w:lineRule="auto"/>
     </w:pPr>
     <w:rPr>
-      <w:rFonts w:ascii="Arial" w:hAnsi="Arial"/>
-      <w:sz w:val="22"/>
+      <w:rFonts w:ascii="Times New Roman" w:hAnsi="Times New Roman"/>
+      <w:color w:val="181A1F"/>
+      <w:sz w:val="28"/>
     </w:rPr>
   </w:style>
   <w:style w:type="paragraph" w:styleId="Header">
@@ -4697,10 +5756,10 @@
       <w:outlineLvl w:val="0"/>
     </w:pPr>
     <w:rPr>
-      <w:rFonts w:asciiTheme="majorHAnsi" w:eastAsiaTheme="majorEastAsia" w:hAnsiTheme="majorHAnsi" w:cstheme="majorBidi" w:ascii="Arial" w:hAnsi="Arial"/>
+      <w:rFonts w:asciiTheme="majorHAnsi" w:eastAsiaTheme="majorEastAsia" w:hAnsiTheme="majorHAnsi" w:cstheme="majorBidi" w:ascii="Times New Roman" w:hAnsi="Times New Roman"/>
       <w:b/>
       <w:bCs/>
-      <w:color w:val="365F91" w:themeColor="accent1" w:themeShade="BF"/>
+      <w:color w:val="181A1F"/>
       <w:sz w:val="28"/>
       <w:szCs w:val="28"/>
     </w:rPr>

--- a/konstitutsiya_variant_3.docx
+++ b/konstitutsiya_variant_3.docx
@@ -4,208 +4,346 @@
   <w:body>
     <w:p>
       <w:pPr>
-        <w:widowControl/>
-        <w:spacing w:line="240" w:lineRule="auto" w:after="120"/>
-        <w:jc w:val="left"/>
+        <w:keepNext/>
+        <w:spacing w:after="60" w:line="240" w:lineRule="auto"/>
+        <w:jc w:val="center"/>
       </w:pPr>
       <w:r>
         <w:rPr>
           <w:rFonts w:ascii="Times New Roman" w:hAnsi="Times New Roman" w:eastAsia="Times New Roman"/>
           <w:b/>
-          <w:color w:val="181A1F"/>
+          <w:i w:val="0"/>
           <w:sz w:val="28"/>
         </w:rPr>
-        <w:t>Тематический пробный вариант № 3. Конституция</w:t>
+        <w:t>Пробный ЕГЭ по обществознанию</w:t>
       </w:r>
     </w:p>
     <w:p>
       <w:pPr>
-        <w:widowControl/>
-        <w:spacing w:line="240" w:lineRule="auto" w:after="140"/>
-        <w:jc w:val="left"/>
-      </w:pPr>
-      <w:r>
-        <w:rPr>
-          <w:rFonts w:ascii="Times New Roman" w:hAnsi="Times New Roman" w:eastAsia="Times New Roman"/>
-          <w:color w:val="181A1F"/>
-          <w:sz w:val="28"/>
-        </w:rPr>
-        <w:t>25 заданий • максимальный первичный балл — 58 • рекомендуемое время — 3 часа 30 минут</w:t>
-      </w:r>
-    </w:p>
-    <w:p>
-      <w:pPr>
-        <w:pStyle w:val="Heading1"/>
-        <w:keepNext/>
-        <w:widowControl/>
-        <w:spacing w:line="240" w:lineRule="auto" w:after="60" w:before="160"/>
-      </w:pPr>
-      <w:r>
-        <w:rPr>
-          <w:rFonts w:ascii="Times New Roman" w:hAnsi="Times New Roman" w:eastAsia="Times New Roman"/>
-          <w:b/>
-          <w:color w:val="181A1F"/>
-          <w:sz w:val="28"/>
-        </w:rPr>
-        <w:t>Часть 1</w:t>
-      </w:r>
-    </w:p>
-    <w:p>
-      <w:pPr>
-        <w:widowControl/>
-        <w:spacing w:line="240" w:lineRule="auto" w:after="0"/>
-      </w:pPr>
-      <w:r>
-        <w:rPr>
-          <w:rFonts w:ascii="Times New Roman" w:hAnsi="Times New Roman" w:eastAsia="Times New Roman"/>
-          <w:color w:val="181A1F"/>
-          <w:sz w:val="28"/>
-        </w:rPr>
-        <w:t>Ответами к заданиям 1–16 являются последовательности цифр. Запишите ответ без пробелов и дополнительных символов.</w:t>
-      </w:r>
-    </w:p>
-    <w:p>
-      <w:pPr>
-        <w:keepNext/>
-        <w:widowControl/>
-        <w:spacing w:line="240" w:lineRule="auto" w:after="0" w:before="120"/>
-      </w:pPr>
-      <w:r>
-        <w:rPr>
-          <w:rFonts w:ascii="Times New Roman" w:hAnsi="Times New Roman" w:eastAsia="Times New Roman"/>
-          <w:b/>
-          <w:color w:val="181A1F"/>
-          <w:sz w:val="28"/>
-        </w:rPr>
-        <w:t>1.</w:t>
-      </w:r>
-    </w:p>
-    <w:p>
-      <w:pPr>
-        <w:widowControl/>
-        <w:spacing w:line="240" w:lineRule="auto" w:after="0"/>
+        <w:keepNext w:val="0"/>
+        <w:spacing w:after="60" w:line="240" w:lineRule="auto"/>
+        <w:jc w:val="center"/>
       </w:pPr>
       <w:r>
         <w:rPr>
           <w:rFonts w:ascii="Times New Roman" w:hAnsi="Times New Roman" w:eastAsia="Times New Roman"/>
           <w:b w:val="0"/>
           <w:i w:val="0"/>
-          <w:color w:val="181A1F"/>
           <w:sz w:val="28"/>
         </w:rPr>
-        <w:t xml:space="preserve">Выберите в приведённом списке положения, характеризующие основы конституционного строя Российской Федерации. Запишите цифры, под которыми они указаны. </w:t>
+        <w:t>Конституция. Вариант № 3</w:t>
       </w:r>
     </w:p>
     <w:p>
       <w:pPr>
-        <w:widowControl/>
-        <w:spacing w:line="240" w:lineRule="auto" w:after="0"/>
-      </w:pPr>
+        <w:keepNext/>
+        <w:spacing w:after="60" w:line="240" w:lineRule="auto"/>
+        <w:jc w:val="both"/>
+      </w:pPr>
+      <w:r>
+        <w:rPr>
+          <w:rFonts w:ascii="Times New Roman" w:hAnsi="Times New Roman" w:eastAsia="Times New Roman"/>
+          <w:b/>
+          <w:i w:val="0"/>
+          <w:sz w:val="28"/>
+        </w:rPr>
+        <w:t>Первая часть</w:t>
+      </w:r>
+    </w:p>
+    <w:p>
+      <w:pPr>
+        <w:keepNext w:val="0"/>
+        <w:spacing w:after="60" w:line="240" w:lineRule="auto"/>
+        <w:jc w:val="both"/>
+      </w:pPr>
+      <w:r>
+        <w:rPr>
+          <w:rFonts w:ascii="Times New Roman" w:hAnsi="Times New Roman" w:eastAsia="Times New Roman"/>
+          <w:b/>
+          <w:sz w:val="28"/>
+        </w:rPr>
+        <w:t xml:space="preserve">№1 </w:t>
+      </w:r>
       <w:r>
         <w:rPr>
           <w:rFonts w:ascii="Times New Roman" w:hAnsi="Times New Roman" w:eastAsia="Times New Roman"/>
           <w:b w:val="0"/>
           <w:i w:val="0"/>
-          <w:color w:val="181A1F"/>
           <w:sz w:val="28"/>
         </w:rPr>
-        <w:t xml:space="preserve">1) Во взаимоотношениях с федеральными органами государственной власти все субъекты Российской Федерации между собой равноправны. </w:t>
+        <w:t>Ниже приведён перечень требований. Все они, за исключением двух, относятся к требованиям, предъявляемых для приёма в российское гражданство в общем порядке.</w:t>
       </w:r>
     </w:p>
     <w:p>
       <w:pPr>
-        <w:widowControl/>
-        <w:spacing w:line="240" w:lineRule="auto" w:after="0"/>
+        <w:keepNext w:val="0"/>
+        <w:spacing w:after="60" w:line="240" w:lineRule="auto"/>
+        <w:jc w:val="both"/>
       </w:pPr>
       <w:r>
         <w:rPr>
           <w:rFonts w:ascii="Times New Roman" w:hAnsi="Times New Roman" w:eastAsia="Times New Roman"/>
           <w:b w:val="0"/>
           <w:i w:val="0"/>
-          <w:color w:val="181A1F"/>
           <w:sz w:val="28"/>
         </w:rPr>
-        <w:t xml:space="preserve">2) Человек, его права и свободы являются высшей ценностью. </w:t>
+        <w:t>1) знание истории России;</w:t>
       </w:r>
     </w:p>
     <w:p>
       <w:pPr>
-        <w:widowControl/>
-        <w:spacing w:line="240" w:lineRule="auto" w:after="0"/>
+        <w:keepNext w:val="0"/>
+        <w:spacing w:after="60" w:line="240" w:lineRule="auto"/>
+        <w:jc w:val="both"/>
       </w:pPr>
       <w:r>
         <w:rPr>
           <w:rFonts w:ascii="Times New Roman" w:hAnsi="Times New Roman" w:eastAsia="Times New Roman"/>
           <w:b w:val="0"/>
           <w:i w:val="0"/>
-          <w:color w:val="181A1F"/>
           <w:sz w:val="28"/>
         </w:rPr>
-        <w:t xml:space="preserve">3) Если лицо, нарушившее право, получило вследствие этого доходы, лицо, право которого нарушено, вправе требовать возмещения наряду с другими убытками упущенной выгоды в размере не меньшем, чем такие доходы. </w:t>
+        <w:t>2) владение русским языком;</w:t>
       </w:r>
     </w:p>
     <w:p>
       <w:pPr>
-        <w:widowControl/>
-        <w:spacing w:line="240" w:lineRule="auto" w:after="0"/>
+        <w:keepNext w:val="0"/>
+        <w:spacing w:after="60" w:line="240" w:lineRule="auto"/>
+        <w:jc w:val="both"/>
       </w:pPr>
       <w:r>
         <w:rPr>
           <w:rFonts w:ascii="Times New Roman" w:hAnsi="Times New Roman" w:eastAsia="Times New Roman"/>
           <w:b w:val="0"/>
           <w:i w:val="0"/>
-          <w:color w:val="181A1F"/>
           <w:sz w:val="28"/>
         </w:rPr>
-        <w:t xml:space="preserve">4) Конституция Российской Федерации и федеральные законы имеют верховенство на всей территории Российской Федерации. </w:t>
+        <w:t>3) наличие собственности на территории РФ;</w:t>
       </w:r>
     </w:p>
     <w:p>
       <w:pPr>
-        <w:widowControl/>
-        <w:spacing w:line="240" w:lineRule="auto" w:after="0"/>
+        <w:keepNext w:val="0"/>
+        <w:spacing w:after="60" w:line="240" w:lineRule="auto"/>
+        <w:jc w:val="both"/>
       </w:pPr>
       <w:r>
         <w:rPr>
           <w:rFonts w:ascii="Times New Roman" w:hAnsi="Times New Roman" w:eastAsia="Times New Roman"/>
           <w:b w:val="0"/>
           <w:i w:val="0"/>
-          <w:color w:val="181A1F"/>
           <w:sz w:val="28"/>
         </w:rPr>
-        <w:t>5) Нормальная продолжительность рабочего времени не может превышать 40 часов в неделю.</w:t>
+        <w:t>4) проживание на территории РФ не менее пяти лет;</w:t>
       </w:r>
     </w:p>
     <w:p>
       <w:pPr>
-        <w:keepNext/>
-        <w:widowControl/>
-        <w:spacing w:line="240" w:lineRule="auto" w:after="0" w:before="120"/>
-      </w:pPr>
-      <w:r>
-        <w:rPr>
-          <w:rFonts w:ascii="Times New Roman" w:hAnsi="Times New Roman" w:eastAsia="Times New Roman"/>
-          <w:b/>
-          <w:color w:val="181A1F"/>
-          <w:sz w:val="28"/>
-        </w:rPr>
-        <w:t>2.</w:t>
-      </w:r>
-    </w:p>
-    <w:p>
-      <w:pPr>
-        <w:widowControl/>
-        <w:spacing w:line="240" w:lineRule="auto" w:after="0"/>
+        <w:keepNext w:val="0"/>
+        <w:spacing w:after="60" w:line="240" w:lineRule="auto"/>
+        <w:jc w:val="both"/>
       </w:pPr>
       <w:r>
         <w:rPr>
           <w:rFonts w:ascii="Times New Roman" w:hAnsi="Times New Roman" w:eastAsia="Times New Roman"/>
           <w:b w:val="0"/>
           <w:i w:val="0"/>
-          <w:color w:val="181A1F"/>
           <w:sz w:val="28"/>
         </w:rPr>
-        <w:t>Установите соответствие между полномочиями и субъектами государственной власти Российской Федерации, реализующими эти полномочия: к каждой позиции, данной в первом столбце, подберите соответствующую позицию из второго столбца</w:t>
+        <w:t>5) обязательство соблюдать Конституцию и законы РФ;</w:t>
+      </w:r>
+    </w:p>
+    <w:p>
+      <w:pPr>
+        <w:keepNext w:val="0"/>
+        <w:spacing w:after="60" w:line="240" w:lineRule="auto"/>
+        <w:jc w:val="both"/>
+      </w:pPr>
+      <w:r>
+        <w:rPr>
+          <w:rFonts w:ascii="Times New Roman" w:hAnsi="Times New Roman" w:eastAsia="Times New Roman"/>
+          <w:b w:val="0"/>
+          <w:i w:val="0"/>
+          <w:sz w:val="28"/>
+        </w:rPr>
+        <w:t>6) заключение брака с гражданином РФ.</w:t>
+      </w:r>
+    </w:p>
+    <w:p>
+      <w:pPr>
+        <w:keepNext w:val="0"/>
+        <w:spacing w:after="60" w:line="240" w:lineRule="auto"/>
+        <w:jc w:val="both"/>
+      </w:pPr>
+      <w:r>
+        <w:rPr>
+          <w:rFonts w:ascii="Times New Roman" w:hAnsi="Times New Roman" w:eastAsia="Times New Roman"/>
+          <w:b w:val="0"/>
+          <w:i w:val="0"/>
+          <w:sz w:val="28"/>
+        </w:rPr>
+        <w:t>Найдите два требования, «выпадающих» из общего ряда, и запишите в таблицу цифры, под которыми они указаны.</w:t>
+      </w:r>
+    </w:p>
+    <w:p>
+      <w:pPr>
+        <w:keepNext w:val="0"/>
+        <w:spacing w:after="60" w:line="240" w:lineRule="auto"/>
+        <w:jc w:val="both"/>
+      </w:pPr>
+      <w:r>
+        <w:rPr>
+          <w:rFonts w:ascii="Times New Roman" w:hAnsi="Times New Roman" w:eastAsia="Times New Roman"/>
+          <w:b w:val="0"/>
+          <w:i w:val="0"/>
+          <w:sz w:val="28"/>
+        </w:rPr>
+        <w:t>Ответ:</w:t>
+      </w:r>
+    </w:p>
+    <w:p>
+      <w:pPr>
+        <w:keepNext w:val="0"/>
+        <w:spacing w:after="60" w:line="240" w:lineRule="auto"/>
+        <w:jc w:val="both"/>
+      </w:pPr>
+      <w:r>
+        <w:rPr>
+          <w:rFonts w:ascii="Times New Roman" w:hAnsi="Times New Roman" w:eastAsia="Times New Roman"/>
+          <w:b/>
+          <w:sz w:val="28"/>
+        </w:rPr>
+        <w:t xml:space="preserve">№2 </w:t>
+      </w:r>
+      <w:r>
+        <w:rPr>
+          <w:rFonts w:ascii="Times New Roman" w:hAnsi="Times New Roman" w:eastAsia="Times New Roman"/>
+          <w:b w:val="0"/>
+          <w:i w:val="0"/>
+          <w:sz w:val="28"/>
+        </w:rPr>
+        <w:t>Выберите верные суждения о мировоззрении и его видах и запишите цифры, под которыми они указаны.</w:t>
+      </w:r>
+    </w:p>
+    <w:p>
+      <w:pPr>
+        <w:keepNext w:val="0"/>
+        <w:spacing w:after="60" w:line="240" w:lineRule="auto"/>
+        <w:jc w:val="both"/>
+      </w:pPr>
+      <w:r>
+        <w:rPr>
+          <w:rFonts w:ascii="Times New Roman" w:hAnsi="Times New Roman" w:eastAsia="Times New Roman"/>
+          <w:b w:val="0"/>
+          <w:i w:val="0"/>
+          <w:sz w:val="28"/>
+        </w:rPr>
+        <w:t>1) Мировоззрение связано с определённой картиной мира.</w:t>
+      </w:r>
+    </w:p>
+    <w:p>
+      <w:pPr>
+        <w:keepNext w:val="0"/>
+        <w:spacing w:after="60" w:line="240" w:lineRule="auto"/>
+        <w:jc w:val="both"/>
+      </w:pPr>
+      <w:r>
+        <w:rPr>
+          <w:rFonts w:ascii="Times New Roman" w:hAnsi="Times New Roman" w:eastAsia="Times New Roman"/>
+          <w:b w:val="0"/>
+          <w:i w:val="0"/>
+          <w:sz w:val="28"/>
+        </w:rPr>
+        <w:t>2) Мировоззрение — это преобразование человеком окружающего мира в соответствии с поставленными целями.</w:t>
+      </w:r>
+    </w:p>
+    <w:p>
+      <w:pPr>
+        <w:keepNext w:val="0"/>
+        <w:spacing w:after="60" w:line="240" w:lineRule="auto"/>
+        <w:jc w:val="both"/>
+      </w:pPr>
+      <w:r>
+        <w:rPr>
+          <w:rFonts w:ascii="Times New Roman" w:hAnsi="Times New Roman" w:eastAsia="Times New Roman"/>
+          <w:b w:val="0"/>
+          <w:i w:val="0"/>
+          <w:sz w:val="28"/>
+        </w:rPr>
+        <w:t>3) Мировоззрение проявляется в поступках человека.</w:t>
+      </w:r>
+    </w:p>
+    <w:p>
+      <w:pPr>
+        <w:keepNext w:val="0"/>
+        <w:spacing w:after="60" w:line="240" w:lineRule="auto"/>
+        <w:jc w:val="both"/>
+      </w:pPr>
+      <w:r>
+        <w:rPr>
+          <w:rFonts w:ascii="Times New Roman" w:hAnsi="Times New Roman" w:eastAsia="Times New Roman"/>
+          <w:b w:val="0"/>
+          <w:i w:val="0"/>
+          <w:sz w:val="28"/>
+        </w:rPr>
+        <w:t>4) Религиозное мировоззрение формируется стихийно на основе опыта практической деятельности человека.</w:t>
+      </w:r>
+    </w:p>
+    <w:p>
+      <w:pPr>
+        <w:keepNext w:val="0"/>
+        <w:spacing w:after="60" w:line="240" w:lineRule="auto"/>
+        <w:jc w:val="both"/>
+      </w:pPr>
+      <w:r>
+        <w:rPr>
+          <w:rFonts w:ascii="Times New Roman" w:hAnsi="Times New Roman" w:eastAsia="Times New Roman"/>
+          <w:b w:val="0"/>
+          <w:i w:val="0"/>
+          <w:sz w:val="28"/>
+        </w:rPr>
+        <w:t>5) Научное мировоззрение включает обобщённые результаты научного познания.</w:t>
+      </w:r>
+    </w:p>
+    <w:p>
+      <w:pPr>
+        <w:keepNext w:val="0"/>
+        <w:spacing w:after="60" w:line="240" w:lineRule="auto"/>
+        <w:jc w:val="both"/>
+      </w:pPr>
+      <w:r>
+        <w:rPr>
+          <w:rFonts w:ascii="Times New Roman" w:hAnsi="Times New Roman" w:eastAsia="Times New Roman"/>
+          <w:b w:val="0"/>
+          <w:i w:val="0"/>
+          <w:sz w:val="28"/>
+        </w:rPr>
+        <w:t>Ответ:</w:t>
+      </w:r>
+    </w:p>
+    <w:p>
+      <w:pPr>
+        <w:keepNext w:val="0"/>
+        <w:spacing w:after="60" w:line="240" w:lineRule="auto"/>
+        <w:jc w:val="both"/>
+      </w:pPr>
+      <w:r>
+        <w:rPr>
+          <w:rFonts w:ascii="Times New Roman" w:hAnsi="Times New Roman" w:eastAsia="Times New Roman"/>
+          <w:b/>
+          <w:sz w:val="28"/>
+        </w:rPr>
+        <w:t xml:space="preserve">№3 </w:t>
+      </w:r>
+      <w:r>
+        <w:rPr>
+          <w:rFonts w:ascii="Times New Roman" w:hAnsi="Times New Roman" w:eastAsia="Times New Roman"/>
+          <w:b w:val="0"/>
+          <w:i w:val="0"/>
+          <w:sz w:val="28"/>
+        </w:rPr>
+        <w:t>Установите соответствие между характеристиками и методами, приёмами мышления: к каждой позиции, данной в первом столбце, подберите соответствующую позицию из второго столбца.</w:t>
       </w:r>
     </w:p>
     <w:tbl>
@@ -223,38 +361,52 @@
         <w:tc>
           <w:tcPr>
             <w:tcW w:type="dxa" w:w="5128"/>
+            <w:vAlign w:val="center"/>
+            <w:tcMar>
+              <w:top w:w="80" w:type="dxa"/>
+              <w:start w:w="100" w:type="dxa"/>
+              <w:bottom w:w="80" w:type="dxa"/>
+              <w:end w:w="100" w:type="dxa"/>
+            </w:tcMar>
           </w:tcPr>
           <w:p>
             <w:pPr>
+              <w:keepNext w:val="0"/>
               <w:spacing w:after="0" w:line="240" w:lineRule="auto"/>
+              <w:jc w:val="left"/>
             </w:pPr>
             <w:r>
               <w:rPr>
                 <w:rFonts w:ascii="Times New Roman" w:hAnsi="Times New Roman" w:eastAsia="Times New Roman"/>
-                <w:b/>
-                <w:color w:val="181A1F"/>
                 <w:sz w:val="28"/>
               </w:rPr>
-              <w:t>ПОЛНОМОЧИЯ</w:t>
+              <w:t>ХАРАКТЕРИСТИКИ</w:t>
             </w:r>
           </w:p>
         </w:tc>
         <w:tc>
           <w:tcPr>
             <w:tcW w:type="dxa" w:w="5128"/>
+            <w:vAlign w:val="center"/>
+            <w:tcMar>
+              <w:top w:w="80" w:type="dxa"/>
+              <w:start w:w="100" w:type="dxa"/>
+              <w:bottom w:w="80" w:type="dxa"/>
+              <w:end w:w="100" w:type="dxa"/>
+            </w:tcMar>
           </w:tcPr>
           <w:p>
             <w:pPr>
+              <w:keepNext w:val="0"/>
               <w:spacing w:after="0" w:line="240" w:lineRule="auto"/>
+              <w:jc w:val="left"/>
             </w:pPr>
             <w:r>
               <w:rPr>
                 <w:rFonts w:ascii="Times New Roman" w:hAnsi="Times New Roman" w:eastAsia="Times New Roman"/>
-                <w:b/>
-                <w:color w:val="181A1F"/>
                 <w:sz w:val="28"/>
               </w:rPr>
-              <w:t>СУБЪЕКТЫ ГОСУДАРСТВЕННОЙ ВЛАСТИ РФ</w:t>
+              <w:t>МЕТОДЫ, ПРИЕМЫ МЫШЛЕНИЯ</w:t>
             </w:r>
           </w:p>
         </w:tc>
@@ -263,64 +415,69 @@
         <w:tc>
           <w:tcPr>
             <w:tcW w:type="dxa" w:w="5128"/>
+            <w:vAlign w:val="center"/>
+            <w:tcMar>
+              <w:top w:w="80" w:type="dxa"/>
+              <w:start w:w="100" w:type="dxa"/>
+              <w:bottom w:w="80" w:type="dxa"/>
+              <w:end w:w="100" w:type="dxa"/>
+            </w:tcMar>
           </w:tcPr>
           <w:p>
             <w:pPr>
+              <w:keepNext w:val="0"/>
               <w:spacing w:after="0" w:line="240" w:lineRule="auto"/>
+              <w:jc w:val="left"/>
             </w:pPr>
             <w:r>
               <w:rPr>
                 <w:rFonts w:ascii="Times New Roman" w:hAnsi="Times New Roman" w:eastAsia="Times New Roman"/>
-                <w:color w:val="181A1F"/>
                 <w:sz w:val="28"/>
               </w:rPr>
-              <w:t xml:space="preserve">А) осуществление помилования </w:t>
-              <w:br/>
-              <w:t>Б) решение вопроса о возможности использования Вооружённых Сил Российской Федерации за пределами её территории</w:t>
-              <w:br/>
-              <w:t>В) утверждение изменения границ между субъектами Российской Федерации</w:t>
-              <w:br/>
-              <w:t>Г) обеспечение исполнения федерального бюджета</w:t>
-              <w:br/>
-              <w:t>Д) осуществление мер по обеспечению законности, прав и свобод граждан</w:t>
+              <w:t>A) логический вывод частных положений из более общих Б) выделение и изучение отдельных частей объекта В) установление причинно-следственных связей между мысленно выделенными элементами познаваемого объекта Г) мысленное установление сходства или различия нескольких объектов Д) умозаключение от частного к общему</w:t>
             </w:r>
           </w:p>
         </w:tc>
         <w:tc>
           <w:tcPr>
             <w:tcW w:type="dxa" w:w="5128"/>
+            <w:vAlign w:val="center"/>
+            <w:tcMar>
+              <w:top w:w="80" w:type="dxa"/>
+              <w:start w:w="100" w:type="dxa"/>
+              <w:bottom w:w="80" w:type="dxa"/>
+              <w:end w:w="100" w:type="dxa"/>
+            </w:tcMar>
           </w:tcPr>
           <w:p>
             <w:pPr>
+              <w:keepNext w:val="0"/>
               <w:spacing w:after="0" w:line="240" w:lineRule="auto"/>
+              <w:jc w:val="left"/>
             </w:pPr>
             <w:r>
               <w:rPr>
                 <w:rFonts w:ascii="Times New Roman" w:hAnsi="Times New Roman" w:eastAsia="Times New Roman"/>
-                <w:color w:val="181A1F"/>
                 <w:sz w:val="28"/>
               </w:rPr>
-              <w:t>1) Правительство Российской Федерации</w:t>
-              <w:br/>
-              <w:t>2) Совет Федерации</w:t>
-              <w:br/>
-              <w:t>3) Президент Российской Федерации</w:t>
+              <w:t>1) индукция 2) дедукция 3) сравнение 4) анализ</w:t>
             </w:r>
           </w:p>
         </w:tc>
       </w:tr>
     </w:tbl>
+    <w:p/>
     <w:p>
       <w:pPr>
-        <w:widowControl/>
-        <w:spacing w:line="240" w:lineRule="auto" w:after="0"/>
+        <w:keepNext w:val="0"/>
+        <w:spacing w:after="60" w:line="240" w:lineRule="auto"/>
+        <w:jc w:val="both"/>
       </w:pPr>
       <w:r>
         <w:rPr>
           <w:rFonts w:ascii="Times New Roman" w:hAnsi="Times New Roman" w:eastAsia="Times New Roman"/>
           <w:b w:val="0"/>
           <w:i w:val="0"/>
-          <w:color w:val="181A1F"/>
           <w:sz w:val="28"/>
         </w:rPr>
         <w:t>Запишите в ответ цифры, расположив их в порядке, соответствующем буквам:</w:t>
@@ -344,16 +501,23 @@
         <w:tc>
           <w:tcPr>
             <w:tcW w:type="dxa" w:w="2051"/>
+            <w:vAlign w:val="center"/>
+            <w:tcMar>
+              <w:top w:w="80" w:type="dxa"/>
+              <w:start w:w="100" w:type="dxa"/>
+              <w:bottom w:w="80" w:type="dxa"/>
+              <w:end w:w="100" w:type="dxa"/>
+            </w:tcMar>
           </w:tcPr>
           <w:p>
             <w:pPr>
+              <w:keepNext w:val="0"/>
               <w:spacing w:after="0" w:line="240" w:lineRule="auto"/>
+              <w:jc w:val="left"/>
             </w:pPr>
             <w:r>
               <w:rPr>
                 <w:rFonts w:ascii="Times New Roman" w:hAnsi="Times New Roman" w:eastAsia="Times New Roman"/>
-                <w:b/>
-                <w:color w:val="181A1F"/>
                 <w:sz w:val="28"/>
               </w:rPr>
               <w:t>A</w:t>
@@ -363,16 +527,23 @@
         <w:tc>
           <w:tcPr>
             <w:tcW w:type="dxa" w:w="2051"/>
+            <w:vAlign w:val="center"/>
+            <w:tcMar>
+              <w:top w:w="80" w:type="dxa"/>
+              <w:start w:w="100" w:type="dxa"/>
+              <w:bottom w:w="80" w:type="dxa"/>
+              <w:end w:w="100" w:type="dxa"/>
+            </w:tcMar>
           </w:tcPr>
           <w:p>
             <w:pPr>
+              <w:keepNext w:val="0"/>
               <w:spacing w:after="0" w:line="240" w:lineRule="auto"/>
+              <w:jc w:val="left"/>
             </w:pPr>
             <w:r>
               <w:rPr>
                 <w:rFonts w:ascii="Times New Roman" w:hAnsi="Times New Roman" w:eastAsia="Times New Roman"/>
-                <w:b/>
-                <w:color w:val="181A1F"/>
                 <w:sz w:val="28"/>
               </w:rPr>
               <w:t>Б</w:t>
@@ -382,16 +553,23 @@
         <w:tc>
           <w:tcPr>
             <w:tcW w:type="dxa" w:w="2051"/>
+            <w:vAlign w:val="center"/>
+            <w:tcMar>
+              <w:top w:w="80" w:type="dxa"/>
+              <w:start w:w="100" w:type="dxa"/>
+              <w:bottom w:w="80" w:type="dxa"/>
+              <w:end w:w="100" w:type="dxa"/>
+            </w:tcMar>
           </w:tcPr>
           <w:p>
             <w:pPr>
+              <w:keepNext w:val="0"/>
               <w:spacing w:after="0" w:line="240" w:lineRule="auto"/>
+              <w:jc w:val="left"/>
             </w:pPr>
             <w:r>
               <w:rPr>
                 <w:rFonts w:ascii="Times New Roman" w:hAnsi="Times New Roman" w:eastAsia="Times New Roman"/>
-                <w:b/>
-                <w:color w:val="181A1F"/>
                 <w:sz w:val="28"/>
               </w:rPr>
               <w:t>В</w:t>
@@ -401,16 +579,23 @@
         <w:tc>
           <w:tcPr>
             <w:tcW w:type="dxa" w:w="2051"/>
+            <w:vAlign w:val="center"/>
+            <w:tcMar>
+              <w:top w:w="80" w:type="dxa"/>
+              <w:start w:w="100" w:type="dxa"/>
+              <w:bottom w:w="80" w:type="dxa"/>
+              <w:end w:w="100" w:type="dxa"/>
+            </w:tcMar>
           </w:tcPr>
           <w:p>
             <w:pPr>
+              <w:keepNext w:val="0"/>
               <w:spacing w:after="0" w:line="240" w:lineRule="auto"/>
+              <w:jc w:val="left"/>
             </w:pPr>
             <w:r>
               <w:rPr>
                 <w:rFonts w:ascii="Times New Roman" w:hAnsi="Times New Roman" w:eastAsia="Times New Roman"/>
-                <w:b/>
-                <w:color w:val="181A1F"/>
                 <w:sz w:val="28"/>
               </w:rPr>
               <w:t>Г</w:t>
@@ -420,16 +605,23 @@
         <w:tc>
           <w:tcPr>
             <w:tcW w:type="dxa" w:w="2051"/>
+            <w:vAlign w:val="center"/>
+            <w:tcMar>
+              <w:top w:w="80" w:type="dxa"/>
+              <w:start w:w="100" w:type="dxa"/>
+              <w:bottom w:w="80" w:type="dxa"/>
+              <w:end w:w="100" w:type="dxa"/>
+            </w:tcMar>
           </w:tcPr>
           <w:p>
             <w:pPr>
+              <w:keepNext w:val="0"/>
               <w:spacing w:after="0" w:line="240" w:lineRule="auto"/>
+              <w:jc w:val="left"/>
             </w:pPr>
             <w:r>
               <w:rPr>
                 <w:rFonts w:ascii="Times New Roman" w:hAnsi="Times New Roman" w:eastAsia="Times New Roman"/>
-                <w:b/>
-                <w:color w:val="181A1F"/>
                 <w:sz w:val="28"/>
               </w:rPr>
               <w:t>Д</w:t>
@@ -441,15 +633,23 @@
         <w:tc>
           <w:tcPr>
             <w:tcW w:type="dxa" w:w="2051"/>
+            <w:vAlign w:val="center"/>
+            <w:tcMar>
+              <w:top w:w="80" w:type="dxa"/>
+              <w:start w:w="100" w:type="dxa"/>
+              <w:bottom w:w="80" w:type="dxa"/>
+              <w:end w:w="100" w:type="dxa"/>
+            </w:tcMar>
           </w:tcPr>
           <w:p>
             <w:pPr>
+              <w:keepNext w:val="0"/>
               <w:spacing w:after="0" w:line="240" w:lineRule="auto"/>
+              <w:jc w:val="left"/>
             </w:pPr>
             <w:r>
               <w:rPr>
                 <w:rFonts w:ascii="Times New Roman" w:hAnsi="Times New Roman" w:eastAsia="Times New Roman"/>
-                <w:color w:val="181A1F"/>
                 <w:sz w:val="28"/>
               </w:rPr>
             </w:r>
@@ -458,15 +658,23 @@
         <w:tc>
           <w:tcPr>
             <w:tcW w:type="dxa" w:w="2051"/>
+            <w:vAlign w:val="center"/>
+            <w:tcMar>
+              <w:top w:w="80" w:type="dxa"/>
+              <w:start w:w="100" w:type="dxa"/>
+              <w:bottom w:w="80" w:type="dxa"/>
+              <w:end w:w="100" w:type="dxa"/>
+            </w:tcMar>
           </w:tcPr>
           <w:p>
             <w:pPr>
+              <w:keepNext w:val="0"/>
               <w:spacing w:after="0" w:line="240" w:lineRule="auto"/>
+              <w:jc w:val="left"/>
             </w:pPr>
             <w:r>
               <w:rPr>
                 <w:rFonts w:ascii="Times New Roman" w:hAnsi="Times New Roman" w:eastAsia="Times New Roman"/>
-                <w:color w:val="181A1F"/>
                 <w:sz w:val="28"/>
               </w:rPr>
             </w:r>
@@ -475,15 +683,23 @@
         <w:tc>
           <w:tcPr>
             <w:tcW w:type="dxa" w:w="2051"/>
+            <w:vAlign w:val="center"/>
+            <w:tcMar>
+              <w:top w:w="80" w:type="dxa"/>
+              <w:start w:w="100" w:type="dxa"/>
+              <w:bottom w:w="80" w:type="dxa"/>
+              <w:end w:w="100" w:type="dxa"/>
+            </w:tcMar>
           </w:tcPr>
           <w:p>
             <w:pPr>
+              <w:keepNext w:val="0"/>
               <w:spacing w:after="0" w:line="240" w:lineRule="auto"/>
+              <w:jc w:val="left"/>
             </w:pPr>
             <w:r>
               <w:rPr>
                 <w:rFonts w:ascii="Times New Roman" w:hAnsi="Times New Roman" w:eastAsia="Times New Roman"/>
-                <w:color w:val="181A1F"/>
                 <w:sz w:val="28"/>
               </w:rPr>
             </w:r>
@@ -492,15 +708,23 @@
         <w:tc>
           <w:tcPr>
             <w:tcW w:type="dxa" w:w="2051"/>
+            <w:vAlign w:val="center"/>
+            <w:tcMar>
+              <w:top w:w="80" w:type="dxa"/>
+              <w:start w:w="100" w:type="dxa"/>
+              <w:bottom w:w="80" w:type="dxa"/>
+              <w:end w:w="100" w:type="dxa"/>
+            </w:tcMar>
           </w:tcPr>
           <w:p>
             <w:pPr>
+              <w:keepNext w:val="0"/>
               <w:spacing w:after="0" w:line="240" w:lineRule="auto"/>
+              <w:jc w:val="left"/>
             </w:pPr>
             <w:r>
               <w:rPr>
                 <w:rFonts w:ascii="Times New Roman" w:hAnsi="Times New Roman" w:eastAsia="Times New Roman"/>
-                <w:color w:val="181A1F"/>
                 <w:sz w:val="28"/>
               </w:rPr>
             </w:r>
@@ -509,15 +733,23 @@
         <w:tc>
           <w:tcPr>
             <w:tcW w:type="dxa" w:w="2051"/>
+            <w:vAlign w:val="center"/>
+            <w:tcMar>
+              <w:top w:w="80" w:type="dxa"/>
+              <w:start w:w="100" w:type="dxa"/>
+              <w:bottom w:w="80" w:type="dxa"/>
+              <w:end w:w="100" w:type="dxa"/>
+            </w:tcMar>
           </w:tcPr>
           <w:p>
             <w:pPr>
+              <w:keepNext w:val="0"/>
               <w:spacing w:after="0" w:line="240" w:lineRule="auto"/>
+              <w:jc w:val="left"/>
             </w:pPr>
             <w:r>
               <w:rPr>
                 <w:rFonts w:ascii="Times New Roman" w:hAnsi="Times New Roman" w:eastAsia="Times New Roman"/>
-                <w:color w:val="181A1F"/>
                 <w:sz w:val="28"/>
               </w:rPr>
             </w:r>
@@ -525,148 +757,317 @@
         </w:tc>
       </w:tr>
     </w:tbl>
+    <w:p/>
     <w:p>
       <w:pPr>
-        <w:keepNext/>
-        <w:widowControl/>
-        <w:spacing w:line="240" w:lineRule="auto" w:after="0" w:before="120"/>
-      </w:pPr>
-      <w:r>
-        <w:rPr>
-          <w:rFonts w:ascii="Times New Roman" w:hAnsi="Times New Roman" w:eastAsia="Times New Roman"/>
-          <w:b/>
-          <w:color w:val="181A1F"/>
-          <w:sz w:val="28"/>
-        </w:rPr>
-        <w:t>3.</w:t>
-      </w:r>
-    </w:p>
-    <w:p>
-      <w:pPr>
-        <w:widowControl/>
-        <w:spacing w:line="240" w:lineRule="auto" w:after="0"/>
+        <w:keepNext w:val="0"/>
+        <w:spacing w:after="60" w:line="240" w:lineRule="auto"/>
+        <w:jc w:val="both"/>
       </w:pPr>
       <w:r>
         <w:rPr>
           <w:rFonts w:ascii="Times New Roman" w:hAnsi="Times New Roman" w:eastAsia="Times New Roman"/>
           <w:b w:val="0"/>
           <w:i w:val="0"/>
-          <w:color w:val="181A1F"/>
           <w:sz w:val="28"/>
         </w:rPr>
-        <w:t>Что из перечисленного ниже относится к политическим правам гражданина России? Запишите цифры, под которыми они указаны.</w:t>
+        <w:t>Ответ:</w:t>
       </w:r>
     </w:p>
     <w:p>
       <w:pPr>
-        <w:widowControl/>
-        <w:spacing w:line="240" w:lineRule="auto" w:after="0"/>
-      </w:pPr>
+        <w:keepNext w:val="0"/>
+        <w:spacing w:after="60" w:line="240" w:lineRule="auto"/>
+        <w:jc w:val="both"/>
+      </w:pPr>
+      <w:r>
+        <w:rPr>
+          <w:rFonts w:ascii="Times New Roman" w:hAnsi="Times New Roman" w:eastAsia="Times New Roman"/>
+          <w:b/>
+          <w:sz w:val="28"/>
+        </w:rPr>
+        <w:t xml:space="preserve">№4 </w:t>
+      </w:r>
       <w:r>
         <w:rPr>
           <w:rFonts w:ascii="Times New Roman" w:hAnsi="Times New Roman" w:eastAsia="Times New Roman"/>
           <w:b w:val="0"/>
           <w:i w:val="0"/>
-          <w:color w:val="181A1F"/>
           <w:sz w:val="28"/>
         </w:rPr>
-        <w:t>1) право участвовать в управлении делами государства</w:t>
+        <w:t>Представьте, что Вы делаете презентацию к уроку обществознания по теме «Искусство как форма (область) духовной культуры». Один из слайдов называется «Виды искусства». Что из перечисленного необходимо включить в этот слайд?</w:t>
       </w:r>
     </w:p>
     <w:p>
       <w:pPr>
-        <w:widowControl/>
-        <w:spacing w:line="240" w:lineRule="auto" w:after="0"/>
+        <w:keepNext w:val="0"/>
+        <w:spacing w:after="60" w:line="240" w:lineRule="auto"/>
+        <w:jc w:val="both"/>
       </w:pPr>
       <w:r>
         <w:rPr>
           <w:rFonts w:ascii="Times New Roman" w:hAnsi="Times New Roman" w:eastAsia="Times New Roman"/>
           <w:b w:val="0"/>
           <w:i w:val="0"/>
-          <w:color w:val="181A1F"/>
           <w:sz w:val="28"/>
         </w:rPr>
-        <w:t>2) право на свободу и личную неприкосновенность</w:t>
+        <w:t>Запишите цифры, под которыми указаны эти виды.</w:t>
       </w:r>
     </w:p>
     <w:p>
       <w:pPr>
-        <w:widowControl/>
-        <w:spacing w:line="240" w:lineRule="auto" w:after="0"/>
+        <w:keepNext w:val="0"/>
+        <w:spacing w:after="60" w:line="240" w:lineRule="auto"/>
+        <w:jc w:val="both"/>
       </w:pPr>
       <w:r>
         <w:rPr>
           <w:rFonts w:ascii="Times New Roman" w:hAnsi="Times New Roman" w:eastAsia="Times New Roman"/>
           <w:b w:val="0"/>
           <w:i w:val="0"/>
-          <w:color w:val="181A1F"/>
           <w:sz w:val="28"/>
         </w:rPr>
-        <w:t>3) право обращаться в органы государственной власти</w:t>
+        <w:t>1) литература</w:t>
       </w:r>
     </w:p>
     <w:p>
       <w:pPr>
-        <w:widowControl/>
-        <w:spacing w:line="240" w:lineRule="auto" w:after="0"/>
+        <w:keepNext w:val="0"/>
+        <w:spacing w:after="60" w:line="240" w:lineRule="auto"/>
+        <w:jc w:val="both"/>
       </w:pPr>
       <w:r>
         <w:rPr>
           <w:rFonts w:ascii="Times New Roman" w:hAnsi="Times New Roman" w:eastAsia="Times New Roman"/>
           <w:b w:val="0"/>
           <w:i w:val="0"/>
-          <w:color w:val="181A1F"/>
           <w:sz w:val="28"/>
         </w:rPr>
-        <w:t>4) право участвовать в референдуме</w:t>
+        <w:t>2) библиотека</w:t>
       </w:r>
     </w:p>
     <w:p>
       <w:pPr>
-        <w:widowControl/>
-        <w:spacing w:line="240" w:lineRule="auto" w:after="0"/>
+        <w:keepNext w:val="0"/>
+        <w:spacing w:after="60" w:line="240" w:lineRule="auto"/>
+        <w:jc w:val="both"/>
       </w:pPr>
       <w:r>
         <w:rPr>
           <w:rFonts w:ascii="Times New Roman" w:hAnsi="Times New Roman" w:eastAsia="Times New Roman"/>
           <w:b w:val="0"/>
           <w:i w:val="0"/>
-          <w:color w:val="181A1F"/>
           <w:sz w:val="28"/>
         </w:rPr>
-        <w:t>5) право на личную и семейную тайну</w:t>
+        <w:t>3) школа</w:t>
       </w:r>
     </w:p>
     <w:p>
       <w:pPr>
-        <w:keepNext/>
-        <w:widowControl/>
-        <w:spacing w:line="240" w:lineRule="auto" w:after="0" w:before="120"/>
-      </w:pPr>
-      <w:r>
-        <w:rPr>
-          <w:rFonts w:ascii="Times New Roman" w:hAnsi="Times New Roman" w:eastAsia="Times New Roman"/>
-          <w:b/>
-          <w:color w:val="181A1F"/>
-          <w:sz w:val="28"/>
-        </w:rPr>
-        <w:t>4.</w:t>
-      </w:r>
-    </w:p>
-    <w:p>
-      <w:pPr>
-        <w:widowControl/>
-        <w:spacing w:line="240" w:lineRule="auto" w:after="0"/>
+        <w:keepNext w:val="0"/>
+        <w:spacing w:after="60" w:line="240" w:lineRule="auto"/>
+        <w:jc w:val="both"/>
       </w:pPr>
       <w:r>
         <w:rPr>
           <w:rFonts w:ascii="Times New Roman" w:hAnsi="Times New Roman" w:eastAsia="Times New Roman"/>
           <w:b w:val="0"/>
           <w:i w:val="0"/>
-          <w:color w:val="181A1F"/>
           <w:sz w:val="28"/>
         </w:rPr>
-        <w:t>Установите соответствие между вопросами и субъектами государственной власти РФ, к ведению которых эти вопросы относятся: к каждой позиции, данной в первом столбце, подберите соответствующую позицию из второго столбца.</w:t>
+        <w:t>4) музыка</w:t>
+      </w:r>
+    </w:p>
+    <w:p>
+      <w:pPr>
+        <w:keepNext w:val="0"/>
+        <w:spacing w:after="60" w:line="240" w:lineRule="auto"/>
+        <w:jc w:val="both"/>
+      </w:pPr>
+      <w:r>
+        <w:rPr>
+          <w:rFonts w:ascii="Times New Roman" w:hAnsi="Times New Roman" w:eastAsia="Times New Roman"/>
+          <w:b w:val="0"/>
+          <w:i w:val="0"/>
+          <w:sz w:val="28"/>
+        </w:rPr>
+        <w:t>5) музей</w:t>
+      </w:r>
+    </w:p>
+    <w:p>
+      <w:pPr>
+        <w:keepNext w:val="0"/>
+        <w:spacing w:after="60" w:line="240" w:lineRule="auto"/>
+        <w:jc w:val="both"/>
+      </w:pPr>
+      <w:r>
+        <w:rPr>
+          <w:rFonts w:ascii="Times New Roman" w:hAnsi="Times New Roman" w:eastAsia="Times New Roman"/>
+          <w:b w:val="0"/>
+          <w:i w:val="0"/>
+          <w:sz w:val="28"/>
+        </w:rPr>
+        <w:t>6) живопись</w:t>
+      </w:r>
+    </w:p>
+    <w:p>
+      <w:pPr>
+        <w:keepNext w:val="0"/>
+        <w:spacing w:after="60" w:line="240" w:lineRule="auto"/>
+        <w:jc w:val="both"/>
+      </w:pPr>
+      <w:r>
+        <w:rPr>
+          <w:rFonts w:ascii="Times New Roman" w:hAnsi="Times New Roman" w:eastAsia="Times New Roman"/>
+          <w:b w:val="0"/>
+          <w:i w:val="0"/>
+          <w:sz w:val="28"/>
+        </w:rPr>
+        <w:t>Ответ:</w:t>
+      </w:r>
+    </w:p>
+    <w:p>
+      <w:pPr>
+        <w:keepNext w:val="0"/>
+        <w:spacing w:after="60" w:line="240" w:lineRule="auto"/>
+        <w:jc w:val="both"/>
+      </w:pPr>
+      <w:r>
+        <w:rPr>
+          <w:rFonts w:ascii="Times New Roman" w:hAnsi="Times New Roman" w:eastAsia="Times New Roman"/>
+          <w:b/>
+          <w:sz w:val="28"/>
+        </w:rPr>
+        <w:t xml:space="preserve">№5 </w:t>
+      </w:r>
+      <w:r>
+        <w:rPr>
+          <w:rFonts w:ascii="Times New Roman" w:hAnsi="Times New Roman" w:eastAsia="Times New Roman"/>
+          <w:b w:val="0"/>
+          <w:i w:val="0"/>
+          <w:sz w:val="28"/>
+        </w:rPr>
+        <w:t>Выберите верные суждения о мировой экономике и запишите цифры, под которыми они указаны.</w:t>
+      </w:r>
+    </w:p>
+    <w:p>
+      <w:pPr>
+        <w:keepNext w:val="0"/>
+        <w:spacing w:after="60" w:line="240" w:lineRule="auto"/>
+        <w:jc w:val="both"/>
+      </w:pPr>
+      <w:r>
+        <w:rPr>
+          <w:rFonts w:ascii="Times New Roman" w:hAnsi="Times New Roman" w:eastAsia="Times New Roman"/>
+          <w:b w:val="0"/>
+          <w:i w:val="0"/>
+          <w:sz w:val="28"/>
+        </w:rPr>
+        <w:t>1) Мировые цены на многие сырьевые товары директивно устанавливаются межгосударственными организациями.</w:t>
+      </w:r>
+    </w:p>
+    <w:p>
+      <w:pPr>
+        <w:keepNext w:val="0"/>
+        <w:spacing w:after="60" w:line="240" w:lineRule="auto"/>
+        <w:jc w:val="both"/>
+      </w:pPr>
+      <w:r>
+        <w:rPr>
+          <w:rFonts w:ascii="Times New Roman" w:hAnsi="Times New Roman" w:eastAsia="Times New Roman"/>
+          <w:b w:val="0"/>
+          <w:i w:val="0"/>
+          <w:sz w:val="28"/>
+        </w:rPr>
+        <w:t>2) Открытие внутренних рынков для иностранных производителей способствует снижению доходов всех торгующих фирм.</w:t>
+      </w:r>
+    </w:p>
+    <w:p>
+      <w:pPr>
+        <w:keepNext w:val="0"/>
+        <w:spacing w:after="60" w:line="240" w:lineRule="auto"/>
+        <w:jc w:val="both"/>
+      </w:pPr>
+      <w:r>
+        <w:rPr>
+          <w:rFonts w:ascii="Times New Roman" w:hAnsi="Times New Roman" w:eastAsia="Times New Roman"/>
+          <w:b w:val="0"/>
+          <w:i w:val="0"/>
+          <w:sz w:val="28"/>
+        </w:rPr>
+        <w:t>3) Открытие внутренних рынков для иностранных производителей способствует усилению конкуренции между участниками рынка.</w:t>
+      </w:r>
+    </w:p>
+    <w:p>
+      <w:pPr>
+        <w:keepNext w:val="0"/>
+        <w:spacing w:after="60" w:line="240" w:lineRule="auto"/>
+        <w:jc w:val="both"/>
+      </w:pPr>
+      <w:r>
+        <w:rPr>
+          <w:rFonts w:ascii="Times New Roman" w:hAnsi="Times New Roman" w:eastAsia="Times New Roman"/>
+          <w:b w:val="0"/>
+          <w:i w:val="0"/>
+          <w:sz w:val="28"/>
+        </w:rPr>
+        <w:t>4) Мировой экономикой называют совокупность тех отраслей национальных экономик, которые непосредственно задействованы во внешнеэкономических отношениях.</w:t>
+      </w:r>
+    </w:p>
+    <w:p>
+      <w:pPr>
+        <w:keepNext w:val="0"/>
+        <w:spacing w:after="60" w:line="240" w:lineRule="auto"/>
+        <w:jc w:val="both"/>
+      </w:pPr>
+      <w:r>
+        <w:rPr>
+          <w:rFonts w:ascii="Times New Roman" w:hAnsi="Times New Roman" w:eastAsia="Times New Roman"/>
+          <w:b w:val="0"/>
+          <w:i w:val="0"/>
+          <w:sz w:val="28"/>
+        </w:rPr>
+        <w:t>5) Открытие внутренних рынков для иностранных производителей может усилить зависимость экономики от импортных товаров, создать угрозу безопасности государства.</w:t>
+      </w:r>
+    </w:p>
+    <w:p>
+      <w:pPr>
+        <w:keepNext w:val="0"/>
+        <w:spacing w:after="60" w:line="240" w:lineRule="auto"/>
+        <w:jc w:val="both"/>
+      </w:pPr>
+      <w:r>
+        <w:rPr>
+          <w:rFonts w:ascii="Times New Roman" w:hAnsi="Times New Roman" w:eastAsia="Times New Roman"/>
+          <w:b w:val="0"/>
+          <w:i w:val="0"/>
+          <w:sz w:val="28"/>
+        </w:rPr>
+        <w:t>Ответ:</w:t>
+      </w:r>
+    </w:p>
+    <w:p>
+      <w:pPr>
+        <w:keepNext w:val="0"/>
+        <w:spacing w:after="60" w:line="240" w:lineRule="auto"/>
+        <w:jc w:val="both"/>
+      </w:pPr>
+      <w:r>
+        <w:rPr>
+          <w:rFonts w:ascii="Times New Roman" w:hAnsi="Times New Roman" w:eastAsia="Times New Roman"/>
+          <w:b/>
+          <w:sz w:val="28"/>
+        </w:rPr>
+        <w:t xml:space="preserve">№6 </w:t>
+      </w:r>
+      <w:r>
+        <w:rPr>
+          <w:rFonts w:ascii="Times New Roman" w:hAnsi="Times New Roman" w:eastAsia="Times New Roman"/>
+          <w:b w:val="0"/>
+          <w:i w:val="0"/>
+          <w:sz w:val="28"/>
+        </w:rPr>
+        <w:t>Установите соответствие между примерами и видами конкурентных преимуществ фирмы: к каждому элементу первого столбца подберите соответствующий элемент из второго столбца.</w:t>
       </w:r>
     </w:p>
     <w:tbl>
@@ -684,38 +1085,52 @@
         <w:tc>
           <w:tcPr>
             <w:tcW w:type="dxa" w:w="5128"/>
+            <w:vAlign w:val="center"/>
+            <w:tcMar>
+              <w:top w:w="80" w:type="dxa"/>
+              <w:start w:w="100" w:type="dxa"/>
+              <w:bottom w:w="80" w:type="dxa"/>
+              <w:end w:w="100" w:type="dxa"/>
+            </w:tcMar>
           </w:tcPr>
           <w:p>
             <w:pPr>
+              <w:keepNext w:val="0"/>
               <w:spacing w:after="0" w:line="240" w:lineRule="auto"/>
+              <w:jc w:val="left"/>
             </w:pPr>
             <w:r>
               <w:rPr>
                 <w:rFonts w:ascii="Times New Roman" w:hAnsi="Times New Roman" w:eastAsia="Times New Roman"/>
-                <w:b/>
-                <w:color w:val="181A1F"/>
                 <w:sz w:val="28"/>
               </w:rPr>
-              <w:t>ВОПРОСЫ</w:t>
+              <w:t>ПРИМЕРЫ</w:t>
             </w:r>
           </w:p>
         </w:tc>
         <w:tc>
           <w:tcPr>
             <w:tcW w:type="dxa" w:w="5128"/>
+            <w:vAlign w:val="center"/>
+            <w:tcMar>
+              <w:top w:w="80" w:type="dxa"/>
+              <w:start w:w="100" w:type="dxa"/>
+              <w:bottom w:w="80" w:type="dxa"/>
+              <w:end w:w="100" w:type="dxa"/>
+            </w:tcMar>
           </w:tcPr>
           <w:p>
             <w:pPr>
+              <w:keepNext w:val="0"/>
               <w:spacing w:after="0" w:line="240" w:lineRule="auto"/>
+              <w:jc w:val="left"/>
             </w:pPr>
             <w:r>
               <w:rPr>
                 <w:rFonts w:ascii="Times New Roman" w:hAnsi="Times New Roman" w:eastAsia="Times New Roman"/>
-                <w:b/>
-                <w:color w:val="181A1F"/>
                 <w:sz w:val="28"/>
               </w:rPr>
-              <w:t>СУБЪЕКТЫ ГОСУДАРСТВЕННОЙ ВЛАСТИ СУБЪЕКТОВ РФ</w:t>
+              <w:t>ВИДЫ КОНКУРЕНТНЫХ ПРЕИМУЩЕСТВ ФИРМЫ</w:t>
             </w:r>
           </w:p>
         </w:tc>
@@ -724,62 +1139,69 @@
         <w:tc>
           <w:tcPr>
             <w:tcW w:type="dxa" w:w="5128"/>
+            <w:vAlign w:val="center"/>
+            <w:tcMar>
+              <w:top w:w="80" w:type="dxa"/>
+              <w:start w:w="100" w:type="dxa"/>
+              <w:bottom w:w="80" w:type="dxa"/>
+              <w:end w:w="100" w:type="dxa"/>
+            </w:tcMar>
           </w:tcPr>
           <w:p>
             <w:pPr>
+              <w:keepNext w:val="0"/>
               <w:spacing w:after="0" w:line="240" w:lineRule="auto"/>
+              <w:jc w:val="left"/>
             </w:pPr>
             <w:r>
               <w:rPr>
                 <w:rFonts w:ascii="Times New Roman" w:hAnsi="Times New Roman" w:eastAsia="Times New Roman"/>
-                <w:color w:val="181A1F"/>
                 <w:sz w:val="28"/>
               </w:rPr>
-              <w:t>А) судоустройство, прокуратура</w:t>
-              <w:br/>
-              <w:t>Б) защита исконной среды обитания и традиционного образа жизни малочисленных этнических общностей</w:t>
-              <w:br/>
-              <w:t>В) координация вопросов здравоохранения</w:t>
-              <w:br/>
-              <w:t>Г) федеральная государственная собственность и управление ею</w:t>
-              <w:br/>
-              <w:t>Д) оборонное производство</w:t>
+              <w:t>A) аренда помещения на льготных условиях в течение годаБ) наличие дешёвых трудовых ресурсовB) привлечение наиболее квалифицированных специалистовГ) обладание уникальной технологиейД) наличие редких ресурсов</w:t>
             </w:r>
           </w:p>
         </w:tc>
         <w:tc>
           <w:tcPr>
             <w:tcW w:type="dxa" w:w="5128"/>
+            <w:vAlign w:val="center"/>
+            <w:tcMar>
+              <w:top w:w="80" w:type="dxa"/>
+              <w:start w:w="100" w:type="dxa"/>
+              <w:bottom w:w="80" w:type="dxa"/>
+              <w:end w:w="100" w:type="dxa"/>
+            </w:tcMar>
           </w:tcPr>
           <w:p>
             <w:pPr>
+              <w:keepNext w:val="0"/>
               <w:spacing w:after="0" w:line="240" w:lineRule="auto"/>
+              <w:jc w:val="left"/>
             </w:pPr>
             <w:r>
               <w:rPr>
                 <w:rFonts w:ascii="Times New Roman" w:hAnsi="Times New Roman" w:eastAsia="Times New Roman"/>
-                <w:color w:val="181A1F"/>
                 <w:sz w:val="28"/>
               </w:rPr>
-              <w:t>1) только федеральный центр</w:t>
-              <w:br/>
-              <w:t>2) совместно федеральный центр и субъекты РФ</w:t>
+              <w:t>1) краткосрочные2) долгосрочные</w:t>
             </w:r>
           </w:p>
         </w:tc>
       </w:tr>
     </w:tbl>
+    <w:p/>
     <w:p>
       <w:pPr>
-        <w:widowControl/>
-        <w:spacing w:line="240" w:lineRule="auto" w:after="0"/>
+        <w:keepNext w:val="0"/>
+        <w:spacing w:after="60" w:line="240" w:lineRule="auto"/>
+        <w:jc w:val="both"/>
       </w:pPr>
       <w:r>
         <w:rPr>
           <w:rFonts w:ascii="Times New Roman" w:hAnsi="Times New Roman" w:eastAsia="Times New Roman"/>
           <w:b w:val="0"/>
           <w:i w:val="0"/>
-          <w:color w:val="181A1F"/>
           <w:sz w:val="28"/>
         </w:rPr>
         <w:t>Запишите в ответ цифры, расположив их в порядке, соответствующем буквам:</w:t>
@@ -803,35 +1225,49 @@
         <w:tc>
           <w:tcPr>
             <w:tcW w:type="dxa" w:w="2051"/>
+            <w:vAlign w:val="center"/>
+            <w:tcMar>
+              <w:top w:w="80" w:type="dxa"/>
+              <w:start w:w="100" w:type="dxa"/>
+              <w:bottom w:w="80" w:type="dxa"/>
+              <w:end w:w="100" w:type="dxa"/>
+            </w:tcMar>
           </w:tcPr>
           <w:p>
             <w:pPr>
+              <w:keepNext w:val="0"/>
               <w:spacing w:after="0" w:line="240" w:lineRule="auto"/>
+              <w:jc w:val="left"/>
             </w:pPr>
             <w:r>
               <w:rPr>
                 <w:rFonts w:ascii="Times New Roman" w:hAnsi="Times New Roman" w:eastAsia="Times New Roman"/>
-                <w:b/>
-                <w:color w:val="181A1F"/>
                 <w:sz w:val="28"/>
               </w:rPr>
-              <w:t>A</w:t>
+              <w:t>А</w:t>
             </w:r>
           </w:p>
         </w:tc>
         <w:tc>
           <w:tcPr>
             <w:tcW w:type="dxa" w:w="2051"/>
+            <w:vAlign w:val="center"/>
+            <w:tcMar>
+              <w:top w:w="80" w:type="dxa"/>
+              <w:start w:w="100" w:type="dxa"/>
+              <w:bottom w:w="80" w:type="dxa"/>
+              <w:end w:w="100" w:type="dxa"/>
+            </w:tcMar>
           </w:tcPr>
           <w:p>
             <w:pPr>
+              <w:keepNext w:val="0"/>
               <w:spacing w:after="0" w:line="240" w:lineRule="auto"/>
+              <w:jc w:val="left"/>
             </w:pPr>
             <w:r>
               <w:rPr>
                 <w:rFonts w:ascii="Times New Roman" w:hAnsi="Times New Roman" w:eastAsia="Times New Roman"/>
-                <w:b/>
-                <w:color w:val="181A1F"/>
                 <w:sz w:val="28"/>
               </w:rPr>
               <w:t>Б</w:t>
@@ -841,16 +1277,23 @@
         <w:tc>
           <w:tcPr>
             <w:tcW w:type="dxa" w:w="2051"/>
+            <w:vAlign w:val="center"/>
+            <w:tcMar>
+              <w:top w:w="80" w:type="dxa"/>
+              <w:start w:w="100" w:type="dxa"/>
+              <w:bottom w:w="80" w:type="dxa"/>
+              <w:end w:w="100" w:type="dxa"/>
+            </w:tcMar>
           </w:tcPr>
           <w:p>
             <w:pPr>
+              <w:keepNext w:val="0"/>
               <w:spacing w:after="0" w:line="240" w:lineRule="auto"/>
+              <w:jc w:val="left"/>
             </w:pPr>
             <w:r>
               <w:rPr>
                 <w:rFonts w:ascii="Times New Roman" w:hAnsi="Times New Roman" w:eastAsia="Times New Roman"/>
-                <w:b/>
-                <w:color w:val="181A1F"/>
                 <w:sz w:val="28"/>
               </w:rPr>
               <w:t>В</w:t>
@@ -860,16 +1303,23 @@
         <w:tc>
           <w:tcPr>
             <w:tcW w:type="dxa" w:w="2051"/>
+            <w:vAlign w:val="center"/>
+            <w:tcMar>
+              <w:top w:w="80" w:type="dxa"/>
+              <w:start w:w="100" w:type="dxa"/>
+              <w:bottom w:w="80" w:type="dxa"/>
+              <w:end w:w="100" w:type="dxa"/>
+            </w:tcMar>
           </w:tcPr>
           <w:p>
             <w:pPr>
+              <w:keepNext w:val="0"/>
               <w:spacing w:after="0" w:line="240" w:lineRule="auto"/>
+              <w:jc w:val="left"/>
             </w:pPr>
             <w:r>
               <w:rPr>
                 <w:rFonts w:ascii="Times New Roman" w:hAnsi="Times New Roman" w:eastAsia="Times New Roman"/>
-                <w:b/>
-                <w:color w:val="181A1F"/>
                 <w:sz w:val="28"/>
               </w:rPr>
               <w:t>Г</w:t>
@@ -879,16 +1329,23 @@
         <w:tc>
           <w:tcPr>
             <w:tcW w:type="dxa" w:w="2051"/>
+            <w:vAlign w:val="center"/>
+            <w:tcMar>
+              <w:top w:w="80" w:type="dxa"/>
+              <w:start w:w="100" w:type="dxa"/>
+              <w:bottom w:w="80" w:type="dxa"/>
+              <w:end w:w="100" w:type="dxa"/>
+            </w:tcMar>
           </w:tcPr>
           <w:p>
             <w:pPr>
+              <w:keepNext w:val="0"/>
               <w:spacing w:after="0" w:line="240" w:lineRule="auto"/>
+              <w:jc w:val="left"/>
             </w:pPr>
             <w:r>
               <w:rPr>
                 <w:rFonts w:ascii="Times New Roman" w:hAnsi="Times New Roman" w:eastAsia="Times New Roman"/>
-                <w:b/>
-                <w:color w:val="181A1F"/>
                 <w:sz w:val="28"/>
               </w:rPr>
               <w:t>Д</w:t>
@@ -900,15 +1357,23 @@
         <w:tc>
           <w:tcPr>
             <w:tcW w:type="dxa" w:w="2051"/>
+            <w:vAlign w:val="center"/>
+            <w:tcMar>
+              <w:top w:w="80" w:type="dxa"/>
+              <w:start w:w="100" w:type="dxa"/>
+              <w:bottom w:w="80" w:type="dxa"/>
+              <w:end w:w="100" w:type="dxa"/>
+            </w:tcMar>
           </w:tcPr>
           <w:p>
             <w:pPr>
+              <w:keepNext w:val="0"/>
               <w:spacing w:after="0" w:line="240" w:lineRule="auto"/>
+              <w:jc w:val="left"/>
             </w:pPr>
             <w:r>
               <w:rPr>
                 <w:rFonts w:ascii="Times New Roman" w:hAnsi="Times New Roman" w:eastAsia="Times New Roman"/>
-                <w:color w:val="181A1F"/>
                 <w:sz w:val="28"/>
               </w:rPr>
             </w:r>
@@ -917,15 +1382,23 @@
         <w:tc>
           <w:tcPr>
             <w:tcW w:type="dxa" w:w="2051"/>
+            <w:vAlign w:val="center"/>
+            <w:tcMar>
+              <w:top w:w="80" w:type="dxa"/>
+              <w:start w:w="100" w:type="dxa"/>
+              <w:bottom w:w="80" w:type="dxa"/>
+              <w:end w:w="100" w:type="dxa"/>
+            </w:tcMar>
           </w:tcPr>
           <w:p>
             <w:pPr>
+              <w:keepNext w:val="0"/>
               <w:spacing w:after="0" w:line="240" w:lineRule="auto"/>
+              <w:jc w:val="left"/>
             </w:pPr>
             <w:r>
               <w:rPr>
                 <w:rFonts w:ascii="Times New Roman" w:hAnsi="Times New Roman" w:eastAsia="Times New Roman"/>
-                <w:color w:val="181A1F"/>
                 <w:sz w:val="28"/>
               </w:rPr>
             </w:r>
@@ -934,15 +1407,23 @@
         <w:tc>
           <w:tcPr>
             <w:tcW w:type="dxa" w:w="2051"/>
+            <w:vAlign w:val="center"/>
+            <w:tcMar>
+              <w:top w:w="80" w:type="dxa"/>
+              <w:start w:w="100" w:type="dxa"/>
+              <w:bottom w:w="80" w:type="dxa"/>
+              <w:end w:w="100" w:type="dxa"/>
+            </w:tcMar>
           </w:tcPr>
           <w:p>
             <w:pPr>
+              <w:keepNext w:val="0"/>
               <w:spacing w:after="0" w:line="240" w:lineRule="auto"/>
+              <w:jc w:val="left"/>
             </w:pPr>
             <w:r>
               <w:rPr>
                 <w:rFonts w:ascii="Times New Roman" w:hAnsi="Times New Roman" w:eastAsia="Times New Roman"/>
-                <w:color w:val="181A1F"/>
                 <w:sz w:val="28"/>
               </w:rPr>
             </w:r>
@@ -951,15 +1432,23 @@
         <w:tc>
           <w:tcPr>
             <w:tcW w:type="dxa" w:w="2051"/>
+            <w:vAlign w:val="center"/>
+            <w:tcMar>
+              <w:top w:w="80" w:type="dxa"/>
+              <w:start w:w="100" w:type="dxa"/>
+              <w:bottom w:w="80" w:type="dxa"/>
+              <w:end w:w="100" w:type="dxa"/>
+            </w:tcMar>
           </w:tcPr>
           <w:p>
             <w:pPr>
+              <w:keepNext w:val="0"/>
               <w:spacing w:after="0" w:line="240" w:lineRule="auto"/>
+              <w:jc w:val="left"/>
             </w:pPr>
             <w:r>
               <w:rPr>
                 <w:rFonts w:ascii="Times New Roman" w:hAnsi="Times New Roman" w:eastAsia="Times New Roman"/>
-                <w:color w:val="181A1F"/>
                 <w:sz w:val="28"/>
               </w:rPr>
             </w:r>
@@ -968,15 +1457,23 @@
         <w:tc>
           <w:tcPr>
             <w:tcW w:type="dxa" w:w="2051"/>
+            <w:vAlign w:val="center"/>
+            <w:tcMar>
+              <w:top w:w="80" w:type="dxa"/>
+              <w:start w:w="100" w:type="dxa"/>
+              <w:bottom w:w="80" w:type="dxa"/>
+              <w:end w:w="100" w:type="dxa"/>
+            </w:tcMar>
           </w:tcPr>
           <w:p>
             <w:pPr>
+              <w:keepNext w:val="0"/>
               <w:spacing w:after="0" w:line="240" w:lineRule="auto"/>
+              <w:jc w:val="left"/>
             </w:pPr>
             <w:r>
               <w:rPr>
                 <w:rFonts w:ascii="Times New Roman" w:hAnsi="Times New Roman" w:eastAsia="Times New Roman"/>
-                <w:color w:val="181A1F"/>
                 <w:sz w:val="28"/>
               </w:rPr>
             </w:r>
@@ -984,33 +1481,850 @@
         </w:tc>
       </w:tr>
     </w:tbl>
+    <w:p/>
     <w:p>
       <w:pPr>
-        <w:keepNext/>
-        <w:widowControl/>
-        <w:spacing w:line="240" w:lineRule="auto" w:after="0" w:before="120"/>
-      </w:pPr>
-      <w:r>
-        <w:rPr>
-          <w:rFonts w:ascii="Times New Roman" w:hAnsi="Times New Roman" w:eastAsia="Times New Roman"/>
-          <w:b/>
-          <w:color w:val="181A1F"/>
-          <w:sz w:val="28"/>
-        </w:rPr>
-        <w:t>5.</w:t>
-      </w:r>
-    </w:p>
-    <w:p>
-      <w:pPr>
-        <w:widowControl/>
-        <w:spacing w:line="240" w:lineRule="auto" w:after="0"/>
+        <w:keepNext w:val="0"/>
+        <w:spacing w:after="60" w:line="240" w:lineRule="auto"/>
+        <w:jc w:val="both"/>
       </w:pPr>
       <w:r>
         <w:rPr>
           <w:rFonts w:ascii="Times New Roman" w:hAnsi="Times New Roman" w:eastAsia="Times New Roman"/>
           <w:b w:val="0"/>
           <w:i w:val="0"/>
-          <w:color w:val="181A1F"/>
+          <w:sz w:val="28"/>
+        </w:rPr>
+        <w:t>Ответ:</w:t>
+      </w:r>
+    </w:p>
+    <w:p>
+      <w:pPr>
+        <w:keepNext w:val="0"/>
+        <w:spacing w:after="60" w:line="240" w:lineRule="auto"/>
+        <w:jc w:val="both"/>
+      </w:pPr>
+      <w:r>
+        <w:rPr>
+          <w:rFonts w:ascii="Times New Roman" w:hAnsi="Times New Roman" w:eastAsia="Times New Roman"/>
+          <w:b/>
+          <w:sz w:val="28"/>
+        </w:rPr>
+        <w:t xml:space="preserve">№7 </w:t>
+      </w:r>
+      <w:r>
+        <w:rPr>
+          <w:rFonts w:ascii="Times New Roman" w:hAnsi="Times New Roman" w:eastAsia="Times New Roman"/>
+          <w:b w:val="0"/>
+          <w:i w:val="0"/>
+          <w:sz w:val="28"/>
+        </w:rPr>
+        <w:t>В городе Z детскую одежду в магазины поставляет множество компаний, в число которых входят как крупные, так и средние производители, а также индивидуальные предприниматели. Они имеют возможность отчасти контролировать цены на детскую одежду. Найдите в приведённом ниже списке характеристики данного рынка и запишите цифры, под которыми они указаны.</w:t>
+      </w:r>
+    </w:p>
+    <w:p>
+      <w:pPr>
+        <w:keepNext w:val="0"/>
+        <w:spacing w:after="60" w:line="240" w:lineRule="auto"/>
+        <w:jc w:val="both"/>
+      </w:pPr>
+      <w:r>
+        <w:rPr>
+          <w:rFonts w:ascii="Times New Roman" w:hAnsi="Times New Roman" w:eastAsia="Times New Roman"/>
+          <w:b w:val="0"/>
+          <w:i w:val="0"/>
+          <w:sz w:val="28"/>
+        </w:rPr>
+        <w:t>1) монополистическая конкуренция</w:t>
+      </w:r>
+    </w:p>
+    <w:p>
+      <w:pPr>
+        <w:keepNext w:val="0"/>
+        <w:spacing w:after="60" w:line="240" w:lineRule="auto"/>
+        <w:jc w:val="both"/>
+      </w:pPr>
+      <w:r>
+        <w:rPr>
+          <w:rFonts w:ascii="Times New Roman" w:hAnsi="Times New Roman" w:eastAsia="Times New Roman"/>
+          <w:b w:val="0"/>
+          <w:i w:val="0"/>
+          <w:sz w:val="28"/>
+        </w:rPr>
+        <w:t>2) схожая, но не идентичная (дифференцированная) продукция</w:t>
+      </w:r>
+    </w:p>
+    <w:p>
+      <w:pPr>
+        <w:keepNext w:val="0"/>
+        <w:spacing w:after="60" w:line="240" w:lineRule="auto"/>
+        <w:jc w:val="both"/>
+      </w:pPr>
+      <w:r>
+        <w:rPr>
+          <w:rFonts w:ascii="Times New Roman" w:hAnsi="Times New Roman" w:eastAsia="Times New Roman"/>
+          <w:b w:val="0"/>
+          <w:i w:val="0"/>
+          <w:sz w:val="28"/>
+        </w:rPr>
+        <w:t>3) отсутствие конкуренции</w:t>
+      </w:r>
+    </w:p>
+    <w:p>
+      <w:pPr>
+        <w:keepNext w:val="0"/>
+        <w:spacing w:after="60" w:line="240" w:lineRule="auto"/>
+        <w:jc w:val="both"/>
+      </w:pPr>
+      <w:r>
+        <w:rPr>
+          <w:rFonts w:ascii="Times New Roman" w:hAnsi="Times New Roman" w:eastAsia="Times New Roman"/>
+          <w:b w:val="0"/>
+          <w:i w:val="0"/>
+          <w:sz w:val="28"/>
+        </w:rPr>
+        <w:t>4) монополия</w:t>
+      </w:r>
+    </w:p>
+    <w:p>
+      <w:pPr>
+        <w:keepNext w:val="0"/>
+        <w:spacing w:after="60" w:line="240" w:lineRule="auto"/>
+        <w:jc w:val="both"/>
+      </w:pPr>
+      <w:r>
+        <w:rPr>
+          <w:rFonts w:ascii="Times New Roman" w:hAnsi="Times New Roman" w:eastAsia="Times New Roman"/>
+          <w:b w:val="0"/>
+          <w:i w:val="0"/>
+          <w:sz w:val="28"/>
+        </w:rPr>
+        <w:t>5) рынок информации</w:t>
+      </w:r>
+    </w:p>
+    <w:p>
+      <w:pPr>
+        <w:keepNext w:val="0"/>
+        <w:spacing w:after="60" w:line="240" w:lineRule="auto"/>
+        <w:jc w:val="both"/>
+      </w:pPr>
+      <w:r>
+        <w:rPr>
+          <w:rFonts w:ascii="Times New Roman" w:hAnsi="Times New Roman" w:eastAsia="Times New Roman"/>
+          <w:b w:val="0"/>
+          <w:i w:val="0"/>
+          <w:sz w:val="28"/>
+        </w:rPr>
+        <w:t>6) местный рынок</w:t>
+      </w:r>
+    </w:p>
+    <w:p>
+      <w:pPr>
+        <w:keepNext w:val="0"/>
+        <w:spacing w:after="60" w:line="240" w:lineRule="auto"/>
+        <w:jc w:val="both"/>
+      </w:pPr>
+      <w:r>
+        <w:rPr>
+          <w:rFonts w:ascii="Times New Roman" w:hAnsi="Times New Roman" w:eastAsia="Times New Roman"/>
+          <w:b w:val="0"/>
+          <w:i w:val="0"/>
+          <w:sz w:val="28"/>
+        </w:rPr>
+        <w:t>Ответ:</w:t>
+      </w:r>
+    </w:p>
+    <w:p>
+      <w:pPr>
+        <w:keepNext w:val="0"/>
+        <w:spacing w:after="60" w:line="240" w:lineRule="auto"/>
+        <w:jc w:val="both"/>
+      </w:pPr>
+      <w:r>
+        <w:rPr>
+          <w:rFonts w:ascii="Times New Roman" w:hAnsi="Times New Roman" w:eastAsia="Times New Roman"/>
+          <w:b/>
+          <w:sz w:val="28"/>
+        </w:rPr>
+        <w:t xml:space="preserve">№8 </w:t>
+      </w:r>
+      <w:r>
+        <w:rPr>
+          <w:rFonts w:ascii="Times New Roman" w:hAnsi="Times New Roman" w:eastAsia="Times New Roman"/>
+          <w:b w:val="0"/>
+          <w:i w:val="0"/>
+          <w:sz w:val="28"/>
+        </w:rPr>
+        <w:t>Выберите верные суждения о социализации и запишите цифры, под которыми они указаны.</w:t>
+      </w:r>
+    </w:p>
+    <w:p>
+      <w:pPr>
+        <w:keepNext w:val="0"/>
+        <w:spacing w:after="60" w:line="240" w:lineRule="auto"/>
+        <w:jc w:val="both"/>
+      </w:pPr>
+      <w:r>
+        <w:rPr>
+          <w:rFonts w:ascii="Times New Roman" w:hAnsi="Times New Roman" w:eastAsia="Times New Roman"/>
+          <w:b w:val="0"/>
+          <w:i w:val="0"/>
+          <w:sz w:val="28"/>
+        </w:rPr>
+        <w:t>1) Социализация индивида всегда связана со сменой его социального статуса.</w:t>
+      </w:r>
+    </w:p>
+    <w:p>
+      <w:pPr>
+        <w:keepNext w:val="0"/>
+        <w:spacing w:after="60" w:line="240" w:lineRule="auto"/>
+        <w:jc w:val="both"/>
+      </w:pPr>
+      <w:r>
+        <w:rPr>
+          <w:rFonts w:ascii="Times New Roman" w:hAnsi="Times New Roman" w:eastAsia="Times New Roman"/>
+          <w:b w:val="0"/>
+          <w:i w:val="0"/>
+          <w:sz w:val="28"/>
+        </w:rPr>
+        <w:t>2) Социализация представляет собой деятельность по принятию и осуществлению политических решений.</w:t>
+      </w:r>
+    </w:p>
+    <w:p>
+      <w:pPr>
+        <w:keepNext w:val="0"/>
+        <w:spacing w:after="60" w:line="240" w:lineRule="auto"/>
+        <w:jc w:val="both"/>
+      </w:pPr>
+      <w:r>
+        <w:rPr>
+          <w:rFonts w:ascii="Times New Roman" w:hAnsi="Times New Roman" w:eastAsia="Times New Roman"/>
+          <w:b w:val="0"/>
+          <w:i w:val="0"/>
+          <w:sz w:val="28"/>
+        </w:rPr>
+        <w:t>3) Агентом первичной социализации выступает ближайшее окружение, оказывающее на индивида непосредственное воздействие.</w:t>
+      </w:r>
+    </w:p>
+    <w:p>
+      <w:pPr>
+        <w:keepNext w:val="0"/>
+        <w:spacing w:after="60" w:line="240" w:lineRule="auto"/>
+        <w:jc w:val="both"/>
+      </w:pPr>
+      <w:r>
+        <w:rPr>
+          <w:rFonts w:ascii="Times New Roman" w:hAnsi="Times New Roman" w:eastAsia="Times New Roman"/>
+          <w:b w:val="0"/>
+          <w:i w:val="0"/>
+          <w:sz w:val="28"/>
+        </w:rPr>
+        <w:t>4) Социализация индивида проходит как в стихийной, так и в организованной форме.</w:t>
+      </w:r>
+    </w:p>
+    <w:p>
+      <w:pPr>
+        <w:keepNext w:val="0"/>
+        <w:spacing w:after="60" w:line="240" w:lineRule="auto"/>
+        <w:jc w:val="both"/>
+      </w:pPr>
+      <w:r>
+        <w:rPr>
+          <w:rFonts w:ascii="Times New Roman" w:hAnsi="Times New Roman" w:eastAsia="Times New Roman"/>
+          <w:b w:val="0"/>
+          <w:i w:val="0"/>
+          <w:sz w:val="28"/>
+        </w:rPr>
+        <w:t>5) Агенты социализации содействуют усвоению индивидом норм и ценностей, выработанных коллективным сознанием.</w:t>
+      </w:r>
+    </w:p>
+    <w:p>
+      <w:pPr>
+        <w:keepNext w:val="0"/>
+        <w:spacing w:after="60" w:line="240" w:lineRule="auto"/>
+        <w:jc w:val="both"/>
+      </w:pPr>
+      <w:r>
+        <w:rPr>
+          <w:rFonts w:ascii="Times New Roman" w:hAnsi="Times New Roman" w:eastAsia="Times New Roman"/>
+          <w:b w:val="0"/>
+          <w:i w:val="0"/>
+          <w:sz w:val="28"/>
+        </w:rPr>
+        <w:t>Ответ:</w:t>
+      </w:r>
+    </w:p>
+    <w:p>
+      <w:pPr>
+        <w:keepNext w:val="0"/>
+        <w:spacing w:after="60" w:line="240" w:lineRule="auto"/>
+        <w:jc w:val="both"/>
+      </w:pPr>
+      <w:r>
+        <w:rPr>
+          <w:rFonts w:ascii="Times New Roman" w:hAnsi="Times New Roman" w:eastAsia="Times New Roman"/>
+          <w:b/>
+          <w:sz w:val="28"/>
+        </w:rPr>
+        <w:t xml:space="preserve">№9 </w:t>
+      </w:r>
+      <w:r>
+        <w:rPr>
+          <w:rFonts w:ascii="Times New Roman" w:hAnsi="Times New Roman" w:eastAsia="Times New Roman"/>
+          <w:b w:val="0"/>
+          <w:i w:val="0"/>
+          <w:sz w:val="28"/>
+        </w:rPr>
+        <w:t xml:space="preserve">В ходе социологического опроса 25-летних жителей страны Z им предложили определить характер влияния социальных сетей и Интернета на их решение голосовать на предстоящих выборах главы государства. Полученные результаты (в % от числа опрошенных) представлены в виде диаграммы. </w:t>
+      </w:r>
+    </w:p>
+    <w:p>
+      <w:pPr>
+        <w:spacing w:after="80"/>
+        <w:jc w:val="center"/>
+      </w:pPr>
+      <w:r>
+        <w:drawing>
+          <wp:inline xmlns:a="http://schemas.openxmlformats.org/drawingml/2006/main" xmlns:pic="http://schemas.openxmlformats.org/drawingml/2006/picture">
+            <wp:extent cx="3780000" cy="3780000"/>
+            <wp:docPr id="1" name="Picture 1"/>
+            <wp:cNvGraphicFramePr>
+              <a:graphicFrameLocks noChangeAspect="1"/>
+            </wp:cNvGraphicFramePr>
+            <a:graphic>
+              <a:graphicData uri="http://schemas.openxmlformats.org/drawingml/2006/picture">
+                <pic:pic>
+                  <pic:nvPicPr>
+                    <pic:cNvPr id="0" name="asset-0059.png"/>
+                    <pic:cNvPicPr/>
+                  </pic:nvPicPr>
+                  <pic:blipFill>
+                    <a:blip r:embed="rId9"/>
+                    <a:stretch>
+                      <a:fillRect/>
+                    </a:stretch>
+                  </pic:blipFill>
+                  <pic:spPr>
+                    <a:xfrm>
+                      <a:off x="0" y="0"/>
+                      <a:ext cx="3780000" cy="3780000"/>
+                    </a:xfrm>
+                    <a:prstGeom prst="rect"/>
+                  </pic:spPr>
+                </pic:pic>
+              </a:graphicData>
+            </a:graphic>
+          </wp:inline>
+        </w:drawing>
+      </w:r>
+    </w:p>
+    <w:p>
+      <w:pPr>
+        <w:keepNext w:val="0"/>
+        <w:spacing w:after="60" w:line="240" w:lineRule="auto"/>
+        <w:jc w:val="both"/>
+      </w:pPr>
+      <w:r>
+        <w:rPr>
+          <w:rFonts w:ascii="Times New Roman" w:hAnsi="Times New Roman" w:eastAsia="Times New Roman"/>
+          <w:b w:val="0"/>
+          <w:i w:val="0"/>
+          <w:sz w:val="28"/>
+        </w:rPr>
+        <w:t>Найдите в приведённом списке выводы, которые можно сделать на основе диаграммы, и запишите цифры, под которыми они указаны.</w:t>
+      </w:r>
+    </w:p>
+    <w:p>
+      <w:pPr>
+        <w:keepNext w:val="0"/>
+        <w:spacing w:after="60" w:line="240" w:lineRule="auto"/>
+        <w:jc w:val="both"/>
+      </w:pPr>
+      <w:r>
+        <w:rPr>
+          <w:rFonts w:ascii="Times New Roman" w:hAnsi="Times New Roman" w:eastAsia="Times New Roman"/>
+          <w:b w:val="0"/>
+          <w:i w:val="0"/>
+          <w:sz w:val="28"/>
+        </w:rPr>
+        <w:t>1) Среди девушек доля тех, чьё внимание социальные сети и Интернет привлекли к предстоящим выборам, меньше доли тех, на кого социальные сети и Интернет не оказали никакого влияния.</w:t>
+      </w:r>
+    </w:p>
+    <w:p>
+      <w:pPr>
+        <w:keepNext w:val="0"/>
+        <w:spacing w:after="60" w:line="240" w:lineRule="auto"/>
+        <w:jc w:val="both"/>
+      </w:pPr>
+      <w:r>
+        <w:rPr>
+          <w:rFonts w:ascii="Times New Roman" w:hAnsi="Times New Roman" w:eastAsia="Times New Roman"/>
+          <w:b w:val="0"/>
+          <w:i w:val="0"/>
+          <w:sz w:val="28"/>
+        </w:rPr>
+        <w:t>2) Доля затруднившихся с ответом среди девушек больше, чем среди юношей.</w:t>
+      </w:r>
+    </w:p>
+    <w:p>
+      <w:pPr>
+        <w:keepNext w:val="0"/>
+        <w:spacing w:after="60" w:line="240" w:lineRule="auto"/>
+        <w:jc w:val="both"/>
+      </w:pPr>
+      <w:r>
+        <w:rPr>
+          <w:rFonts w:ascii="Times New Roman" w:hAnsi="Times New Roman" w:eastAsia="Times New Roman"/>
+          <w:b w:val="0"/>
+          <w:i w:val="0"/>
+          <w:sz w:val="28"/>
+        </w:rPr>
+        <w:t>3) Равные доли юношей ответили, что социальные сети и Интернет прояснили предвыборную ситуацию и помогли решить, за кого голосовать.</w:t>
+      </w:r>
+    </w:p>
+    <w:p>
+      <w:pPr>
+        <w:keepNext w:val="0"/>
+        <w:spacing w:after="60" w:line="240" w:lineRule="auto"/>
+        <w:jc w:val="both"/>
+      </w:pPr>
+      <w:r>
+        <w:rPr>
+          <w:rFonts w:ascii="Times New Roman" w:hAnsi="Times New Roman" w:eastAsia="Times New Roman"/>
+          <w:b w:val="0"/>
+          <w:i w:val="0"/>
+          <w:sz w:val="28"/>
+        </w:rPr>
+        <w:t>4) Среди девушек доля тех, на чьё решение социальные сети и Интернет не оказали никакого влияния, меньше доли тех, для кого они прояснили предвыборную ситуацию.</w:t>
+      </w:r>
+    </w:p>
+    <w:p>
+      <w:pPr>
+        <w:keepNext w:val="0"/>
+        <w:spacing w:after="60" w:line="240" w:lineRule="auto"/>
+        <w:jc w:val="both"/>
+      </w:pPr>
+      <w:r>
+        <w:rPr>
+          <w:rFonts w:ascii="Times New Roman" w:hAnsi="Times New Roman" w:eastAsia="Times New Roman"/>
+          <w:b w:val="0"/>
+          <w:i w:val="0"/>
+          <w:sz w:val="28"/>
+        </w:rPr>
+        <w:t>5) Доля тех, кому социальные сети и Интернет мешали принять решение, среди юношей больше, чем среди девушек.</w:t>
+      </w:r>
+    </w:p>
+    <w:p>
+      <w:pPr>
+        <w:keepNext w:val="0"/>
+        <w:spacing w:after="60" w:line="240" w:lineRule="auto"/>
+        <w:jc w:val="both"/>
+      </w:pPr>
+      <w:r>
+        <w:rPr>
+          <w:rFonts w:ascii="Times New Roman" w:hAnsi="Times New Roman" w:eastAsia="Times New Roman"/>
+          <w:b w:val="0"/>
+          <w:i w:val="0"/>
+          <w:sz w:val="28"/>
+        </w:rPr>
+        <w:t>Ответ:</w:t>
+      </w:r>
+    </w:p>
+    <w:p>
+      <w:pPr>
+        <w:keepNext w:val="0"/>
+        <w:spacing w:after="60" w:line="240" w:lineRule="auto"/>
+        <w:jc w:val="both"/>
+      </w:pPr>
+      <w:r>
+        <w:rPr>
+          <w:rFonts w:ascii="Times New Roman" w:hAnsi="Times New Roman" w:eastAsia="Times New Roman"/>
+          <w:b/>
+          <w:sz w:val="28"/>
+        </w:rPr>
+        <w:t xml:space="preserve">№10 </w:t>
+      </w:r>
+      <w:r>
+        <w:rPr>
+          <w:rFonts w:ascii="Times New Roman" w:hAnsi="Times New Roman" w:eastAsia="Times New Roman"/>
+          <w:b w:val="0"/>
+          <w:i w:val="0"/>
+          <w:sz w:val="28"/>
+        </w:rPr>
+        <w:t>Выберите верные суждения о выборах Президента Российской Федерации. Запишите цифры, под которыми они указаны.</w:t>
+      </w:r>
+    </w:p>
+    <w:p>
+      <w:pPr>
+        <w:keepNext w:val="0"/>
+        <w:spacing w:after="60" w:line="240" w:lineRule="auto"/>
+        <w:jc w:val="both"/>
+      </w:pPr>
+      <w:r>
+        <w:rPr>
+          <w:rFonts w:ascii="Times New Roman" w:hAnsi="Times New Roman" w:eastAsia="Times New Roman"/>
+          <w:b w:val="0"/>
+          <w:i w:val="0"/>
+          <w:sz w:val="28"/>
+        </w:rPr>
+        <w:t xml:space="preserve">1) Президент РФ избирается гражданами РФ на основе всеобщего равного и прямого избирательного права при тайном голосовании. </w:t>
+      </w:r>
+    </w:p>
+    <w:p>
+      <w:pPr>
+        <w:keepNext w:val="0"/>
+        <w:spacing w:after="60" w:line="240" w:lineRule="auto"/>
+        <w:jc w:val="both"/>
+      </w:pPr>
+      <w:r>
+        <w:rPr>
+          <w:rFonts w:ascii="Times New Roman" w:hAnsi="Times New Roman" w:eastAsia="Times New Roman"/>
+          <w:b w:val="0"/>
+          <w:i w:val="0"/>
+          <w:sz w:val="28"/>
+        </w:rPr>
+        <w:t xml:space="preserve">2) Подготовка и проведение выборов Президента РФ, обеспечение реализации и защиты избирательных прав граждан и контроль за соблюдением указанных прав возлагаются на избирательные комиссии в пределах их компетенции. </w:t>
+      </w:r>
+    </w:p>
+    <w:p>
+      <w:pPr>
+        <w:keepNext w:val="0"/>
+        <w:spacing w:after="60" w:line="240" w:lineRule="auto"/>
+        <w:jc w:val="both"/>
+      </w:pPr>
+      <w:r>
+        <w:rPr>
+          <w:rFonts w:ascii="Times New Roman" w:hAnsi="Times New Roman" w:eastAsia="Times New Roman"/>
+          <w:b w:val="0"/>
+          <w:i w:val="0"/>
+          <w:sz w:val="28"/>
+        </w:rPr>
+        <w:t xml:space="preserve">3) Зарегистрированным кандидатам гарантируются равные условия доступа к средствам массовой информации для проведения предвыборной агитации. </w:t>
+      </w:r>
+    </w:p>
+    <w:p>
+      <w:pPr>
+        <w:keepNext w:val="0"/>
+        <w:spacing w:after="60" w:line="240" w:lineRule="auto"/>
+        <w:jc w:val="both"/>
+      </w:pPr>
+      <w:r>
+        <w:rPr>
+          <w:rFonts w:ascii="Times New Roman" w:hAnsi="Times New Roman" w:eastAsia="Times New Roman"/>
+          <w:b w:val="0"/>
+          <w:i w:val="0"/>
+          <w:sz w:val="28"/>
+        </w:rPr>
+        <w:t xml:space="preserve">4) Кандидаты на должность Президента РФ могут быть выдвинуты только политическими партиями. </w:t>
+      </w:r>
+    </w:p>
+    <w:p>
+      <w:pPr>
+        <w:keepNext w:val="0"/>
+        <w:spacing w:after="60" w:line="240" w:lineRule="auto"/>
+        <w:jc w:val="both"/>
+      </w:pPr>
+      <w:r>
+        <w:rPr>
+          <w:rFonts w:ascii="Times New Roman" w:hAnsi="Times New Roman" w:eastAsia="Times New Roman"/>
+          <w:b w:val="0"/>
+          <w:i w:val="0"/>
+          <w:sz w:val="28"/>
+        </w:rPr>
+        <w:t>5) Президентом РФ может быть избран гражданин РФ не моложе 25 лет, постоянно проживающий в РФ не менее 5 лет.</w:t>
+      </w:r>
+    </w:p>
+    <w:p>
+      <w:pPr>
+        <w:keepNext w:val="0"/>
+        <w:spacing w:after="60" w:line="240" w:lineRule="auto"/>
+        <w:jc w:val="both"/>
+      </w:pPr>
+      <w:r>
+        <w:rPr>
+          <w:rFonts w:ascii="Times New Roman" w:hAnsi="Times New Roman" w:eastAsia="Times New Roman"/>
+          <w:b w:val="0"/>
+          <w:i w:val="0"/>
+          <w:sz w:val="28"/>
+        </w:rPr>
+        <w:t>Ответ:</w:t>
+      </w:r>
+    </w:p>
+    <w:p>
+      <w:pPr>
+        <w:keepNext w:val="0"/>
+        <w:spacing w:after="60" w:line="240" w:lineRule="auto"/>
+        <w:jc w:val="both"/>
+      </w:pPr>
+      <w:r>
+        <w:rPr>
+          <w:rFonts w:ascii="Times New Roman" w:hAnsi="Times New Roman" w:eastAsia="Times New Roman"/>
+          <w:b/>
+          <w:sz w:val="28"/>
+        </w:rPr>
+        <w:t xml:space="preserve">№11 </w:t>
+      </w:r>
+      <w:r>
+        <w:rPr>
+          <w:rFonts w:ascii="Times New Roman" w:hAnsi="Times New Roman" w:eastAsia="Times New Roman"/>
+          <w:b w:val="0"/>
+          <w:i w:val="0"/>
+          <w:sz w:val="28"/>
+        </w:rPr>
+        <w:t>Страна Z — федеративная республика. Какие иные признаки позволят сделать вывод о том, что в стране Z установился демократический режим? Запишите цифры, под которыми указаны соответствующие признаки.</w:t>
+      </w:r>
+    </w:p>
+    <w:p>
+      <w:pPr>
+        <w:keepNext w:val="0"/>
+        <w:spacing w:after="60" w:line="240" w:lineRule="auto"/>
+        <w:jc w:val="both"/>
+      </w:pPr>
+      <w:r>
+        <w:rPr>
+          <w:rFonts w:ascii="Times New Roman" w:hAnsi="Times New Roman" w:eastAsia="Times New Roman"/>
+          <w:b w:val="0"/>
+          <w:i w:val="0"/>
+          <w:sz w:val="28"/>
+        </w:rPr>
+        <w:t>1) В стране Z правa и свободы граждан гарантированы и защищены законом.</w:t>
+      </w:r>
+    </w:p>
+    <w:p>
+      <w:pPr>
+        <w:keepNext w:val="0"/>
+        <w:spacing w:after="60" w:line="240" w:lineRule="auto"/>
+        <w:jc w:val="both"/>
+      </w:pPr>
+      <w:r>
+        <w:rPr>
+          <w:rFonts w:ascii="Times New Roman" w:hAnsi="Times New Roman" w:eastAsia="Times New Roman"/>
+          <w:b w:val="0"/>
+          <w:i w:val="0"/>
+          <w:sz w:val="28"/>
+        </w:rPr>
+        <w:t>2) Субъекты федерации обладают определённой политической самостоятельностью.</w:t>
+      </w:r>
+    </w:p>
+    <w:p>
+      <w:pPr>
+        <w:keepNext w:val="0"/>
+        <w:spacing w:after="60" w:line="240" w:lineRule="auto"/>
+        <w:jc w:val="both"/>
+      </w:pPr>
+      <w:r>
+        <w:rPr>
+          <w:rFonts w:ascii="Times New Roman" w:hAnsi="Times New Roman" w:eastAsia="Times New Roman"/>
+          <w:b w:val="0"/>
+          <w:i w:val="0"/>
+          <w:sz w:val="28"/>
+        </w:rPr>
+        <w:t>3) Страна Z разделена на 15 провинций.</w:t>
+      </w:r>
+    </w:p>
+    <w:p>
+      <w:pPr>
+        <w:keepNext w:val="0"/>
+        <w:spacing w:after="60" w:line="240" w:lineRule="auto"/>
+        <w:jc w:val="both"/>
+      </w:pPr>
+      <w:r>
+        <w:rPr>
+          <w:rFonts w:ascii="Times New Roman" w:hAnsi="Times New Roman" w:eastAsia="Times New Roman"/>
+          <w:b w:val="0"/>
+          <w:i w:val="0"/>
+          <w:sz w:val="28"/>
+        </w:rPr>
+        <w:t>4) B стране регулярно проходят выборы.</w:t>
+      </w:r>
+    </w:p>
+    <w:p>
+      <w:pPr>
+        <w:keepNext w:val="0"/>
+        <w:spacing w:after="60" w:line="240" w:lineRule="auto"/>
+        <w:jc w:val="both"/>
+      </w:pPr>
+      <w:r>
+        <w:rPr>
+          <w:rFonts w:ascii="Times New Roman" w:hAnsi="Times New Roman" w:eastAsia="Times New Roman"/>
+          <w:b w:val="0"/>
+          <w:i w:val="0"/>
+          <w:sz w:val="28"/>
+        </w:rPr>
+        <w:t>5) B стране последовательно реализуется принцип разделения властей.</w:t>
+      </w:r>
+    </w:p>
+    <w:p>
+      <w:pPr>
+        <w:keepNext w:val="0"/>
+        <w:spacing w:after="60" w:line="240" w:lineRule="auto"/>
+        <w:jc w:val="both"/>
+      </w:pPr>
+      <w:r>
+        <w:rPr>
+          <w:rFonts w:ascii="Times New Roman" w:hAnsi="Times New Roman" w:eastAsia="Times New Roman"/>
+          <w:b w:val="0"/>
+          <w:i w:val="0"/>
+          <w:sz w:val="28"/>
+        </w:rPr>
+        <w:t>6) Всё подчинено законам, установлено верховенство права.</w:t>
+      </w:r>
+    </w:p>
+    <w:p>
+      <w:pPr>
+        <w:keepNext w:val="0"/>
+        <w:spacing w:after="60" w:line="240" w:lineRule="auto"/>
+        <w:jc w:val="both"/>
+      </w:pPr>
+      <w:r>
+        <w:rPr>
+          <w:rFonts w:ascii="Times New Roman" w:hAnsi="Times New Roman" w:eastAsia="Times New Roman"/>
+          <w:b w:val="0"/>
+          <w:i w:val="0"/>
+          <w:sz w:val="28"/>
+        </w:rPr>
+        <w:t>Ответ:</w:t>
+      </w:r>
+    </w:p>
+    <w:p>
+      <w:pPr>
+        <w:keepNext w:val="0"/>
+        <w:spacing w:after="60" w:line="240" w:lineRule="auto"/>
+        <w:jc w:val="both"/>
+      </w:pPr>
+      <w:r>
+        <w:rPr>
+          <w:rFonts w:ascii="Times New Roman" w:hAnsi="Times New Roman" w:eastAsia="Times New Roman"/>
+          <w:b/>
+          <w:sz w:val="28"/>
+        </w:rPr>
+        <w:t xml:space="preserve">№12 </w:t>
+      </w:r>
+      <w:r>
+        <w:rPr>
+          <w:rFonts w:ascii="Times New Roman" w:hAnsi="Times New Roman" w:eastAsia="Times New Roman"/>
+          <w:b w:val="0"/>
+          <w:i w:val="0"/>
+          <w:sz w:val="28"/>
+        </w:rPr>
+        <w:t>Найдите в приведенном списке положения, характеризующие основы конституционного строя РФ, и запишите цифры, под которыми они указаны.</w:t>
+      </w:r>
+    </w:p>
+    <w:p>
+      <w:pPr>
+        <w:keepNext w:val="0"/>
+        <w:spacing w:after="60" w:line="240" w:lineRule="auto"/>
+        <w:jc w:val="both"/>
+      </w:pPr>
+      <w:r>
+        <w:rPr>
+          <w:rFonts w:ascii="Times New Roman" w:hAnsi="Times New Roman" w:eastAsia="Times New Roman"/>
+          <w:b w:val="0"/>
+          <w:i w:val="0"/>
+          <w:sz w:val="28"/>
+        </w:rPr>
+        <w:t>1) Народ осуществляет свою власть непосредственно, а также через органы государственной власти и органы местного самоуправления.</w:t>
+      </w:r>
+    </w:p>
+    <w:p>
+      <w:pPr>
+        <w:keepNext w:val="0"/>
+        <w:spacing w:after="60" w:line="240" w:lineRule="auto"/>
+        <w:jc w:val="both"/>
+      </w:pPr>
+      <w:r>
+        <w:rPr>
+          <w:rFonts w:ascii="Times New Roman" w:hAnsi="Times New Roman" w:eastAsia="Times New Roman"/>
+          <w:b w:val="0"/>
+          <w:i w:val="0"/>
+          <w:sz w:val="28"/>
+        </w:rPr>
+        <w:t>2) В Российской Федерации гарантируются единство экономического пространства, свободное перемещение товаров, услуг и финансовых средств, поддержка конкуренции, свобода экономической деятельности.</w:t>
+      </w:r>
+    </w:p>
+    <w:p>
+      <w:pPr>
+        <w:keepNext w:val="0"/>
+        <w:spacing w:after="60" w:line="240" w:lineRule="auto"/>
+        <w:jc w:val="both"/>
+      </w:pPr>
+      <w:r>
+        <w:rPr>
+          <w:rFonts w:ascii="Times New Roman" w:hAnsi="Times New Roman" w:eastAsia="Times New Roman"/>
+          <w:b w:val="0"/>
+          <w:i w:val="0"/>
+          <w:sz w:val="28"/>
+        </w:rPr>
+        <w:t>3) Органы государственной власти и органы местного самоуправления являются сторонами социального партнёрства в случаях, когда они выступают в качестве работодателей, а также в других случаях, предусмотренных трудовым законодательством.</w:t>
+      </w:r>
+    </w:p>
+    <w:p>
+      <w:pPr>
+        <w:keepNext w:val="0"/>
+        <w:spacing w:after="60" w:line="240" w:lineRule="auto"/>
+        <w:jc w:val="both"/>
+      </w:pPr>
+      <w:r>
+        <w:rPr>
+          <w:rFonts w:ascii="Times New Roman" w:hAnsi="Times New Roman" w:eastAsia="Times New Roman"/>
+          <w:b w:val="0"/>
+          <w:i w:val="0"/>
+          <w:sz w:val="28"/>
+        </w:rPr>
+        <w:t xml:space="preserve">4) Земля и другие природные ресурсы могут находиться в частной, государственной, муниципальной и иных формах собственности. </w:t>
+      </w:r>
+    </w:p>
+    <w:p>
+      <w:pPr>
+        <w:keepNext w:val="0"/>
+        <w:spacing w:after="60" w:line="240" w:lineRule="auto"/>
+        <w:jc w:val="both"/>
+      </w:pPr>
+      <w:r>
+        <w:rPr>
+          <w:rFonts w:ascii="Times New Roman" w:hAnsi="Times New Roman" w:eastAsia="Times New Roman"/>
+          <w:b w:val="0"/>
+          <w:i w:val="0"/>
+          <w:sz w:val="28"/>
+        </w:rPr>
+        <w:t>5) При признании брака недействительным суд может принять решение об утрате несовершеннолетним супругом полной дееспособности с момента, определяемого судом.</w:t>
+      </w:r>
+    </w:p>
+    <w:p>
+      <w:pPr>
+        <w:keepNext w:val="0"/>
+        <w:spacing w:after="60" w:line="240" w:lineRule="auto"/>
+        <w:jc w:val="both"/>
+      </w:pPr>
+      <w:r>
+        <w:rPr>
+          <w:rFonts w:ascii="Times New Roman" w:hAnsi="Times New Roman" w:eastAsia="Times New Roman"/>
+          <w:b w:val="0"/>
+          <w:i w:val="0"/>
+          <w:sz w:val="28"/>
+        </w:rPr>
+        <w:t>Ответ:</w:t>
+      </w:r>
+    </w:p>
+    <w:p>
+      <w:pPr>
+        <w:keepNext w:val="0"/>
+        <w:spacing w:after="60" w:line="240" w:lineRule="auto"/>
+        <w:jc w:val="both"/>
+      </w:pPr>
+      <w:r>
+        <w:rPr>
+          <w:rFonts w:ascii="Times New Roman" w:hAnsi="Times New Roman" w:eastAsia="Times New Roman"/>
+          <w:b/>
+          <w:sz w:val="28"/>
+        </w:rPr>
+        <w:t xml:space="preserve">№13 </w:t>
+      </w:r>
+      <w:r>
+        <w:rPr>
+          <w:rFonts w:ascii="Times New Roman" w:hAnsi="Times New Roman" w:eastAsia="Times New Roman"/>
+          <w:b w:val="0"/>
+          <w:i w:val="0"/>
           <w:sz w:val="28"/>
         </w:rPr>
         <w:t>Установите соответствие между полномочиями и субъектами государственной власти Российской Федерации, реализующими эти полномочия: к каждой позиции, данной в первом столбце, подберите соответствующую позицию из второго столбца.</w:t>
@@ -1031,16 +2345,23 @@
         <w:tc>
           <w:tcPr>
             <w:tcW w:type="dxa" w:w="5128"/>
+            <w:vAlign w:val="center"/>
+            <w:tcMar>
+              <w:top w:w="80" w:type="dxa"/>
+              <w:start w:w="100" w:type="dxa"/>
+              <w:bottom w:w="80" w:type="dxa"/>
+              <w:end w:w="100" w:type="dxa"/>
+            </w:tcMar>
           </w:tcPr>
           <w:p>
             <w:pPr>
+              <w:keepNext w:val="0"/>
               <w:spacing w:after="0" w:line="240" w:lineRule="auto"/>
+              <w:jc w:val="left"/>
             </w:pPr>
             <w:r>
               <w:rPr>
                 <w:rFonts w:ascii="Times New Roman" w:hAnsi="Times New Roman" w:eastAsia="Times New Roman"/>
-                <w:b/>
-                <w:color w:val="181A1F"/>
                 <w:sz w:val="28"/>
               </w:rPr>
               <w:t>ПОЛНОМОЧИЯ</w:t>
@@ -1050,16 +2371,23 @@
         <w:tc>
           <w:tcPr>
             <w:tcW w:type="dxa" w:w="5128"/>
+            <w:vAlign w:val="center"/>
+            <w:tcMar>
+              <w:top w:w="80" w:type="dxa"/>
+              <w:start w:w="100" w:type="dxa"/>
+              <w:bottom w:w="80" w:type="dxa"/>
+              <w:end w:w="100" w:type="dxa"/>
+            </w:tcMar>
           </w:tcPr>
           <w:p>
             <w:pPr>
+              <w:keepNext w:val="0"/>
               <w:spacing w:after="0" w:line="240" w:lineRule="auto"/>
+              <w:jc w:val="left"/>
             </w:pPr>
             <w:r>
               <w:rPr>
                 <w:rFonts w:ascii="Times New Roman" w:hAnsi="Times New Roman" w:eastAsia="Times New Roman"/>
-                <w:b/>
-                <w:color w:val="181A1F"/>
                 <w:sz w:val="28"/>
               </w:rPr>
               <w:t>СУБЪЕКТЫ ГОСУДАРСТВЕННОЙ ВЛАСТИ РОССИЙСКОЙФЕДЕРАЦИИ</w:t>
@@ -1071,64 +2399,69 @@
         <w:tc>
           <w:tcPr>
             <w:tcW w:type="dxa" w:w="5128"/>
+            <w:vAlign w:val="center"/>
+            <w:tcMar>
+              <w:top w:w="80" w:type="dxa"/>
+              <w:start w:w="100" w:type="dxa"/>
+              <w:bottom w:w="80" w:type="dxa"/>
+              <w:end w:w="100" w:type="dxa"/>
+            </w:tcMar>
           </w:tcPr>
           <w:p>
             <w:pPr>
+              <w:keepNext w:val="0"/>
               <w:spacing w:after="0" w:line="240" w:lineRule="auto"/>
+              <w:jc w:val="left"/>
             </w:pPr>
             <w:r>
               <w:rPr>
                 <w:rFonts w:ascii="Times New Roman" w:hAnsi="Times New Roman" w:eastAsia="Times New Roman"/>
-                <w:color w:val="181A1F"/>
                 <w:sz w:val="28"/>
               </w:rPr>
-              <w:t>А) создание условий для развития системы экологического образования граждан</w:t>
-              <w:br/>
-              <w:t>Б) утверждение изменения границ между субъектами Российской Федерации</w:t>
-              <w:br/>
-              <w:t>В) утверждение военной доктрины Российской Федерации</w:t>
-              <w:br/>
-              <w:t>Г) обеспечение государственной поддержки научно-технического развития Российской Федерации</w:t>
-              <w:br/>
-              <w:t>Д) осуществление помилования</w:t>
+              <w:t>А) создание условий для развития системы экологического образования гражданБ) утверждение изменения границ между субъектами Российской ФедерацииВ) утверждение военной доктрины Российской ФедерацииГ) обеспечение государственной поддержки научно-технического развития Российской ФедерацииД) осуществление помилования</w:t>
             </w:r>
           </w:p>
         </w:tc>
         <w:tc>
           <w:tcPr>
             <w:tcW w:type="dxa" w:w="5128"/>
+            <w:vAlign w:val="center"/>
+            <w:tcMar>
+              <w:top w:w="80" w:type="dxa"/>
+              <w:start w:w="100" w:type="dxa"/>
+              <w:bottom w:w="80" w:type="dxa"/>
+              <w:end w:w="100" w:type="dxa"/>
+            </w:tcMar>
           </w:tcPr>
           <w:p>
             <w:pPr>
+              <w:keepNext w:val="0"/>
               <w:spacing w:after="0" w:line="240" w:lineRule="auto"/>
+              <w:jc w:val="left"/>
             </w:pPr>
             <w:r>
               <w:rPr>
                 <w:rFonts w:ascii="Times New Roman" w:hAnsi="Times New Roman" w:eastAsia="Times New Roman"/>
-                <w:color w:val="181A1F"/>
                 <w:sz w:val="28"/>
               </w:rPr>
-              <w:t>1) Совет Федерации</w:t>
-              <w:br/>
-              <w:t>2) Правительство Российской Федерации</w:t>
-              <w:br/>
-              <w:t>3) Президент Российской Федерации</w:t>
+              <w:t>1) Совет Федерации2) Правительство Российской Федерации3) Президент Российской Федерации</w:t>
             </w:r>
           </w:p>
         </w:tc>
       </w:tr>
     </w:tbl>
+    <w:p/>
     <w:p>
       <w:pPr>
-        <w:widowControl/>
-        <w:spacing w:line="240" w:lineRule="auto" w:after="0"/>
+        <w:keepNext w:val="0"/>
+        <w:spacing w:after="60" w:line="240" w:lineRule="auto"/>
+        <w:jc w:val="both"/>
       </w:pPr>
       <w:r>
         <w:rPr>
           <w:rFonts w:ascii="Times New Roman" w:hAnsi="Times New Roman" w:eastAsia="Times New Roman"/>
           <w:b w:val="0"/>
           <w:i w:val="0"/>
-          <w:color w:val="181A1F"/>
           <w:sz w:val="28"/>
         </w:rPr>
         <w:t>Запишите в таблицу выбранные цифры под соответствующими буквами:</w:t>
@@ -1152,16 +2485,23 @@
         <w:tc>
           <w:tcPr>
             <w:tcW w:type="dxa" w:w="2051"/>
+            <w:vAlign w:val="center"/>
+            <w:tcMar>
+              <w:top w:w="80" w:type="dxa"/>
+              <w:start w:w="100" w:type="dxa"/>
+              <w:bottom w:w="80" w:type="dxa"/>
+              <w:end w:w="100" w:type="dxa"/>
+            </w:tcMar>
           </w:tcPr>
           <w:p>
             <w:pPr>
+              <w:keepNext w:val="0"/>
               <w:spacing w:after="0" w:line="240" w:lineRule="auto"/>
+              <w:jc w:val="left"/>
             </w:pPr>
             <w:r>
               <w:rPr>
                 <w:rFonts w:ascii="Times New Roman" w:hAnsi="Times New Roman" w:eastAsia="Times New Roman"/>
-                <w:b/>
-                <w:color w:val="181A1F"/>
                 <w:sz w:val="28"/>
               </w:rPr>
               <w:t>A</w:t>
@@ -1171,16 +2511,23 @@
         <w:tc>
           <w:tcPr>
             <w:tcW w:type="dxa" w:w="2051"/>
+            <w:vAlign w:val="center"/>
+            <w:tcMar>
+              <w:top w:w="80" w:type="dxa"/>
+              <w:start w:w="100" w:type="dxa"/>
+              <w:bottom w:w="80" w:type="dxa"/>
+              <w:end w:w="100" w:type="dxa"/>
+            </w:tcMar>
           </w:tcPr>
           <w:p>
             <w:pPr>
+              <w:keepNext w:val="0"/>
               <w:spacing w:after="0" w:line="240" w:lineRule="auto"/>
+              <w:jc w:val="left"/>
             </w:pPr>
             <w:r>
               <w:rPr>
                 <w:rFonts w:ascii="Times New Roman" w:hAnsi="Times New Roman" w:eastAsia="Times New Roman"/>
-                <w:b/>
-                <w:color w:val="181A1F"/>
                 <w:sz w:val="28"/>
               </w:rPr>
               <w:t>Б</w:t>
@@ -1190,16 +2537,23 @@
         <w:tc>
           <w:tcPr>
             <w:tcW w:type="dxa" w:w="2051"/>
+            <w:vAlign w:val="center"/>
+            <w:tcMar>
+              <w:top w:w="80" w:type="dxa"/>
+              <w:start w:w="100" w:type="dxa"/>
+              <w:bottom w:w="80" w:type="dxa"/>
+              <w:end w:w="100" w:type="dxa"/>
+            </w:tcMar>
           </w:tcPr>
           <w:p>
             <w:pPr>
+              <w:keepNext w:val="0"/>
               <w:spacing w:after="0" w:line="240" w:lineRule="auto"/>
+              <w:jc w:val="left"/>
             </w:pPr>
             <w:r>
               <w:rPr>
                 <w:rFonts w:ascii="Times New Roman" w:hAnsi="Times New Roman" w:eastAsia="Times New Roman"/>
-                <w:b/>
-                <w:color w:val="181A1F"/>
                 <w:sz w:val="28"/>
               </w:rPr>
               <w:t>В</w:t>
@@ -1209,16 +2563,23 @@
         <w:tc>
           <w:tcPr>
             <w:tcW w:type="dxa" w:w="2051"/>
+            <w:vAlign w:val="center"/>
+            <w:tcMar>
+              <w:top w:w="80" w:type="dxa"/>
+              <w:start w:w="100" w:type="dxa"/>
+              <w:bottom w:w="80" w:type="dxa"/>
+              <w:end w:w="100" w:type="dxa"/>
+            </w:tcMar>
           </w:tcPr>
           <w:p>
             <w:pPr>
+              <w:keepNext w:val="0"/>
               <w:spacing w:after="0" w:line="240" w:lineRule="auto"/>
+              <w:jc w:val="left"/>
             </w:pPr>
             <w:r>
               <w:rPr>
                 <w:rFonts w:ascii="Times New Roman" w:hAnsi="Times New Roman" w:eastAsia="Times New Roman"/>
-                <w:b/>
-                <w:color w:val="181A1F"/>
                 <w:sz w:val="28"/>
               </w:rPr>
               <w:t>Г</w:t>
@@ -1228,16 +2589,23 @@
         <w:tc>
           <w:tcPr>
             <w:tcW w:type="dxa" w:w="2051"/>
+            <w:vAlign w:val="center"/>
+            <w:tcMar>
+              <w:top w:w="80" w:type="dxa"/>
+              <w:start w:w="100" w:type="dxa"/>
+              <w:bottom w:w="80" w:type="dxa"/>
+              <w:end w:w="100" w:type="dxa"/>
+            </w:tcMar>
           </w:tcPr>
           <w:p>
             <w:pPr>
+              <w:keepNext w:val="0"/>
               <w:spacing w:after="0" w:line="240" w:lineRule="auto"/>
+              <w:jc w:val="left"/>
             </w:pPr>
             <w:r>
               <w:rPr>
                 <w:rFonts w:ascii="Times New Roman" w:hAnsi="Times New Roman" w:eastAsia="Times New Roman"/>
-                <w:b/>
-                <w:color w:val="181A1F"/>
                 <w:sz w:val="28"/>
               </w:rPr>
               <w:t>Д</w:t>
@@ -1249,15 +2617,23 @@
         <w:tc>
           <w:tcPr>
             <w:tcW w:type="dxa" w:w="2051"/>
+            <w:vAlign w:val="center"/>
+            <w:tcMar>
+              <w:top w:w="80" w:type="dxa"/>
+              <w:start w:w="100" w:type="dxa"/>
+              <w:bottom w:w="80" w:type="dxa"/>
+              <w:end w:w="100" w:type="dxa"/>
+            </w:tcMar>
           </w:tcPr>
           <w:p>
             <w:pPr>
+              <w:keepNext w:val="0"/>
               <w:spacing w:after="0" w:line="240" w:lineRule="auto"/>
+              <w:jc w:val="left"/>
             </w:pPr>
             <w:r>
               <w:rPr>
                 <w:rFonts w:ascii="Times New Roman" w:hAnsi="Times New Roman" w:eastAsia="Times New Roman"/>
-                <w:color w:val="181A1F"/>
                 <w:sz w:val="28"/>
               </w:rPr>
             </w:r>
@@ -1266,15 +2642,23 @@
         <w:tc>
           <w:tcPr>
             <w:tcW w:type="dxa" w:w="2051"/>
+            <w:vAlign w:val="center"/>
+            <w:tcMar>
+              <w:top w:w="80" w:type="dxa"/>
+              <w:start w:w="100" w:type="dxa"/>
+              <w:bottom w:w="80" w:type="dxa"/>
+              <w:end w:w="100" w:type="dxa"/>
+            </w:tcMar>
           </w:tcPr>
           <w:p>
             <w:pPr>
+              <w:keepNext w:val="0"/>
               <w:spacing w:after="0" w:line="240" w:lineRule="auto"/>
+              <w:jc w:val="left"/>
             </w:pPr>
             <w:r>
               <w:rPr>
                 <w:rFonts w:ascii="Times New Roman" w:hAnsi="Times New Roman" w:eastAsia="Times New Roman"/>
-                <w:color w:val="181A1F"/>
                 <w:sz w:val="28"/>
               </w:rPr>
             </w:r>
@@ -1283,15 +2667,23 @@
         <w:tc>
           <w:tcPr>
             <w:tcW w:type="dxa" w:w="2051"/>
+            <w:vAlign w:val="center"/>
+            <w:tcMar>
+              <w:top w:w="80" w:type="dxa"/>
+              <w:start w:w="100" w:type="dxa"/>
+              <w:bottom w:w="80" w:type="dxa"/>
+              <w:end w:w="100" w:type="dxa"/>
+            </w:tcMar>
           </w:tcPr>
           <w:p>
             <w:pPr>
+              <w:keepNext w:val="0"/>
               <w:spacing w:after="0" w:line="240" w:lineRule="auto"/>
+              <w:jc w:val="left"/>
             </w:pPr>
             <w:r>
               <w:rPr>
                 <w:rFonts w:ascii="Times New Roman" w:hAnsi="Times New Roman" w:eastAsia="Times New Roman"/>
-                <w:color w:val="181A1F"/>
                 <w:sz w:val="28"/>
               </w:rPr>
             </w:r>
@@ -1300,15 +2692,23 @@
         <w:tc>
           <w:tcPr>
             <w:tcW w:type="dxa" w:w="2051"/>
+            <w:vAlign w:val="center"/>
+            <w:tcMar>
+              <w:top w:w="80" w:type="dxa"/>
+              <w:start w:w="100" w:type="dxa"/>
+              <w:bottom w:w="80" w:type="dxa"/>
+              <w:end w:w="100" w:type="dxa"/>
+            </w:tcMar>
           </w:tcPr>
           <w:p>
             <w:pPr>
+              <w:keepNext w:val="0"/>
               <w:spacing w:after="0" w:line="240" w:lineRule="auto"/>
+              <w:jc w:val="left"/>
             </w:pPr>
             <w:r>
               <w:rPr>
                 <w:rFonts w:ascii="Times New Roman" w:hAnsi="Times New Roman" w:eastAsia="Times New Roman"/>
-                <w:color w:val="181A1F"/>
                 <w:sz w:val="28"/>
               </w:rPr>
             </w:r>
@@ -1317,15 +2717,23 @@
         <w:tc>
           <w:tcPr>
             <w:tcW w:type="dxa" w:w="2051"/>
+            <w:vAlign w:val="center"/>
+            <w:tcMar>
+              <w:top w:w="80" w:type="dxa"/>
+              <w:start w:w="100" w:type="dxa"/>
+              <w:bottom w:w="80" w:type="dxa"/>
+              <w:end w:w="100" w:type="dxa"/>
+            </w:tcMar>
           </w:tcPr>
           <w:p>
             <w:pPr>
+              <w:keepNext w:val="0"/>
               <w:spacing w:after="0" w:line="240" w:lineRule="auto"/>
+              <w:jc w:val="left"/>
             </w:pPr>
             <w:r>
               <w:rPr>
                 <w:rFonts w:ascii="Times New Roman" w:hAnsi="Times New Roman" w:eastAsia="Times New Roman"/>
-                <w:color w:val="181A1F"/>
                 <w:sz w:val="28"/>
               </w:rPr>
             </w:r>
@@ -1333,148 +2741,181 @@
         </w:tc>
       </w:tr>
     </w:tbl>
+    <w:p/>
     <w:p>
       <w:pPr>
-        <w:keepNext/>
-        <w:widowControl/>
-        <w:spacing w:line="240" w:lineRule="auto" w:after="0" w:before="120"/>
-      </w:pPr>
-      <w:r>
-        <w:rPr>
-          <w:rFonts w:ascii="Times New Roman" w:hAnsi="Times New Roman" w:eastAsia="Times New Roman"/>
-          <w:b/>
-          <w:color w:val="181A1F"/>
-          <w:sz w:val="28"/>
-        </w:rPr>
-        <w:t>6.</w:t>
-      </w:r>
-    </w:p>
-    <w:p>
-      <w:pPr>
-        <w:widowControl/>
-        <w:spacing w:line="240" w:lineRule="auto" w:after="0"/>
+        <w:keepNext w:val="0"/>
+        <w:spacing w:after="60" w:line="240" w:lineRule="auto"/>
+        <w:jc w:val="both"/>
       </w:pPr>
       <w:r>
         <w:rPr>
           <w:rFonts w:ascii="Times New Roman" w:hAnsi="Times New Roman" w:eastAsia="Times New Roman"/>
           <w:b w:val="0"/>
           <w:i w:val="0"/>
-          <w:color w:val="181A1F"/>
           <w:sz w:val="28"/>
         </w:rPr>
-        <w:t>Выберите верные суждения о выборах депутатов Государственной Думы Федерального Собрания РФ. Запишите цифры. под которыми они указаны.</w:t>
+        <w:t>Ответ:</w:t>
       </w:r>
     </w:p>
     <w:p>
       <w:pPr>
-        <w:widowControl/>
-        <w:spacing w:line="240" w:lineRule="auto" w:after="0"/>
-      </w:pPr>
+        <w:keepNext w:val="0"/>
+        <w:spacing w:after="60" w:line="240" w:lineRule="auto"/>
+        <w:jc w:val="both"/>
+      </w:pPr>
+      <w:r>
+        <w:rPr>
+          <w:rFonts w:ascii="Times New Roman" w:hAnsi="Times New Roman" w:eastAsia="Times New Roman"/>
+          <w:b/>
+          <w:sz w:val="28"/>
+        </w:rPr>
+        <w:t xml:space="preserve">№14 </w:t>
+      </w:r>
       <w:r>
         <w:rPr>
           <w:rFonts w:ascii="Times New Roman" w:hAnsi="Times New Roman" w:eastAsia="Times New Roman"/>
           <w:b w:val="0"/>
           <w:i w:val="0"/>
-          <w:color w:val="181A1F"/>
           <w:sz w:val="28"/>
         </w:rPr>
-        <w:t xml:space="preserve">1) Гражданин РФ, достигший на день голосования 18 лет, может быть избран депутатом Государственной Думы. </w:t>
+        <w:t>Выберите верные суждения о законотворческом процессе в РФ и запишите цифры, под которыми они указаны.</w:t>
       </w:r>
     </w:p>
     <w:p>
       <w:pPr>
-        <w:widowControl/>
-        <w:spacing w:line="240" w:lineRule="auto" w:after="0"/>
+        <w:keepNext w:val="0"/>
+        <w:spacing w:after="60" w:line="240" w:lineRule="auto"/>
+        <w:jc w:val="both"/>
       </w:pPr>
       <w:r>
         <w:rPr>
           <w:rFonts w:ascii="Times New Roman" w:hAnsi="Times New Roman" w:eastAsia="Times New Roman"/>
           <w:b w:val="0"/>
           <w:i w:val="0"/>
-          <w:color w:val="181A1F"/>
           <w:sz w:val="28"/>
         </w:rPr>
-        <w:t xml:space="preserve">2) В соответствии с Конституцией РФ в Государственную Думу РФ избирается 450 депутатов. </w:t>
+        <w:t>1) Все законы РФ принимаются путём референдума.</w:t>
       </w:r>
     </w:p>
     <w:p>
       <w:pPr>
-        <w:widowControl/>
-        <w:spacing w:line="240" w:lineRule="auto" w:after="0"/>
+        <w:keepNext w:val="0"/>
+        <w:spacing w:after="60" w:line="240" w:lineRule="auto"/>
+        <w:jc w:val="both"/>
       </w:pPr>
       <w:r>
         <w:rPr>
           <w:rFonts w:ascii="Times New Roman" w:hAnsi="Times New Roman" w:eastAsia="Times New Roman"/>
           <w:b w:val="0"/>
           <w:i w:val="0"/>
-          <w:color w:val="181A1F"/>
           <w:sz w:val="28"/>
         </w:rPr>
-        <w:t xml:space="preserve">3) Не имеет права быть избранным депутатом Государственной Думы гражданин РФ, осуждённый к лишению свободы за совершение тяжкого и (или) особо тяжкого преступления и имеющий на день голосования неснятую и непогашенную судимость за указанное преступление. </w:t>
+        <w:t>2) В РФ правом законодательной инициативы наделены только парламентарии.</w:t>
       </w:r>
     </w:p>
     <w:p>
       <w:pPr>
-        <w:widowControl/>
-        <w:spacing w:line="240" w:lineRule="auto" w:after="0"/>
+        <w:keepNext w:val="0"/>
+        <w:spacing w:after="60" w:line="240" w:lineRule="auto"/>
+        <w:jc w:val="both"/>
       </w:pPr>
       <w:r>
         <w:rPr>
           <w:rFonts w:ascii="Times New Roman" w:hAnsi="Times New Roman" w:eastAsia="Times New Roman"/>
           <w:b w:val="0"/>
           <w:i w:val="0"/>
-          <w:color w:val="181A1F"/>
           <w:sz w:val="28"/>
         </w:rPr>
-        <w:t xml:space="preserve">4) Подготовка и проведение выборов депутатов Государственной Думы осуществляются открыто и гласно. </w:t>
+        <w:t>3) Обсуждение законопроекта на пленарном заседании Государственной Думы проходит три чтения, в ходе которых в его текст вносятся поправки.</w:t>
       </w:r>
     </w:p>
     <w:p>
       <w:pPr>
-        <w:widowControl/>
-        <w:spacing w:line="240" w:lineRule="auto" w:after="0"/>
+        <w:keepNext w:val="0"/>
+        <w:spacing w:after="60" w:line="240" w:lineRule="auto"/>
+        <w:jc w:val="both"/>
       </w:pPr>
       <w:r>
         <w:rPr>
           <w:rFonts w:ascii="Times New Roman" w:hAnsi="Times New Roman" w:eastAsia="Times New Roman"/>
           <w:b w:val="0"/>
           <w:i w:val="0"/>
-          <w:color w:val="181A1F"/>
           <w:sz w:val="28"/>
         </w:rPr>
-        <w:t>5) Все депутаты Государственной Думы избираются по одномандатным избирательным округам.</w:t>
+        <w:t>4) Принятый парламентом закон направляется Президенту РФ.</w:t>
       </w:r>
     </w:p>
     <w:p>
       <w:pPr>
-        <w:keepNext/>
-        <w:widowControl/>
-        <w:spacing w:line="240" w:lineRule="auto" w:after="0" w:before="120"/>
-      </w:pPr>
-      <w:r>
-        <w:rPr>
-          <w:rFonts w:ascii="Times New Roman" w:hAnsi="Times New Roman" w:eastAsia="Times New Roman"/>
-          <w:b/>
-          <w:color w:val="181A1F"/>
-          <w:sz w:val="28"/>
-        </w:rPr>
-        <w:t>7.</w:t>
-      </w:r>
-    </w:p>
-    <w:p>
-      <w:pPr>
-        <w:widowControl/>
-        <w:spacing w:line="240" w:lineRule="auto" w:after="0"/>
+        <w:keepNext w:val="0"/>
+        <w:spacing w:after="60" w:line="240" w:lineRule="auto"/>
+        <w:jc w:val="both"/>
       </w:pPr>
       <w:r>
         <w:rPr>
           <w:rFonts w:ascii="Times New Roman" w:hAnsi="Times New Roman" w:eastAsia="Times New Roman"/>
           <w:b w:val="0"/>
           <w:i w:val="0"/>
-          <w:color w:val="181A1F"/>
           <w:sz w:val="28"/>
         </w:rPr>
-        <w:t>Установите соответствие между полномочиями и субъектами государственной власти Российской Федерации, реализующими эти полномочия.</w:t>
+        <w:t>5) Процедура принятия законов обычно фиксируется в конституции государства.</w:t>
+      </w:r>
+    </w:p>
+    <w:p>
+      <w:pPr>
+        <w:keepNext w:val="0"/>
+        <w:spacing w:after="60" w:line="240" w:lineRule="auto"/>
+        <w:jc w:val="both"/>
+      </w:pPr>
+      <w:r>
+        <w:rPr>
+          <w:rFonts w:ascii="Times New Roman" w:hAnsi="Times New Roman" w:eastAsia="Times New Roman"/>
+          <w:b w:val="0"/>
+          <w:i w:val="0"/>
+          <w:sz w:val="28"/>
+        </w:rPr>
+        <w:t>Ответ:</w:t>
+      </w:r>
+    </w:p>
+    <w:p>
+      <w:pPr>
+        <w:keepNext w:val="0"/>
+        <w:spacing w:after="60" w:line="240" w:lineRule="auto"/>
+        <w:jc w:val="both"/>
+      </w:pPr>
+      <w:r>
+        <w:rPr>
+          <w:rFonts w:ascii="Times New Roman" w:hAnsi="Times New Roman" w:eastAsia="Times New Roman"/>
+          <w:b/>
+          <w:sz w:val="28"/>
+        </w:rPr>
+        <w:t xml:space="preserve">№15 </w:t>
+      </w:r>
+      <w:r>
+        <w:rPr>
+          <w:rFonts w:ascii="Times New Roman" w:hAnsi="Times New Roman" w:eastAsia="Times New Roman"/>
+          <w:b w:val="0"/>
+          <w:i w:val="0"/>
+          <w:sz w:val="28"/>
+        </w:rPr>
+        <w:t>Установите соответствие между действиями и правоохранительными органами: к каждой позиции, данной в первом столбце, подберите</w:t>
+      </w:r>
+    </w:p>
+    <w:p>
+      <w:pPr>
+        <w:keepNext w:val="0"/>
+        <w:spacing w:after="60" w:line="240" w:lineRule="auto"/>
+        <w:jc w:val="both"/>
+      </w:pPr>
+      <w:r>
+        <w:rPr>
+          <w:rFonts w:ascii="Times New Roman" w:hAnsi="Times New Roman" w:eastAsia="Times New Roman"/>
+          <w:b w:val="0"/>
+          <w:i w:val="0"/>
+          <w:sz w:val="28"/>
+        </w:rPr>
+        <w:t>соответствующую позицию из второго столбца.</w:t>
       </w:r>
     </w:p>
     <w:tbl>
@@ -1492,38 +2933,52 @@
         <w:tc>
           <w:tcPr>
             <w:tcW w:type="dxa" w:w="5128"/>
+            <w:vAlign w:val="center"/>
+            <w:tcMar>
+              <w:top w:w="80" w:type="dxa"/>
+              <w:start w:w="100" w:type="dxa"/>
+              <w:bottom w:w="80" w:type="dxa"/>
+              <w:end w:w="100" w:type="dxa"/>
+            </w:tcMar>
           </w:tcPr>
           <w:p>
             <w:pPr>
+              <w:keepNext w:val="0"/>
               <w:spacing w:after="0" w:line="240" w:lineRule="auto"/>
+              <w:jc w:val="left"/>
             </w:pPr>
             <w:r>
               <w:rPr>
                 <w:rFonts w:ascii="Times New Roman" w:hAnsi="Times New Roman" w:eastAsia="Times New Roman"/>
-                <w:b/>
-                <w:color w:val="181A1F"/>
                 <w:sz w:val="28"/>
               </w:rPr>
-              <w:t>ПОЛНОМОЧИЯ</w:t>
+              <w:t>ДЕЙСТВИЯ</w:t>
             </w:r>
           </w:p>
         </w:tc>
         <w:tc>
           <w:tcPr>
             <w:tcW w:type="dxa" w:w="5128"/>
+            <w:vAlign w:val="center"/>
+            <w:tcMar>
+              <w:top w:w="80" w:type="dxa"/>
+              <w:start w:w="100" w:type="dxa"/>
+              <w:bottom w:w="80" w:type="dxa"/>
+              <w:end w:w="100" w:type="dxa"/>
+            </w:tcMar>
           </w:tcPr>
           <w:p>
             <w:pPr>
+              <w:keepNext w:val="0"/>
               <w:spacing w:after="0" w:line="240" w:lineRule="auto"/>
+              <w:jc w:val="left"/>
             </w:pPr>
             <w:r>
               <w:rPr>
                 <w:rFonts w:ascii="Times New Roman" w:hAnsi="Times New Roman" w:eastAsia="Times New Roman"/>
-                <w:b/>
-                <w:color w:val="181A1F"/>
                 <w:sz w:val="28"/>
               </w:rPr>
-              <w:t>СУБЪЕКТЫ ВЛАСТИ</w:t>
+              <w:t>ПРАВООХРАНИТЕЛЬНЫЕ ОРГАНЫ</w:t>
             </w:r>
           </w:p>
         </w:tc>
@@ -1532,2717 +2987,69 @@
         <w:tc>
           <w:tcPr>
             <w:tcW w:type="dxa" w:w="5128"/>
+            <w:vAlign w:val="center"/>
+            <w:tcMar>
+              <w:top w:w="80" w:type="dxa"/>
+              <w:start w:w="100" w:type="dxa"/>
+              <w:bottom w:w="80" w:type="dxa"/>
+              <w:end w:w="100" w:type="dxa"/>
+            </w:tcMar>
           </w:tcPr>
           <w:p>
             <w:pPr>
+              <w:keepNext w:val="0"/>
               <w:spacing w:after="0" w:line="240" w:lineRule="auto"/>
+              <w:jc w:val="left"/>
             </w:pPr>
             <w:r>
               <w:rPr>
                 <w:rFonts w:ascii="Times New Roman" w:hAnsi="Times New Roman" w:eastAsia="Times New Roman"/>
-                <w:color w:val="181A1F"/>
                 <w:sz w:val="28"/>
               </w:rPr>
-              <w:t xml:space="preserve">A) заслушивание ежегодных докладов Генерального прокурора РФ </w:t>
-              <w:br/>
-              <w:t xml:space="preserve">Б) утверждение изменения границ между субъектами РФ </w:t>
-              <w:br/>
-              <w:t xml:space="preserve">В) принятие федеральных законов </w:t>
-              <w:br/>
-              <w:t xml:space="preserve">Г) разрешение споров о компетенции между федеральными органами власти </w:t>
-              <w:br/>
-              <w:t>Д) назначение выборов Президента РФ</w:t>
+              <w:t>А) надзор за исполнением законов органами, осуществляющими оперативно-розыскную деятельность, дознание и предварительное следствиеБ) представление государственного обвинения в судеВ) расследование преступлений против жизни и здоровья людейГ) обеспечение соблюдения запретов и ограничений в отношении перемещаемых через границу товаровД) выявление, предупреждение, пресечение разведывательной деятельности специальных служб иностранных государств</w:t>
             </w:r>
           </w:p>
         </w:tc>
         <w:tc>
           <w:tcPr>
             <w:tcW w:type="dxa" w:w="5128"/>
+            <w:vAlign w:val="center"/>
+            <w:tcMar>
+              <w:top w:w="80" w:type="dxa"/>
+              <w:start w:w="100" w:type="dxa"/>
+              <w:bottom w:w="80" w:type="dxa"/>
+              <w:end w:w="100" w:type="dxa"/>
+            </w:tcMar>
           </w:tcPr>
           <w:p>
             <w:pPr>
+              <w:keepNext w:val="0"/>
               <w:spacing w:after="0" w:line="240" w:lineRule="auto"/>
+              <w:jc w:val="left"/>
             </w:pPr>
             <w:r>
               <w:rPr>
                 <w:rFonts w:ascii="Times New Roman" w:hAnsi="Times New Roman" w:eastAsia="Times New Roman"/>
-                <w:color w:val="181A1F"/>
                 <w:sz w:val="28"/>
               </w:rPr>
-              <w:t xml:space="preserve">1) Совет Федерации </w:t>
-              <w:br/>
-              <w:t xml:space="preserve">2) Государственная Дума </w:t>
-              <w:br/>
-              <w:t>3) Конституционный Суд РФ</w:t>
+              <w:t>1) Следственный комитет Российской Федерации2) прокуратура3) Федеральная служба безопасности Российской Федерации4) таможенные органы</w:t>
             </w:r>
           </w:p>
         </w:tc>
       </w:tr>
     </w:tbl>
+    <w:p/>
     <w:p>
       <w:pPr>
-        <w:widowControl/>
-        <w:spacing w:line="240" w:lineRule="auto" w:after="0"/>
+        <w:keepNext w:val="0"/>
+        <w:spacing w:after="60" w:line="240" w:lineRule="auto"/>
+        <w:jc w:val="both"/>
       </w:pPr>
       <w:r>
         <w:rPr>
           <w:rFonts w:ascii="Times New Roman" w:hAnsi="Times New Roman" w:eastAsia="Times New Roman"/>
           <w:b w:val="0"/>
           <w:i w:val="0"/>
-          <w:color w:val="181A1F"/>
-          <w:sz w:val="28"/>
-        </w:rPr>
-        <w:t>Запишите в таблицу выбранные цифры под соответствующими буквами:</w:t>
-      </w:r>
-    </w:p>
-    <w:tbl>
-      <w:tblPr>
-        <w:tblStyle w:val="TableGrid"/>
-        <w:tblW w:type="auto" w:w="0"/>
-        <w:tblLayout w:type="autofit"/>
-        <w:tblLook w:firstColumn="1" w:firstRow="1" w:lastColumn="0" w:lastRow="0" w:noHBand="0" w:noVBand="1" w:val="04A0"/>
-      </w:tblPr>
-      <w:tblGrid>
-        <w:gridCol w:w="2051"/>
-        <w:gridCol w:w="2051"/>
-        <w:gridCol w:w="2051"/>
-        <w:gridCol w:w="2051"/>
-        <w:gridCol w:w="2051"/>
-      </w:tblGrid>
-      <w:tr>
-        <w:tc>
-          <w:tcPr>
-            <w:tcW w:type="dxa" w:w="2051"/>
-          </w:tcPr>
-          <w:p>
-            <w:pPr>
-              <w:spacing w:after="0" w:line="240" w:lineRule="auto"/>
-            </w:pPr>
-            <w:r>
-              <w:rPr>
-                <w:rFonts w:ascii="Times New Roman" w:hAnsi="Times New Roman" w:eastAsia="Times New Roman"/>
-                <w:b/>
-                <w:color w:val="181A1F"/>
-                <w:sz w:val="28"/>
-              </w:rPr>
-              <w:t>A</w:t>
-            </w:r>
-          </w:p>
-        </w:tc>
-        <w:tc>
-          <w:tcPr>
-            <w:tcW w:type="dxa" w:w="2051"/>
-          </w:tcPr>
-          <w:p>
-            <w:pPr>
-              <w:spacing w:after="0" w:line="240" w:lineRule="auto"/>
-            </w:pPr>
-            <w:r>
-              <w:rPr>
-                <w:rFonts w:ascii="Times New Roman" w:hAnsi="Times New Roman" w:eastAsia="Times New Roman"/>
-                <w:b/>
-                <w:color w:val="181A1F"/>
-                <w:sz w:val="28"/>
-              </w:rPr>
-              <w:t>Б</w:t>
-            </w:r>
-          </w:p>
-        </w:tc>
-        <w:tc>
-          <w:tcPr>
-            <w:tcW w:type="dxa" w:w="2051"/>
-          </w:tcPr>
-          <w:p>
-            <w:pPr>
-              <w:spacing w:after="0" w:line="240" w:lineRule="auto"/>
-            </w:pPr>
-            <w:r>
-              <w:rPr>
-                <w:rFonts w:ascii="Times New Roman" w:hAnsi="Times New Roman" w:eastAsia="Times New Roman"/>
-                <w:b/>
-                <w:color w:val="181A1F"/>
-                <w:sz w:val="28"/>
-              </w:rPr>
-              <w:t>В</w:t>
-            </w:r>
-          </w:p>
-        </w:tc>
-        <w:tc>
-          <w:tcPr>
-            <w:tcW w:type="dxa" w:w="2051"/>
-          </w:tcPr>
-          <w:p>
-            <w:pPr>
-              <w:spacing w:after="0" w:line="240" w:lineRule="auto"/>
-            </w:pPr>
-            <w:r>
-              <w:rPr>
-                <w:rFonts w:ascii="Times New Roman" w:hAnsi="Times New Roman" w:eastAsia="Times New Roman"/>
-                <w:b/>
-                <w:color w:val="181A1F"/>
-                <w:sz w:val="28"/>
-              </w:rPr>
-              <w:t>Г</w:t>
-            </w:r>
-          </w:p>
-        </w:tc>
-        <w:tc>
-          <w:tcPr>
-            <w:tcW w:type="dxa" w:w="2051"/>
-          </w:tcPr>
-          <w:p>
-            <w:pPr>
-              <w:spacing w:after="0" w:line="240" w:lineRule="auto"/>
-            </w:pPr>
-            <w:r>
-              <w:rPr>
-                <w:rFonts w:ascii="Times New Roman" w:hAnsi="Times New Roman" w:eastAsia="Times New Roman"/>
-                <w:b/>
-                <w:color w:val="181A1F"/>
-                <w:sz w:val="28"/>
-              </w:rPr>
-              <w:t>Д</w:t>
-            </w:r>
-          </w:p>
-        </w:tc>
-      </w:tr>
-      <w:tr>
-        <w:tc>
-          <w:tcPr>
-            <w:tcW w:type="dxa" w:w="2051"/>
-          </w:tcPr>
-          <w:p>
-            <w:pPr>
-              <w:spacing w:after="0" w:line="240" w:lineRule="auto"/>
-            </w:pPr>
-            <w:r>
-              <w:rPr>
-                <w:rFonts w:ascii="Times New Roman" w:hAnsi="Times New Roman" w:eastAsia="Times New Roman"/>
-                <w:color w:val="181A1F"/>
-                <w:sz w:val="28"/>
-              </w:rPr>
-            </w:r>
-          </w:p>
-        </w:tc>
-        <w:tc>
-          <w:tcPr>
-            <w:tcW w:type="dxa" w:w="2051"/>
-          </w:tcPr>
-          <w:p>
-            <w:pPr>
-              <w:spacing w:after="0" w:line="240" w:lineRule="auto"/>
-            </w:pPr>
-            <w:r>
-              <w:rPr>
-                <w:rFonts w:ascii="Times New Roman" w:hAnsi="Times New Roman" w:eastAsia="Times New Roman"/>
-                <w:color w:val="181A1F"/>
-                <w:sz w:val="28"/>
-              </w:rPr>
-            </w:r>
-          </w:p>
-        </w:tc>
-        <w:tc>
-          <w:tcPr>
-            <w:tcW w:type="dxa" w:w="2051"/>
-          </w:tcPr>
-          <w:p>
-            <w:pPr>
-              <w:spacing w:after="0" w:line="240" w:lineRule="auto"/>
-            </w:pPr>
-            <w:r>
-              <w:rPr>
-                <w:rFonts w:ascii="Times New Roman" w:hAnsi="Times New Roman" w:eastAsia="Times New Roman"/>
-                <w:color w:val="181A1F"/>
-                <w:sz w:val="28"/>
-              </w:rPr>
-            </w:r>
-          </w:p>
-        </w:tc>
-        <w:tc>
-          <w:tcPr>
-            <w:tcW w:type="dxa" w:w="2051"/>
-          </w:tcPr>
-          <w:p>
-            <w:pPr>
-              <w:spacing w:after="0" w:line="240" w:lineRule="auto"/>
-            </w:pPr>
-            <w:r>
-              <w:rPr>
-                <w:rFonts w:ascii="Times New Roman" w:hAnsi="Times New Roman" w:eastAsia="Times New Roman"/>
-                <w:color w:val="181A1F"/>
-                <w:sz w:val="28"/>
-              </w:rPr>
-            </w:r>
-          </w:p>
-        </w:tc>
-        <w:tc>
-          <w:tcPr>
-            <w:tcW w:type="dxa" w:w="2051"/>
-          </w:tcPr>
-          <w:p>
-            <w:pPr>
-              <w:spacing w:after="0" w:line="240" w:lineRule="auto"/>
-            </w:pPr>
-            <w:r>
-              <w:rPr>
-                <w:rFonts w:ascii="Times New Roman" w:hAnsi="Times New Roman" w:eastAsia="Times New Roman"/>
-                <w:color w:val="181A1F"/>
-                <w:sz w:val="28"/>
-              </w:rPr>
-            </w:r>
-          </w:p>
-        </w:tc>
-      </w:tr>
-    </w:tbl>
-    <w:p>
-      <w:pPr>
-        <w:keepNext/>
-        <w:widowControl/>
-        <w:spacing w:line="240" w:lineRule="auto" w:after="0" w:before="120"/>
-      </w:pPr>
-      <w:r>
-        <w:rPr>
-          <w:rFonts w:ascii="Times New Roman" w:hAnsi="Times New Roman" w:eastAsia="Times New Roman"/>
-          <w:b/>
-          <w:color w:val="181A1F"/>
-          <w:sz w:val="28"/>
-        </w:rPr>
-        <w:t>8.</w:t>
-      </w:r>
-    </w:p>
-    <w:p>
-      <w:pPr>
-        <w:widowControl/>
-        <w:spacing w:line="240" w:lineRule="auto" w:after="0"/>
-      </w:pPr>
-      <w:r>
-        <w:rPr>
-          <w:rFonts w:ascii="Times New Roman" w:hAnsi="Times New Roman" w:eastAsia="Times New Roman"/>
-          <w:b w:val="0"/>
-          <w:i w:val="0"/>
-          <w:color w:val="181A1F"/>
-          <w:sz w:val="28"/>
-        </w:rPr>
-        <w:t>Установите соответствие между полномочиями и субъектами государственной власти Российской Федерации, реализующими эти полномочия: к каждой позиции, данной в первом столбце, подберите соответствующую позицию из второго столбца.</w:t>
-      </w:r>
-    </w:p>
-    <w:tbl>
-      <w:tblPr>
-        <w:tblStyle w:val="TableGrid"/>
-        <w:tblW w:type="auto" w:w="0"/>
-        <w:tblLayout w:type="autofit"/>
-        <w:tblLook w:firstColumn="1" w:firstRow="1" w:lastColumn="0" w:lastRow="0" w:noHBand="0" w:noVBand="1" w:val="04A0"/>
-      </w:tblPr>
-      <w:tblGrid>
-        <w:gridCol w:w="5128"/>
-        <w:gridCol w:w="5128"/>
-      </w:tblGrid>
-      <w:tr>
-        <w:tc>
-          <w:tcPr>
-            <w:tcW w:type="dxa" w:w="5128"/>
-          </w:tcPr>
-          <w:p>
-            <w:pPr>
-              <w:spacing w:after="0" w:line="240" w:lineRule="auto"/>
-            </w:pPr>
-            <w:r>
-              <w:rPr>
-                <w:rFonts w:ascii="Times New Roman" w:hAnsi="Times New Roman" w:eastAsia="Times New Roman"/>
-                <w:b/>
-                <w:color w:val="181A1F"/>
-                <w:sz w:val="28"/>
-              </w:rPr>
-              <w:t>ПОЛНОМОЧИЯ</w:t>
-            </w:r>
-          </w:p>
-        </w:tc>
-        <w:tc>
-          <w:tcPr>
-            <w:tcW w:type="dxa" w:w="5128"/>
-          </w:tcPr>
-          <w:p>
-            <w:pPr>
-              <w:spacing w:after="0" w:line="240" w:lineRule="auto"/>
-            </w:pPr>
-            <w:r>
-              <w:rPr>
-                <w:rFonts w:ascii="Times New Roman" w:hAnsi="Times New Roman" w:eastAsia="Times New Roman"/>
-                <w:b/>
-                <w:color w:val="181A1F"/>
-                <w:sz w:val="28"/>
-              </w:rPr>
-              <w:t>СУБЪЕКТЫ ГОСУДАРСТВЕННОЙ ВЛАСТИ РОССИЙСКОЙ ФЕДЕРАЦИИ</w:t>
-            </w:r>
-          </w:p>
-        </w:tc>
-      </w:tr>
-      <w:tr>
-        <w:tc>
-          <w:tcPr>
-            <w:tcW w:type="dxa" w:w="5128"/>
-          </w:tcPr>
-          <w:p>
-            <w:pPr>
-              <w:spacing w:after="0" w:line="240" w:lineRule="auto"/>
-            </w:pPr>
-            <w:r>
-              <w:rPr>
-                <w:rFonts w:ascii="Times New Roman" w:hAnsi="Times New Roman" w:eastAsia="Times New Roman"/>
-                <w:color w:val="181A1F"/>
-                <w:sz w:val="28"/>
-              </w:rPr>
-              <w:t>A) обеспечение исполнения федерального бюджета</w:t>
-              <w:br/>
-              <w:t>Б) принятие федеральных законовB) осуществление помилования</w:t>
-              <w:br/>
-              <w:t>Г) осуществление мер по поддержке институтов гражданского общества</w:t>
-              <w:br/>
-              <w:t>Д) объявление амнистии</w:t>
-            </w:r>
-          </w:p>
-        </w:tc>
-        <w:tc>
-          <w:tcPr>
-            <w:tcW w:type="dxa" w:w="5128"/>
-          </w:tcPr>
-          <w:p>
-            <w:pPr>
-              <w:spacing w:after="0" w:line="240" w:lineRule="auto"/>
-            </w:pPr>
-            <w:r>
-              <w:rPr>
-                <w:rFonts w:ascii="Times New Roman" w:hAnsi="Times New Roman" w:eastAsia="Times New Roman"/>
-                <w:color w:val="181A1F"/>
-                <w:sz w:val="28"/>
-              </w:rPr>
-              <w:t>1) Правительство Российской Федерации</w:t>
-              <w:br/>
-              <w:t>2) Государственная Дума</w:t>
-              <w:br/>
-              <w:t>3) Президент Российской Федерации</w:t>
-            </w:r>
-          </w:p>
-        </w:tc>
-      </w:tr>
-    </w:tbl>
-    <w:p>
-      <w:pPr>
-        <w:widowControl/>
-        <w:spacing w:line="240" w:lineRule="auto" w:after="0"/>
-      </w:pPr>
-      <w:r>
-        <w:rPr>
-          <w:rFonts w:ascii="Times New Roman" w:hAnsi="Times New Roman" w:eastAsia="Times New Roman"/>
-          <w:b w:val="0"/>
-          <w:i w:val="0"/>
-          <w:color w:val="181A1F"/>
-          <w:sz w:val="28"/>
-        </w:rPr>
-        <w:t>Запишите в таблицу выбранные цифры под соответствующими буквами:</w:t>
-      </w:r>
-    </w:p>
-    <w:tbl>
-      <w:tblPr>
-        <w:tblStyle w:val="TableGrid"/>
-        <w:tblW w:type="auto" w:w="0"/>
-        <w:tblLayout w:type="autofit"/>
-        <w:tblLook w:firstColumn="1" w:firstRow="1" w:lastColumn="0" w:lastRow="0" w:noHBand="0" w:noVBand="1" w:val="04A0"/>
-      </w:tblPr>
-      <w:tblGrid>
-        <w:gridCol w:w="2051"/>
-        <w:gridCol w:w="2051"/>
-        <w:gridCol w:w="2051"/>
-        <w:gridCol w:w="2051"/>
-        <w:gridCol w:w="2051"/>
-      </w:tblGrid>
-      <w:tr>
-        <w:tc>
-          <w:tcPr>
-            <w:tcW w:type="dxa" w:w="2051"/>
-          </w:tcPr>
-          <w:p>
-            <w:pPr>
-              <w:spacing w:after="0" w:line="240" w:lineRule="auto"/>
-            </w:pPr>
-            <w:r>
-              <w:rPr>
-                <w:rFonts w:ascii="Times New Roman" w:hAnsi="Times New Roman" w:eastAsia="Times New Roman"/>
-                <w:b/>
-                <w:color w:val="181A1F"/>
-                <w:sz w:val="28"/>
-              </w:rPr>
-              <w:t>A</w:t>
-            </w:r>
-          </w:p>
-        </w:tc>
-        <w:tc>
-          <w:tcPr>
-            <w:tcW w:type="dxa" w:w="2051"/>
-          </w:tcPr>
-          <w:p>
-            <w:pPr>
-              <w:spacing w:after="0" w:line="240" w:lineRule="auto"/>
-            </w:pPr>
-            <w:r>
-              <w:rPr>
-                <w:rFonts w:ascii="Times New Roman" w:hAnsi="Times New Roman" w:eastAsia="Times New Roman"/>
-                <w:b/>
-                <w:color w:val="181A1F"/>
-                <w:sz w:val="28"/>
-              </w:rPr>
-              <w:t>Б</w:t>
-            </w:r>
-          </w:p>
-        </w:tc>
-        <w:tc>
-          <w:tcPr>
-            <w:tcW w:type="dxa" w:w="2051"/>
-          </w:tcPr>
-          <w:p>
-            <w:pPr>
-              <w:spacing w:after="0" w:line="240" w:lineRule="auto"/>
-            </w:pPr>
-            <w:r>
-              <w:rPr>
-                <w:rFonts w:ascii="Times New Roman" w:hAnsi="Times New Roman" w:eastAsia="Times New Roman"/>
-                <w:b/>
-                <w:color w:val="181A1F"/>
-                <w:sz w:val="28"/>
-              </w:rPr>
-              <w:t>В</w:t>
-            </w:r>
-          </w:p>
-        </w:tc>
-        <w:tc>
-          <w:tcPr>
-            <w:tcW w:type="dxa" w:w="2051"/>
-          </w:tcPr>
-          <w:p>
-            <w:pPr>
-              <w:spacing w:after="0" w:line="240" w:lineRule="auto"/>
-            </w:pPr>
-            <w:r>
-              <w:rPr>
-                <w:rFonts w:ascii="Times New Roman" w:hAnsi="Times New Roman" w:eastAsia="Times New Roman"/>
-                <w:b/>
-                <w:color w:val="181A1F"/>
-                <w:sz w:val="28"/>
-              </w:rPr>
-              <w:t>Г</w:t>
-            </w:r>
-          </w:p>
-        </w:tc>
-        <w:tc>
-          <w:tcPr>
-            <w:tcW w:type="dxa" w:w="2051"/>
-          </w:tcPr>
-          <w:p>
-            <w:pPr>
-              <w:spacing w:after="0" w:line="240" w:lineRule="auto"/>
-            </w:pPr>
-            <w:r>
-              <w:rPr>
-                <w:rFonts w:ascii="Times New Roman" w:hAnsi="Times New Roman" w:eastAsia="Times New Roman"/>
-                <w:b/>
-                <w:color w:val="181A1F"/>
-                <w:sz w:val="28"/>
-              </w:rPr>
-              <w:t>Д</w:t>
-            </w:r>
-          </w:p>
-        </w:tc>
-      </w:tr>
-      <w:tr>
-        <w:tc>
-          <w:tcPr>
-            <w:tcW w:type="dxa" w:w="2051"/>
-          </w:tcPr>
-          <w:p>
-            <w:pPr>
-              <w:spacing w:after="0" w:line="240" w:lineRule="auto"/>
-            </w:pPr>
-            <w:r>
-              <w:rPr>
-                <w:rFonts w:ascii="Times New Roman" w:hAnsi="Times New Roman" w:eastAsia="Times New Roman"/>
-                <w:color w:val="181A1F"/>
-                <w:sz w:val="28"/>
-              </w:rPr>
-            </w:r>
-          </w:p>
-        </w:tc>
-        <w:tc>
-          <w:tcPr>
-            <w:tcW w:type="dxa" w:w="2051"/>
-          </w:tcPr>
-          <w:p>
-            <w:pPr>
-              <w:spacing w:after="0" w:line="240" w:lineRule="auto"/>
-            </w:pPr>
-            <w:r>
-              <w:rPr>
-                <w:rFonts w:ascii="Times New Roman" w:hAnsi="Times New Roman" w:eastAsia="Times New Roman"/>
-                <w:color w:val="181A1F"/>
-                <w:sz w:val="28"/>
-              </w:rPr>
-            </w:r>
-          </w:p>
-        </w:tc>
-        <w:tc>
-          <w:tcPr>
-            <w:tcW w:type="dxa" w:w="2051"/>
-          </w:tcPr>
-          <w:p>
-            <w:pPr>
-              <w:spacing w:after="0" w:line="240" w:lineRule="auto"/>
-            </w:pPr>
-            <w:r>
-              <w:rPr>
-                <w:rFonts w:ascii="Times New Roman" w:hAnsi="Times New Roman" w:eastAsia="Times New Roman"/>
-                <w:color w:val="181A1F"/>
-                <w:sz w:val="28"/>
-              </w:rPr>
-            </w:r>
-          </w:p>
-        </w:tc>
-        <w:tc>
-          <w:tcPr>
-            <w:tcW w:type="dxa" w:w="2051"/>
-          </w:tcPr>
-          <w:p>
-            <w:pPr>
-              <w:spacing w:after="0" w:line="240" w:lineRule="auto"/>
-            </w:pPr>
-            <w:r>
-              <w:rPr>
-                <w:rFonts w:ascii="Times New Roman" w:hAnsi="Times New Roman" w:eastAsia="Times New Roman"/>
-                <w:color w:val="181A1F"/>
-                <w:sz w:val="28"/>
-              </w:rPr>
-            </w:r>
-          </w:p>
-        </w:tc>
-        <w:tc>
-          <w:tcPr>
-            <w:tcW w:type="dxa" w:w="2051"/>
-          </w:tcPr>
-          <w:p>
-            <w:pPr>
-              <w:spacing w:after="0" w:line="240" w:lineRule="auto"/>
-            </w:pPr>
-            <w:r>
-              <w:rPr>
-                <w:rFonts w:ascii="Times New Roman" w:hAnsi="Times New Roman" w:eastAsia="Times New Roman"/>
-                <w:color w:val="181A1F"/>
-                <w:sz w:val="28"/>
-              </w:rPr>
-            </w:r>
-          </w:p>
-        </w:tc>
-      </w:tr>
-    </w:tbl>
-    <w:p>
-      <w:pPr>
-        <w:keepNext/>
-        <w:widowControl/>
-        <w:spacing w:line="240" w:lineRule="auto" w:after="0" w:before="120"/>
-      </w:pPr>
-      <w:r>
-        <w:rPr>
-          <w:rFonts w:ascii="Times New Roman" w:hAnsi="Times New Roman" w:eastAsia="Times New Roman"/>
-          <w:b/>
-          <w:color w:val="181A1F"/>
-          <w:sz w:val="28"/>
-        </w:rPr>
-        <w:t>9.</w:t>
-      </w:r>
-    </w:p>
-    <w:p>
-      <w:pPr>
-        <w:widowControl/>
-        <w:spacing w:line="240" w:lineRule="auto" w:after="0"/>
-      </w:pPr>
-      <w:r>
-        <w:rPr>
-          <w:rFonts w:ascii="Times New Roman" w:hAnsi="Times New Roman" w:eastAsia="Times New Roman"/>
-          <w:b w:val="0"/>
-          <w:i w:val="0"/>
-          <w:color w:val="181A1F"/>
-          <w:sz w:val="28"/>
-        </w:rPr>
-        <w:t>Что из перечисленного относится к социально-экономическим правам (свободам) гражданина РФ? Запишите цифры, под которыми они указаны.</w:t>
-      </w:r>
-    </w:p>
-    <w:p>
-      <w:pPr>
-        <w:widowControl/>
-        <w:spacing w:line="240" w:lineRule="auto" w:after="0"/>
-      </w:pPr>
-      <w:r>
-        <w:rPr>
-          <w:rFonts w:ascii="Times New Roman" w:hAnsi="Times New Roman" w:eastAsia="Times New Roman"/>
-          <w:b w:val="0"/>
-          <w:i w:val="0"/>
-          <w:color w:val="181A1F"/>
-          <w:sz w:val="28"/>
-        </w:rPr>
-        <w:t>1) получать вознаграждение за труд без какой бы то ни было дискриминации и не ниже установленного федеральным законом минимального размера оплаты труда</w:t>
-      </w:r>
-    </w:p>
-    <w:p>
-      <w:pPr>
-        <w:widowControl/>
-        <w:spacing w:line="240" w:lineRule="auto" w:after="0"/>
-      </w:pPr>
-      <w:r>
-        <w:rPr>
-          <w:rFonts w:ascii="Times New Roman" w:hAnsi="Times New Roman" w:eastAsia="Times New Roman"/>
-          <w:b w:val="0"/>
-          <w:i w:val="0"/>
-          <w:color w:val="181A1F"/>
-          <w:sz w:val="28"/>
-        </w:rPr>
-        <w:t>2) уплачивать законно установленные налоги и сборы</w:t>
-      </w:r>
-    </w:p>
-    <w:p>
-      <w:pPr>
-        <w:widowControl/>
-        <w:spacing w:line="240" w:lineRule="auto" w:after="0"/>
-      </w:pPr>
-      <w:r>
-        <w:rPr>
-          <w:rFonts w:ascii="Times New Roman" w:hAnsi="Times New Roman" w:eastAsia="Times New Roman"/>
-          <w:b w:val="0"/>
-          <w:i w:val="0"/>
-          <w:color w:val="181A1F"/>
-          <w:sz w:val="28"/>
-        </w:rPr>
-        <w:t>3) направлять индивидуальные и коллективные обращения в государственные органы</w:t>
-      </w:r>
-    </w:p>
-    <w:p>
-      <w:pPr>
-        <w:widowControl/>
-        <w:spacing w:line="240" w:lineRule="auto" w:after="0"/>
-      </w:pPr>
-      <w:r>
-        <w:rPr>
-          <w:rFonts w:ascii="Times New Roman" w:hAnsi="Times New Roman" w:eastAsia="Times New Roman"/>
-          <w:b w:val="0"/>
-          <w:i w:val="0"/>
-          <w:color w:val="181A1F"/>
-          <w:sz w:val="28"/>
-        </w:rPr>
-        <w:t>4) получать социальное обеспечение по возрасту, в случаях болезни, инвалидности, потери кормильца</w:t>
-      </w:r>
-    </w:p>
-    <w:p>
-      <w:pPr>
-        <w:widowControl/>
-        <w:spacing w:line="240" w:lineRule="auto" w:after="0"/>
-      </w:pPr>
-      <w:r>
-        <w:rPr>
-          <w:rFonts w:ascii="Times New Roman" w:hAnsi="Times New Roman" w:eastAsia="Times New Roman"/>
-          <w:b w:val="0"/>
-          <w:i w:val="0"/>
-          <w:color w:val="181A1F"/>
-          <w:sz w:val="28"/>
-        </w:rPr>
-        <w:t>5) использовать свои способности и имущество для не запрещенной законом экономической деятельности</w:t>
-      </w:r>
-    </w:p>
-    <w:p>
-      <w:pPr>
-        <w:keepNext/>
-        <w:widowControl/>
-        <w:spacing w:line="240" w:lineRule="auto" w:after="0" w:before="120"/>
-      </w:pPr>
-      <w:r>
-        <w:rPr>
-          <w:rFonts w:ascii="Times New Roman" w:hAnsi="Times New Roman" w:eastAsia="Times New Roman"/>
-          <w:b/>
-          <w:color w:val="181A1F"/>
-          <w:sz w:val="28"/>
-        </w:rPr>
-        <w:t>10.</w:t>
-      </w:r>
-    </w:p>
-    <w:p>
-      <w:pPr>
-        <w:widowControl/>
-        <w:spacing w:line="240" w:lineRule="auto" w:after="0"/>
-      </w:pPr>
-      <w:r>
-        <w:rPr>
-          <w:rFonts w:ascii="Times New Roman" w:hAnsi="Times New Roman" w:eastAsia="Times New Roman"/>
-          <w:b w:val="0"/>
-          <w:i w:val="0"/>
-          <w:color w:val="181A1F"/>
-          <w:sz w:val="28"/>
-        </w:rPr>
-        <w:t>Установите соответствие между предметами ведения, полномочиями и уровнями публичной власти в Российской Федерации, к которым эти предметы ведения относятся: к каждой позиции, данной в первом столбце, подберите соответствующую позицию из второго столбца.</w:t>
-      </w:r>
-    </w:p>
-    <w:tbl>
-      <w:tblPr>
-        <w:tblStyle w:val="TableGrid"/>
-        <w:tblW w:type="auto" w:w="0"/>
-        <w:tblLayout w:type="autofit"/>
-        <w:tblLook w:firstColumn="1" w:firstRow="1" w:lastColumn="0" w:lastRow="0" w:noHBand="0" w:noVBand="1" w:val="04A0"/>
-      </w:tblPr>
-      <w:tblGrid>
-        <w:gridCol w:w="5128"/>
-        <w:gridCol w:w="5128"/>
-      </w:tblGrid>
-      <w:tr>
-        <w:tc>
-          <w:tcPr>
-            <w:tcW w:type="dxa" w:w="5128"/>
-          </w:tcPr>
-          <w:p>
-            <w:pPr>
-              <w:spacing w:after="0" w:line="240" w:lineRule="auto"/>
-            </w:pPr>
-            <w:r>
-              <w:rPr>
-                <w:rFonts w:ascii="Times New Roman" w:hAnsi="Times New Roman" w:eastAsia="Times New Roman"/>
-                <w:b/>
-                <w:color w:val="181A1F"/>
-                <w:sz w:val="28"/>
-              </w:rPr>
-              <w:t>ПРЕДМЕТЫ ВЕДЕНИЯ, ПОЛНОМОЧИЯ</w:t>
-            </w:r>
-          </w:p>
-        </w:tc>
-        <w:tc>
-          <w:tcPr>
-            <w:tcW w:type="dxa" w:w="5128"/>
-          </w:tcPr>
-          <w:p>
-            <w:pPr>
-              <w:spacing w:after="0" w:line="240" w:lineRule="auto"/>
-            </w:pPr>
-            <w:r>
-              <w:rPr>
-                <w:rFonts w:ascii="Times New Roman" w:hAnsi="Times New Roman" w:eastAsia="Times New Roman"/>
-                <w:b/>
-                <w:color w:val="181A1F"/>
-                <w:sz w:val="28"/>
-              </w:rPr>
-              <w:t>УРОВНИ ПУБЛИЧНОЙ ВЛАСТИ В РОССИЙСКОЙ ФЕДЕРАЦИИ</w:t>
-            </w:r>
-          </w:p>
-        </w:tc>
-      </w:tr>
-      <w:tr>
-        <w:tc>
-          <w:tcPr>
-            <w:tcW w:type="dxa" w:w="5128"/>
-          </w:tcPr>
-          <w:p>
-            <w:pPr>
-              <w:spacing w:after="0" w:line="240" w:lineRule="auto"/>
-            </w:pPr>
-            <w:r>
-              <w:rPr>
-                <w:rFonts w:ascii="Times New Roman" w:hAnsi="Times New Roman" w:eastAsia="Times New Roman"/>
-                <w:color w:val="181A1F"/>
-                <w:sz w:val="28"/>
-              </w:rPr>
-              <w:t>A) координация вопросов здравоохранения</w:t>
-              <w:br/>
-              <w:t>Б) внешняя политика и международные отношения Российской ФедерацииB) правовое регулирование интеллектуальной собственности</w:t>
-              <w:br/>
-              <w:t>Г) принятие и изменение Конституции Российской Федерации и федеральных законов, контроль за их соблюдением</w:t>
-              <w:br/>
-              <w:t>Д) защита исконной среды обитания и традиционного образа жизни малочисленных этнических общностей</w:t>
-            </w:r>
-          </w:p>
-        </w:tc>
-        <w:tc>
-          <w:tcPr>
-            <w:tcW w:type="dxa" w:w="5128"/>
-          </w:tcPr>
-          <w:p>
-            <w:pPr>
-              <w:spacing w:after="0" w:line="240" w:lineRule="auto"/>
-            </w:pPr>
-            <w:r>
-              <w:rPr>
-                <w:rFonts w:ascii="Times New Roman" w:hAnsi="Times New Roman" w:eastAsia="Times New Roman"/>
-                <w:color w:val="181A1F"/>
-                <w:sz w:val="28"/>
-              </w:rPr>
-              <w:t>1) исключительное ведение Российской Федерации</w:t>
-              <w:br/>
-              <w:t>2) совместно Российская Федерация и субъекты Российской Федерации</w:t>
-            </w:r>
-          </w:p>
-        </w:tc>
-      </w:tr>
-    </w:tbl>
-    <w:p>
-      <w:pPr>
-        <w:widowControl/>
-        <w:spacing w:line="240" w:lineRule="auto" w:after="0"/>
-      </w:pPr>
-      <w:r>
-        <w:rPr>
-          <w:rFonts w:ascii="Times New Roman" w:hAnsi="Times New Roman" w:eastAsia="Times New Roman"/>
-          <w:b w:val="0"/>
-          <w:i w:val="0"/>
-          <w:color w:val="181A1F"/>
-          <w:sz w:val="28"/>
-        </w:rPr>
-        <w:t>Запишите в таблицу выбранные цифры под соответствующими буквами:</w:t>
-      </w:r>
-    </w:p>
-    <w:tbl>
-      <w:tblPr>
-        <w:tblStyle w:val="TableGrid"/>
-        <w:tblW w:type="auto" w:w="0"/>
-        <w:tblLayout w:type="autofit"/>
-        <w:tblLook w:firstColumn="1" w:firstRow="1" w:lastColumn="0" w:lastRow="0" w:noHBand="0" w:noVBand="1" w:val="04A0"/>
-      </w:tblPr>
-      <w:tblGrid>
-        <w:gridCol w:w="2051"/>
-        <w:gridCol w:w="2051"/>
-        <w:gridCol w:w="2051"/>
-        <w:gridCol w:w="2051"/>
-        <w:gridCol w:w="2051"/>
-      </w:tblGrid>
-      <w:tr>
-        <w:tc>
-          <w:tcPr>
-            <w:tcW w:type="dxa" w:w="2051"/>
-          </w:tcPr>
-          <w:p>
-            <w:pPr>
-              <w:spacing w:after="0" w:line="240" w:lineRule="auto"/>
-            </w:pPr>
-            <w:r>
-              <w:rPr>
-                <w:rFonts w:ascii="Times New Roman" w:hAnsi="Times New Roman" w:eastAsia="Times New Roman"/>
-                <w:b/>
-                <w:color w:val="181A1F"/>
-                <w:sz w:val="28"/>
-              </w:rPr>
-              <w:t>A</w:t>
-            </w:r>
-          </w:p>
-        </w:tc>
-        <w:tc>
-          <w:tcPr>
-            <w:tcW w:type="dxa" w:w="2051"/>
-          </w:tcPr>
-          <w:p>
-            <w:pPr>
-              <w:spacing w:after="0" w:line="240" w:lineRule="auto"/>
-            </w:pPr>
-            <w:r>
-              <w:rPr>
-                <w:rFonts w:ascii="Times New Roman" w:hAnsi="Times New Roman" w:eastAsia="Times New Roman"/>
-                <w:b/>
-                <w:color w:val="181A1F"/>
-                <w:sz w:val="28"/>
-              </w:rPr>
-              <w:t>Б</w:t>
-            </w:r>
-          </w:p>
-        </w:tc>
-        <w:tc>
-          <w:tcPr>
-            <w:tcW w:type="dxa" w:w="2051"/>
-          </w:tcPr>
-          <w:p>
-            <w:pPr>
-              <w:spacing w:after="0" w:line="240" w:lineRule="auto"/>
-            </w:pPr>
-            <w:r>
-              <w:rPr>
-                <w:rFonts w:ascii="Times New Roman" w:hAnsi="Times New Roman" w:eastAsia="Times New Roman"/>
-                <w:b/>
-                <w:color w:val="181A1F"/>
-                <w:sz w:val="28"/>
-              </w:rPr>
-              <w:t>В</w:t>
-            </w:r>
-          </w:p>
-        </w:tc>
-        <w:tc>
-          <w:tcPr>
-            <w:tcW w:type="dxa" w:w="2051"/>
-          </w:tcPr>
-          <w:p>
-            <w:pPr>
-              <w:spacing w:after="0" w:line="240" w:lineRule="auto"/>
-            </w:pPr>
-            <w:r>
-              <w:rPr>
-                <w:rFonts w:ascii="Times New Roman" w:hAnsi="Times New Roman" w:eastAsia="Times New Roman"/>
-                <w:b/>
-                <w:color w:val="181A1F"/>
-                <w:sz w:val="28"/>
-              </w:rPr>
-              <w:t>Г</w:t>
-            </w:r>
-          </w:p>
-        </w:tc>
-        <w:tc>
-          <w:tcPr>
-            <w:tcW w:type="dxa" w:w="2051"/>
-          </w:tcPr>
-          <w:p>
-            <w:pPr>
-              <w:spacing w:after="0" w:line="240" w:lineRule="auto"/>
-            </w:pPr>
-            <w:r>
-              <w:rPr>
-                <w:rFonts w:ascii="Times New Roman" w:hAnsi="Times New Roman" w:eastAsia="Times New Roman"/>
-                <w:b/>
-                <w:color w:val="181A1F"/>
-                <w:sz w:val="28"/>
-              </w:rPr>
-              <w:t>Д</w:t>
-            </w:r>
-          </w:p>
-        </w:tc>
-      </w:tr>
-      <w:tr>
-        <w:tc>
-          <w:tcPr>
-            <w:tcW w:type="dxa" w:w="2051"/>
-          </w:tcPr>
-          <w:p>
-            <w:pPr>
-              <w:spacing w:after="0" w:line="240" w:lineRule="auto"/>
-            </w:pPr>
-            <w:r>
-              <w:rPr>
-                <w:rFonts w:ascii="Times New Roman" w:hAnsi="Times New Roman" w:eastAsia="Times New Roman"/>
-                <w:color w:val="181A1F"/>
-                <w:sz w:val="28"/>
-              </w:rPr>
-            </w:r>
-          </w:p>
-        </w:tc>
-        <w:tc>
-          <w:tcPr>
-            <w:tcW w:type="dxa" w:w="2051"/>
-          </w:tcPr>
-          <w:p>
-            <w:pPr>
-              <w:spacing w:after="0" w:line="240" w:lineRule="auto"/>
-            </w:pPr>
-            <w:r>
-              <w:rPr>
-                <w:rFonts w:ascii="Times New Roman" w:hAnsi="Times New Roman" w:eastAsia="Times New Roman"/>
-                <w:color w:val="181A1F"/>
-                <w:sz w:val="28"/>
-              </w:rPr>
-            </w:r>
-          </w:p>
-        </w:tc>
-        <w:tc>
-          <w:tcPr>
-            <w:tcW w:type="dxa" w:w="2051"/>
-          </w:tcPr>
-          <w:p>
-            <w:pPr>
-              <w:spacing w:after="0" w:line="240" w:lineRule="auto"/>
-            </w:pPr>
-            <w:r>
-              <w:rPr>
-                <w:rFonts w:ascii="Times New Roman" w:hAnsi="Times New Roman" w:eastAsia="Times New Roman"/>
-                <w:color w:val="181A1F"/>
-                <w:sz w:val="28"/>
-              </w:rPr>
-            </w:r>
-          </w:p>
-        </w:tc>
-        <w:tc>
-          <w:tcPr>
-            <w:tcW w:type="dxa" w:w="2051"/>
-          </w:tcPr>
-          <w:p>
-            <w:pPr>
-              <w:spacing w:after="0" w:line="240" w:lineRule="auto"/>
-            </w:pPr>
-            <w:r>
-              <w:rPr>
-                <w:rFonts w:ascii="Times New Roman" w:hAnsi="Times New Roman" w:eastAsia="Times New Roman"/>
-                <w:color w:val="181A1F"/>
-                <w:sz w:val="28"/>
-              </w:rPr>
-            </w:r>
-          </w:p>
-        </w:tc>
-        <w:tc>
-          <w:tcPr>
-            <w:tcW w:type="dxa" w:w="2051"/>
-          </w:tcPr>
-          <w:p>
-            <w:pPr>
-              <w:spacing w:after="0" w:line="240" w:lineRule="auto"/>
-            </w:pPr>
-            <w:r>
-              <w:rPr>
-                <w:rFonts w:ascii="Times New Roman" w:hAnsi="Times New Roman" w:eastAsia="Times New Roman"/>
-                <w:color w:val="181A1F"/>
-                <w:sz w:val="28"/>
-              </w:rPr>
-            </w:r>
-          </w:p>
-        </w:tc>
-      </w:tr>
-    </w:tbl>
-    <w:p>
-      <w:pPr>
-        <w:keepNext/>
-        <w:widowControl/>
-        <w:spacing w:line="240" w:lineRule="auto" w:after="0" w:before="120"/>
-      </w:pPr>
-      <w:r>
-        <w:rPr>
-          <w:rFonts w:ascii="Times New Roman" w:hAnsi="Times New Roman" w:eastAsia="Times New Roman"/>
-          <w:b/>
-          <w:color w:val="181A1F"/>
-          <w:sz w:val="28"/>
-        </w:rPr>
-        <w:t>11.</w:t>
-      </w:r>
-    </w:p>
-    <w:p>
-      <w:pPr>
-        <w:widowControl/>
-        <w:spacing w:line="240" w:lineRule="auto" w:after="0"/>
-      </w:pPr>
-      <w:r>
-        <w:rPr>
-          <w:rFonts w:ascii="Times New Roman" w:hAnsi="Times New Roman" w:eastAsia="Times New Roman"/>
-          <w:b w:val="0"/>
-          <w:i w:val="0"/>
-          <w:color w:val="181A1F"/>
-          <w:sz w:val="28"/>
-        </w:rPr>
-        <w:t>Установите соответствие между полномочиями и субъектами государственной власти Российской Федерации, которые их исполняют: к каждой позиции, данной в первом столбце, подберите соответствующую позицию из второго столбца.</w:t>
-      </w:r>
-    </w:p>
-    <w:tbl>
-      <w:tblPr>
-        <w:tblStyle w:val="TableGrid"/>
-        <w:tblW w:type="auto" w:w="0"/>
-        <w:tblLayout w:type="autofit"/>
-        <w:tblLook w:firstColumn="1" w:firstRow="1" w:lastColumn="0" w:lastRow="0" w:noHBand="0" w:noVBand="1" w:val="04A0"/>
-      </w:tblPr>
-      <w:tblGrid>
-        <w:gridCol w:w="5128"/>
-        <w:gridCol w:w="5128"/>
-      </w:tblGrid>
-      <w:tr>
-        <w:tc>
-          <w:tcPr>
-            <w:tcW w:type="dxa" w:w="5128"/>
-          </w:tcPr>
-          <w:p>
-            <w:pPr>
-              <w:spacing w:after="0" w:line="240" w:lineRule="auto"/>
-            </w:pPr>
-            <w:r>
-              <w:rPr>
-                <w:rFonts w:ascii="Times New Roman" w:hAnsi="Times New Roman" w:eastAsia="Times New Roman"/>
-                <w:b/>
-                <w:color w:val="181A1F"/>
-                <w:sz w:val="28"/>
-              </w:rPr>
-              <w:t>ПОЛНОМОЧИЯ</w:t>
-            </w:r>
-          </w:p>
-        </w:tc>
-        <w:tc>
-          <w:tcPr>
-            <w:tcW w:type="dxa" w:w="5128"/>
-          </w:tcPr>
-          <w:p>
-            <w:pPr>
-              <w:spacing w:after="0" w:line="240" w:lineRule="auto"/>
-            </w:pPr>
-            <w:r>
-              <w:rPr>
-                <w:rFonts w:ascii="Times New Roman" w:hAnsi="Times New Roman" w:eastAsia="Times New Roman"/>
-                <w:b/>
-                <w:color w:val="181A1F"/>
-                <w:sz w:val="28"/>
-              </w:rPr>
-              <w:t>СУБЪЕКТЫ ГОСУДАРСТВЕННОЙ ВЛАСТИ РОССИЙСКОЙ ФЕДЕРАЦИИ</w:t>
-            </w:r>
-          </w:p>
-        </w:tc>
-      </w:tr>
-      <w:tr>
-        <w:tc>
-          <w:tcPr>
-            <w:tcW w:type="dxa" w:w="5128"/>
-          </w:tcPr>
-          <w:p>
-            <w:pPr>
-              <w:spacing w:after="0" w:line="240" w:lineRule="auto"/>
-            </w:pPr>
-            <w:r>
-              <w:rPr>
-                <w:rFonts w:ascii="Times New Roman" w:hAnsi="Times New Roman" w:eastAsia="Times New Roman"/>
-                <w:color w:val="181A1F"/>
-                <w:sz w:val="28"/>
-              </w:rPr>
-              <w:t>A) представление Государственной Думе кандидатуры на должность Председателя Центрального банка Российской Федерации</w:t>
-              <w:br/>
-              <w:t>Б) управление федеральной собственностьюB) утверждение изменения границ между субъектами Российской Федерации</w:t>
-              <w:br/>
-              <w:t>Г) осуществление помилования</w:t>
-              <w:br/>
-              <w:t>Д) обеспечение государственной поддержки научно-технологического развития РФ</w:t>
-            </w:r>
-          </w:p>
-        </w:tc>
-        <w:tc>
-          <w:tcPr>
-            <w:tcW w:type="dxa" w:w="5128"/>
-          </w:tcPr>
-          <w:p>
-            <w:pPr>
-              <w:spacing w:after="0" w:line="240" w:lineRule="auto"/>
-            </w:pPr>
-            <w:r>
-              <w:rPr>
-                <w:rFonts w:ascii="Times New Roman" w:hAnsi="Times New Roman" w:eastAsia="Times New Roman"/>
-                <w:color w:val="181A1F"/>
-                <w:sz w:val="28"/>
-              </w:rPr>
-              <w:t>1) Президент Российской Федерации</w:t>
-              <w:br/>
-              <w:t>2) Совет Федерации</w:t>
-              <w:br/>
-              <w:t>3) Правительство Российской Федерации</w:t>
-            </w:r>
-          </w:p>
-        </w:tc>
-      </w:tr>
-    </w:tbl>
-    <w:p>
-      <w:pPr>
-        <w:widowControl/>
-        <w:spacing w:line="240" w:lineRule="auto" w:after="0"/>
-      </w:pPr>
-      <w:r>
-        <w:rPr>
-          <w:rFonts w:ascii="Times New Roman" w:hAnsi="Times New Roman" w:eastAsia="Times New Roman"/>
-          <w:b w:val="0"/>
-          <w:i w:val="0"/>
-          <w:color w:val="181A1F"/>
-          <w:sz w:val="28"/>
-        </w:rPr>
-        <w:t>Запишите в таблицу выбранные цифры под соответствующими буквами.</w:t>
-      </w:r>
-    </w:p>
-    <w:tbl>
-      <w:tblPr>
-        <w:tblStyle w:val="TableGrid"/>
-        <w:tblW w:type="auto" w:w="0"/>
-        <w:tblLayout w:type="autofit"/>
-        <w:tblLook w:firstColumn="1" w:firstRow="1" w:lastColumn="0" w:lastRow="0" w:noHBand="0" w:noVBand="1" w:val="04A0"/>
-      </w:tblPr>
-      <w:tblGrid>
-        <w:gridCol w:w="2051"/>
-        <w:gridCol w:w="2051"/>
-        <w:gridCol w:w="2051"/>
-        <w:gridCol w:w="2051"/>
-        <w:gridCol w:w="2051"/>
-      </w:tblGrid>
-      <w:tr>
-        <w:tc>
-          <w:tcPr>
-            <w:tcW w:type="dxa" w:w="2051"/>
-          </w:tcPr>
-          <w:p>
-            <w:pPr>
-              <w:spacing w:after="0" w:line="240" w:lineRule="auto"/>
-            </w:pPr>
-            <w:r>
-              <w:rPr>
-                <w:rFonts w:ascii="Times New Roman" w:hAnsi="Times New Roman" w:eastAsia="Times New Roman"/>
-                <w:b/>
-                <w:color w:val="181A1F"/>
-                <w:sz w:val="28"/>
-              </w:rPr>
-              <w:t>А</w:t>
-            </w:r>
-          </w:p>
-        </w:tc>
-        <w:tc>
-          <w:tcPr>
-            <w:tcW w:type="dxa" w:w="2051"/>
-          </w:tcPr>
-          <w:p>
-            <w:pPr>
-              <w:spacing w:after="0" w:line="240" w:lineRule="auto"/>
-            </w:pPr>
-            <w:r>
-              <w:rPr>
-                <w:rFonts w:ascii="Times New Roman" w:hAnsi="Times New Roman" w:eastAsia="Times New Roman"/>
-                <w:b/>
-                <w:color w:val="181A1F"/>
-                <w:sz w:val="28"/>
-              </w:rPr>
-              <w:t>Б</w:t>
-            </w:r>
-          </w:p>
-        </w:tc>
-        <w:tc>
-          <w:tcPr>
-            <w:tcW w:type="dxa" w:w="2051"/>
-          </w:tcPr>
-          <w:p>
-            <w:pPr>
-              <w:spacing w:after="0" w:line="240" w:lineRule="auto"/>
-            </w:pPr>
-            <w:r>
-              <w:rPr>
-                <w:rFonts w:ascii="Times New Roman" w:hAnsi="Times New Roman" w:eastAsia="Times New Roman"/>
-                <w:b/>
-                <w:color w:val="181A1F"/>
-                <w:sz w:val="28"/>
-              </w:rPr>
-              <w:t>В</w:t>
-            </w:r>
-          </w:p>
-        </w:tc>
-        <w:tc>
-          <w:tcPr>
-            <w:tcW w:type="dxa" w:w="2051"/>
-          </w:tcPr>
-          <w:p>
-            <w:pPr>
-              <w:spacing w:after="0" w:line="240" w:lineRule="auto"/>
-            </w:pPr>
-            <w:r>
-              <w:rPr>
-                <w:rFonts w:ascii="Times New Roman" w:hAnsi="Times New Roman" w:eastAsia="Times New Roman"/>
-                <w:b/>
-                <w:color w:val="181A1F"/>
-                <w:sz w:val="28"/>
-              </w:rPr>
-              <w:t>Г</w:t>
-            </w:r>
-          </w:p>
-        </w:tc>
-        <w:tc>
-          <w:tcPr>
-            <w:tcW w:type="dxa" w:w="2051"/>
-          </w:tcPr>
-          <w:p>
-            <w:pPr>
-              <w:spacing w:after="0" w:line="240" w:lineRule="auto"/>
-            </w:pPr>
-            <w:r>
-              <w:rPr>
-                <w:rFonts w:ascii="Times New Roman" w:hAnsi="Times New Roman" w:eastAsia="Times New Roman"/>
-                <w:b/>
-                <w:color w:val="181A1F"/>
-                <w:sz w:val="28"/>
-              </w:rPr>
-              <w:t>Д</w:t>
-            </w:r>
-          </w:p>
-        </w:tc>
-      </w:tr>
-      <w:tr>
-        <w:tc>
-          <w:tcPr>
-            <w:tcW w:type="dxa" w:w="2051"/>
-          </w:tcPr>
-          <w:p>
-            <w:pPr>
-              <w:spacing w:after="0" w:line="240" w:lineRule="auto"/>
-            </w:pPr>
-            <w:r>
-              <w:rPr>
-                <w:rFonts w:ascii="Times New Roman" w:hAnsi="Times New Roman" w:eastAsia="Times New Roman"/>
-                <w:color w:val="181A1F"/>
-                <w:sz w:val="28"/>
-              </w:rPr>
-            </w:r>
-          </w:p>
-        </w:tc>
-        <w:tc>
-          <w:tcPr>
-            <w:tcW w:type="dxa" w:w="2051"/>
-          </w:tcPr>
-          <w:p>
-            <w:pPr>
-              <w:spacing w:after="0" w:line="240" w:lineRule="auto"/>
-            </w:pPr>
-            <w:r>
-              <w:rPr>
-                <w:rFonts w:ascii="Times New Roman" w:hAnsi="Times New Roman" w:eastAsia="Times New Roman"/>
-                <w:color w:val="181A1F"/>
-                <w:sz w:val="28"/>
-              </w:rPr>
-            </w:r>
-          </w:p>
-        </w:tc>
-        <w:tc>
-          <w:tcPr>
-            <w:tcW w:type="dxa" w:w="2051"/>
-          </w:tcPr>
-          <w:p>
-            <w:pPr>
-              <w:spacing w:after="0" w:line="240" w:lineRule="auto"/>
-            </w:pPr>
-            <w:r>
-              <w:rPr>
-                <w:rFonts w:ascii="Times New Roman" w:hAnsi="Times New Roman" w:eastAsia="Times New Roman"/>
-                <w:color w:val="181A1F"/>
-                <w:sz w:val="28"/>
-              </w:rPr>
-            </w:r>
-          </w:p>
-        </w:tc>
-        <w:tc>
-          <w:tcPr>
-            <w:tcW w:type="dxa" w:w="2051"/>
-          </w:tcPr>
-          <w:p>
-            <w:pPr>
-              <w:spacing w:after="0" w:line="240" w:lineRule="auto"/>
-            </w:pPr>
-            <w:r>
-              <w:rPr>
-                <w:rFonts w:ascii="Times New Roman" w:hAnsi="Times New Roman" w:eastAsia="Times New Roman"/>
-                <w:color w:val="181A1F"/>
-                <w:sz w:val="28"/>
-              </w:rPr>
-            </w:r>
-          </w:p>
-        </w:tc>
-        <w:tc>
-          <w:tcPr>
-            <w:tcW w:type="dxa" w:w="2051"/>
-          </w:tcPr>
-          <w:p>
-            <w:pPr>
-              <w:spacing w:after="0" w:line="240" w:lineRule="auto"/>
-            </w:pPr>
-            <w:r>
-              <w:rPr>
-                <w:rFonts w:ascii="Times New Roman" w:hAnsi="Times New Roman" w:eastAsia="Times New Roman"/>
-                <w:color w:val="181A1F"/>
-                <w:sz w:val="28"/>
-              </w:rPr>
-            </w:r>
-          </w:p>
-        </w:tc>
-      </w:tr>
-    </w:tbl>
-    <w:p>
-      <w:pPr>
-        <w:keepNext/>
-        <w:widowControl/>
-        <w:spacing w:line="240" w:lineRule="auto" w:after="0" w:before="120"/>
-      </w:pPr>
-      <w:r>
-        <w:rPr>
-          <w:rFonts w:ascii="Times New Roman" w:hAnsi="Times New Roman" w:eastAsia="Times New Roman"/>
-          <w:b/>
-          <w:color w:val="181A1F"/>
-          <w:sz w:val="28"/>
-        </w:rPr>
-        <w:t>12.</w:t>
-      </w:r>
-    </w:p>
-    <w:p>
-      <w:pPr>
-        <w:widowControl/>
-        <w:spacing w:line="240" w:lineRule="auto" w:after="0"/>
-      </w:pPr>
-      <w:r>
-        <w:rPr>
-          <w:rFonts w:ascii="Times New Roman" w:hAnsi="Times New Roman" w:eastAsia="Times New Roman"/>
-          <w:b w:val="0"/>
-          <w:i w:val="0"/>
-          <w:color w:val="181A1F"/>
-          <w:sz w:val="28"/>
-        </w:rPr>
-        <w:t>Конституция РФ гарантирует различные права. Что из перечисленного относится к социально-экономическим правам (свободам) гражданина РФ? Запишите цифры, под которыми они указаны.</w:t>
-      </w:r>
-    </w:p>
-    <w:p>
-      <w:pPr>
-        <w:widowControl/>
-        <w:spacing w:line="240" w:lineRule="auto" w:after="0"/>
-      </w:pPr>
-      <w:r>
-        <w:rPr>
-          <w:rFonts w:ascii="Times New Roman" w:hAnsi="Times New Roman" w:eastAsia="Times New Roman"/>
-          <w:b w:val="0"/>
-          <w:i w:val="0"/>
-          <w:color w:val="181A1F"/>
-          <w:sz w:val="28"/>
-        </w:rPr>
-        <w:t>1) свободно использовать свои способности и имущество для предпринимательской деятельности</w:t>
-      </w:r>
-    </w:p>
-    <w:p>
-      <w:pPr>
-        <w:widowControl/>
-        <w:spacing w:line="240" w:lineRule="auto" w:after="0"/>
-      </w:pPr>
-      <w:r>
-        <w:rPr>
-          <w:rFonts w:ascii="Times New Roman" w:hAnsi="Times New Roman" w:eastAsia="Times New Roman"/>
-          <w:b w:val="0"/>
-          <w:i w:val="0"/>
-          <w:color w:val="181A1F"/>
-          <w:sz w:val="28"/>
-        </w:rPr>
-        <w:t>2) трудиться в условиях, отвечающих требованиям безопасности и гигиены</w:t>
-      </w:r>
-    </w:p>
-    <w:p>
-      <w:pPr>
-        <w:widowControl/>
-        <w:spacing w:line="240" w:lineRule="auto" w:after="0"/>
-      </w:pPr>
-      <w:r>
-        <w:rPr>
-          <w:rFonts w:ascii="Times New Roman" w:hAnsi="Times New Roman" w:eastAsia="Times New Roman"/>
-          <w:b w:val="0"/>
-          <w:i w:val="0"/>
-          <w:color w:val="181A1F"/>
-          <w:sz w:val="28"/>
-        </w:rPr>
-        <w:t>3) уплачивать законно установленные налоги и сборы</w:t>
-      </w:r>
-    </w:p>
-    <w:p>
-      <w:pPr>
-        <w:widowControl/>
-        <w:spacing w:line="240" w:lineRule="auto" w:after="0"/>
-      </w:pPr>
-      <w:r>
-        <w:rPr>
-          <w:rFonts w:ascii="Times New Roman" w:hAnsi="Times New Roman" w:eastAsia="Times New Roman"/>
-          <w:b w:val="0"/>
-          <w:i w:val="0"/>
-          <w:color w:val="181A1F"/>
-          <w:sz w:val="28"/>
-        </w:rPr>
-        <w:t>4) совершеннолетним трудоспособным детям заботиться о нетрудоспособных родителях</w:t>
-      </w:r>
-    </w:p>
-    <w:p>
-      <w:pPr>
-        <w:widowControl/>
-        <w:spacing w:line="240" w:lineRule="auto" w:after="0"/>
-      </w:pPr>
-      <w:r>
-        <w:rPr>
-          <w:rFonts w:ascii="Times New Roman" w:hAnsi="Times New Roman" w:eastAsia="Times New Roman"/>
-          <w:b w:val="0"/>
-          <w:i w:val="0"/>
-          <w:color w:val="181A1F"/>
-          <w:sz w:val="28"/>
-        </w:rPr>
-        <w:t>5) иметь имущество в собственности; владеть, пользоваться и распоряжаться им как единолично, так и совместно с другими лицами</w:t>
-      </w:r>
-    </w:p>
-    <w:p>
-      <w:pPr>
-        <w:keepNext/>
-        <w:widowControl/>
-        <w:spacing w:line="240" w:lineRule="auto" w:after="0" w:before="120"/>
-      </w:pPr>
-      <w:r>
-        <w:rPr>
-          <w:rFonts w:ascii="Times New Roman" w:hAnsi="Times New Roman" w:eastAsia="Times New Roman"/>
-          <w:b/>
-          <w:color w:val="181A1F"/>
-          <w:sz w:val="28"/>
-        </w:rPr>
-        <w:t>13.</w:t>
-      </w:r>
-    </w:p>
-    <w:p>
-      <w:pPr>
-        <w:widowControl/>
-        <w:spacing w:line="240" w:lineRule="auto" w:after="0"/>
-      </w:pPr>
-      <w:r>
-        <w:rPr>
-          <w:rFonts w:ascii="Times New Roman" w:hAnsi="Times New Roman" w:eastAsia="Times New Roman"/>
-          <w:b w:val="0"/>
-          <w:i w:val="0"/>
-          <w:color w:val="181A1F"/>
-          <w:sz w:val="28"/>
-        </w:rPr>
-        <w:t>Установите соответствие между вопросами и субъектами государственной власти Российской Федерации, к ведению которых эти вопросы относятся: к каждой позиции, данной в первом столбце, подберите соответствующую позицию из второго столбца.</w:t>
-      </w:r>
-    </w:p>
-    <w:tbl>
-      <w:tblPr>
-        <w:tblStyle w:val="TableGrid"/>
-        <w:tblW w:type="auto" w:w="0"/>
-        <w:tblLayout w:type="autofit"/>
-        <w:tblLook w:firstColumn="1" w:firstRow="1" w:lastColumn="0" w:lastRow="0" w:noHBand="0" w:noVBand="1" w:val="04A0"/>
-      </w:tblPr>
-      <w:tblGrid>
-        <w:gridCol w:w="5128"/>
-        <w:gridCol w:w="5128"/>
-      </w:tblGrid>
-      <w:tr>
-        <w:tc>
-          <w:tcPr>
-            <w:tcW w:type="dxa" w:w="5128"/>
-          </w:tcPr>
-          <w:p>
-            <w:pPr>
-              <w:spacing w:after="0" w:line="240" w:lineRule="auto"/>
-            </w:pPr>
-            <w:r>
-              <w:rPr>
-                <w:rFonts w:ascii="Times New Roman" w:hAnsi="Times New Roman" w:eastAsia="Times New Roman"/>
-                <w:b/>
-                <w:color w:val="181A1F"/>
-                <w:sz w:val="28"/>
-              </w:rPr>
-              <w:t>ВОПРОСЫ</w:t>
-            </w:r>
-          </w:p>
-        </w:tc>
-        <w:tc>
-          <w:tcPr>
-            <w:tcW w:type="dxa" w:w="5128"/>
-          </w:tcPr>
-          <w:p>
-            <w:pPr>
-              <w:spacing w:after="0" w:line="240" w:lineRule="auto"/>
-            </w:pPr>
-            <w:r>
-              <w:rPr>
-                <w:rFonts w:ascii="Times New Roman" w:hAnsi="Times New Roman" w:eastAsia="Times New Roman"/>
-                <w:b/>
-                <w:color w:val="181A1F"/>
-                <w:sz w:val="28"/>
-              </w:rPr>
-              <w:t>СУБЪЕКТЫ ГОСУДАРСТВЕННОЙ ВЛАСТИ РОССИЙСКОЙ ФЕДЕРАЦИИ</w:t>
-            </w:r>
-          </w:p>
-        </w:tc>
-      </w:tr>
-      <w:tr>
-        <w:tc>
-          <w:tcPr>
-            <w:tcW w:type="dxa" w:w="5128"/>
-          </w:tcPr>
-          <w:p>
-            <w:pPr>
-              <w:spacing w:after="0" w:line="240" w:lineRule="auto"/>
-            </w:pPr>
-            <w:r>
-              <w:rPr>
-                <w:rFonts w:ascii="Times New Roman" w:hAnsi="Times New Roman" w:eastAsia="Times New Roman"/>
-                <w:color w:val="181A1F"/>
-                <w:sz w:val="28"/>
-              </w:rPr>
-              <w:t>А) внешняя политика и международные отношения Российской Федерации</w:t>
-              <w:br/>
-              <w:t>Б) осуществление мер по борьбе с катастрофами</w:t>
-              <w:br/>
-              <w:t>В) судоустройство и прокуратура</w:t>
-              <w:br/>
-              <w:t>Г) создание условий для осуществления совершеннолетними детьми обязанности заботиться о родителях</w:t>
-              <w:br/>
-              <w:t>Д) охрана памятников истории и культуры</w:t>
-            </w:r>
-          </w:p>
-        </w:tc>
-        <w:tc>
-          <w:tcPr>
-            <w:tcW w:type="dxa" w:w="5128"/>
-          </w:tcPr>
-          <w:p>
-            <w:pPr>
-              <w:spacing w:after="0" w:line="240" w:lineRule="auto"/>
-            </w:pPr>
-            <w:r>
-              <w:rPr>
-                <w:rFonts w:ascii="Times New Roman" w:hAnsi="Times New Roman" w:eastAsia="Times New Roman"/>
-                <w:color w:val="181A1F"/>
-                <w:sz w:val="28"/>
-              </w:rPr>
-              <w:t>1) только федеральный центр</w:t>
-              <w:br/>
-              <w:t>2) совместно федеральный центр и субъекты Российской Федерации</w:t>
-            </w:r>
-          </w:p>
-        </w:tc>
-      </w:tr>
-    </w:tbl>
-    <w:p>
-      <w:pPr>
-        <w:widowControl/>
-        <w:spacing w:line="240" w:lineRule="auto" w:after="0"/>
-      </w:pPr>
-      <w:r>
-        <w:rPr>
-          <w:rFonts w:ascii="Times New Roman" w:hAnsi="Times New Roman" w:eastAsia="Times New Roman"/>
-          <w:b w:val="0"/>
-          <w:i w:val="0"/>
-          <w:color w:val="181A1F"/>
-          <w:sz w:val="28"/>
-        </w:rPr>
-        <w:t>Запишите в таблицу выбранные цифры под соответствующими буквами:</w:t>
-      </w:r>
-    </w:p>
-    <w:tbl>
-      <w:tblPr>
-        <w:tblStyle w:val="TableGrid"/>
-        <w:tblW w:type="auto" w:w="0"/>
-        <w:tblLayout w:type="autofit"/>
-        <w:tblLook w:firstColumn="1" w:firstRow="1" w:lastColumn="0" w:lastRow="0" w:noHBand="0" w:noVBand="1" w:val="04A0"/>
-      </w:tblPr>
-      <w:tblGrid>
-        <w:gridCol w:w="2051"/>
-        <w:gridCol w:w="2051"/>
-        <w:gridCol w:w="2051"/>
-        <w:gridCol w:w="2051"/>
-        <w:gridCol w:w="2051"/>
-      </w:tblGrid>
-      <w:tr>
-        <w:tc>
-          <w:tcPr>
-            <w:tcW w:type="dxa" w:w="2051"/>
-          </w:tcPr>
-          <w:p>
-            <w:pPr>
-              <w:spacing w:after="0" w:line="240" w:lineRule="auto"/>
-            </w:pPr>
-            <w:r>
-              <w:rPr>
-                <w:rFonts w:ascii="Times New Roman" w:hAnsi="Times New Roman" w:eastAsia="Times New Roman"/>
-                <w:b/>
-                <w:color w:val="181A1F"/>
-                <w:sz w:val="28"/>
-              </w:rPr>
-              <w:t>A</w:t>
-            </w:r>
-          </w:p>
-        </w:tc>
-        <w:tc>
-          <w:tcPr>
-            <w:tcW w:type="dxa" w:w="2051"/>
-          </w:tcPr>
-          <w:p>
-            <w:pPr>
-              <w:spacing w:after="0" w:line="240" w:lineRule="auto"/>
-            </w:pPr>
-            <w:r>
-              <w:rPr>
-                <w:rFonts w:ascii="Times New Roman" w:hAnsi="Times New Roman" w:eastAsia="Times New Roman"/>
-                <w:b/>
-                <w:color w:val="181A1F"/>
-                <w:sz w:val="28"/>
-              </w:rPr>
-              <w:t>Б</w:t>
-            </w:r>
-          </w:p>
-        </w:tc>
-        <w:tc>
-          <w:tcPr>
-            <w:tcW w:type="dxa" w:w="2051"/>
-          </w:tcPr>
-          <w:p>
-            <w:pPr>
-              <w:spacing w:after="0" w:line="240" w:lineRule="auto"/>
-            </w:pPr>
-            <w:r>
-              <w:rPr>
-                <w:rFonts w:ascii="Times New Roman" w:hAnsi="Times New Roman" w:eastAsia="Times New Roman"/>
-                <w:b/>
-                <w:color w:val="181A1F"/>
-                <w:sz w:val="28"/>
-              </w:rPr>
-              <w:t>В</w:t>
-            </w:r>
-          </w:p>
-        </w:tc>
-        <w:tc>
-          <w:tcPr>
-            <w:tcW w:type="dxa" w:w="2051"/>
-          </w:tcPr>
-          <w:p>
-            <w:pPr>
-              <w:spacing w:after="0" w:line="240" w:lineRule="auto"/>
-            </w:pPr>
-            <w:r>
-              <w:rPr>
-                <w:rFonts w:ascii="Times New Roman" w:hAnsi="Times New Roman" w:eastAsia="Times New Roman"/>
-                <w:b/>
-                <w:color w:val="181A1F"/>
-                <w:sz w:val="28"/>
-              </w:rPr>
-              <w:t>Г</w:t>
-            </w:r>
-          </w:p>
-        </w:tc>
-        <w:tc>
-          <w:tcPr>
-            <w:tcW w:type="dxa" w:w="2051"/>
-          </w:tcPr>
-          <w:p>
-            <w:pPr>
-              <w:spacing w:after="0" w:line="240" w:lineRule="auto"/>
-            </w:pPr>
-            <w:r>
-              <w:rPr>
-                <w:rFonts w:ascii="Times New Roman" w:hAnsi="Times New Roman" w:eastAsia="Times New Roman"/>
-                <w:b/>
-                <w:color w:val="181A1F"/>
-                <w:sz w:val="28"/>
-              </w:rPr>
-              <w:t>Д</w:t>
-            </w:r>
-          </w:p>
-        </w:tc>
-      </w:tr>
-      <w:tr>
-        <w:tc>
-          <w:tcPr>
-            <w:tcW w:type="dxa" w:w="2051"/>
-          </w:tcPr>
-          <w:p>
-            <w:pPr>
-              <w:spacing w:after="0" w:line="240" w:lineRule="auto"/>
-            </w:pPr>
-            <w:r>
-              <w:rPr>
-                <w:rFonts w:ascii="Times New Roman" w:hAnsi="Times New Roman" w:eastAsia="Times New Roman"/>
-                <w:color w:val="181A1F"/>
-                <w:sz w:val="28"/>
-              </w:rPr>
-            </w:r>
-          </w:p>
-        </w:tc>
-        <w:tc>
-          <w:tcPr>
-            <w:tcW w:type="dxa" w:w="2051"/>
-          </w:tcPr>
-          <w:p>
-            <w:pPr>
-              <w:spacing w:after="0" w:line="240" w:lineRule="auto"/>
-            </w:pPr>
-            <w:r>
-              <w:rPr>
-                <w:rFonts w:ascii="Times New Roman" w:hAnsi="Times New Roman" w:eastAsia="Times New Roman"/>
-                <w:color w:val="181A1F"/>
-                <w:sz w:val="28"/>
-              </w:rPr>
-            </w:r>
-          </w:p>
-        </w:tc>
-        <w:tc>
-          <w:tcPr>
-            <w:tcW w:type="dxa" w:w="2051"/>
-          </w:tcPr>
-          <w:p>
-            <w:pPr>
-              <w:spacing w:after="0" w:line="240" w:lineRule="auto"/>
-            </w:pPr>
-            <w:r>
-              <w:rPr>
-                <w:rFonts w:ascii="Times New Roman" w:hAnsi="Times New Roman" w:eastAsia="Times New Roman"/>
-                <w:color w:val="181A1F"/>
-                <w:sz w:val="28"/>
-              </w:rPr>
-            </w:r>
-          </w:p>
-        </w:tc>
-        <w:tc>
-          <w:tcPr>
-            <w:tcW w:type="dxa" w:w="2051"/>
-          </w:tcPr>
-          <w:p>
-            <w:pPr>
-              <w:spacing w:after="0" w:line="240" w:lineRule="auto"/>
-            </w:pPr>
-            <w:r>
-              <w:rPr>
-                <w:rFonts w:ascii="Times New Roman" w:hAnsi="Times New Roman" w:eastAsia="Times New Roman"/>
-                <w:color w:val="181A1F"/>
-                <w:sz w:val="28"/>
-              </w:rPr>
-            </w:r>
-          </w:p>
-        </w:tc>
-        <w:tc>
-          <w:tcPr>
-            <w:tcW w:type="dxa" w:w="2051"/>
-          </w:tcPr>
-          <w:p>
-            <w:pPr>
-              <w:spacing w:after="0" w:line="240" w:lineRule="auto"/>
-            </w:pPr>
-            <w:r>
-              <w:rPr>
-                <w:rFonts w:ascii="Times New Roman" w:hAnsi="Times New Roman" w:eastAsia="Times New Roman"/>
-                <w:color w:val="181A1F"/>
-                <w:sz w:val="28"/>
-              </w:rPr>
-            </w:r>
-          </w:p>
-        </w:tc>
-      </w:tr>
-    </w:tbl>
-    <w:p>
-      <w:pPr>
-        <w:keepNext/>
-        <w:widowControl/>
-        <w:spacing w:line="240" w:lineRule="auto" w:after="0" w:before="120"/>
-      </w:pPr>
-      <w:r>
-        <w:rPr>
-          <w:rFonts w:ascii="Times New Roman" w:hAnsi="Times New Roman" w:eastAsia="Times New Roman"/>
-          <w:b/>
-          <w:color w:val="181A1F"/>
-          <w:sz w:val="28"/>
-        </w:rPr>
-        <w:t>14.</w:t>
-      </w:r>
-    </w:p>
-    <w:p>
-      <w:pPr>
-        <w:widowControl/>
-        <w:spacing w:line="240" w:lineRule="auto" w:after="0"/>
-      </w:pPr>
-      <w:r>
-        <w:rPr>
-          <w:rFonts w:ascii="Times New Roman" w:hAnsi="Times New Roman" w:eastAsia="Times New Roman"/>
-          <w:b w:val="0"/>
-          <w:i w:val="0"/>
-          <w:color w:val="181A1F"/>
-          <w:sz w:val="28"/>
-        </w:rPr>
-        <w:t>Установите соответствие между полномочиями и субъектами государственной власти РФ, реализующими эти полномочия: к каждой позиции, данной в первом столбце, подберите соответствующую позицию из второго столбца.</w:t>
-      </w:r>
-    </w:p>
-    <w:tbl>
-      <w:tblPr>
-        <w:tblStyle w:val="TableGrid"/>
-        <w:tblW w:type="auto" w:w="0"/>
-        <w:tblLayout w:type="autofit"/>
-        <w:tblLook w:firstColumn="1" w:firstRow="1" w:lastColumn="0" w:lastRow="0" w:noHBand="0" w:noVBand="1" w:val="04A0"/>
-      </w:tblPr>
-      <w:tblGrid>
-        <w:gridCol w:w="5128"/>
-        <w:gridCol w:w="5128"/>
-      </w:tblGrid>
-      <w:tr>
-        <w:tc>
-          <w:tcPr>
-            <w:tcW w:type="dxa" w:w="5128"/>
-          </w:tcPr>
-          <w:p>
-            <w:pPr>
-              <w:spacing w:after="0" w:line="240" w:lineRule="auto"/>
-            </w:pPr>
-            <w:r>
-              <w:rPr>
-                <w:rFonts w:ascii="Times New Roman" w:hAnsi="Times New Roman" w:eastAsia="Times New Roman"/>
-                <w:b/>
-                <w:color w:val="181A1F"/>
-                <w:sz w:val="28"/>
-              </w:rPr>
-              <w:t>ПОЛНОМОЧИЯ</w:t>
-            </w:r>
-          </w:p>
-        </w:tc>
-        <w:tc>
-          <w:tcPr>
-            <w:tcW w:type="dxa" w:w="5128"/>
-          </w:tcPr>
-          <w:p>
-            <w:pPr>
-              <w:spacing w:after="0" w:line="240" w:lineRule="auto"/>
-            </w:pPr>
-            <w:r>
-              <w:rPr>
-                <w:rFonts w:ascii="Times New Roman" w:hAnsi="Times New Roman" w:eastAsia="Times New Roman"/>
-                <w:b/>
-                <w:color w:val="181A1F"/>
-                <w:sz w:val="28"/>
-              </w:rPr>
-              <w:t>СУБЪЕКТЫ ГОСУДАРСТВЕННОЙ ВЛАСТИ РФ</w:t>
-            </w:r>
-          </w:p>
-        </w:tc>
-      </w:tr>
-      <w:tr>
-        <w:tc>
-          <w:tcPr>
-            <w:tcW w:type="dxa" w:w="5128"/>
-          </w:tcPr>
-          <w:p>
-            <w:pPr>
-              <w:spacing w:after="0" w:line="240" w:lineRule="auto"/>
-            </w:pPr>
-            <w:r>
-              <w:rPr>
-                <w:rFonts w:ascii="Times New Roman" w:hAnsi="Times New Roman" w:eastAsia="Times New Roman"/>
-                <w:color w:val="181A1F"/>
-                <w:sz w:val="28"/>
-              </w:rPr>
-              <w:t>А) утверждение изменения границ между субъектами РФ</w:t>
-              <w:br/>
-              <w:t>Б) осуществление управления федеральной собственностью</w:t>
-              <w:br/>
-              <w:t>В) обеспечение исполнения федерального бюджета</w:t>
-              <w:br/>
-              <w:t>Г) утверждение военной доктрины РФ</w:t>
-              <w:br/>
-              <w:t>Д) назначение на должность судей Конституционного Суда РФ</w:t>
-            </w:r>
-          </w:p>
-        </w:tc>
-        <w:tc>
-          <w:tcPr>
-            <w:tcW w:type="dxa" w:w="5128"/>
-          </w:tcPr>
-          <w:p>
-            <w:pPr>
-              <w:spacing w:after="0" w:line="240" w:lineRule="auto"/>
-            </w:pPr>
-            <w:r>
-              <w:rPr>
-                <w:rFonts w:ascii="Times New Roman" w:hAnsi="Times New Roman" w:eastAsia="Times New Roman"/>
-                <w:color w:val="181A1F"/>
-                <w:sz w:val="28"/>
-              </w:rPr>
-              <w:t>1) Совет Федерации</w:t>
-              <w:br/>
-              <w:t>2) Президент РФ</w:t>
-              <w:br/>
-              <w:t>3) Правительство РФ</w:t>
-            </w:r>
-          </w:p>
-        </w:tc>
-      </w:tr>
-    </w:tbl>
-    <w:p>
-      <w:pPr>
-        <w:widowControl/>
-        <w:spacing w:line="240" w:lineRule="auto" w:after="0"/>
-      </w:pPr>
-      <w:r>
-        <w:rPr>
-          <w:rFonts w:ascii="Times New Roman" w:hAnsi="Times New Roman" w:eastAsia="Times New Roman"/>
-          <w:b w:val="0"/>
-          <w:i w:val="0"/>
-          <w:color w:val="181A1F"/>
-          <w:sz w:val="28"/>
-        </w:rPr>
-        <w:t>Запишите в таблицу выбранные цифры под соответствующими буквами:</w:t>
-      </w:r>
-    </w:p>
-    <w:tbl>
-      <w:tblPr>
-        <w:tblStyle w:val="TableGrid"/>
-        <w:tblW w:type="auto" w:w="0"/>
-        <w:tblLayout w:type="autofit"/>
-        <w:tblLook w:firstColumn="1" w:firstRow="1" w:lastColumn="0" w:lastRow="0" w:noHBand="0" w:noVBand="1" w:val="04A0"/>
-      </w:tblPr>
-      <w:tblGrid>
-        <w:gridCol w:w="2051"/>
-        <w:gridCol w:w="2051"/>
-        <w:gridCol w:w="2051"/>
-        <w:gridCol w:w="2051"/>
-        <w:gridCol w:w="2051"/>
-      </w:tblGrid>
-      <w:tr>
-        <w:tc>
-          <w:tcPr>
-            <w:tcW w:type="dxa" w:w="2051"/>
-          </w:tcPr>
-          <w:p>
-            <w:pPr>
-              <w:spacing w:after="0" w:line="240" w:lineRule="auto"/>
-            </w:pPr>
-            <w:r>
-              <w:rPr>
-                <w:rFonts w:ascii="Times New Roman" w:hAnsi="Times New Roman" w:eastAsia="Times New Roman"/>
-                <w:b/>
-                <w:color w:val="181A1F"/>
-                <w:sz w:val="28"/>
-              </w:rPr>
-              <w:t>A</w:t>
-            </w:r>
-          </w:p>
-        </w:tc>
-        <w:tc>
-          <w:tcPr>
-            <w:tcW w:type="dxa" w:w="2051"/>
-          </w:tcPr>
-          <w:p>
-            <w:pPr>
-              <w:spacing w:after="0" w:line="240" w:lineRule="auto"/>
-            </w:pPr>
-            <w:r>
-              <w:rPr>
-                <w:rFonts w:ascii="Times New Roman" w:hAnsi="Times New Roman" w:eastAsia="Times New Roman"/>
-                <w:b/>
-                <w:color w:val="181A1F"/>
-                <w:sz w:val="28"/>
-              </w:rPr>
-              <w:t>Б</w:t>
-            </w:r>
-          </w:p>
-        </w:tc>
-        <w:tc>
-          <w:tcPr>
-            <w:tcW w:type="dxa" w:w="2051"/>
-          </w:tcPr>
-          <w:p>
-            <w:pPr>
-              <w:spacing w:after="0" w:line="240" w:lineRule="auto"/>
-            </w:pPr>
-            <w:r>
-              <w:rPr>
-                <w:rFonts w:ascii="Times New Roman" w:hAnsi="Times New Roman" w:eastAsia="Times New Roman"/>
-                <w:b/>
-                <w:color w:val="181A1F"/>
-                <w:sz w:val="28"/>
-              </w:rPr>
-              <w:t>В</w:t>
-            </w:r>
-          </w:p>
-        </w:tc>
-        <w:tc>
-          <w:tcPr>
-            <w:tcW w:type="dxa" w:w="2051"/>
-          </w:tcPr>
-          <w:p>
-            <w:pPr>
-              <w:spacing w:after="0" w:line="240" w:lineRule="auto"/>
-            </w:pPr>
-            <w:r>
-              <w:rPr>
-                <w:rFonts w:ascii="Times New Roman" w:hAnsi="Times New Roman" w:eastAsia="Times New Roman"/>
-                <w:b/>
-                <w:color w:val="181A1F"/>
-                <w:sz w:val="28"/>
-              </w:rPr>
-              <w:t>Г</w:t>
-            </w:r>
-          </w:p>
-        </w:tc>
-        <w:tc>
-          <w:tcPr>
-            <w:tcW w:type="dxa" w:w="2051"/>
-          </w:tcPr>
-          <w:p>
-            <w:pPr>
-              <w:spacing w:after="0" w:line="240" w:lineRule="auto"/>
-            </w:pPr>
-            <w:r>
-              <w:rPr>
-                <w:rFonts w:ascii="Times New Roman" w:hAnsi="Times New Roman" w:eastAsia="Times New Roman"/>
-                <w:b/>
-                <w:color w:val="181A1F"/>
-                <w:sz w:val="28"/>
-              </w:rPr>
-              <w:t>Д</w:t>
-            </w:r>
-          </w:p>
-        </w:tc>
-      </w:tr>
-      <w:tr>
-        <w:tc>
-          <w:tcPr>
-            <w:tcW w:type="dxa" w:w="2051"/>
-          </w:tcPr>
-          <w:p>
-            <w:pPr>
-              <w:spacing w:after="0" w:line="240" w:lineRule="auto"/>
-            </w:pPr>
-            <w:r>
-              <w:rPr>
-                <w:rFonts w:ascii="Times New Roman" w:hAnsi="Times New Roman" w:eastAsia="Times New Roman"/>
-                <w:color w:val="181A1F"/>
-                <w:sz w:val="28"/>
-              </w:rPr>
-            </w:r>
-          </w:p>
-        </w:tc>
-        <w:tc>
-          <w:tcPr>
-            <w:tcW w:type="dxa" w:w="2051"/>
-          </w:tcPr>
-          <w:p>
-            <w:pPr>
-              <w:spacing w:after="0" w:line="240" w:lineRule="auto"/>
-            </w:pPr>
-            <w:r>
-              <w:rPr>
-                <w:rFonts w:ascii="Times New Roman" w:hAnsi="Times New Roman" w:eastAsia="Times New Roman"/>
-                <w:color w:val="181A1F"/>
-                <w:sz w:val="28"/>
-              </w:rPr>
-            </w:r>
-          </w:p>
-        </w:tc>
-        <w:tc>
-          <w:tcPr>
-            <w:tcW w:type="dxa" w:w="2051"/>
-          </w:tcPr>
-          <w:p>
-            <w:pPr>
-              <w:spacing w:after="0" w:line="240" w:lineRule="auto"/>
-            </w:pPr>
-            <w:r>
-              <w:rPr>
-                <w:rFonts w:ascii="Times New Roman" w:hAnsi="Times New Roman" w:eastAsia="Times New Roman"/>
-                <w:color w:val="181A1F"/>
-                <w:sz w:val="28"/>
-              </w:rPr>
-            </w:r>
-          </w:p>
-        </w:tc>
-        <w:tc>
-          <w:tcPr>
-            <w:tcW w:type="dxa" w:w="2051"/>
-          </w:tcPr>
-          <w:p>
-            <w:pPr>
-              <w:spacing w:after="0" w:line="240" w:lineRule="auto"/>
-            </w:pPr>
-            <w:r>
-              <w:rPr>
-                <w:rFonts w:ascii="Times New Roman" w:hAnsi="Times New Roman" w:eastAsia="Times New Roman"/>
-                <w:color w:val="181A1F"/>
-                <w:sz w:val="28"/>
-              </w:rPr>
-            </w:r>
-          </w:p>
-        </w:tc>
-        <w:tc>
-          <w:tcPr>
-            <w:tcW w:type="dxa" w:w="2051"/>
-          </w:tcPr>
-          <w:p>
-            <w:pPr>
-              <w:spacing w:after="0" w:line="240" w:lineRule="auto"/>
-            </w:pPr>
-            <w:r>
-              <w:rPr>
-                <w:rFonts w:ascii="Times New Roman" w:hAnsi="Times New Roman" w:eastAsia="Times New Roman"/>
-                <w:color w:val="181A1F"/>
-                <w:sz w:val="28"/>
-              </w:rPr>
-            </w:r>
-          </w:p>
-        </w:tc>
-      </w:tr>
-    </w:tbl>
-    <w:p>
-      <w:pPr>
-        <w:keepNext/>
-        <w:widowControl/>
-        <w:spacing w:line="240" w:lineRule="auto" w:after="0" w:before="120"/>
-      </w:pPr>
-      <w:r>
-        <w:rPr>
-          <w:rFonts w:ascii="Times New Roman" w:hAnsi="Times New Roman" w:eastAsia="Times New Roman"/>
-          <w:b/>
-          <w:color w:val="181A1F"/>
-          <w:sz w:val="28"/>
-        </w:rPr>
-        <w:t>15.</w:t>
-      </w:r>
-    </w:p>
-    <w:p>
-      <w:pPr>
-        <w:widowControl/>
-        <w:spacing w:line="240" w:lineRule="auto" w:after="0"/>
-      </w:pPr>
-      <w:r>
-        <w:rPr>
-          <w:rFonts w:ascii="Times New Roman" w:hAnsi="Times New Roman" w:eastAsia="Times New Roman"/>
-          <w:b w:val="0"/>
-          <w:i w:val="0"/>
-          <w:color w:val="181A1F"/>
-          <w:sz w:val="28"/>
-        </w:rPr>
-        <w:t>Установите соответствие между функциями и субъектами государственной власти РФ, которые их исполняют: к каждой позиции, данной в первом столбце, подберите соответствующую позицию из второго столбца.</w:t>
-      </w:r>
-    </w:p>
-    <w:tbl>
-      <w:tblPr>
-        <w:tblStyle w:val="TableGrid"/>
-        <w:tblW w:type="auto" w:w="0"/>
-        <w:tblLayout w:type="autofit"/>
-        <w:tblLook w:firstColumn="1" w:firstRow="1" w:lastColumn="0" w:lastRow="0" w:noHBand="0" w:noVBand="1" w:val="04A0"/>
-      </w:tblPr>
-      <w:tblGrid>
-        <w:gridCol w:w="5128"/>
-        <w:gridCol w:w="5128"/>
-      </w:tblGrid>
-      <w:tr>
-        <w:tc>
-          <w:tcPr>
-            <w:tcW w:type="dxa" w:w="5128"/>
-          </w:tcPr>
-          <w:p>
-            <w:pPr>
-              <w:spacing w:after="0" w:line="240" w:lineRule="auto"/>
-            </w:pPr>
-            <w:r>
-              <w:rPr>
-                <w:rFonts w:ascii="Times New Roman" w:hAnsi="Times New Roman" w:eastAsia="Times New Roman"/>
-                <w:b/>
-                <w:color w:val="181A1F"/>
-                <w:sz w:val="28"/>
-              </w:rPr>
-              <w:t>ФУНКЦИИ</w:t>
-            </w:r>
-          </w:p>
-        </w:tc>
-        <w:tc>
-          <w:tcPr>
-            <w:tcW w:type="dxa" w:w="5128"/>
-          </w:tcPr>
-          <w:p>
-            <w:pPr>
-              <w:spacing w:after="0" w:line="240" w:lineRule="auto"/>
-            </w:pPr>
-            <w:r>
-              <w:rPr>
-                <w:rFonts w:ascii="Times New Roman" w:hAnsi="Times New Roman" w:eastAsia="Times New Roman"/>
-                <w:b/>
-                <w:color w:val="181A1F"/>
-                <w:sz w:val="28"/>
-              </w:rPr>
-              <w:t>СУБЪЕКТЫ ГОСУДАРСТВЕННОЙ ВЛАСТИ РФ</w:t>
-            </w:r>
-          </w:p>
-        </w:tc>
-      </w:tr>
-      <w:tr>
-        <w:tc>
-          <w:tcPr>
-            <w:tcW w:type="dxa" w:w="5128"/>
-          </w:tcPr>
-          <w:p>
-            <w:pPr>
-              <w:spacing w:after="0" w:line="240" w:lineRule="auto"/>
-            </w:pPr>
-            <w:r>
-              <w:rPr>
-                <w:rFonts w:ascii="Times New Roman" w:hAnsi="Times New Roman" w:eastAsia="Times New Roman"/>
-                <w:color w:val="181A1F"/>
-                <w:sz w:val="28"/>
-              </w:rPr>
-              <w:t>А) управление федеральной государственной собственностью</w:t>
-              <w:br/>
-              <w:t>Б) разработка и представление Государственной Думе федерального бюджета</w:t>
-              <w:br/>
-              <w:t>В) осуществление помилования</w:t>
-              <w:br/>
-              <w:t xml:space="preserve">Г) решение вопросов предоставления политического убежища </w:t>
-              <w:br/>
-              <w:t>Д) осуществление мер, направленных на формирование в обществе ответственного отношения к животным</w:t>
-            </w:r>
-          </w:p>
-        </w:tc>
-        <w:tc>
-          <w:tcPr>
-            <w:tcW w:type="dxa" w:w="5128"/>
-          </w:tcPr>
-          <w:p>
-            <w:pPr>
-              <w:spacing w:after="0" w:line="240" w:lineRule="auto"/>
-            </w:pPr>
-            <w:r>
-              <w:rPr>
-                <w:rFonts w:ascii="Times New Roman" w:hAnsi="Times New Roman" w:eastAsia="Times New Roman"/>
-                <w:color w:val="181A1F"/>
-                <w:sz w:val="28"/>
-              </w:rPr>
-              <w:t>1) Президент РФ</w:t>
-              <w:br/>
-              <w:t>2) Правительство РФ</w:t>
-            </w:r>
-          </w:p>
-        </w:tc>
-      </w:tr>
-    </w:tbl>
-    <w:p>
-      <w:pPr>
-        <w:widowControl/>
-        <w:spacing w:line="240" w:lineRule="auto" w:after="0"/>
-      </w:pPr>
-      <w:r>
-        <w:rPr>
-          <w:rFonts w:ascii="Times New Roman" w:hAnsi="Times New Roman" w:eastAsia="Times New Roman"/>
-          <w:b w:val="0"/>
-          <w:i w:val="0"/>
-          <w:color w:val="181A1F"/>
-          <w:sz w:val="28"/>
-        </w:rPr>
-        <w:t>Запишите в строку выбранные цифры под соответствующими буквами:</w:t>
-      </w:r>
-    </w:p>
-    <w:tbl>
-      <w:tblPr>
-        <w:tblStyle w:val="TableGrid"/>
-        <w:tblW w:type="auto" w:w="0"/>
-        <w:tblLayout w:type="autofit"/>
-        <w:tblLook w:firstColumn="1" w:firstRow="1" w:lastColumn="0" w:lastRow="0" w:noHBand="0" w:noVBand="1" w:val="04A0"/>
-      </w:tblPr>
-      <w:tblGrid>
-        <w:gridCol w:w="2051"/>
-        <w:gridCol w:w="2051"/>
-        <w:gridCol w:w="2051"/>
-        <w:gridCol w:w="2051"/>
-        <w:gridCol w:w="2051"/>
-      </w:tblGrid>
-      <w:tr>
-        <w:tc>
-          <w:tcPr>
-            <w:tcW w:type="dxa" w:w="2051"/>
-          </w:tcPr>
-          <w:p>
-            <w:pPr>
-              <w:spacing w:after="0" w:line="240" w:lineRule="auto"/>
-            </w:pPr>
-            <w:r>
-              <w:rPr>
-                <w:rFonts w:ascii="Times New Roman" w:hAnsi="Times New Roman" w:eastAsia="Times New Roman"/>
-                <w:b/>
-                <w:color w:val="181A1F"/>
-                <w:sz w:val="28"/>
-              </w:rPr>
-              <w:t>A</w:t>
-            </w:r>
-          </w:p>
-        </w:tc>
-        <w:tc>
-          <w:tcPr>
-            <w:tcW w:type="dxa" w:w="2051"/>
-          </w:tcPr>
-          <w:p>
-            <w:pPr>
-              <w:spacing w:after="0" w:line="240" w:lineRule="auto"/>
-            </w:pPr>
-            <w:r>
-              <w:rPr>
-                <w:rFonts w:ascii="Times New Roman" w:hAnsi="Times New Roman" w:eastAsia="Times New Roman"/>
-                <w:b/>
-                <w:color w:val="181A1F"/>
-                <w:sz w:val="28"/>
-              </w:rPr>
-              <w:t>Б</w:t>
-            </w:r>
-          </w:p>
-        </w:tc>
-        <w:tc>
-          <w:tcPr>
-            <w:tcW w:type="dxa" w:w="2051"/>
-          </w:tcPr>
-          <w:p>
-            <w:pPr>
-              <w:spacing w:after="0" w:line="240" w:lineRule="auto"/>
-            </w:pPr>
-            <w:r>
-              <w:rPr>
-                <w:rFonts w:ascii="Times New Roman" w:hAnsi="Times New Roman" w:eastAsia="Times New Roman"/>
-                <w:b/>
-                <w:color w:val="181A1F"/>
-                <w:sz w:val="28"/>
-              </w:rPr>
-              <w:t>В</w:t>
-            </w:r>
-          </w:p>
-        </w:tc>
-        <w:tc>
-          <w:tcPr>
-            <w:tcW w:type="dxa" w:w="2051"/>
-          </w:tcPr>
-          <w:p>
-            <w:pPr>
-              <w:spacing w:after="0" w:line="240" w:lineRule="auto"/>
-            </w:pPr>
-            <w:r>
-              <w:rPr>
-                <w:rFonts w:ascii="Times New Roman" w:hAnsi="Times New Roman" w:eastAsia="Times New Roman"/>
-                <w:b/>
-                <w:color w:val="181A1F"/>
-                <w:sz w:val="28"/>
-              </w:rPr>
-              <w:t>Г</w:t>
-            </w:r>
-          </w:p>
-        </w:tc>
-        <w:tc>
-          <w:tcPr>
-            <w:tcW w:type="dxa" w:w="2051"/>
-          </w:tcPr>
-          <w:p>
-            <w:pPr>
-              <w:spacing w:after="0" w:line="240" w:lineRule="auto"/>
-            </w:pPr>
-            <w:r>
-              <w:rPr>
-                <w:rFonts w:ascii="Times New Roman" w:hAnsi="Times New Roman" w:eastAsia="Times New Roman"/>
-                <w:b/>
-                <w:color w:val="181A1F"/>
-                <w:sz w:val="28"/>
-              </w:rPr>
-              <w:t>Д</w:t>
-            </w:r>
-          </w:p>
-        </w:tc>
-      </w:tr>
-      <w:tr>
-        <w:tc>
-          <w:tcPr>
-            <w:tcW w:type="dxa" w:w="2051"/>
-          </w:tcPr>
-          <w:p>
-            <w:pPr>
-              <w:spacing w:after="0" w:line="240" w:lineRule="auto"/>
-            </w:pPr>
-            <w:r>
-              <w:rPr>
-                <w:rFonts w:ascii="Times New Roman" w:hAnsi="Times New Roman" w:eastAsia="Times New Roman"/>
-                <w:color w:val="181A1F"/>
-                <w:sz w:val="28"/>
-              </w:rPr>
-            </w:r>
-          </w:p>
-        </w:tc>
-        <w:tc>
-          <w:tcPr>
-            <w:tcW w:type="dxa" w:w="2051"/>
-          </w:tcPr>
-          <w:p>
-            <w:pPr>
-              <w:spacing w:after="0" w:line="240" w:lineRule="auto"/>
-            </w:pPr>
-            <w:r>
-              <w:rPr>
-                <w:rFonts w:ascii="Times New Roman" w:hAnsi="Times New Roman" w:eastAsia="Times New Roman"/>
-                <w:color w:val="181A1F"/>
-                <w:sz w:val="28"/>
-              </w:rPr>
-            </w:r>
-          </w:p>
-        </w:tc>
-        <w:tc>
-          <w:tcPr>
-            <w:tcW w:type="dxa" w:w="2051"/>
-          </w:tcPr>
-          <w:p>
-            <w:pPr>
-              <w:spacing w:after="0" w:line="240" w:lineRule="auto"/>
-            </w:pPr>
-            <w:r>
-              <w:rPr>
-                <w:rFonts w:ascii="Times New Roman" w:hAnsi="Times New Roman" w:eastAsia="Times New Roman"/>
-                <w:color w:val="181A1F"/>
-                <w:sz w:val="28"/>
-              </w:rPr>
-            </w:r>
-          </w:p>
-        </w:tc>
-        <w:tc>
-          <w:tcPr>
-            <w:tcW w:type="dxa" w:w="2051"/>
-          </w:tcPr>
-          <w:p>
-            <w:pPr>
-              <w:spacing w:after="0" w:line="240" w:lineRule="auto"/>
-            </w:pPr>
-            <w:r>
-              <w:rPr>
-                <w:rFonts w:ascii="Times New Roman" w:hAnsi="Times New Roman" w:eastAsia="Times New Roman"/>
-                <w:color w:val="181A1F"/>
-                <w:sz w:val="28"/>
-              </w:rPr>
-            </w:r>
-          </w:p>
-        </w:tc>
-        <w:tc>
-          <w:tcPr>
-            <w:tcW w:type="dxa" w:w="2051"/>
-          </w:tcPr>
-          <w:p>
-            <w:pPr>
-              <w:spacing w:after="0" w:line="240" w:lineRule="auto"/>
-            </w:pPr>
-            <w:r>
-              <w:rPr>
-                <w:rFonts w:ascii="Times New Roman" w:hAnsi="Times New Roman" w:eastAsia="Times New Roman"/>
-                <w:color w:val="181A1F"/>
-                <w:sz w:val="28"/>
-              </w:rPr>
-            </w:r>
-          </w:p>
-        </w:tc>
-      </w:tr>
-    </w:tbl>
-    <w:p>
-      <w:pPr>
-        <w:keepNext/>
-        <w:widowControl/>
-        <w:spacing w:line="240" w:lineRule="auto" w:after="0" w:before="120"/>
-      </w:pPr>
-      <w:r>
-        <w:rPr>
-          <w:rFonts w:ascii="Times New Roman" w:hAnsi="Times New Roman" w:eastAsia="Times New Roman"/>
-          <w:b/>
-          <w:color w:val="181A1F"/>
-          <w:sz w:val="28"/>
-        </w:rPr>
-        <w:t>16.</w:t>
-      </w:r>
-    </w:p>
-    <w:p>
-      <w:pPr>
-        <w:widowControl/>
-        <w:spacing w:line="240" w:lineRule="auto" w:after="0"/>
-      </w:pPr>
-      <w:r>
-        <w:rPr>
-          <w:rFonts w:ascii="Times New Roman" w:hAnsi="Times New Roman" w:eastAsia="Times New Roman"/>
-          <w:b w:val="0"/>
-          <w:i w:val="0"/>
-          <w:color w:val="181A1F"/>
-          <w:sz w:val="28"/>
-        </w:rPr>
-        <w:t>Установите соответствие между вопросами и субъектами государственной власти РФ, к ведению которых эти вопросы относятся: к каждой позиции, данной в первом столбце, подберите соответствующую позицию из второго столбца.</w:t>
-      </w:r>
-    </w:p>
-    <w:tbl>
-      <w:tblPr>
-        <w:tblStyle w:val="TableGrid"/>
-        <w:tblW w:type="auto" w:w="0"/>
-        <w:tblLayout w:type="autofit"/>
-        <w:tblLook w:firstColumn="1" w:firstRow="1" w:lastColumn="0" w:lastRow="0" w:noHBand="0" w:noVBand="1" w:val="04A0"/>
-      </w:tblPr>
-      <w:tblGrid>
-        <w:gridCol w:w="5128"/>
-        <w:gridCol w:w="5128"/>
-      </w:tblGrid>
-      <w:tr>
-        <w:tc>
-          <w:tcPr>
-            <w:tcW w:type="dxa" w:w="5128"/>
-          </w:tcPr>
-          <w:p>
-            <w:pPr>
-              <w:spacing w:after="0" w:line="240" w:lineRule="auto"/>
-            </w:pPr>
-            <w:r>
-              <w:rPr>
-                <w:rFonts w:ascii="Times New Roman" w:hAnsi="Times New Roman" w:eastAsia="Times New Roman"/>
-                <w:b/>
-                <w:color w:val="181A1F"/>
-                <w:sz w:val="28"/>
-              </w:rPr>
-              <w:t>ВОПРОСЫ</w:t>
-            </w:r>
-          </w:p>
-        </w:tc>
-        <w:tc>
-          <w:tcPr>
-            <w:tcW w:type="dxa" w:w="5128"/>
-          </w:tcPr>
-          <w:p>
-            <w:pPr>
-              <w:spacing w:after="0" w:line="240" w:lineRule="auto"/>
-            </w:pPr>
-            <w:r>
-              <w:rPr>
-                <w:rFonts w:ascii="Times New Roman" w:hAnsi="Times New Roman" w:eastAsia="Times New Roman"/>
-                <w:b/>
-                <w:color w:val="181A1F"/>
-                <w:sz w:val="28"/>
-              </w:rPr>
-              <w:t>СУБЪЕКТЫ ГОСУДАРСТВЕННОЙ ВЛАСТИ</w:t>
-            </w:r>
-          </w:p>
-        </w:tc>
-      </w:tr>
-      <w:tr>
-        <w:tc>
-          <w:tcPr>
-            <w:tcW w:type="dxa" w:w="5128"/>
-          </w:tcPr>
-          <w:p>
-            <w:pPr>
-              <w:spacing w:after="0" w:line="240" w:lineRule="auto"/>
-            </w:pPr>
-            <w:r>
-              <w:rPr>
-                <w:rFonts w:ascii="Times New Roman" w:hAnsi="Times New Roman" w:eastAsia="Times New Roman"/>
-                <w:color w:val="181A1F"/>
-                <w:sz w:val="28"/>
-              </w:rPr>
-              <w:t>А) судоустройство, прокуратура</w:t>
-              <w:br/>
-              <w:t>Б) вопросы владения, пользования и распоряжения землёй, недрами, водными и другими природными ресурсами</w:t>
-              <w:br/>
-              <w:t>В) осуществление мер по борьбе с катастрофами</w:t>
-              <w:br/>
-              <w:t>Г) федеральные фонды регионального развития</w:t>
-              <w:br/>
-              <w:t>Д) федеральная государственная собственность и управление ею</w:t>
-            </w:r>
-          </w:p>
-        </w:tc>
-        <w:tc>
-          <w:tcPr>
-            <w:tcW w:type="dxa" w:w="5128"/>
-          </w:tcPr>
-          <w:p>
-            <w:pPr>
-              <w:spacing w:after="0" w:line="240" w:lineRule="auto"/>
-            </w:pPr>
-            <w:r>
-              <w:rPr>
-                <w:rFonts w:ascii="Times New Roman" w:hAnsi="Times New Roman" w:eastAsia="Times New Roman"/>
-                <w:color w:val="181A1F"/>
-                <w:sz w:val="28"/>
-              </w:rPr>
-              <w:t>1) только федеральный центр</w:t>
-              <w:br/>
-              <w:t>2) совместно федеральный центр и субъекты РФ</w:t>
-            </w:r>
-          </w:p>
-        </w:tc>
-      </w:tr>
-    </w:tbl>
-    <w:p>
-      <w:pPr>
-        <w:widowControl/>
-        <w:spacing w:line="240" w:lineRule="auto" w:after="0"/>
-      </w:pPr>
-      <w:r>
-        <w:rPr>
-          <w:rFonts w:ascii="Times New Roman" w:hAnsi="Times New Roman" w:eastAsia="Times New Roman"/>
-          <w:b w:val="0"/>
-          <w:i w:val="0"/>
-          <w:color w:val="181A1F"/>
           <w:sz w:val="28"/>
         </w:rPr>
         <w:t>Запишите в ответ цифры, расположив их в порядке, соответствующем буквам:</w:t>
@@ -4266,16 +3073,23 @@
         <w:tc>
           <w:tcPr>
             <w:tcW w:type="dxa" w:w="2051"/>
+            <w:vAlign w:val="center"/>
+            <w:tcMar>
+              <w:top w:w="80" w:type="dxa"/>
+              <w:start w:w="100" w:type="dxa"/>
+              <w:bottom w:w="80" w:type="dxa"/>
+              <w:end w:w="100" w:type="dxa"/>
+            </w:tcMar>
           </w:tcPr>
           <w:p>
             <w:pPr>
+              <w:keepNext w:val="0"/>
               <w:spacing w:after="0" w:line="240" w:lineRule="auto"/>
+              <w:jc w:val="left"/>
             </w:pPr>
             <w:r>
               <w:rPr>
                 <w:rFonts w:ascii="Times New Roman" w:hAnsi="Times New Roman" w:eastAsia="Times New Roman"/>
-                <w:b/>
-                <w:color w:val="181A1F"/>
                 <w:sz w:val="28"/>
               </w:rPr>
               <w:t>A</w:t>
@@ -4285,16 +3099,23 @@
         <w:tc>
           <w:tcPr>
             <w:tcW w:type="dxa" w:w="2051"/>
+            <w:vAlign w:val="center"/>
+            <w:tcMar>
+              <w:top w:w="80" w:type="dxa"/>
+              <w:start w:w="100" w:type="dxa"/>
+              <w:bottom w:w="80" w:type="dxa"/>
+              <w:end w:w="100" w:type="dxa"/>
+            </w:tcMar>
           </w:tcPr>
           <w:p>
             <w:pPr>
+              <w:keepNext w:val="0"/>
               <w:spacing w:after="0" w:line="240" w:lineRule="auto"/>
+              <w:jc w:val="left"/>
             </w:pPr>
             <w:r>
               <w:rPr>
                 <w:rFonts w:ascii="Times New Roman" w:hAnsi="Times New Roman" w:eastAsia="Times New Roman"/>
-                <w:b/>
-                <w:color w:val="181A1F"/>
                 <w:sz w:val="28"/>
               </w:rPr>
               <w:t>Б</w:t>
@@ -4304,16 +3125,23 @@
         <w:tc>
           <w:tcPr>
             <w:tcW w:type="dxa" w:w="2051"/>
+            <w:vAlign w:val="center"/>
+            <w:tcMar>
+              <w:top w:w="80" w:type="dxa"/>
+              <w:start w:w="100" w:type="dxa"/>
+              <w:bottom w:w="80" w:type="dxa"/>
+              <w:end w:w="100" w:type="dxa"/>
+            </w:tcMar>
           </w:tcPr>
           <w:p>
             <w:pPr>
+              <w:keepNext w:val="0"/>
               <w:spacing w:after="0" w:line="240" w:lineRule="auto"/>
+              <w:jc w:val="left"/>
             </w:pPr>
             <w:r>
               <w:rPr>
                 <w:rFonts w:ascii="Times New Roman" w:hAnsi="Times New Roman" w:eastAsia="Times New Roman"/>
-                <w:b/>
-                <w:color w:val="181A1F"/>
                 <w:sz w:val="28"/>
               </w:rPr>
               <w:t>В</w:t>
@@ -4323,16 +3151,23 @@
         <w:tc>
           <w:tcPr>
             <w:tcW w:type="dxa" w:w="2051"/>
+            <w:vAlign w:val="center"/>
+            <w:tcMar>
+              <w:top w:w="80" w:type="dxa"/>
+              <w:start w:w="100" w:type="dxa"/>
+              <w:bottom w:w="80" w:type="dxa"/>
+              <w:end w:w="100" w:type="dxa"/>
+            </w:tcMar>
           </w:tcPr>
           <w:p>
             <w:pPr>
+              <w:keepNext w:val="0"/>
               <w:spacing w:after="0" w:line="240" w:lineRule="auto"/>
+              <w:jc w:val="left"/>
             </w:pPr>
             <w:r>
               <w:rPr>
                 <w:rFonts w:ascii="Times New Roman" w:hAnsi="Times New Roman" w:eastAsia="Times New Roman"/>
-                <w:b/>
-                <w:color w:val="181A1F"/>
                 <w:sz w:val="28"/>
               </w:rPr>
               <w:t>Г</w:t>
@@ -4342,16 +3177,23 @@
         <w:tc>
           <w:tcPr>
             <w:tcW w:type="dxa" w:w="2051"/>
+            <w:vAlign w:val="center"/>
+            <w:tcMar>
+              <w:top w:w="80" w:type="dxa"/>
+              <w:start w:w="100" w:type="dxa"/>
+              <w:bottom w:w="80" w:type="dxa"/>
+              <w:end w:w="100" w:type="dxa"/>
+            </w:tcMar>
           </w:tcPr>
           <w:p>
             <w:pPr>
+              <w:keepNext w:val="0"/>
               <w:spacing w:after="0" w:line="240" w:lineRule="auto"/>
+              <w:jc w:val="left"/>
             </w:pPr>
             <w:r>
               <w:rPr>
                 <w:rFonts w:ascii="Times New Roman" w:hAnsi="Times New Roman" w:eastAsia="Times New Roman"/>
-                <w:b/>
-                <w:color w:val="181A1F"/>
                 <w:sz w:val="28"/>
               </w:rPr>
               <w:t>Д</w:t>
@@ -4363,15 +3205,23 @@
         <w:tc>
           <w:tcPr>
             <w:tcW w:type="dxa" w:w="2051"/>
+            <w:vAlign w:val="center"/>
+            <w:tcMar>
+              <w:top w:w="80" w:type="dxa"/>
+              <w:start w:w="100" w:type="dxa"/>
+              <w:bottom w:w="80" w:type="dxa"/>
+              <w:end w:w="100" w:type="dxa"/>
+            </w:tcMar>
           </w:tcPr>
           <w:p>
             <w:pPr>
+              <w:keepNext w:val="0"/>
               <w:spacing w:after="0" w:line="240" w:lineRule="auto"/>
+              <w:jc w:val="left"/>
             </w:pPr>
             <w:r>
               <w:rPr>
                 <w:rFonts w:ascii="Times New Roman" w:hAnsi="Times New Roman" w:eastAsia="Times New Roman"/>
-                <w:color w:val="181A1F"/>
                 <w:sz w:val="28"/>
               </w:rPr>
             </w:r>
@@ -4380,15 +3230,23 @@
         <w:tc>
           <w:tcPr>
             <w:tcW w:type="dxa" w:w="2051"/>
+            <w:vAlign w:val="center"/>
+            <w:tcMar>
+              <w:top w:w="80" w:type="dxa"/>
+              <w:start w:w="100" w:type="dxa"/>
+              <w:bottom w:w="80" w:type="dxa"/>
+              <w:end w:w="100" w:type="dxa"/>
+            </w:tcMar>
           </w:tcPr>
           <w:p>
             <w:pPr>
+              <w:keepNext w:val="0"/>
               <w:spacing w:after="0" w:line="240" w:lineRule="auto"/>
+              <w:jc w:val="left"/>
             </w:pPr>
             <w:r>
               <w:rPr>
                 <w:rFonts w:ascii="Times New Roman" w:hAnsi="Times New Roman" w:eastAsia="Times New Roman"/>
-                <w:color w:val="181A1F"/>
                 <w:sz w:val="28"/>
               </w:rPr>
             </w:r>
@@ -4397,15 +3255,23 @@
         <w:tc>
           <w:tcPr>
             <w:tcW w:type="dxa" w:w="2051"/>
+            <w:vAlign w:val="center"/>
+            <w:tcMar>
+              <w:top w:w="80" w:type="dxa"/>
+              <w:start w:w="100" w:type="dxa"/>
+              <w:bottom w:w="80" w:type="dxa"/>
+              <w:end w:w="100" w:type="dxa"/>
+            </w:tcMar>
           </w:tcPr>
           <w:p>
             <w:pPr>
+              <w:keepNext w:val="0"/>
               <w:spacing w:after="0" w:line="240" w:lineRule="auto"/>
+              <w:jc w:val="left"/>
             </w:pPr>
             <w:r>
               <w:rPr>
                 <w:rFonts w:ascii="Times New Roman" w:hAnsi="Times New Roman" w:eastAsia="Times New Roman"/>
-                <w:color w:val="181A1F"/>
                 <w:sz w:val="28"/>
               </w:rPr>
             </w:r>
@@ -4414,15 +3280,23 @@
         <w:tc>
           <w:tcPr>
             <w:tcW w:type="dxa" w:w="2051"/>
+            <w:vAlign w:val="center"/>
+            <w:tcMar>
+              <w:top w:w="80" w:type="dxa"/>
+              <w:start w:w="100" w:type="dxa"/>
+              <w:bottom w:w="80" w:type="dxa"/>
+              <w:end w:w="100" w:type="dxa"/>
+            </w:tcMar>
           </w:tcPr>
           <w:p>
             <w:pPr>
+              <w:keepNext w:val="0"/>
               <w:spacing w:after="0" w:line="240" w:lineRule="auto"/>
+              <w:jc w:val="left"/>
             </w:pPr>
             <w:r>
               <w:rPr>
                 <w:rFonts w:ascii="Times New Roman" w:hAnsi="Times New Roman" w:eastAsia="Times New Roman"/>
-                <w:color w:val="181A1F"/>
                 <w:sz w:val="28"/>
               </w:rPr>
             </w:r>
@@ -4431,15 +3305,23 @@
         <w:tc>
           <w:tcPr>
             <w:tcW w:type="dxa" w:w="2051"/>
+            <w:vAlign w:val="center"/>
+            <w:tcMar>
+              <w:top w:w="80" w:type="dxa"/>
+              <w:start w:w="100" w:type="dxa"/>
+              <w:bottom w:w="80" w:type="dxa"/>
+              <w:end w:w="100" w:type="dxa"/>
+            </w:tcMar>
           </w:tcPr>
           <w:p>
             <w:pPr>
+              <w:keepNext w:val="0"/>
               <w:spacing w:after="0" w:line="240" w:lineRule="auto"/>
+              <w:jc w:val="left"/>
             </w:pPr>
             <w:r>
               <w:rPr>
                 <w:rFonts w:ascii="Times New Roman" w:hAnsi="Times New Roman" w:eastAsia="Times New Roman"/>
-                <w:color w:val="181A1F"/>
                 <w:sz w:val="28"/>
               </w:rPr>
             </w:r>
@@ -4447,142 +3329,367 @@
         </w:tc>
       </w:tr>
     </w:tbl>
+    <w:p/>
     <w:p>
       <w:pPr>
-        <w:widowControl/>
-        <w:spacing w:line="240" w:lineRule="auto" w:after="0"/>
-      </w:pPr>
-      <w:r>
-        <w:rPr>
-          <w:rFonts w:ascii="Times New Roman" w:hAnsi="Times New Roman" w:eastAsia="Times New Roman"/>
-          <w:color w:val="181A1F"/>
-          <w:sz w:val="28"/>
-        </w:rPr>
-        <w:br w:type="page"/>
-      </w:r>
-    </w:p>
-    <w:p>
-      <w:pPr>
-        <w:pStyle w:val="Heading1"/>
-        <w:keepNext/>
-        <w:widowControl/>
-        <w:spacing w:line="240" w:lineRule="auto" w:after="60" w:before="160"/>
-      </w:pPr>
-      <w:r>
-        <w:rPr>
-          <w:rFonts w:ascii="Times New Roman" w:hAnsi="Times New Roman" w:eastAsia="Times New Roman"/>
-          <w:b/>
-          <w:color w:val="181A1F"/>
-          <w:sz w:val="28"/>
-        </w:rPr>
-        <w:t>Часть 2</w:t>
-      </w:r>
-    </w:p>
-    <w:p>
-      <w:pPr>
-        <w:widowControl/>
-        <w:spacing w:line="240" w:lineRule="auto" w:after="0"/>
-      </w:pPr>
-      <w:r>
-        <w:rPr>
-          <w:rFonts w:ascii="Times New Roman" w:hAnsi="Times New Roman" w:eastAsia="Times New Roman"/>
-          <w:color w:val="181A1F"/>
-          <w:sz w:val="28"/>
-        </w:rPr>
-        <w:t>Для заданий 17–25 запишите полный развёрнутый ответ. Каждый вопрос самодостаточен и тематически соответствует варианту.</w:t>
-      </w:r>
-    </w:p>
-    <w:p>
-      <w:pPr>
-        <w:keepNext/>
-        <w:widowControl/>
-        <w:spacing w:line="240" w:lineRule="auto" w:after="0" w:before="120"/>
-      </w:pPr>
-      <w:r>
-        <w:rPr>
-          <w:rFonts w:ascii="Times New Roman" w:hAnsi="Times New Roman" w:eastAsia="Times New Roman"/>
-          <w:b/>
-          <w:color w:val="181A1F"/>
-          <w:sz w:val="28"/>
-        </w:rPr>
-        <w:t>17.</w:t>
-      </w:r>
-    </w:p>
-    <w:p>
-      <w:pPr>
-        <w:widowControl/>
-        <w:spacing w:line="240" w:lineRule="auto" w:after="0"/>
+        <w:keepNext w:val="0"/>
+        <w:spacing w:after="60" w:line="240" w:lineRule="auto"/>
+        <w:jc w:val="both"/>
       </w:pPr>
       <w:r>
         <w:rPr>
           <w:rFonts w:ascii="Times New Roman" w:hAnsi="Times New Roman" w:eastAsia="Times New Roman"/>
           <w:b w:val="0"/>
           <w:i w:val="0"/>
-          <w:color w:val="181A1F"/>
           <w:sz w:val="28"/>
         </w:rPr>
-        <w:t xml:space="preserve">В науке конституционного права наиболее распространенным критерием классификации прав и свобод выступает реальное содержание прав и свобод человека и гражданина. Все основные права и свободы образуют определенную систему в соответствии со сферами деятельности (гражданские, политические, экономические, социальные и культурные). </w:t>
+        <w:t>Ответ:</w:t>
       </w:r>
     </w:p>
     <w:p>
       <w:pPr>
-        <w:widowControl/>
-        <w:spacing w:line="240" w:lineRule="auto" w:after="0"/>
-      </w:pPr>
+        <w:keepNext w:val="0"/>
+        <w:spacing w:after="60" w:line="240" w:lineRule="auto"/>
+        <w:jc w:val="both"/>
+      </w:pPr>
+      <w:r>
+        <w:rPr>
+          <w:rFonts w:ascii="Times New Roman" w:hAnsi="Times New Roman" w:eastAsia="Times New Roman"/>
+          <w:b/>
+          <w:sz w:val="28"/>
+        </w:rPr>
+        <w:t xml:space="preserve">№16 </w:t>
+      </w:r>
       <w:r>
         <w:rPr>
           <w:rFonts w:ascii="Times New Roman" w:hAnsi="Times New Roman" w:eastAsia="Times New Roman"/>
           <w:b w:val="0"/>
           <w:i w:val="0"/>
-          <w:color w:val="181A1F"/>
           <w:sz w:val="28"/>
         </w:rPr>
-        <w:t xml:space="preserve">Представляется, что политические права являются инструментом борьбы за все иные права и свободы человека и гражданина. Они являются необходимым условием для реализации любых прав. &lt;…&gt; Сущность политических прав и свобод во многом зависит от специфики взаимоотношений между человеком и государством. Политические права и свободы включают следующие связи между государством и его гражданами: во-первых, право участвовать в управлении государством, во-вторых, право воздействовать на политические отношения. Политические права придают народу реальную значимость как первичному источнику власти, составляют органическую основу демократии и выступают как ценности, которыми власть должна ограничивать себя, и на которые должна ориентироваться. Именно с помощью политических прав гражданине становится участником политического процесса, получает возможность оказывать влияние на политическую жизнь общества, участвовать в формировании и осуществлении государственной власти. Политические права обеспечивают активную самореализацию человека в обществе. Они оказывают непосредственное влияние на прочность устоев конституционного строя, реальность его демократизма и уровень политической культуры населения. </w:t>
+        <w:t xml:space="preserve">Совершеннолетний гражданин иностранного государства Оскар Б. хочет переехать в Россию на постоянное место жительство со своей семьей. При соблюдении каких условий он вправе подать заявление о приёме в российское гражданство по общему правилу? Запишите цифры, под которыми указаны эти условия. </w:t>
       </w:r>
     </w:p>
     <w:p>
       <w:pPr>
-        <w:widowControl/>
-        <w:spacing w:line="240" w:lineRule="auto" w:after="0"/>
+        <w:keepNext w:val="0"/>
+        <w:spacing w:after="60" w:line="240" w:lineRule="auto"/>
+        <w:jc w:val="both"/>
       </w:pPr>
       <w:r>
         <w:rPr>
           <w:rFonts w:ascii="Times New Roman" w:hAnsi="Times New Roman" w:eastAsia="Times New Roman"/>
           <w:b w:val="0"/>
           <w:i w:val="0"/>
-          <w:color w:val="181A1F"/>
           <w:sz w:val="28"/>
         </w:rPr>
-        <w:t xml:space="preserve">В отличие от других прав человека, где личность выступает в качестве индивидуальности, обладающей неповторимыми и своеобразными особенностями (гражданские права), труженика и собственника (экономические права), участника социальной и культурной жизни (социальные и культурные права), в политических правах воплощаются интересы человека как политического деятеля, участника политических процессов, протекающих в обществе. </w:t>
+        <w:t xml:space="preserve">1) владение русским языком </w:t>
       </w:r>
     </w:p>
     <w:p>
       <w:pPr>
-        <w:widowControl/>
-        <w:spacing w:line="240" w:lineRule="auto" w:after="0"/>
+        <w:keepNext w:val="0"/>
+        <w:spacing w:after="60" w:line="240" w:lineRule="auto"/>
+        <w:jc w:val="both"/>
       </w:pPr>
       <w:r>
         <w:rPr>
           <w:rFonts w:ascii="Times New Roman" w:hAnsi="Times New Roman" w:eastAsia="Times New Roman"/>
           <w:b w:val="0"/>
           <w:i w:val="0"/>
-          <w:color w:val="181A1F"/>
           <w:sz w:val="28"/>
         </w:rPr>
-        <w:t xml:space="preserve">Важное отличие политических прав – их тесная связь с обладанием гражданством государства. Большинство политических прав и свобод, согласно Конституции Российской Федерации, признаются за гражданами. Однако, например, право на объединение, свобода мысли и слова гарантируются каждому человеку. (По С.А. Афанасьевой) </w:t>
+        <w:t xml:space="preserve">2) наличие высшего образования </w:t>
       </w:r>
     </w:p>
     <w:p>
       <w:pPr>
-        <w:widowControl/>
-        <w:spacing w:line="240" w:lineRule="auto" w:after="0"/>
+        <w:keepNext w:val="0"/>
+        <w:spacing w:after="60" w:line="240" w:lineRule="auto"/>
+        <w:jc w:val="both"/>
       </w:pPr>
       <w:r>
         <w:rPr>
           <w:rFonts w:ascii="Times New Roman" w:hAnsi="Times New Roman" w:eastAsia="Times New Roman"/>
           <w:b w:val="0"/>
           <w:i w:val="0"/>
-          <w:color w:val="181A1F"/>
+          <w:sz w:val="28"/>
+        </w:rPr>
+        <w:t xml:space="preserve">3) знание истории России и основ законодательства Российской Федерации </w:t>
+      </w:r>
+    </w:p>
+    <w:p>
+      <w:pPr>
+        <w:keepNext w:val="0"/>
+        <w:spacing w:after="60" w:line="240" w:lineRule="auto"/>
+        <w:jc w:val="both"/>
+      </w:pPr>
+      <w:r>
+        <w:rPr>
+          <w:rFonts w:ascii="Times New Roman" w:hAnsi="Times New Roman" w:eastAsia="Times New Roman"/>
+          <w:b w:val="0"/>
+          <w:i w:val="0"/>
+          <w:sz w:val="28"/>
+        </w:rPr>
+        <w:t xml:space="preserve">4) постоянное проживание на территории нашей страны со дня принятия решения о выдаче вида на жительство в Российской Федерации и до дня подачи заявления о приёме в гражданство Российской Федерации в течение 5 лет </w:t>
+      </w:r>
+    </w:p>
+    <w:p>
+      <w:pPr>
+        <w:keepNext w:val="0"/>
+        <w:spacing w:after="60" w:line="240" w:lineRule="auto"/>
+        <w:jc w:val="both"/>
+      </w:pPr>
+      <w:r>
+        <w:rPr>
+          <w:rFonts w:ascii="Times New Roman" w:hAnsi="Times New Roman" w:eastAsia="Times New Roman"/>
+          <w:b w:val="0"/>
+          <w:i w:val="0"/>
+          <w:sz w:val="28"/>
+        </w:rPr>
+        <w:t xml:space="preserve">5) наличие квартиры или дома в России </w:t>
+      </w:r>
+    </w:p>
+    <w:p>
+      <w:pPr>
+        <w:keepNext w:val="0"/>
+        <w:spacing w:after="60" w:line="240" w:lineRule="auto"/>
+        <w:jc w:val="both"/>
+      </w:pPr>
+      <w:r>
+        <w:rPr>
+          <w:rFonts w:ascii="Times New Roman" w:hAnsi="Times New Roman" w:eastAsia="Times New Roman"/>
+          <w:b w:val="0"/>
+          <w:i w:val="0"/>
+          <w:sz w:val="28"/>
+        </w:rPr>
+        <w:t>6) дееспособность</w:t>
+      </w:r>
+    </w:p>
+    <w:p>
+      <w:pPr>
+        <w:keepNext w:val="0"/>
+        <w:spacing w:after="60" w:line="240" w:lineRule="auto"/>
+        <w:jc w:val="both"/>
+      </w:pPr>
+      <w:r>
+        <w:rPr>
+          <w:rFonts w:ascii="Times New Roman" w:hAnsi="Times New Roman" w:eastAsia="Times New Roman"/>
+          <w:b w:val="0"/>
+          <w:i w:val="0"/>
+          <w:sz w:val="28"/>
+        </w:rPr>
+        <w:t>Ответ:</w:t>
+      </w:r>
+    </w:p>
+    <w:p>
+      <w:r>
+        <w:br w:type="page"/>
+      </w:r>
+    </w:p>
+    <w:p>
+      <w:pPr>
+        <w:keepNext/>
+        <w:spacing w:after="60" w:line="240" w:lineRule="auto"/>
+        <w:jc w:val="both"/>
+      </w:pPr>
+      <w:r>
+        <w:rPr>
+          <w:rFonts w:ascii="Times New Roman" w:hAnsi="Times New Roman" w:eastAsia="Times New Roman"/>
+          <w:b/>
+          <w:i w:val="0"/>
+          <w:sz w:val="28"/>
+        </w:rPr>
+        <w:t>Вторая часть</w:t>
+      </w:r>
+    </w:p>
+    <w:p>
+      <w:pPr>
+        <w:keepNext w:val="0"/>
+        <w:spacing w:after="60" w:line="240" w:lineRule="auto"/>
+        <w:jc w:val="both"/>
+      </w:pPr>
+      <w:r>
+        <w:rPr>
+          <w:rFonts w:ascii="Times New Roman" w:hAnsi="Times New Roman" w:eastAsia="Times New Roman"/>
+          <w:b w:val="0"/>
+          <w:i w:val="0"/>
+          <w:sz w:val="28"/>
+        </w:rPr>
+        <w:t>Под экономическим ростом понимаются долговременные изменения реального объема национального производства, связанные с развитием производительных сил в долгосрочном временном интервале. &lt;...&gt;</w:t>
+      </w:r>
+    </w:p>
+    <w:p>
+      <w:pPr>
+        <w:keepNext w:val="0"/>
+        <w:spacing w:after="60" w:line="240" w:lineRule="auto"/>
+        <w:jc w:val="both"/>
+      </w:pPr>
+      <w:r>
+        <w:rPr>
+          <w:rFonts w:ascii="Times New Roman" w:hAnsi="Times New Roman" w:eastAsia="Times New Roman"/>
+          <w:b w:val="0"/>
+          <w:i w:val="0"/>
+          <w:sz w:val="28"/>
+        </w:rPr>
+        <w:t>Сущность экономического роста состоит в разрешении и воспроизведении на новом уровне основного противоречия экономики: между ограниченностью производственных ресурсов и безграничностью общественных потребностей. Разрешаться это противоречие может двумя основными способами: во-первых, за счёт увеличения производственных возможностей, во-вторых, за счет наиболее эффективного использования имеющихся возможностей и развития общественных потребностей. &lt;...&gt;</w:t>
+      </w:r>
+    </w:p>
+    <w:p>
+      <w:pPr>
+        <w:keepNext w:val="0"/>
+        <w:spacing w:after="60" w:line="240" w:lineRule="auto"/>
+        <w:jc w:val="both"/>
+      </w:pPr>
+      <w:r>
+        <w:rPr>
+          <w:rFonts w:ascii="Times New Roman" w:hAnsi="Times New Roman" w:eastAsia="Times New Roman"/>
+          <w:b w:val="0"/>
+          <w:i w:val="0"/>
+          <w:sz w:val="28"/>
+        </w:rPr>
+        <w:t>Производственные ресурсы и структура выпуска, как правило, не могут изменяться столь же быстро, как структура потребностей. Это обусловлено тем, что для возникновения новой потребности в продукте или услуге достаточно факта их одномоментного производственного освоения, то есть появления на рынке нового товара, отвечающего своей ценой и качеством платёжеспособным запросам потребителей. В то же время для массового освоения производства этого товара необходим определённый период.</w:t>
+      </w:r>
+    </w:p>
+    <w:p>
+      <w:pPr>
+        <w:keepNext w:val="0"/>
+        <w:spacing w:after="60" w:line="240" w:lineRule="auto"/>
+        <w:jc w:val="both"/>
+      </w:pPr>
+      <w:r>
+        <w:rPr>
+          <w:rFonts w:ascii="Times New Roman" w:hAnsi="Times New Roman" w:eastAsia="Times New Roman"/>
+          <w:b w:val="0"/>
+          <w:i w:val="0"/>
+          <w:sz w:val="28"/>
+        </w:rPr>
+        <w:t>Производители могут добиться лишь минимизации такого отставания, но не его постоянного устранения.</w:t>
+      </w:r>
+    </w:p>
+    <w:p>
+      <w:pPr>
+        <w:keepNext w:val="0"/>
+        <w:spacing w:after="60" w:line="240" w:lineRule="auto"/>
+        <w:jc w:val="both"/>
+      </w:pPr>
+      <w:r>
+        <w:rPr>
+          <w:rFonts w:ascii="Times New Roman" w:hAnsi="Times New Roman" w:eastAsia="Times New Roman"/>
+          <w:b w:val="0"/>
+          <w:i w:val="0"/>
+          <w:sz w:val="28"/>
+        </w:rPr>
+        <w:t>Реальные условия производства далеко не всегда позволяют реализоваться потенциалу роста. В этих условиях наступает депрессия, или экономический спад, который может быть обусловлен как внутренними факторами, так и внешними по отношению к национальной экономике (например, войнами, изменениями внутренней или международной политики и т.д.).</w:t>
+      </w:r>
+    </w:p>
+    <w:p>
+      <w:pPr>
+        <w:keepNext w:val="0"/>
+        <w:spacing w:after="60" w:line="240" w:lineRule="auto"/>
+        <w:jc w:val="both"/>
+      </w:pPr>
+      <w:r>
+        <w:rPr>
+          <w:rFonts w:ascii="Times New Roman" w:hAnsi="Times New Roman" w:eastAsia="Times New Roman"/>
+          <w:b w:val="0"/>
+          <w:i w:val="0"/>
+          <w:sz w:val="28"/>
+        </w:rPr>
+        <w:t>Рассматривая экономический рост с точки зрения интересов всего общества, можно выделить две его основные цели: повышение материального благосостояния населения и поддержание национальной безопасности. Повышение материального благосостояния как главная цель экономического роста конкретизируется в следующих основных составляющих: увеличение среднедушевых доходов населения, улучшение распределения национального дохода среди различных слоёв населения, повышение качества и рост разнообразия выпускаемых товаров и услуг.</w:t>
+      </w:r>
+    </w:p>
+    <w:p>
+      <w:pPr>
+        <w:keepNext w:val="0"/>
+        <w:spacing w:after="60" w:line="240" w:lineRule="auto"/>
+        <w:jc w:val="both"/>
+      </w:pPr>
+      <w:r>
+        <w:rPr>
+          <w:rFonts w:ascii="Times New Roman" w:hAnsi="Times New Roman" w:eastAsia="Times New Roman"/>
+          <w:b w:val="0"/>
+          <w:i w:val="0"/>
+          <w:sz w:val="28"/>
+        </w:rPr>
+        <w:t>Понятие «качество экономического роста» в экономической теории связывается с усилением социальной направленности экономического развития страны. (По М.А. Сажиной, Г.Г. Чибрикову)</w:t>
+      </w:r>
+    </w:p>
+    <w:p>
+      <w:pPr>
+        <w:keepNext/>
+        <w:spacing w:after="60" w:line="240" w:lineRule="auto"/>
+        <w:jc w:val="both"/>
+      </w:pPr>
+      <w:r>
+        <w:rPr>
+          <w:rFonts w:ascii="Times New Roman" w:hAnsi="Times New Roman" w:eastAsia="Times New Roman"/>
+          <w:b/>
+          <w:i w:val="0"/>
+          <w:sz w:val="28"/>
+        </w:rPr>
+        <w:t>№17</w:t>
+      </w:r>
+    </w:p>
+    <w:p>
+      <w:pPr>
+        <w:keepNext w:val="0"/>
+        <w:spacing w:after="60" w:line="240" w:lineRule="auto"/>
+        <w:jc w:val="both"/>
+      </w:pPr>
+      <w:r>
+        <w:rPr>
+          <w:rFonts w:ascii="Times New Roman" w:hAnsi="Times New Roman" w:eastAsia="Times New Roman"/>
+          <w:b w:val="0"/>
+          <w:i w:val="0"/>
+          <w:sz w:val="28"/>
+        </w:rPr>
+        <w:t>Какое определение экономического роста приведено в тексте? Какие два способа разрешения основного противоречия экономики называют авторы? Почему, по мнению авторов, производственные ресурсы и структура выпуска не могут изменяться столь же быстро, как структура потребностей?</w:t>
+      </w:r>
+    </w:p>
+    <w:p>
+      <w:pPr>
+        <w:keepNext w:val="0"/>
+        <w:spacing w:after="60" w:line="240" w:lineRule="auto"/>
+        <w:jc w:val="both"/>
+      </w:pPr>
+      <w:r>
+        <w:rPr>
+          <w:rFonts w:ascii="Times New Roman" w:hAnsi="Times New Roman" w:eastAsia="Times New Roman"/>
+          <w:b w:val="0"/>
+          <w:i w:val="0"/>
+          <w:sz w:val="28"/>
+        </w:rPr>
+        <w:t>Ответ:</w:t>
+      </w:r>
+    </w:p>
+    <w:p>
+      <w:pPr>
+        <w:keepNext/>
+        <w:spacing w:after="60" w:line="240" w:lineRule="auto"/>
+        <w:jc w:val="both"/>
+      </w:pPr>
+      <w:r>
+        <w:rPr>
+          <w:rFonts w:ascii="Times New Roman" w:hAnsi="Times New Roman" w:eastAsia="Times New Roman"/>
+          <w:b/>
+          <w:i w:val="0"/>
+          <w:sz w:val="28"/>
+        </w:rPr>
+        <w:t>№18</w:t>
+      </w:r>
+    </w:p>
+    <w:p>
+      <w:pPr>
+        <w:keepNext w:val="0"/>
+        <w:spacing w:after="60" w:line="240" w:lineRule="auto"/>
+        <w:jc w:val="both"/>
+      </w:pPr>
+      <w:r>
+        <w:rPr>
+          <w:rFonts w:ascii="Times New Roman" w:hAnsi="Times New Roman" w:eastAsia="Times New Roman"/>
+          <w:b w:val="0"/>
+          <w:i w:val="0"/>
           <w:sz w:val="28"/>
         </w:rPr>
         <w:t>В тексте упомянуты ключевые понятия социально-гуманитарных наук.</w:t>
@@ -4590,77 +3697,63 @@
     </w:p>
     <w:p>
       <w:pPr>
-        <w:widowControl/>
-        <w:spacing w:line="240" w:lineRule="auto" w:after="0"/>
+        <w:keepNext w:val="0"/>
+        <w:spacing w:after="60" w:line="240" w:lineRule="auto"/>
+        <w:jc w:val="both"/>
       </w:pPr>
       <w:r>
         <w:rPr>
           <w:rFonts w:ascii="Times New Roman" w:hAnsi="Times New Roman" w:eastAsia="Times New Roman"/>
           <w:b w:val="0"/>
           <w:i w:val="0"/>
-          <w:color w:val="181A1F"/>
           <w:sz w:val="28"/>
         </w:rPr>
-        <w:t xml:space="preserve">Используя обществоведческие знания, </w:t>
+        <w:t>Используя обществоведческие знания,</w:t>
       </w:r>
     </w:p>
     <w:p>
       <w:pPr>
-        <w:widowControl/>
-        <w:spacing w:line="240" w:lineRule="auto" w:after="0"/>
+        <w:keepNext w:val="0"/>
+        <w:spacing w:after="60" w:line="240" w:lineRule="auto"/>
+        <w:jc w:val="both"/>
       </w:pPr>
       <w:r>
         <w:rPr>
           <w:rFonts w:ascii="Times New Roman" w:hAnsi="Times New Roman" w:eastAsia="Times New Roman"/>
           <w:b w:val="0"/>
           <w:i w:val="0"/>
-          <w:color w:val="181A1F"/>
           <w:sz w:val="28"/>
         </w:rPr>
-        <w:t xml:space="preserve">– укажите не менее трёх основных признаков государства как политического института; </w:t>
+        <w:t>— укажите не менее трёх основных признаков товара как продукта труда;</w:t>
       </w:r>
     </w:p>
     <w:p>
       <w:pPr>
-        <w:widowControl/>
-        <w:spacing w:line="240" w:lineRule="auto" w:after="0"/>
+        <w:keepNext w:val="0"/>
+        <w:spacing w:after="60" w:line="240" w:lineRule="auto"/>
+        <w:jc w:val="both"/>
       </w:pPr>
       <w:r>
         <w:rPr>
           <w:rFonts w:ascii="Times New Roman" w:hAnsi="Times New Roman" w:eastAsia="Times New Roman"/>
           <w:b w:val="0"/>
           <w:i w:val="0"/>
-          <w:color w:val="181A1F"/>
           <w:sz w:val="28"/>
         </w:rPr>
-        <w:t>– объясните связь рассмотренной автором роли политических прав с задачами социально-экономической политики государства.</w:t>
+        <w:t>— объясните связь отмеченного авторами влияния реальных условий производства с качеством экономического роста. (Объяснение может быть дано в одном или нескольких распространённых предложениях.)</w:t>
       </w:r>
     </w:p>
     <w:p>
       <w:pPr>
-        <w:widowControl/>
-        <w:spacing w:line="240" w:lineRule="auto" w:after="0"/>
+        <w:keepNext w:val="0"/>
+        <w:spacing w:after="60" w:line="240" w:lineRule="auto"/>
+        <w:jc w:val="both"/>
       </w:pPr>
       <w:r>
         <w:rPr>
           <w:rFonts w:ascii="Times New Roman" w:hAnsi="Times New Roman" w:eastAsia="Times New Roman"/>
           <w:b w:val="0"/>
           <w:i w:val="0"/>
-          <w:color w:val="181A1F"/>
-          <w:sz w:val="28"/>
-        </w:rPr>
-        <w:t>(Объяснение с опорой на положения текста может быть дано в одном или нескольких распространенных предложениях.)</w:t>
-      </w:r>
-    </w:p>
-    <w:p>
-      <w:pPr>
-        <w:widowControl/>
-        <w:spacing w:line="240" w:lineRule="auto" w:after="0"/>
-      </w:pPr>
-      <w:r>
-        <w:rPr>
-          <w:rFonts w:ascii="Times New Roman" w:hAnsi="Times New Roman" w:eastAsia="Times New Roman"/>
-          <w:color w:val="181A1F"/>
           <w:sz w:val="28"/>
         </w:rPr>
         <w:t>Ответ:</w:t>
@@ -4668,109 +3761,39 @@
     </w:p>
     <w:p>
       <w:pPr>
-        <w:keepNext/>
-        <w:widowControl/>
-        <w:spacing w:line="240" w:lineRule="auto" w:after="0" w:before="120"/>
+        <w:keepNext w:val="0"/>
+        <w:spacing w:after="60" w:line="240" w:lineRule="auto"/>
+        <w:jc w:val="both"/>
       </w:pPr>
       <w:r>
         <w:rPr>
           <w:rFonts w:ascii="Times New Roman" w:hAnsi="Times New Roman" w:eastAsia="Times New Roman"/>
           <w:b/>
-          <w:color w:val="181A1F"/>
           <w:sz w:val="28"/>
         </w:rPr>
-        <w:t>18.</w:t>
+        <w:t xml:space="preserve">№19 </w:t>
       </w:r>
-    </w:p>
-    <w:p>
-      <w:pPr>
-        <w:widowControl/>
-        <w:spacing w:line="240" w:lineRule="auto" w:after="0"/>
-      </w:pPr>
       <w:r>
         <w:rPr>
           <w:rFonts w:ascii="Times New Roman" w:hAnsi="Times New Roman" w:eastAsia="Times New Roman"/>
           <w:b w:val="0"/>
           <w:i w:val="0"/>
-          <w:color w:val="181A1F"/>
           <w:sz w:val="28"/>
         </w:rPr>
-        <w:t xml:space="preserve">В науке конституционного права наиболее распространенным критерием классификации прав и свобод выступает реальное содержание прав и свобод человека и гражданина. Все основные права и свободы образуют определенную систему в соответствии со сферами деятельности (гражданские, политические, экономические, социальные и культурные). </w:t>
+        <w:t>Назовите три высших органа государственной власти в Российской Федерации и укажите одно из полномочий каждого органа. (В каждом случае сначала укажите высший орган государственной власти в РФ, затем приведите соответствующий пример. Каждый пример должен быть сформулирован развёрнуто.)</w:t>
       </w:r>
     </w:p>
     <w:p>
       <w:pPr>
-        <w:widowControl/>
-        <w:spacing w:line="240" w:lineRule="auto" w:after="0"/>
+        <w:keepNext w:val="0"/>
+        <w:spacing w:after="60" w:line="240" w:lineRule="auto"/>
+        <w:jc w:val="both"/>
       </w:pPr>
       <w:r>
         <w:rPr>
           <w:rFonts w:ascii="Times New Roman" w:hAnsi="Times New Roman" w:eastAsia="Times New Roman"/>
           <w:b w:val="0"/>
           <w:i w:val="0"/>
-          <w:color w:val="181A1F"/>
-          <w:sz w:val="28"/>
-        </w:rPr>
-        <w:t xml:space="preserve">Представляется, что политические права являются инструментом борьбы за все иные права и свободы человека и гражданина. Они являются необходимым условием для реализации любых прав. &lt;…&gt; Сущность политических прав и свобод во многом зависит от специфики взаимоотношений между человеком и государством. Политические права и свободы включают следующие связи между государством и его гражданами: во-первых, право участвовать в управлении государством, во-вторых, право воздействовать на политические отношения. Политические права придают народу реальную значимость как первичному источнику власти, составляют органическую основу демократии и выступают как ценности, которыми власть должна ограничивать себя, и на которые должна ориентироваться. Именно с помощью политических прав гражданине становится участником политического процесса, получает возможность оказывать влияние на политическую жизнь общества, участвовать в формировании и осуществлении государственной власти. Политические права обеспечивают активную самореализацию человека в обществе. Они оказывают непосредственное влияние на прочность устоев конституционного строя, реальность его демократизма и уровень политической культуры населения. </w:t>
-      </w:r>
-    </w:p>
-    <w:p>
-      <w:pPr>
-        <w:widowControl/>
-        <w:spacing w:line="240" w:lineRule="auto" w:after="0"/>
-      </w:pPr>
-      <w:r>
-        <w:rPr>
-          <w:rFonts w:ascii="Times New Roman" w:hAnsi="Times New Roman" w:eastAsia="Times New Roman"/>
-          <w:b w:val="0"/>
-          <w:i w:val="0"/>
-          <w:color w:val="181A1F"/>
-          <w:sz w:val="28"/>
-        </w:rPr>
-        <w:t xml:space="preserve">В отличие от других прав человека, где личность выступает в качестве индивидуальности, обладающей неповторимыми и своеобразными особенностями (гражданские права), труженика и собственника (экономические права), участника социальной и культурной жизни (социальные и культурные права), в политических правах воплощаются интересы человека как политического деятеля, участника политических процессов, протекающих в обществе. </w:t>
-      </w:r>
-    </w:p>
-    <w:p>
-      <w:pPr>
-        <w:widowControl/>
-        <w:spacing w:line="240" w:lineRule="auto" w:after="0"/>
-      </w:pPr>
-      <w:r>
-        <w:rPr>
-          <w:rFonts w:ascii="Times New Roman" w:hAnsi="Times New Roman" w:eastAsia="Times New Roman"/>
-          <w:b w:val="0"/>
-          <w:i w:val="0"/>
-          <w:color w:val="181A1F"/>
-          <w:sz w:val="28"/>
-        </w:rPr>
-        <w:t xml:space="preserve">Важное отличие политических прав – их тесная связь с обладанием гражданством государства. Большинство политических прав и свобод, согласно Конституции Российской Федерации, признаются за гражданами. Однако, например, право на объединение, свобода мысли и слова гарантируются каждому человеку. (По С.А. Афанасьевой) </w:t>
-      </w:r>
-    </w:p>
-    <w:p>
-      <w:pPr>
-        <w:widowControl/>
-        <w:spacing w:line="240" w:lineRule="auto" w:after="0"/>
-      </w:pPr>
-      <w:r>
-        <w:rPr>
-          <w:rFonts w:ascii="Times New Roman" w:hAnsi="Times New Roman" w:eastAsia="Times New Roman"/>
-          <w:b w:val="0"/>
-          <w:i w:val="0"/>
-          <w:color w:val="181A1F"/>
-          <w:sz w:val="28"/>
-        </w:rPr>
-        <w:t xml:space="preserve">Как автор характеризует роль политических прав по отношению к другим правам человека? Какие две группы связей между государством и его гражданами включают политические права и свободы? Какие политические права принадлежат каждому человеку независимо от наличия гражданства конкретного государства? (Ответы на все вопросы даются только на основе текста.) </w:t>
-      </w:r>
-    </w:p>
-    <w:p>
-      <w:pPr>
-        <w:widowControl/>
-        <w:spacing w:line="240" w:lineRule="auto" w:after="0"/>
-      </w:pPr>
-      <w:r>
-        <w:rPr>
-          <w:rFonts w:ascii="Times New Roman" w:hAnsi="Times New Roman" w:eastAsia="Times New Roman"/>
-          <w:color w:val="181A1F"/>
           <w:sz w:val="28"/>
         </w:rPr>
         <w:t>Ответ:</w:t>
@@ -4778,93 +3801,39 @@
     </w:p>
     <w:p>
       <w:pPr>
-        <w:keepNext/>
-        <w:widowControl/>
-        <w:spacing w:line="240" w:lineRule="auto" w:after="0" w:before="120"/>
+        <w:keepNext w:val="0"/>
+        <w:spacing w:after="60" w:line="240" w:lineRule="auto"/>
+        <w:jc w:val="both"/>
       </w:pPr>
       <w:r>
         <w:rPr>
           <w:rFonts w:ascii="Times New Roman" w:hAnsi="Times New Roman" w:eastAsia="Times New Roman"/>
           <w:b/>
-          <w:color w:val="181A1F"/>
           <w:sz w:val="28"/>
         </w:rPr>
-        <w:t>19.</w:t>
+        <w:t xml:space="preserve">№20 </w:t>
       </w:r>
-    </w:p>
-    <w:p>
-      <w:pPr>
-        <w:widowControl/>
-        <w:spacing w:line="240" w:lineRule="auto" w:after="0"/>
-      </w:pPr>
       <w:r>
         <w:rPr>
           <w:rFonts w:ascii="Times New Roman" w:hAnsi="Times New Roman" w:eastAsia="Times New Roman"/>
           <w:b w:val="0"/>
           <w:i w:val="0"/>
-          <w:color w:val="181A1F"/>
           <w:sz w:val="28"/>
         </w:rPr>
-        <w:t xml:space="preserve">Конституция Российской Федерации определяет необходимое и должное поведение человека и гражданина. </w:t>
+        <w:t>На основании Конституции РФ конкретизируйте, как реализуются любые три принципа федерализма в нашей стране. (Сначала назовите принцип, а затем напишите пояснение. Каждый аргумент должен быть сформулирован как распространённое предложение).</w:t>
       </w:r>
     </w:p>
     <w:p>
       <w:pPr>
-        <w:widowControl/>
-        <w:spacing w:line="240" w:lineRule="auto" w:after="0"/>
+        <w:keepNext w:val="0"/>
+        <w:spacing w:after="60" w:line="240" w:lineRule="auto"/>
+        <w:jc w:val="both"/>
       </w:pPr>
       <w:r>
         <w:rPr>
           <w:rFonts w:ascii="Times New Roman" w:hAnsi="Times New Roman" w:eastAsia="Times New Roman"/>
           <w:b w:val="0"/>
           <w:i w:val="0"/>
-          <w:color w:val="181A1F"/>
-          <w:sz w:val="28"/>
-        </w:rPr>
-        <w:t>На основе положений Конституции Российской Федерации приведите три объяснения этой характеристики.</w:t>
-      </w:r>
-    </w:p>
-    <w:p>
-      <w:pPr>
-        <w:widowControl/>
-        <w:spacing w:line="240" w:lineRule="auto" w:after="0"/>
-      </w:pPr>
-      <w:r>
-        <w:rPr>
-          <w:rFonts w:ascii="Times New Roman" w:hAnsi="Times New Roman" w:eastAsia="Times New Roman"/>
-          <w:b w:val="0"/>
-          <w:i w:val="0"/>
-          <w:color w:val="181A1F"/>
-          <w:sz w:val="28"/>
-        </w:rPr>
-        <w:t xml:space="preserve">(Каждое объяснение должно быть сформулировано как распространённое предложение с опорой на конкретное положение Конституции Российской Федерации. </w:t>
-      </w:r>
-    </w:p>
-    <w:p>
-      <w:pPr>
-        <w:widowControl/>
-        <w:spacing w:line="240" w:lineRule="auto" w:after="0"/>
-      </w:pPr>
-      <w:r>
-        <w:rPr>
-          <w:rFonts w:ascii="Times New Roman" w:hAnsi="Times New Roman" w:eastAsia="Times New Roman"/>
-          <w:b w:val="0"/>
-          <w:i w:val="0"/>
-          <w:color w:val="181A1F"/>
-          <w:sz w:val="28"/>
-        </w:rPr>
-        <w:t>Обратите внимание на то, что правильное выполнение задания не требует указания в ответе номеров соответствующих статей Конституции и дословного воспроизведения их содержания.)</w:t>
-      </w:r>
-    </w:p>
-    <w:p>
-      <w:pPr>
-        <w:widowControl/>
-        <w:spacing w:line="240" w:lineRule="auto" w:after="0"/>
-      </w:pPr>
-      <w:r>
-        <w:rPr>
-          <w:rFonts w:ascii="Times New Roman" w:hAnsi="Times New Roman" w:eastAsia="Times New Roman"/>
-          <w:color w:val="181A1F"/>
           <w:sz w:val="28"/>
         </w:rPr>
         <w:t>Ответ:</w:t>
@@ -4872,93 +3841,127 @@
     </w:p>
     <w:p>
       <w:pPr>
-        <w:keepNext/>
-        <w:widowControl/>
-        <w:spacing w:line="240" w:lineRule="auto" w:after="0" w:before="120"/>
+        <w:keepNext w:val="0"/>
+        <w:spacing w:after="60" w:line="240" w:lineRule="auto"/>
+        <w:jc w:val="both"/>
       </w:pPr>
       <w:r>
         <w:rPr>
           <w:rFonts w:ascii="Times New Roman" w:hAnsi="Times New Roman" w:eastAsia="Times New Roman"/>
           <w:b/>
-          <w:color w:val="181A1F"/>
           <w:sz w:val="28"/>
         </w:rPr>
-        <w:t>20.</w:t>
+        <w:t xml:space="preserve">№21 </w:t>
       </w:r>
-    </w:p>
-    <w:p>
-      <w:pPr>
-        <w:widowControl/>
-        <w:spacing w:line="240" w:lineRule="auto" w:after="0"/>
-      </w:pPr>
       <w:r>
         <w:rPr>
           <w:rFonts w:ascii="Times New Roman" w:hAnsi="Times New Roman" w:eastAsia="Times New Roman"/>
           <w:b w:val="0"/>
           <w:i w:val="0"/>
-          <w:color w:val="181A1F"/>
           <w:sz w:val="28"/>
         </w:rPr>
-        <w:t>Конституция Российской Федерации определяет нематериальные блага, принадлежащие человеку и гражданину от рождения или в силу закона.</w:t>
+        <w:t>На графике изображено изменение ситуации на рынке кожаной обуви. Кривая спроса переместилась из положения D в положение D₁ при неизменном предложении S. (На графике P — цена товара; Q — количество товара.)</w:t>
       </w:r>
     </w:p>
     <w:p>
       <w:pPr>
-        <w:widowControl/>
-        <w:spacing w:line="240" w:lineRule="auto" w:after="0"/>
+        <w:spacing w:after="80"/>
+        <w:jc w:val="center"/>
+      </w:pPr>
+      <w:r>
+        <w:drawing>
+          <wp:inline xmlns:a="http://schemas.openxmlformats.org/drawingml/2006/main" xmlns:pic="http://schemas.openxmlformats.org/drawingml/2006/picture">
+            <wp:extent cx="3348000" cy="3348000"/>
+            <wp:docPr id="2" name="Picture 2"/>
+            <wp:cNvGraphicFramePr>
+              <a:graphicFrameLocks noChangeAspect="1"/>
+            </wp:cNvGraphicFramePr>
+            <a:graphic>
+              <a:graphicData uri="http://schemas.openxmlformats.org/drawingml/2006/picture">
+                <pic:pic>
+                  <pic:nvPicPr>
+                    <pic:cNvPr id="0" name="asset-0032.png"/>
+                    <pic:cNvPicPr/>
+                  </pic:nvPicPr>
+                  <pic:blipFill>
+                    <a:blip r:embed="rId10"/>
+                    <a:stretch>
+                      <a:fillRect/>
+                    </a:stretch>
+                  </pic:blipFill>
+                  <pic:spPr>
+                    <a:xfrm>
+                      <a:off x="0" y="0"/>
+                      <a:ext cx="3348000" cy="3348000"/>
+                    </a:xfrm>
+                    <a:prstGeom prst="rect"/>
+                  </pic:spPr>
+                </pic:pic>
+              </a:graphicData>
+            </a:graphic>
+          </wp:inline>
+        </w:drawing>
+      </w:r>
+    </w:p>
+    <w:p>
+      <w:pPr>
+        <w:keepNext w:val="0"/>
+        <w:spacing w:after="60" w:line="240" w:lineRule="auto"/>
+        <w:jc w:val="both"/>
       </w:pPr>
       <w:r>
         <w:rPr>
           <w:rFonts w:ascii="Times New Roman" w:hAnsi="Times New Roman" w:eastAsia="Times New Roman"/>
           <w:b w:val="0"/>
           <w:i w:val="0"/>
-          <w:color w:val="181A1F"/>
           <w:sz w:val="28"/>
         </w:rPr>
-        <w:t>На основе положений Конституции Российской Федерации приведите три объяснения этой характеристики.</w:t>
+        <w:t xml:space="preserve">Как изменилась равновесная цена? </w:t>
       </w:r>
     </w:p>
     <w:p>
       <w:pPr>
-        <w:widowControl/>
-        <w:spacing w:line="240" w:lineRule="auto" w:after="0"/>
+        <w:keepNext w:val="0"/>
+        <w:spacing w:after="60" w:line="240" w:lineRule="auto"/>
+        <w:jc w:val="both"/>
       </w:pPr>
       <w:r>
         <w:rPr>
           <w:rFonts w:ascii="Times New Roman" w:hAnsi="Times New Roman" w:eastAsia="Times New Roman"/>
           <w:b w:val="0"/>
           <w:i w:val="0"/>
-          <w:color w:val="181A1F"/>
           <w:sz w:val="28"/>
         </w:rPr>
-        <w:t>(Каждое объяснение должно быть приведено как распространённое предложение с опорой на конкретное положение Конституции Российской Федерации.</w:t>
+        <w:t>Что могло вызвать изменение спроса? Сначала укажите любое одно обстоятельство (фактор), затем объясните его влияние на спрос (обязательно укажите характер изменения спроса). (Объяснение должно быть дано применительно к рынку, указанному в тексте задания.)</w:t>
       </w:r>
     </w:p>
     <w:p>
       <w:pPr>
-        <w:widowControl/>
-        <w:spacing w:line="240" w:lineRule="auto" w:after="0"/>
+        <w:keepNext w:val="0"/>
+        <w:spacing w:after="60" w:line="240" w:lineRule="auto"/>
+        <w:jc w:val="both"/>
       </w:pPr>
       <w:r>
         <w:rPr>
           <w:rFonts w:ascii="Times New Roman" w:hAnsi="Times New Roman" w:eastAsia="Times New Roman"/>
           <w:b w:val="0"/>
           <w:i w:val="0"/>
-          <w:color w:val="181A1F"/>
           <w:sz w:val="28"/>
         </w:rPr>
-        <w:t>Обратите внимание на то, что правильное выполнение задания не требует указания в ответе номеров соответствующих статей Конституции и дословного воспроизведения их содержания.)</w:t>
+        <w:t>Как изменятся предложение и равновесная цена на данном рынке, если при прочих равных условиях откроется новая фабрика кожаной обуви?</w:t>
       </w:r>
     </w:p>
     <w:p>
       <w:pPr>
-        <w:widowControl/>
-        <w:spacing w:line="240" w:lineRule="auto" w:after="0"/>
+        <w:keepNext w:val="0"/>
+        <w:spacing w:after="60" w:line="240" w:lineRule="auto"/>
+        <w:jc w:val="both"/>
       </w:pPr>
       <w:r>
         <w:rPr>
           <w:rFonts w:ascii="Times New Roman" w:hAnsi="Times New Roman" w:eastAsia="Times New Roman"/>
-          <w:color w:val="181A1F"/>
+          <w:b w:val="0"/>
+          <w:i w:val="0"/>
           <w:sz w:val="28"/>
         </w:rPr>
         <w:t>Ответ:</w:t>
@@ -4966,45 +3969,55 @@
     </w:p>
     <w:p>
       <w:pPr>
-        <w:keepNext/>
-        <w:widowControl/>
-        <w:spacing w:line="240" w:lineRule="auto" w:after="0" w:before="120"/>
+        <w:keepNext w:val="0"/>
+        <w:spacing w:after="60" w:line="240" w:lineRule="auto"/>
+        <w:jc w:val="both"/>
       </w:pPr>
       <w:r>
         <w:rPr>
           <w:rFonts w:ascii="Times New Roman" w:hAnsi="Times New Roman" w:eastAsia="Times New Roman"/>
           <w:b/>
-          <w:color w:val="181A1F"/>
           <w:sz w:val="28"/>
         </w:rPr>
-        <w:t>21.</w:t>
+        <w:t xml:space="preserve">№22 </w:t>
       </w:r>
-    </w:p>
-    <w:p>
-      <w:pPr>
-        <w:widowControl/>
-        <w:spacing w:line="240" w:lineRule="auto" w:after="0"/>
-      </w:pPr>
       <w:r>
         <w:rPr>
           <w:rFonts w:ascii="Times New Roman" w:hAnsi="Times New Roman" w:eastAsia="Times New Roman"/>
           <w:b w:val="0"/>
           <w:i w:val="0"/>
-          <w:color w:val="181A1F"/>
           <w:sz w:val="28"/>
         </w:rPr>
-        <w:t>Используя обществоведческие знания, на примере РФ покажите любые три способа обеспечения стабильности конституции, её защиты. (В каждом случае сначала укажите способ, затем приведите соответствующий пример. Каждый пример должен быть сформулирован развёрнуто.)</w:t>
+        <w:t>Феликс, 28-летний дееспособный гражданин иностранного государства, имеющий законный источник средств к существованию, решил обратиться с заявлением о приеме в гражданство Российской Федерации в общем порядке.</w:t>
       </w:r>
     </w:p>
     <w:p>
       <w:pPr>
-        <w:widowControl/>
-        <w:spacing w:line="240" w:lineRule="auto" w:after="0"/>
+        <w:keepNext w:val="0"/>
+        <w:spacing w:after="60" w:line="240" w:lineRule="auto"/>
+        <w:jc w:val="both"/>
       </w:pPr>
       <w:r>
         <w:rPr>
           <w:rFonts w:ascii="Times New Roman" w:hAnsi="Times New Roman" w:eastAsia="Times New Roman"/>
-          <w:color w:val="181A1F"/>
+          <w:b w:val="0"/>
+          <w:i w:val="0"/>
+          <w:sz w:val="28"/>
+        </w:rPr>
+        <w:t>Какие условия приема в гражданство РФ? (Укажите любые два требования, кроме названных в условии задачи.) В ведении какого субъекта государственной власти согласно Конституции РФ находится решение вопросов российского гражданства? Какие личные (гражданские) права есть у граждан РФ? (Назовите любые два таких права.) Какие основания приобретения гражданства РФ (кроме упомянутого в условии) установлены законодательством? (Назовите любые два основания.)</w:t>
+      </w:r>
+    </w:p>
+    <w:p>
+      <w:pPr>
+        <w:keepNext w:val="0"/>
+        <w:spacing w:after="60" w:line="240" w:lineRule="auto"/>
+        <w:jc w:val="both"/>
+      </w:pPr>
+      <w:r>
+        <w:rPr>
+          <w:rFonts w:ascii="Times New Roman" w:hAnsi="Times New Roman" w:eastAsia="Times New Roman"/>
+          <w:b w:val="0"/>
+          <w:i w:val="0"/>
           <w:sz w:val="28"/>
         </w:rPr>
         <w:t>Ответ:</w:t>
@@ -5012,45 +4025,87 @@
     </w:p>
     <w:p>
       <w:pPr>
-        <w:keepNext/>
-        <w:widowControl/>
-        <w:spacing w:line="240" w:lineRule="auto" w:after="0" w:before="120"/>
+        <w:keepNext w:val="0"/>
+        <w:spacing w:after="60" w:line="240" w:lineRule="auto"/>
+        <w:jc w:val="both"/>
       </w:pPr>
       <w:r>
         <w:rPr>
           <w:rFonts w:ascii="Times New Roman" w:hAnsi="Times New Roman" w:eastAsia="Times New Roman"/>
           <w:b/>
-          <w:color w:val="181A1F"/>
           <w:sz w:val="28"/>
         </w:rPr>
-        <w:t>22.</w:t>
+        <w:t xml:space="preserve">№23 </w:t>
       </w:r>
-    </w:p>
-    <w:p>
-      <w:pPr>
-        <w:widowControl/>
-        <w:spacing w:line="240" w:lineRule="auto" w:after="0"/>
-      </w:pPr>
       <w:r>
         <w:rPr>
           <w:rFonts w:ascii="Times New Roman" w:hAnsi="Times New Roman" w:eastAsia="Times New Roman"/>
           <w:b w:val="0"/>
           <w:i w:val="0"/>
-          <w:color w:val="181A1F"/>
           <w:sz w:val="28"/>
         </w:rPr>
-        <w:t>Используя обществоведческие знания, составьте сложный план, позволяющий раскрыть по существу тему «Правительство РФ как высший орган и институт исполнительной власти РФ». Сложный план должен содержать не менее трёх пунктов, непосредственно раскрывающих тему по существу, из которых два или более детализированы в подпунктах. (Количество подпунктов каждого детализированного пункта должно быть не менее трёх, за исключением случаев, когда с точки зрения общественных наук возможны только два подпункта.)</w:t>
+        <w:t xml:space="preserve">В Российской Федерации признается и гарантируется местное самоуправление. </w:t>
       </w:r>
     </w:p>
     <w:p>
       <w:pPr>
-        <w:widowControl/>
-        <w:spacing w:line="240" w:lineRule="auto" w:after="0"/>
+        <w:keepNext w:val="0"/>
+        <w:spacing w:after="60" w:line="240" w:lineRule="auto"/>
+        <w:jc w:val="both"/>
       </w:pPr>
       <w:r>
         <w:rPr>
           <w:rFonts w:ascii="Times New Roman" w:hAnsi="Times New Roman" w:eastAsia="Times New Roman"/>
-          <w:color w:val="181A1F"/>
+          <w:b w:val="0"/>
+          <w:i w:val="0"/>
+          <w:sz w:val="28"/>
+        </w:rPr>
+        <w:t xml:space="preserve">На основе положений Конституции Российской Федерации сформулируйте три подтверждения этой характеристики. </w:t>
+      </w:r>
+    </w:p>
+    <w:p>
+      <w:pPr>
+        <w:keepNext w:val="0"/>
+        <w:spacing w:after="60" w:line="240" w:lineRule="auto"/>
+        <w:jc w:val="both"/>
+      </w:pPr>
+      <w:r>
+        <w:rPr>
+          <w:rFonts w:ascii="Times New Roman" w:hAnsi="Times New Roman" w:eastAsia="Times New Roman"/>
+          <w:b w:val="0"/>
+          <w:i w:val="0"/>
+          <w:sz w:val="28"/>
+        </w:rPr>
+        <w:t xml:space="preserve">(Каждое подтверждение должно быть сформулировано как распространённое предложение с опорой на конкретное положение Конституции Российской Федерации. </w:t>
+      </w:r>
+    </w:p>
+    <w:p>
+      <w:pPr>
+        <w:keepNext w:val="0"/>
+        <w:spacing w:after="60" w:line="240" w:lineRule="auto"/>
+        <w:jc w:val="both"/>
+      </w:pPr>
+      <w:r>
+        <w:rPr>
+          <w:rFonts w:ascii="Times New Roman" w:hAnsi="Times New Roman" w:eastAsia="Times New Roman"/>
+          <w:b w:val="0"/>
+          <w:i w:val="0"/>
+          <w:sz w:val="28"/>
+        </w:rPr>
+        <w:t>Обращаем внимание, что правильное выполнение задания не требует указания в ответе номеров соответствующих статей Конституции и дословного воспроизведения их содержания.)</w:t>
+      </w:r>
+    </w:p>
+    <w:p>
+      <w:pPr>
+        <w:keepNext w:val="0"/>
+        <w:spacing w:after="60" w:line="240" w:lineRule="auto"/>
+        <w:jc w:val="both"/>
+      </w:pPr>
+      <w:r>
+        <w:rPr>
+          <w:rFonts w:ascii="Times New Roman" w:hAnsi="Times New Roman" w:eastAsia="Times New Roman"/>
+          <w:b w:val="0"/>
+          <w:i w:val="0"/>
           <w:sz w:val="28"/>
         </w:rPr>
         <w:t>Ответ:</w:t>
@@ -5058,93 +4113,39 @@
     </w:p>
     <w:p>
       <w:pPr>
-        <w:keepNext/>
-        <w:widowControl/>
-        <w:spacing w:line="240" w:lineRule="auto" w:after="0" w:before="120"/>
+        <w:keepNext w:val="0"/>
+        <w:spacing w:after="60" w:line="240" w:lineRule="auto"/>
+        <w:jc w:val="both"/>
       </w:pPr>
       <w:r>
         <w:rPr>
           <w:rFonts w:ascii="Times New Roman" w:hAnsi="Times New Roman" w:eastAsia="Times New Roman"/>
           <w:b/>
-          <w:color w:val="181A1F"/>
           <w:sz w:val="28"/>
         </w:rPr>
-        <w:t>23.</w:t>
+        <w:t xml:space="preserve">№24 </w:t>
       </w:r>
-    </w:p>
-    <w:p>
-      <w:pPr>
-        <w:widowControl/>
-        <w:spacing w:line="240" w:lineRule="auto" w:after="0"/>
-      </w:pPr>
       <w:r>
         <w:rPr>
           <w:rFonts w:ascii="Times New Roman" w:hAnsi="Times New Roman" w:eastAsia="Times New Roman"/>
           <w:b w:val="0"/>
           <w:i w:val="0"/>
-          <w:color w:val="181A1F"/>
           <w:sz w:val="28"/>
         </w:rPr>
-        <w:t>Конституция Российской Федерации закрепляет основы конституционного строя нашего государства, права и свободы человека и гражданина.</w:t>
+        <w:t>Используя обществоведческие знания, составьте сложный план, позволяющий раскрыть по существу тему «Институт президентства в РФ». Сложный план должен содержать не менее трёх непосредственно раскрывающих тему по существу пунктов, детализированных в подпунктах. (Количество подпунктов каждого детализированного пункта должно быть не менее трёх, за исключением случаев, когда с точки зрения общественных наук возможны только два подпункта.)</w:t>
       </w:r>
     </w:p>
     <w:p>
       <w:pPr>
-        <w:widowControl/>
-        <w:spacing w:line="240" w:lineRule="auto" w:after="0"/>
+        <w:keepNext w:val="0"/>
+        <w:spacing w:after="60" w:line="240" w:lineRule="auto"/>
+        <w:jc w:val="both"/>
       </w:pPr>
       <w:r>
         <w:rPr>
           <w:rFonts w:ascii="Times New Roman" w:hAnsi="Times New Roman" w:eastAsia="Times New Roman"/>
           <w:b w:val="0"/>
           <w:i w:val="0"/>
-          <w:color w:val="181A1F"/>
-          <w:sz w:val="28"/>
-        </w:rPr>
-        <w:t>На основе положений Конституции Российской Федерации объясните смысл следующих принципов конституционного строя нашего государства: 1) приоритет прав и свобод человека; 2) федерализм; 3) разделение властей.</w:t>
-      </w:r>
-    </w:p>
-    <w:p>
-      <w:pPr>
-        <w:widowControl/>
-        <w:spacing w:line="240" w:lineRule="auto" w:after="0"/>
-      </w:pPr>
-      <w:r>
-        <w:rPr>
-          <w:rFonts w:ascii="Times New Roman" w:hAnsi="Times New Roman" w:eastAsia="Times New Roman"/>
-          <w:b w:val="0"/>
-          <w:i w:val="0"/>
-          <w:color w:val="181A1F"/>
-          <w:sz w:val="28"/>
-        </w:rPr>
-        <w:t>(Каждое объяснение должно быть сформулировано как распространённое предложение с опорой на конкретное положение Конституции Российской Федерации.</w:t>
-      </w:r>
-    </w:p>
-    <w:p>
-      <w:pPr>
-        <w:widowControl/>
-        <w:spacing w:line="240" w:lineRule="auto" w:after="0"/>
-      </w:pPr>
-      <w:r>
-        <w:rPr>
-          <w:rFonts w:ascii="Times New Roman" w:hAnsi="Times New Roman" w:eastAsia="Times New Roman"/>
-          <w:b w:val="0"/>
-          <w:i w:val="0"/>
-          <w:color w:val="181A1F"/>
-          <w:sz w:val="28"/>
-        </w:rPr>
-        <w:t>Обратите внимание на то, что правильное выполнение задания не требует указания в ответе номеров соответствующих статей Конституции и дословного воспроизведения их содержания.)</w:t>
-      </w:r>
-    </w:p>
-    <w:p>
-      <w:pPr>
-        <w:widowControl/>
-        <w:spacing w:line="240" w:lineRule="auto" w:after="0"/>
-      </w:pPr>
-      <w:r>
-        <w:rPr>
-          <w:rFonts w:ascii="Times New Roman" w:hAnsi="Times New Roman" w:eastAsia="Times New Roman"/>
-          <w:color w:val="181A1F"/>
           <w:sz w:val="28"/>
         </w:rPr>
         <w:t>Ответ:</w:t>
@@ -5152,177 +4153,84 @@
     </w:p>
     <w:p>
       <w:pPr>
-        <w:keepNext/>
-        <w:widowControl/>
-        <w:spacing w:line="240" w:lineRule="auto" w:after="0" w:before="120"/>
+        <w:keepNext w:val="0"/>
+        <w:spacing w:after="60" w:line="240" w:lineRule="auto"/>
+        <w:jc w:val="both"/>
       </w:pPr>
       <w:r>
         <w:rPr>
           <w:rFonts w:ascii="Times New Roman" w:hAnsi="Times New Roman" w:eastAsia="Times New Roman"/>
           <w:b/>
-          <w:color w:val="181A1F"/>
           <w:sz w:val="28"/>
         </w:rPr>
-        <w:t>24.</w:t>
+        <w:t xml:space="preserve">№25 </w:t>
       </w:r>
-    </w:p>
-    <w:p>
-      <w:pPr>
-        <w:widowControl/>
-        <w:spacing w:line="240" w:lineRule="auto" w:after="0"/>
-      </w:pPr>
       <w:r>
         <w:rPr>
           <w:rFonts w:ascii="Times New Roman" w:hAnsi="Times New Roman" w:eastAsia="Times New Roman"/>
           <w:b w:val="0"/>
           <w:i w:val="0"/>
-          <w:color w:val="181A1F"/>
           <w:sz w:val="28"/>
         </w:rPr>
-        <w:t xml:space="preserve">Отслуживший в рядах Вооружённых Сил Российской Федерации Андрей К. учится на 3 курсе технического университета. В свободное от учёбы время он работает в конструкторском бюро. Заработная плата выплачивается Андрею К. в виде фиксированной суммы. Андрей К. занимает активную гражданскую позицию, во время каникул Андрей К. на личном автомобиле возит гуманитарную помощь жителям Донбасса. </w:t>
+        <w:t>Обоснуйте необходимость разграничения полномочий между федеральными органами и органами субъектов Российской Федерации. (Обоснование должно быть дано с опорой на обществоведческие знания в нескольких связанных между собой распространенных предложениях, раскрывать причинно-следственные и(или) функциональные связи.)</w:t>
       </w:r>
     </w:p>
     <w:p>
       <w:pPr>
-        <w:widowControl/>
-        <w:spacing w:line="240" w:lineRule="auto" w:after="0"/>
+        <w:keepNext w:val="0"/>
+        <w:spacing w:after="60" w:line="240" w:lineRule="auto"/>
+        <w:jc w:val="both"/>
       </w:pPr>
       <w:r>
         <w:rPr>
           <w:rFonts w:ascii="Times New Roman" w:hAnsi="Times New Roman" w:eastAsia="Times New Roman"/>
           <w:b w:val="0"/>
           <w:i w:val="0"/>
-          <w:color w:val="181A1F"/>
           <w:sz w:val="28"/>
         </w:rPr>
-        <w:t>Образование какого уровня получает Андрей К.? Какую форму денежной оплаты труда иллюстрирует приведённый пример? Какая конституционная обязанность связана с получением заработной платы? Какое нравственное качество и традиционная духовно-нравственная ценность проявляется в описанной в задании деятельности Андрея К.?</w:t>
+        <w:t>Какие вопросы находятся в совместном ведении федерального центра и субъекта? (Назовите любые три вопроса.)</w:t>
       </w:r>
     </w:p>
     <w:p>
       <w:pPr>
-        <w:widowControl/>
-        <w:spacing w:line="240" w:lineRule="auto" w:after="0"/>
+        <w:keepNext w:val="0"/>
+        <w:spacing w:after="60" w:line="240" w:lineRule="auto"/>
+        <w:jc w:val="both"/>
       </w:pPr>
       <w:r>
         <w:rPr>
           <w:rFonts w:ascii="Times New Roman" w:hAnsi="Times New Roman" w:eastAsia="Times New Roman"/>
-          <w:color w:val="181A1F"/>
+          <w:b w:val="0"/>
+          <w:i w:val="0"/>
+          <w:sz w:val="28"/>
+        </w:rPr>
+        <w:t>Приведите по одному примеру, иллюстрирующему участие федерального центра и субъекта Федерации в решении каждого из этих вопросов (На примере субъекта, в котором Вы живёте.) (Каждый пример должен быть сформулирован развёрнуто.)</w:t>
+      </w:r>
+    </w:p>
+    <w:p>
+      <w:pPr>
+        <w:keepNext w:val="0"/>
+        <w:spacing w:after="60" w:line="240" w:lineRule="auto"/>
+        <w:jc w:val="both"/>
+      </w:pPr>
+      <w:r>
+        <w:rPr>
+          <w:rFonts w:ascii="Times New Roman" w:hAnsi="Times New Roman" w:eastAsia="Times New Roman"/>
+          <w:b w:val="0"/>
+          <w:i w:val="0"/>
           <w:sz w:val="28"/>
         </w:rPr>
         <w:t>Ответ:</w:t>
       </w:r>
     </w:p>
-    <w:p>
-      <w:pPr>
-        <w:keepNext/>
-        <w:widowControl/>
-        <w:spacing w:line="240" w:lineRule="auto" w:after="0" w:before="120"/>
-      </w:pPr>
-      <w:r>
-        <w:rPr>
-          <w:rFonts w:ascii="Times New Roman" w:hAnsi="Times New Roman" w:eastAsia="Times New Roman"/>
-          <w:b/>
-          <w:color w:val="181A1F"/>
-          <w:sz w:val="28"/>
-        </w:rPr>
-        <w:t>25.</w:t>
-      </w:r>
-    </w:p>
-    <w:p>
-      <w:pPr>
-        <w:widowControl/>
-        <w:spacing w:line="240" w:lineRule="auto" w:after="0"/>
-      </w:pPr>
-      <w:r>
-        <w:rPr>
-          <w:rFonts w:ascii="Times New Roman" w:hAnsi="Times New Roman" w:eastAsia="Times New Roman"/>
-          <w:b w:val="0"/>
-          <w:i w:val="0"/>
-          <w:color w:val="181A1F"/>
-          <w:sz w:val="28"/>
-        </w:rPr>
-        <w:t>1) Обоснуйте необходимость государственной защиты свободы совести. (Обоснование должно быть дано с опорой на обществоведческие знания в нескольких связанных между собой распространённых предложениях, раскрывать причинно- следственные и(или) функциональные связи.)</w:t>
-      </w:r>
-    </w:p>
-    <w:p>
-      <w:pPr>
-        <w:widowControl/>
-        <w:spacing w:line="240" w:lineRule="auto" w:after="0"/>
-      </w:pPr>
-      <w:r>
-        <w:rPr>
-          <w:rFonts w:ascii="Times New Roman" w:hAnsi="Times New Roman" w:eastAsia="Times New Roman"/>
-          <w:b w:val="0"/>
-          <w:i w:val="0"/>
-          <w:color w:val="181A1F"/>
-          <w:sz w:val="28"/>
-        </w:rPr>
-        <w:t>2) Какие есть характеристики светского государства? (Назовите любые три такие характеристики).</w:t>
-      </w:r>
-    </w:p>
-    <w:p>
-      <w:pPr>
-        <w:widowControl/>
-        <w:spacing w:line="240" w:lineRule="auto" w:after="0"/>
-      </w:pPr>
-      <w:r>
-        <w:rPr>
-          <w:rFonts w:ascii="Times New Roman" w:hAnsi="Times New Roman" w:eastAsia="Times New Roman"/>
-          <w:b w:val="0"/>
-          <w:i w:val="0"/>
-          <w:color w:val="181A1F"/>
-          <w:sz w:val="28"/>
-        </w:rPr>
-        <w:t>3) Приведите в качестве примеров три факта, отражающие черты светского государства в Российской Федерации. (Каждый пример должен быть сформулирован развернуто).</w:t>
-      </w:r>
-    </w:p>
-    <w:p>
-      <w:pPr>
-        <w:widowControl/>
-        <w:spacing w:line="240" w:lineRule="auto" w:after="0"/>
-      </w:pPr>
-      <w:r>
-        <w:rPr>
-          <w:rFonts w:ascii="Times New Roman" w:hAnsi="Times New Roman" w:eastAsia="Times New Roman"/>
-          <w:color w:val="181A1F"/>
-          <w:sz w:val="28"/>
-        </w:rPr>
-        <w:t>Ответ:</w:t>
-      </w:r>
-    </w:p>
-    <w:p>
-      <w:pPr>
-        <w:widowControl/>
-        <w:spacing w:line="240" w:lineRule="auto" w:after="0"/>
-      </w:pPr>
-      <w:r>
-        <w:rPr>
-          <w:rFonts w:ascii="Times New Roman" w:hAnsi="Times New Roman" w:eastAsia="Times New Roman"/>
-          <w:color w:val="181A1F"/>
-          <w:sz w:val="28"/>
-        </w:rPr>
-        <w:br w:type="page"/>
-      </w:r>
-    </w:p>
     <w:sectPr>
-      <w:footerReference w:type="default" r:id="rId9"/>
-      <w:pgSz w:w="11906" w:h="16838"/>
-      <w:pgMar w:top="935" w:right="879" w:bottom="879" w:left="992" w:header="397" w:footer="397" w:gutter="0"/>
+      <w:pgSz w:w="12240" w:h="15840"/>
+      <w:pgMar w:top="964" w:right="850" w:bottom="964" w:left="1134" w:header="720" w:footer="720" w:gutter="0"/>
       <w:cols w:space="720"/>
       <w:docGrid w:linePitch="360"/>
     </w:sectPr>
   </w:body>
 </w:document>
-</file>
-
-<file path=word/footer1.xml><?xml version="1.0" encoding="utf-8"?>
-<w:ftr xmlns:m="http://schemas.openxmlformats.org/officeDocument/2006/math" xmlns:mc="http://schemas.openxmlformats.org/markup-compatibility/2006" xmlns:mo="http://schemas.microsoft.com/office/mac/office/2008/main" xmlns:mv="urn:schemas-microsoft-com:mac:vml" xmlns:o="urn:schemas-microsoft-com:office:office" xmlns:r="http://schemas.openxmlformats.org/officeDocument/2006/relationships" xmlns:v="urn:schemas-microsoft-com:vml" xmlns:w10="urn:schemas-microsoft-com:office:word" xmlns:w14="http://schemas.microsoft.com/office/word/2010/wordml" xmlns:w="http://schemas.openxmlformats.org/wordprocessingml/2006/main" xmlns:wne="http://schemas.microsoft.com/office/word/2006/wordml" xmlns:wp14="http://schemas.microsoft.com/office/word/2010/wordprocessingDrawing" xmlns:wp="http://schemas.openxmlformats.org/drawingml/2006/wordprocessingDrawing" xmlns:wpc="http://schemas.microsoft.com/office/word/2010/wordprocessingCanvas" xmlns:wpg="http://schemas.microsoft.com/office/word/2010/wordprocessingGroup" xmlns:wpi="http://schemas.microsoft.com/office/word/2010/wordprocessingInk" xmlns:wps="http://schemas.microsoft.com/office/word/2010/wordprocessingShape" mc:Ignorable="w14 wp14">
-  <w:p>
-    <w:pPr>
-      <w:pStyle w:val="Footer"/>
-    </w:pPr>
-  </w:p>
-</w:ftr>
 </file>
 
 <file path=word/numbering.xml><?xml version="1.0" encoding="utf-8"?>
@@ -5689,11 +4597,10 @@
     <w:qFormat/>
     <w:rsid w:val="00FC693F"/>
     <w:pPr>
-      <w:spacing w:after="0" w:line="240" w:lineRule="auto"/>
+      <w:spacing w:after="60" w:line="240" w:lineRule="auto"/>
     </w:pPr>
     <w:rPr>
-      <w:rFonts w:ascii="Times New Roman" w:hAnsi="Times New Roman"/>
-      <w:color w:val="181A1F"/>
+      <w:rFonts w:ascii="Times New Roman" w:hAnsi="Times New Roman" w:eastAsia="Times New Roman"/>
       <w:sz w:val="28"/>
     </w:rPr>
   </w:style>
@@ -5756,10 +4663,10 @@
       <w:outlineLvl w:val="0"/>
     </w:pPr>
     <w:rPr>
-      <w:rFonts w:asciiTheme="majorHAnsi" w:eastAsiaTheme="majorEastAsia" w:hAnsiTheme="majorHAnsi" w:cstheme="majorBidi" w:ascii="Times New Roman" w:hAnsi="Times New Roman"/>
+      <w:rFonts w:asciiTheme="majorHAnsi" w:eastAsiaTheme="majorEastAsia" w:hAnsiTheme="majorHAnsi" w:cstheme="majorBidi"/>
       <w:b/>
       <w:bCs/>
-      <w:color w:val="181A1F"/>
+      <w:color w:val="365F91" w:themeColor="accent1" w:themeShade="BF"/>
       <w:sz w:val="28"/>
       <w:szCs w:val="28"/>
     </w:rPr>
@@ -5780,7 +4687,7 @@
       <w:outlineLvl w:val="1"/>
     </w:pPr>
     <w:rPr>
-      <w:rFonts w:asciiTheme="majorHAnsi" w:eastAsiaTheme="majorEastAsia" w:hAnsiTheme="majorHAnsi" w:cstheme="majorBidi" w:ascii="Arial" w:hAnsi="Arial"/>
+      <w:rFonts w:asciiTheme="majorHAnsi" w:eastAsiaTheme="majorEastAsia" w:hAnsiTheme="majorHAnsi" w:cstheme="majorBidi"/>
       <w:b/>
       <w:bCs/>
       <w:color w:val="4F81BD" w:themeColor="accent1"/>
@@ -6045,7 +4952,7 @@
       <w:contextualSpacing/>
     </w:pPr>
     <w:rPr>
-      <w:rFonts w:asciiTheme="majorHAnsi" w:eastAsiaTheme="majorEastAsia" w:hAnsiTheme="majorHAnsi" w:cstheme="majorBidi" w:ascii="Arial" w:hAnsi="Arial"/>
+      <w:rFonts w:asciiTheme="majorHAnsi" w:eastAsiaTheme="majorEastAsia" w:hAnsiTheme="majorHAnsi" w:cstheme="majorBidi"/>
       <w:color w:val="17365D" w:themeColor="text2" w:themeShade="BF"/>
       <w:spacing w:val="5"/>
       <w:kern w:val="28"/>
